--- a/docs/roadmap.docx
+++ b/docs/roadmap.docx
@@ -298,6 +298,7 @@
         <w:rPr>
           <w:sz w:val="32"/>
           <w:szCs w:val="32"/>
+          <w:highlight w:val="green"/>
         </w:rPr>
         <w:t>Interpolation</w:t>
       </w:r>
@@ -406,6 +407,7 @@
         <w:rPr>
           <w:sz w:val="32"/>
           <w:szCs w:val="32"/>
+          <w:highlight w:val="green"/>
         </w:rPr>
         <w:t>Visualization</w:t>
       </w:r>
@@ -498,6 +500,7 @@
         <w:rPr>
           <w:sz w:val="32"/>
           <w:szCs w:val="32"/>
+          <w:highlight w:val="green"/>
         </w:rPr>
         <w:t>ForecastPipeline</w:t>
       </w:r>
@@ -882,6 +885,7 @@
         <w:rPr>
           <w:sz w:val="32"/>
           <w:szCs w:val="32"/>
+          <w:highlight w:val="yellow"/>
         </w:rPr>
         <w:t>Bayesian uncertainty</w:t>
       </w:r>
@@ -944,6 +948,2803 @@
           <w:szCs w:val="32"/>
         </w:rPr>
         <w:t>Remaining Useful Life (RUL)</w:t>
+      </w:r>
+    </w:p>
+    <w:p>
+      <w:pPr>
+        <w:spacing w:after="0" w:line="240" w:lineRule="auto"/>
+        <w:rPr>
+          <w:sz w:val="32"/>
+          <w:szCs w:val="32"/>
+        </w:rPr>
+      </w:pPr>
+    </w:p>
+    <w:p>
+      <w:pPr>
+        <w:rPr>
+          <w:sz w:val="32"/>
+          <w:szCs w:val="32"/>
+        </w:rPr>
+      </w:pPr>
+      <w:r>
+        <w:rPr>
+          <w:sz w:val="32"/>
+          <w:szCs w:val="32"/>
+        </w:rPr>
+        <w:br w:type="page"/>
+      </w:r>
+    </w:p>
+    <w:p>
+      <w:pPr>
+        <w:spacing w:after="0" w:line="240" w:lineRule="auto"/>
+        <w:rPr>
+          <w:sz w:val="32"/>
+          <w:szCs w:val="32"/>
+        </w:rPr>
+      </w:pPr>
+      <w:r>
+        <w:rPr>
+          <w:b/>
+          <w:bCs/>
+          <w:sz w:val="32"/>
+          <w:szCs w:val="32"/>
+        </w:rPr>
+        <w:lastRenderedPageBreak/>
+        <w:t>Sprint 1</w:t>
+      </w:r>
+      <w:r>
+        <w:rPr>
+          <w:b/>
+          <w:bCs/>
+          <w:sz w:val="32"/>
+          <w:szCs w:val="32"/>
+        </w:rPr>
+        <w:t>:</w:t>
+      </w:r>
+      <w:r>
+        <w:rPr>
+          <w:sz w:val="32"/>
+          <w:szCs w:val="32"/>
+        </w:rPr>
+        <w:t xml:space="preserve">  </w:t>
+      </w:r>
+      <w:r>
+        <w:rPr>
+          <w:rFonts w:ascii="Segoe UI Symbol" w:hAnsi="Segoe UI Symbol" w:cs="Segoe UI Symbol"/>
+          <w:sz w:val="32"/>
+          <w:szCs w:val="32"/>
+        </w:rPr>
+        <w:t>✓</w:t>
+      </w:r>
+      <w:r>
+        <w:rPr>
+          <w:sz w:val="32"/>
+          <w:szCs w:val="32"/>
+        </w:rPr>
+        <w:t xml:space="preserve"> </w:t>
+      </w:r>
+      <w:r>
+        <w:rPr>
+          <w:b/>
+          <w:bCs/>
+          <w:sz w:val="32"/>
+          <w:szCs w:val="32"/>
+        </w:rPr>
+        <w:t>Project skeleton</w:t>
+      </w:r>
+    </w:p>
+    <w:p>
+      <w:pPr>
+        <w:spacing w:after="0" w:line="240" w:lineRule="auto"/>
+        <w:rPr>
+          <w:sz w:val="32"/>
+          <w:szCs w:val="32"/>
+        </w:rPr>
+      </w:pPr>
+    </w:p>
+    <w:p>
+      <w:pPr>
+        <w:spacing w:after="0" w:line="240" w:lineRule="auto"/>
+        <w:rPr>
+          <w:sz w:val="32"/>
+          <w:szCs w:val="32"/>
+        </w:rPr>
+      </w:pPr>
+      <w:r>
+        <w:rPr>
+          <w:b/>
+          <w:bCs/>
+          <w:sz w:val="32"/>
+          <w:szCs w:val="32"/>
+        </w:rPr>
+        <w:t>Sprint 2</w:t>
+      </w:r>
+      <w:r>
+        <w:rPr>
+          <w:b/>
+          <w:bCs/>
+          <w:sz w:val="32"/>
+          <w:szCs w:val="32"/>
+        </w:rPr>
+        <w:t>:</w:t>
+      </w:r>
+      <w:r>
+        <w:rPr>
+          <w:sz w:val="32"/>
+          <w:szCs w:val="32"/>
+        </w:rPr>
+        <w:t xml:space="preserve">  </w:t>
+      </w:r>
+      <w:r>
+        <w:rPr>
+          <w:rFonts w:ascii="Segoe UI Symbol" w:hAnsi="Segoe UI Symbol" w:cs="Segoe UI Symbol"/>
+          <w:sz w:val="32"/>
+          <w:szCs w:val="32"/>
+        </w:rPr>
+        <w:t>✓</w:t>
+      </w:r>
+      <w:r>
+        <w:rPr>
+          <w:sz w:val="32"/>
+          <w:szCs w:val="32"/>
+        </w:rPr>
+        <w:t xml:space="preserve"> </w:t>
+      </w:r>
+      <w:r>
+        <w:rPr>
+          <w:b/>
+          <w:bCs/>
+          <w:sz w:val="32"/>
+          <w:szCs w:val="32"/>
+        </w:rPr>
+        <w:t>Data Engine</w:t>
+      </w:r>
+    </w:p>
+    <w:p>
+      <w:pPr>
+        <w:spacing w:after="0" w:line="240" w:lineRule="auto"/>
+        <w:rPr>
+          <w:sz w:val="32"/>
+          <w:szCs w:val="32"/>
+        </w:rPr>
+      </w:pPr>
+    </w:p>
+    <w:p>
+      <w:pPr>
+        <w:spacing w:after="0" w:line="240" w:lineRule="auto"/>
+        <w:rPr>
+          <w:sz w:val="32"/>
+          <w:szCs w:val="32"/>
+        </w:rPr>
+      </w:pPr>
+      <w:r>
+        <w:rPr>
+          <w:b/>
+          <w:bCs/>
+          <w:sz w:val="32"/>
+          <w:szCs w:val="32"/>
+        </w:rPr>
+        <w:t>Sprint 3</w:t>
+      </w:r>
+      <w:r>
+        <w:rPr>
+          <w:b/>
+          <w:bCs/>
+          <w:sz w:val="32"/>
+          <w:szCs w:val="32"/>
+        </w:rPr>
+        <w:t>:</w:t>
+      </w:r>
+      <w:r>
+        <w:rPr>
+          <w:sz w:val="32"/>
+          <w:szCs w:val="32"/>
+        </w:rPr>
+        <w:t xml:space="preserve">  </w:t>
+      </w:r>
+      <w:r>
+        <w:rPr>
+          <w:b/>
+          <w:bCs/>
+          <w:sz w:val="32"/>
+          <w:szCs w:val="32"/>
+        </w:rPr>
+        <w:t>Infrastructure Layer</w:t>
+      </w:r>
+    </w:p>
+    <w:p>
+      <w:pPr>
+        <w:spacing w:after="0" w:line="240" w:lineRule="auto"/>
+        <w:rPr>
+          <w:sz w:val="32"/>
+          <w:szCs w:val="32"/>
+        </w:rPr>
+      </w:pPr>
+      <w:r>
+        <w:rPr>
+          <w:sz w:val="32"/>
+          <w:szCs w:val="32"/>
+        </w:rPr>
+        <w:t xml:space="preserve">    • interpolation</w:t>
+      </w:r>
+    </w:p>
+    <w:p>
+      <w:pPr>
+        <w:spacing w:after="0" w:line="240" w:lineRule="auto"/>
+        <w:rPr>
+          <w:sz w:val="32"/>
+          <w:szCs w:val="32"/>
+        </w:rPr>
+      </w:pPr>
+      <w:r>
+        <w:rPr>
+          <w:sz w:val="32"/>
+          <w:szCs w:val="32"/>
+        </w:rPr>
+        <w:t xml:space="preserve">    • visualization</w:t>
+      </w:r>
+    </w:p>
+    <w:p>
+      <w:pPr>
+        <w:spacing w:after="0" w:line="240" w:lineRule="auto"/>
+        <w:rPr>
+          <w:sz w:val="32"/>
+          <w:szCs w:val="32"/>
+        </w:rPr>
+      </w:pPr>
+      <w:r>
+        <w:rPr>
+          <w:sz w:val="32"/>
+          <w:szCs w:val="32"/>
+        </w:rPr>
+        <w:t xml:space="preserve">    • forecasting pipeline</w:t>
+      </w:r>
+    </w:p>
+    <w:p>
+      <w:pPr>
+        <w:spacing w:after="0" w:line="240" w:lineRule="auto"/>
+        <w:rPr>
+          <w:sz w:val="32"/>
+          <w:szCs w:val="32"/>
+        </w:rPr>
+      </w:pPr>
+      <w:r>
+        <w:rPr>
+          <w:sz w:val="32"/>
+          <w:szCs w:val="32"/>
+        </w:rPr>
+        <w:t xml:space="preserve">    • train/test split</w:t>
+      </w:r>
+    </w:p>
+    <w:p>
+      <w:pPr>
+        <w:spacing w:after="0" w:line="240" w:lineRule="auto"/>
+        <w:rPr>
+          <w:sz w:val="32"/>
+          <w:szCs w:val="32"/>
+        </w:rPr>
+      </w:pPr>
+      <w:r>
+        <w:rPr>
+          <w:sz w:val="32"/>
+          <w:szCs w:val="32"/>
+        </w:rPr>
+        <w:t xml:space="preserve">    • metrics</w:t>
+      </w:r>
+    </w:p>
+    <w:p>
+      <w:pPr>
+        <w:spacing w:after="0" w:line="240" w:lineRule="auto"/>
+        <w:rPr>
+          <w:sz w:val="32"/>
+          <w:szCs w:val="32"/>
+        </w:rPr>
+      </w:pPr>
+      <w:r>
+        <w:rPr>
+          <w:sz w:val="32"/>
+          <w:szCs w:val="32"/>
+        </w:rPr>
+        <w:t xml:space="preserve">    • experiment manager</w:t>
+      </w:r>
+    </w:p>
+    <w:p>
+      <w:pPr>
+        <w:spacing w:after="0" w:line="240" w:lineRule="auto"/>
+        <w:rPr>
+          <w:sz w:val="32"/>
+          <w:szCs w:val="32"/>
+        </w:rPr>
+      </w:pPr>
+    </w:p>
+    <w:p>
+      <w:pPr>
+        <w:spacing w:after="0" w:line="240" w:lineRule="auto"/>
+        <w:rPr>
+          <w:sz w:val="32"/>
+          <w:szCs w:val="32"/>
+        </w:rPr>
+      </w:pPr>
+      <w:r>
+        <w:rPr>
+          <w:b/>
+          <w:bCs/>
+          <w:sz w:val="32"/>
+          <w:szCs w:val="32"/>
+        </w:rPr>
+        <w:t>Sprint 4</w:t>
+      </w:r>
+      <w:r>
+        <w:rPr>
+          <w:b/>
+          <w:bCs/>
+          <w:sz w:val="32"/>
+          <w:szCs w:val="32"/>
+        </w:rPr>
+        <w:t>:</w:t>
+      </w:r>
+      <w:r>
+        <w:rPr>
+          <w:sz w:val="32"/>
+          <w:szCs w:val="32"/>
+        </w:rPr>
+        <w:t xml:space="preserve">  </w:t>
+      </w:r>
+      <w:r>
+        <w:rPr>
+          <w:b/>
+          <w:bCs/>
+          <w:sz w:val="32"/>
+          <w:szCs w:val="32"/>
+        </w:rPr>
+        <w:t>Statistical Models</w:t>
+      </w:r>
+    </w:p>
+    <w:p>
+      <w:pPr>
+        <w:spacing w:after="0" w:line="240" w:lineRule="auto"/>
+        <w:rPr>
+          <w:sz w:val="32"/>
+          <w:szCs w:val="32"/>
+        </w:rPr>
+      </w:pPr>
+      <w:r>
+        <w:rPr>
+          <w:sz w:val="32"/>
+          <w:szCs w:val="32"/>
+        </w:rPr>
+        <w:t xml:space="preserve">    • ARIMA</w:t>
+      </w:r>
+    </w:p>
+    <w:p>
+      <w:pPr>
+        <w:spacing w:after="0" w:line="240" w:lineRule="auto"/>
+        <w:rPr>
+          <w:sz w:val="32"/>
+          <w:szCs w:val="32"/>
+        </w:rPr>
+      </w:pPr>
+      <w:r>
+        <w:rPr>
+          <w:sz w:val="32"/>
+          <w:szCs w:val="32"/>
+        </w:rPr>
+        <w:t xml:space="preserve">    • ETS</w:t>
+      </w:r>
+    </w:p>
+    <w:p>
+      <w:pPr>
+        <w:spacing w:after="0" w:line="240" w:lineRule="auto"/>
+        <w:rPr>
+          <w:sz w:val="32"/>
+          <w:szCs w:val="32"/>
+        </w:rPr>
+      </w:pPr>
+      <w:r>
+        <w:rPr>
+          <w:sz w:val="32"/>
+          <w:szCs w:val="32"/>
+        </w:rPr>
+        <w:t xml:space="preserve">    • Linear Trend</w:t>
+      </w:r>
+    </w:p>
+    <w:p>
+      <w:pPr>
+        <w:spacing w:after="0" w:line="240" w:lineRule="auto"/>
+        <w:rPr>
+          <w:sz w:val="32"/>
+          <w:szCs w:val="32"/>
+        </w:rPr>
+      </w:pPr>
+    </w:p>
+    <w:p>
+      <w:pPr>
+        <w:spacing w:after="0" w:line="240" w:lineRule="auto"/>
+        <w:rPr>
+          <w:sz w:val="32"/>
+          <w:szCs w:val="32"/>
+        </w:rPr>
+      </w:pPr>
+      <w:r>
+        <w:rPr>
+          <w:b/>
+          <w:bCs/>
+          <w:sz w:val="32"/>
+          <w:szCs w:val="32"/>
+        </w:rPr>
+        <w:t>Sprint 5</w:t>
+      </w:r>
+      <w:r>
+        <w:rPr>
+          <w:b/>
+          <w:bCs/>
+          <w:sz w:val="32"/>
+          <w:szCs w:val="32"/>
+        </w:rPr>
+        <w:t>:</w:t>
+      </w:r>
+      <w:r>
+        <w:rPr>
+          <w:sz w:val="32"/>
+          <w:szCs w:val="32"/>
+        </w:rPr>
+        <w:t xml:space="preserve">  </w:t>
+      </w:r>
+      <w:r>
+        <w:rPr>
+          <w:b/>
+          <w:bCs/>
+          <w:sz w:val="32"/>
+          <w:szCs w:val="32"/>
+        </w:rPr>
+        <w:t>Kalman Engine</w:t>
+      </w:r>
+    </w:p>
+    <w:p>
+      <w:pPr>
+        <w:spacing w:after="0" w:line="240" w:lineRule="auto"/>
+        <w:rPr>
+          <w:sz w:val="32"/>
+          <w:szCs w:val="32"/>
+        </w:rPr>
+      </w:pPr>
+    </w:p>
+    <w:p>
+      <w:pPr>
+        <w:spacing w:after="0" w:line="240" w:lineRule="auto"/>
+        <w:rPr>
+          <w:sz w:val="32"/>
+          <w:szCs w:val="32"/>
+        </w:rPr>
+      </w:pPr>
+      <w:r>
+        <w:rPr>
+          <w:b/>
+          <w:bCs/>
+          <w:sz w:val="32"/>
+          <w:szCs w:val="32"/>
+        </w:rPr>
+        <w:t>Sprint 6</w:t>
+      </w:r>
+      <w:r>
+        <w:rPr>
+          <w:b/>
+          <w:bCs/>
+          <w:sz w:val="32"/>
+          <w:szCs w:val="32"/>
+        </w:rPr>
+        <w:t>:</w:t>
+      </w:r>
+      <w:r>
+        <w:rPr>
+          <w:sz w:val="32"/>
+          <w:szCs w:val="32"/>
+        </w:rPr>
+        <w:t xml:space="preserve">  </w:t>
+      </w:r>
+      <w:r>
+        <w:rPr>
+          <w:b/>
+          <w:bCs/>
+          <w:sz w:val="32"/>
+          <w:szCs w:val="32"/>
+        </w:rPr>
+        <w:t>Deep Learning</w:t>
+      </w:r>
+    </w:p>
+    <w:p>
+      <w:pPr>
+        <w:spacing w:after="0" w:line="240" w:lineRule="auto"/>
+        <w:rPr>
+          <w:sz w:val="32"/>
+          <w:szCs w:val="32"/>
+        </w:rPr>
+      </w:pPr>
+      <w:r>
+        <w:rPr>
+          <w:sz w:val="32"/>
+          <w:szCs w:val="32"/>
+        </w:rPr>
+        <w:t xml:space="preserve">    • LSTM</w:t>
+      </w:r>
+    </w:p>
+    <w:p>
+      <w:pPr>
+        <w:spacing w:after="0" w:line="240" w:lineRule="auto"/>
+        <w:rPr>
+          <w:sz w:val="32"/>
+          <w:szCs w:val="32"/>
+        </w:rPr>
+      </w:pPr>
+      <w:r>
+        <w:rPr>
+          <w:sz w:val="32"/>
+          <w:szCs w:val="32"/>
+        </w:rPr>
+        <w:t xml:space="preserve">    • GRU</w:t>
+      </w:r>
+    </w:p>
+    <w:p>
+      <w:pPr>
+        <w:spacing w:after="0" w:line="240" w:lineRule="auto"/>
+        <w:rPr>
+          <w:sz w:val="32"/>
+          <w:szCs w:val="32"/>
+        </w:rPr>
+      </w:pPr>
+      <w:r>
+        <w:rPr>
+          <w:sz w:val="32"/>
+          <w:szCs w:val="32"/>
+        </w:rPr>
+        <w:t xml:space="preserve">    • Hybrid</w:t>
+      </w:r>
+    </w:p>
+    <w:p>
+      <w:pPr>
+        <w:spacing w:after="0" w:line="240" w:lineRule="auto"/>
+        <w:rPr>
+          <w:sz w:val="32"/>
+          <w:szCs w:val="32"/>
+        </w:rPr>
+      </w:pPr>
+    </w:p>
+    <w:p>
+      <w:pPr>
+        <w:spacing w:after="0" w:line="240" w:lineRule="auto"/>
+        <w:rPr>
+          <w:sz w:val="32"/>
+          <w:szCs w:val="32"/>
+        </w:rPr>
+      </w:pPr>
+      <w:r>
+        <w:rPr>
+          <w:b/>
+          <w:bCs/>
+          <w:sz w:val="32"/>
+          <w:szCs w:val="32"/>
+        </w:rPr>
+        <w:t>Sprint 7</w:t>
+      </w:r>
+      <w:r>
+        <w:rPr>
+          <w:b/>
+          <w:bCs/>
+          <w:sz w:val="32"/>
+          <w:szCs w:val="32"/>
+        </w:rPr>
+        <w:t>:</w:t>
+      </w:r>
+      <w:r>
+        <w:rPr>
+          <w:sz w:val="32"/>
+          <w:szCs w:val="32"/>
+        </w:rPr>
+        <w:t xml:space="preserve">  </w:t>
+      </w:r>
+      <w:r>
+        <w:rPr>
+          <w:b/>
+          <w:bCs/>
+          <w:sz w:val="32"/>
+          <w:szCs w:val="32"/>
+        </w:rPr>
+        <w:t>RUL Engine</w:t>
+      </w:r>
+    </w:p>
+    <w:p>
+      <w:pPr>
+        <w:spacing w:after="0" w:line="240" w:lineRule="auto"/>
+        <w:rPr>
+          <w:sz w:val="32"/>
+          <w:szCs w:val="32"/>
+        </w:rPr>
+      </w:pPr>
+    </w:p>
+    <w:p>
+      <w:pPr>
+        <w:spacing w:after="0" w:line="240" w:lineRule="auto"/>
+        <w:rPr>
+          <w:b/>
+          <w:bCs/>
+          <w:sz w:val="32"/>
+          <w:szCs w:val="32"/>
+        </w:rPr>
+      </w:pPr>
+      <w:r>
+        <w:rPr>
+          <w:b/>
+          <w:bCs/>
+          <w:sz w:val="32"/>
+          <w:szCs w:val="32"/>
+        </w:rPr>
+        <w:t>Sprint 8</w:t>
+      </w:r>
+      <w:r>
+        <w:rPr>
+          <w:b/>
+          <w:bCs/>
+          <w:sz w:val="32"/>
+          <w:szCs w:val="32"/>
+        </w:rPr>
+        <w:t>:</w:t>
+      </w:r>
+      <w:r>
+        <w:rPr>
+          <w:sz w:val="32"/>
+          <w:szCs w:val="32"/>
+        </w:rPr>
+        <w:t xml:space="preserve">  </w:t>
+      </w:r>
+      <w:r>
+        <w:rPr>
+          <w:b/>
+          <w:bCs/>
+          <w:sz w:val="32"/>
+          <w:szCs w:val="32"/>
+        </w:rPr>
+        <w:t>Dashboard</w:t>
+      </w:r>
+    </w:p>
+    <w:p>
+      <w:pPr>
+        <w:spacing w:after="0" w:line="240" w:lineRule="auto"/>
+        <w:rPr>
+          <w:b/>
+          <w:bCs/>
+          <w:sz w:val="32"/>
+          <w:szCs w:val="32"/>
+        </w:rPr>
+      </w:pPr>
+    </w:p>
+    <w:p>
+      <w:pPr>
+        <w:spacing w:after="0" w:line="240" w:lineRule="auto"/>
+        <w:rPr>
+          <w:b/>
+          <w:bCs/>
+          <w:sz w:val="32"/>
+          <w:szCs w:val="32"/>
+        </w:rPr>
+      </w:pPr>
+    </w:p>
+    <w:p>
+      <w:pPr>
+        <w:spacing w:after="0" w:line="240" w:lineRule="auto"/>
+        <w:rPr>
+          <w:b/>
+          <w:bCs/>
+          <w:sz w:val="32"/>
+          <w:szCs w:val="32"/>
+        </w:rPr>
+      </w:pPr>
+    </w:p>
+    <w:p>
+      <w:pPr>
+        <w:spacing w:after="0" w:line="240" w:lineRule="auto"/>
+        <w:rPr>
+          <w:b/>
+          <w:bCs/>
+          <w:sz w:val="32"/>
+          <w:szCs w:val="32"/>
+        </w:rPr>
+      </w:pPr>
+    </w:p>
+    <w:p>
+      <w:pPr>
+        <w:spacing w:after="0" w:line="240" w:lineRule="auto"/>
+        <w:rPr>
+          <w:b/>
+          <w:bCs/>
+          <w:sz w:val="32"/>
+          <w:szCs w:val="32"/>
+        </w:rPr>
+      </w:pPr>
+    </w:p>
+    <w:p>
+      <w:pPr>
+        <w:spacing w:after="0" w:line="240" w:lineRule="auto"/>
+        <w:rPr>
+          <w:b/>
+          <w:bCs/>
+          <w:sz w:val="32"/>
+          <w:szCs w:val="32"/>
+        </w:rPr>
+      </w:pPr>
+    </w:p>
+    <w:p>
+      <w:pPr>
+        <w:spacing w:after="0" w:line="240" w:lineRule="auto"/>
+        <w:rPr>
+          <w:b/>
+          <w:bCs/>
+          <w:sz w:val="32"/>
+          <w:szCs w:val="32"/>
+        </w:rPr>
+      </w:pPr>
+    </w:p>
+    <w:p>
+      <w:pPr>
+        <w:spacing w:after="0" w:line="240" w:lineRule="auto"/>
+        <w:rPr>
+          <w:b/>
+          <w:bCs/>
+          <w:sz w:val="32"/>
+          <w:szCs w:val="32"/>
+        </w:rPr>
+      </w:pPr>
+    </w:p>
+    <w:p>
+      <w:pPr>
+        <w:spacing w:after="0" w:line="240" w:lineRule="auto"/>
+        <w:rPr>
+          <w:b/>
+          <w:bCs/>
+          <w:sz w:val="32"/>
+          <w:szCs w:val="32"/>
+          <w:u w:val="single"/>
+        </w:rPr>
+      </w:pPr>
+      <w:r>
+        <w:rPr>
+          <w:b/>
+          <w:bCs/>
+          <w:sz w:val="32"/>
+          <w:szCs w:val="32"/>
+          <w:u w:val="single"/>
+        </w:rPr>
+        <w:t>Framework Library Structure:</w:t>
+      </w:r>
+    </w:p>
+    <w:p>
+      <w:pPr>
+        <w:spacing w:after="0" w:line="240" w:lineRule="auto"/>
+        <w:rPr>
+          <w:b/>
+          <w:bCs/>
+          <w:sz w:val="32"/>
+          <w:szCs w:val="32"/>
+        </w:rPr>
+      </w:pPr>
+    </w:p>
+    <w:p>
+      <w:pPr>
+        <w:spacing w:after="0" w:line="240" w:lineRule="auto"/>
+        <w:rPr>
+          <w:b/>
+          <w:bCs/>
+          <w:sz w:val="32"/>
+          <w:szCs w:val="32"/>
+        </w:rPr>
+      </w:pPr>
+      <w:r>
+        <w:rPr>
+          <w:b/>
+          <w:bCs/>
+          <w:sz w:val="32"/>
+          <w:szCs w:val="32"/>
+        </w:rPr>
+        <w:t>Dataset</w:t>
+      </w:r>
+    </w:p>
+    <w:p>
+      <w:pPr>
+        <w:spacing w:after="0" w:line="240" w:lineRule="auto"/>
+        <w:rPr>
+          <w:b/>
+          <w:bCs/>
+          <w:sz w:val="32"/>
+          <w:szCs w:val="32"/>
+        </w:rPr>
+      </w:pPr>
+      <w:r>
+        <w:rPr>
+          <w:b/>
+          <w:bCs/>
+          <w:sz w:val="32"/>
+          <w:szCs w:val="32"/>
+        </w:rPr>
+        <w:t xml:space="preserve">      │</w:t>
+      </w:r>
+    </w:p>
+    <w:p>
+      <w:pPr>
+        <w:spacing w:after="0" w:line="240" w:lineRule="auto"/>
+        <w:rPr>
+          <w:b/>
+          <w:bCs/>
+          <w:sz w:val="32"/>
+          <w:szCs w:val="32"/>
+        </w:rPr>
+      </w:pPr>
+      <w:r>
+        <w:rPr>
+          <w:b/>
+          <w:bCs/>
+          <w:sz w:val="32"/>
+          <w:szCs w:val="32"/>
+        </w:rPr>
+        <w:t xml:space="preserve">      </w:t>
+      </w:r>
+      <w:r>
+        <w:rPr>
+          <w:rFonts w:ascii="Arial" w:hAnsi="Arial" w:cs="Arial"/>
+          <w:b/>
+          <w:bCs/>
+          <w:sz w:val="32"/>
+          <w:szCs w:val="32"/>
+        </w:rPr>
+        <w:t>▼</w:t>
+      </w:r>
+    </w:p>
+    <w:p>
+      <w:pPr>
+        <w:spacing w:after="0" w:line="240" w:lineRule="auto"/>
+        <w:rPr>
+          <w:b/>
+          <w:bCs/>
+          <w:sz w:val="32"/>
+          <w:szCs w:val="32"/>
+        </w:rPr>
+      </w:pPr>
+      <w:r>
+        <w:rPr>
+          <w:b/>
+          <w:bCs/>
+          <w:sz w:val="32"/>
+          <w:szCs w:val="32"/>
+        </w:rPr>
+        <w:t>Validation</w:t>
+      </w:r>
+    </w:p>
+    <w:p>
+      <w:pPr>
+        <w:spacing w:after="0" w:line="240" w:lineRule="auto"/>
+        <w:rPr>
+          <w:b/>
+          <w:bCs/>
+          <w:sz w:val="32"/>
+          <w:szCs w:val="32"/>
+        </w:rPr>
+      </w:pPr>
+      <w:r>
+        <w:rPr>
+          <w:b/>
+          <w:bCs/>
+          <w:sz w:val="32"/>
+          <w:szCs w:val="32"/>
+        </w:rPr>
+        <w:t xml:space="preserve">      │</w:t>
+      </w:r>
+    </w:p>
+    <w:p>
+      <w:pPr>
+        <w:spacing w:after="0" w:line="240" w:lineRule="auto"/>
+        <w:rPr>
+          <w:b/>
+          <w:bCs/>
+          <w:sz w:val="32"/>
+          <w:szCs w:val="32"/>
+        </w:rPr>
+      </w:pPr>
+      <w:r>
+        <w:rPr>
+          <w:b/>
+          <w:bCs/>
+          <w:sz w:val="32"/>
+          <w:szCs w:val="32"/>
+        </w:rPr>
+        <w:t xml:space="preserve">      </w:t>
+      </w:r>
+      <w:r>
+        <w:rPr>
+          <w:rFonts w:ascii="Arial" w:hAnsi="Arial" w:cs="Arial"/>
+          <w:b/>
+          <w:bCs/>
+          <w:sz w:val="32"/>
+          <w:szCs w:val="32"/>
+        </w:rPr>
+        <w:t>▼</w:t>
+      </w:r>
+    </w:p>
+    <w:p>
+      <w:pPr>
+        <w:spacing w:after="0" w:line="240" w:lineRule="auto"/>
+        <w:rPr>
+          <w:b/>
+          <w:bCs/>
+          <w:sz w:val="32"/>
+          <w:szCs w:val="32"/>
+        </w:rPr>
+      </w:pPr>
+      <w:r>
+        <w:rPr>
+          <w:b/>
+          <w:bCs/>
+          <w:sz w:val="32"/>
+          <w:szCs w:val="32"/>
+        </w:rPr>
+        <w:t>Cleaning</w:t>
+      </w:r>
+    </w:p>
+    <w:p>
+      <w:pPr>
+        <w:spacing w:after="0" w:line="240" w:lineRule="auto"/>
+        <w:rPr>
+          <w:b/>
+          <w:bCs/>
+          <w:sz w:val="32"/>
+          <w:szCs w:val="32"/>
+        </w:rPr>
+      </w:pPr>
+      <w:r>
+        <w:rPr>
+          <w:b/>
+          <w:bCs/>
+          <w:sz w:val="32"/>
+          <w:szCs w:val="32"/>
+        </w:rPr>
+        <w:t xml:space="preserve">      │</w:t>
+      </w:r>
+    </w:p>
+    <w:p>
+      <w:pPr>
+        <w:spacing w:after="0" w:line="240" w:lineRule="auto"/>
+        <w:rPr>
+          <w:b/>
+          <w:bCs/>
+          <w:sz w:val="32"/>
+          <w:szCs w:val="32"/>
+        </w:rPr>
+      </w:pPr>
+      <w:r>
+        <w:rPr>
+          <w:b/>
+          <w:bCs/>
+          <w:sz w:val="32"/>
+          <w:szCs w:val="32"/>
+        </w:rPr>
+        <w:t xml:space="preserve">      </w:t>
+      </w:r>
+      <w:r>
+        <w:rPr>
+          <w:rFonts w:ascii="Arial" w:hAnsi="Arial" w:cs="Arial"/>
+          <w:b/>
+          <w:bCs/>
+          <w:sz w:val="32"/>
+          <w:szCs w:val="32"/>
+        </w:rPr>
+        <w:t>▼</w:t>
+      </w:r>
+    </w:p>
+    <w:p>
+      <w:pPr>
+        <w:spacing w:after="0" w:line="240" w:lineRule="auto"/>
+        <w:rPr>
+          <w:b/>
+          <w:bCs/>
+          <w:sz w:val="32"/>
+          <w:szCs w:val="32"/>
+        </w:rPr>
+      </w:pPr>
+      <w:r>
+        <w:rPr>
+          <w:b/>
+          <w:bCs/>
+          <w:sz w:val="32"/>
+          <w:szCs w:val="32"/>
+        </w:rPr>
+        <w:t>Interpolation</w:t>
+      </w:r>
+    </w:p>
+    <w:p>
+      <w:pPr>
+        <w:spacing w:after="0" w:line="240" w:lineRule="auto"/>
+        <w:rPr>
+          <w:b/>
+          <w:bCs/>
+          <w:sz w:val="32"/>
+          <w:szCs w:val="32"/>
+        </w:rPr>
+      </w:pPr>
+      <w:r>
+        <w:rPr>
+          <w:b/>
+          <w:bCs/>
+          <w:sz w:val="32"/>
+          <w:szCs w:val="32"/>
+        </w:rPr>
+        <w:t xml:space="preserve">      │</w:t>
+      </w:r>
+    </w:p>
+    <w:p>
+      <w:pPr>
+        <w:spacing w:after="0" w:line="240" w:lineRule="auto"/>
+        <w:rPr>
+          <w:b/>
+          <w:bCs/>
+          <w:sz w:val="32"/>
+          <w:szCs w:val="32"/>
+        </w:rPr>
+      </w:pPr>
+      <w:r>
+        <w:rPr>
+          <w:b/>
+          <w:bCs/>
+          <w:sz w:val="32"/>
+          <w:szCs w:val="32"/>
+        </w:rPr>
+        <w:t xml:space="preserve">      </w:t>
+      </w:r>
+      <w:r>
+        <w:rPr>
+          <w:rFonts w:ascii="Arial" w:hAnsi="Arial" w:cs="Arial"/>
+          <w:b/>
+          <w:bCs/>
+          <w:sz w:val="32"/>
+          <w:szCs w:val="32"/>
+        </w:rPr>
+        <w:t>▼</w:t>
+      </w:r>
+    </w:p>
+    <w:p>
+      <w:pPr>
+        <w:spacing w:after="0" w:line="240" w:lineRule="auto"/>
+        <w:rPr>
+          <w:b/>
+          <w:bCs/>
+          <w:sz w:val="32"/>
+          <w:szCs w:val="32"/>
+        </w:rPr>
+      </w:pPr>
+      <w:r>
+        <w:rPr>
+          <w:b/>
+          <w:bCs/>
+          <w:sz w:val="32"/>
+          <w:szCs w:val="32"/>
+        </w:rPr>
+        <w:t>Visualization</w:t>
+      </w:r>
+    </w:p>
+    <w:p>
+      <w:pPr>
+        <w:spacing w:after="0" w:line="240" w:lineRule="auto"/>
+        <w:rPr>
+          <w:b/>
+          <w:bCs/>
+          <w:sz w:val="32"/>
+          <w:szCs w:val="32"/>
+        </w:rPr>
+      </w:pPr>
+      <w:r>
+        <w:rPr>
+          <w:b/>
+          <w:bCs/>
+          <w:sz w:val="32"/>
+          <w:szCs w:val="32"/>
+        </w:rPr>
+        <w:t xml:space="preserve">      │</w:t>
+      </w:r>
+    </w:p>
+    <w:p>
+      <w:pPr>
+        <w:spacing w:after="0" w:line="240" w:lineRule="auto"/>
+        <w:rPr>
+          <w:b/>
+          <w:bCs/>
+          <w:sz w:val="32"/>
+          <w:szCs w:val="32"/>
+        </w:rPr>
+      </w:pPr>
+      <w:r>
+        <w:rPr>
+          <w:b/>
+          <w:bCs/>
+          <w:sz w:val="32"/>
+          <w:szCs w:val="32"/>
+        </w:rPr>
+        <w:t xml:space="preserve">      </w:t>
+      </w:r>
+      <w:r>
+        <w:rPr>
+          <w:rFonts w:ascii="Arial" w:hAnsi="Arial" w:cs="Arial"/>
+          <w:b/>
+          <w:bCs/>
+          <w:sz w:val="32"/>
+          <w:szCs w:val="32"/>
+        </w:rPr>
+        <w:t>▼</w:t>
+      </w:r>
+    </w:p>
+    <w:p>
+      <w:pPr>
+        <w:spacing w:after="0" w:line="240" w:lineRule="auto"/>
+        <w:rPr>
+          <w:b/>
+          <w:bCs/>
+          <w:sz w:val="32"/>
+          <w:szCs w:val="32"/>
+        </w:rPr>
+      </w:pPr>
+      <w:r>
+        <w:rPr>
+          <w:b/>
+          <w:bCs/>
+          <w:sz w:val="32"/>
+          <w:szCs w:val="32"/>
+        </w:rPr>
+        <w:t>Split</w:t>
+      </w:r>
+    </w:p>
+    <w:p>
+      <w:pPr>
+        <w:spacing w:after="0" w:line="240" w:lineRule="auto"/>
+        <w:rPr>
+          <w:b/>
+          <w:bCs/>
+          <w:sz w:val="32"/>
+          <w:szCs w:val="32"/>
+        </w:rPr>
+      </w:pPr>
+      <w:r>
+        <w:rPr>
+          <w:b/>
+          <w:bCs/>
+          <w:sz w:val="32"/>
+          <w:szCs w:val="32"/>
+        </w:rPr>
+        <w:t xml:space="preserve">      │</w:t>
+      </w:r>
+    </w:p>
+    <w:p>
+      <w:pPr>
+        <w:spacing w:after="0" w:line="240" w:lineRule="auto"/>
+        <w:rPr>
+          <w:b/>
+          <w:bCs/>
+          <w:sz w:val="32"/>
+          <w:szCs w:val="32"/>
+        </w:rPr>
+      </w:pPr>
+      <w:r>
+        <w:rPr>
+          <w:b/>
+          <w:bCs/>
+          <w:sz w:val="32"/>
+          <w:szCs w:val="32"/>
+        </w:rPr>
+        <w:t xml:space="preserve">      </w:t>
+      </w:r>
+      <w:r>
+        <w:rPr>
+          <w:rFonts w:ascii="Arial" w:hAnsi="Arial" w:cs="Arial"/>
+          <w:b/>
+          <w:bCs/>
+          <w:sz w:val="32"/>
+          <w:szCs w:val="32"/>
+        </w:rPr>
+        <w:t>▼</w:t>
+      </w:r>
+    </w:p>
+    <w:p>
+      <w:pPr>
+        <w:spacing w:after="0" w:line="240" w:lineRule="auto"/>
+        <w:rPr>
+          <w:b/>
+          <w:bCs/>
+          <w:sz w:val="32"/>
+          <w:szCs w:val="32"/>
+        </w:rPr>
+      </w:pPr>
+      <w:r>
+        <w:rPr>
+          <w:b/>
+          <w:bCs/>
+          <w:sz w:val="32"/>
+          <w:szCs w:val="32"/>
+        </w:rPr>
+        <w:t>Pipeline</w:t>
+      </w:r>
+    </w:p>
+    <w:p>
+      <w:pPr>
+        <w:spacing w:after="0" w:line="240" w:lineRule="auto"/>
+        <w:rPr>
+          <w:b/>
+          <w:bCs/>
+          <w:sz w:val="32"/>
+          <w:szCs w:val="32"/>
+        </w:rPr>
+      </w:pPr>
+      <w:r>
+        <w:rPr>
+          <w:b/>
+          <w:bCs/>
+          <w:sz w:val="32"/>
+          <w:szCs w:val="32"/>
+        </w:rPr>
+        <w:t xml:space="preserve">      │</w:t>
+      </w:r>
+    </w:p>
+    <w:p>
+      <w:pPr>
+        <w:spacing w:after="0" w:line="240" w:lineRule="auto"/>
+        <w:rPr>
+          <w:b/>
+          <w:bCs/>
+          <w:sz w:val="32"/>
+          <w:szCs w:val="32"/>
+        </w:rPr>
+      </w:pPr>
+      <w:r>
+        <w:rPr>
+          <w:b/>
+          <w:bCs/>
+          <w:sz w:val="32"/>
+          <w:szCs w:val="32"/>
+        </w:rPr>
+        <w:t xml:space="preserve">      </w:t>
+      </w:r>
+      <w:r>
+        <w:rPr>
+          <w:rFonts w:ascii="Arial" w:hAnsi="Arial" w:cs="Arial"/>
+          <w:b/>
+          <w:bCs/>
+          <w:sz w:val="32"/>
+          <w:szCs w:val="32"/>
+        </w:rPr>
+        <w:t>▼</w:t>
+      </w:r>
+    </w:p>
+    <w:p>
+      <w:pPr>
+        <w:spacing w:after="0" w:line="240" w:lineRule="auto"/>
+        <w:rPr>
+          <w:b/>
+          <w:bCs/>
+          <w:sz w:val="32"/>
+          <w:szCs w:val="32"/>
+        </w:rPr>
+      </w:pPr>
+      <w:r>
+        <w:rPr>
+          <w:b/>
+          <w:bCs/>
+          <w:sz w:val="32"/>
+          <w:szCs w:val="32"/>
+        </w:rPr>
+        <w:t>Forecast Model</w:t>
+      </w:r>
+    </w:p>
+    <w:p>
+      <w:pPr>
+        <w:spacing w:after="0" w:line="240" w:lineRule="auto"/>
+        <w:rPr>
+          <w:b/>
+          <w:bCs/>
+          <w:sz w:val="32"/>
+          <w:szCs w:val="32"/>
+        </w:rPr>
+      </w:pPr>
+      <w:r>
+        <w:rPr>
+          <w:b/>
+          <w:bCs/>
+          <w:sz w:val="32"/>
+          <w:szCs w:val="32"/>
+        </w:rPr>
+        <w:t xml:space="preserve">      │</w:t>
+      </w:r>
+    </w:p>
+    <w:p>
+      <w:pPr>
+        <w:spacing w:after="0" w:line="240" w:lineRule="auto"/>
+        <w:rPr>
+          <w:b/>
+          <w:bCs/>
+          <w:sz w:val="32"/>
+          <w:szCs w:val="32"/>
+        </w:rPr>
+      </w:pPr>
+      <w:r>
+        <w:rPr>
+          <w:b/>
+          <w:bCs/>
+          <w:sz w:val="32"/>
+          <w:szCs w:val="32"/>
+        </w:rPr>
+        <w:t xml:space="preserve">      </w:t>
+      </w:r>
+      <w:r>
+        <w:rPr>
+          <w:rFonts w:ascii="Arial" w:hAnsi="Arial" w:cs="Arial"/>
+          <w:b/>
+          <w:bCs/>
+          <w:sz w:val="32"/>
+          <w:szCs w:val="32"/>
+        </w:rPr>
+        <w:t>▼</w:t>
+      </w:r>
+    </w:p>
+    <w:p>
+      <w:pPr>
+        <w:spacing w:after="0" w:line="240" w:lineRule="auto"/>
+        <w:rPr>
+          <w:b/>
+          <w:bCs/>
+          <w:sz w:val="32"/>
+          <w:szCs w:val="32"/>
+        </w:rPr>
+      </w:pPr>
+      <w:r>
+        <w:rPr>
+          <w:b/>
+          <w:bCs/>
+          <w:sz w:val="32"/>
+          <w:szCs w:val="32"/>
+        </w:rPr>
+        <w:t>Evaluation</w:t>
+      </w:r>
+    </w:p>
+    <w:p>
+      <w:pPr>
+        <w:spacing w:after="0" w:line="240" w:lineRule="auto"/>
+        <w:rPr>
+          <w:b/>
+          <w:bCs/>
+          <w:sz w:val="32"/>
+          <w:szCs w:val="32"/>
+        </w:rPr>
+      </w:pPr>
+      <w:r>
+        <w:rPr>
+          <w:b/>
+          <w:bCs/>
+          <w:sz w:val="32"/>
+          <w:szCs w:val="32"/>
+        </w:rPr>
+        <w:t xml:space="preserve">      │</w:t>
+      </w:r>
+    </w:p>
+    <w:p>
+      <w:pPr>
+        <w:spacing w:after="0" w:line="240" w:lineRule="auto"/>
+        <w:rPr>
+          <w:b/>
+          <w:bCs/>
+          <w:sz w:val="32"/>
+          <w:szCs w:val="32"/>
+        </w:rPr>
+      </w:pPr>
+      <w:r>
+        <w:rPr>
+          <w:b/>
+          <w:bCs/>
+          <w:sz w:val="32"/>
+          <w:szCs w:val="32"/>
+        </w:rPr>
+        <w:t xml:space="preserve">      </w:t>
+      </w:r>
+      <w:r>
+        <w:rPr>
+          <w:rFonts w:ascii="Arial" w:hAnsi="Arial" w:cs="Arial"/>
+          <w:b/>
+          <w:bCs/>
+          <w:sz w:val="32"/>
+          <w:szCs w:val="32"/>
+        </w:rPr>
+        <w:t>▼</w:t>
+      </w:r>
+    </w:p>
+    <w:p>
+      <w:pPr>
+        <w:spacing w:after="0" w:line="240" w:lineRule="auto"/>
+        <w:rPr>
+          <w:b/>
+          <w:bCs/>
+          <w:sz w:val="32"/>
+          <w:szCs w:val="32"/>
+        </w:rPr>
+      </w:pPr>
+      <w:r>
+        <w:rPr>
+          <w:b/>
+          <w:bCs/>
+          <w:sz w:val="32"/>
+          <w:szCs w:val="32"/>
+        </w:rPr>
+        <w:t>RUL</w:t>
+      </w:r>
+    </w:p>
+    <w:p>
+      <w:pPr>
+        <w:spacing w:after="0" w:line="240" w:lineRule="auto"/>
+        <w:rPr>
+          <w:b/>
+          <w:bCs/>
+          <w:sz w:val="32"/>
+          <w:szCs w:val="32"/>
+        </w:rPr>
+      </w:pPr>
+    </w:p>
+    <w:p>
+      <w:pPr>
+        <w:spacing w:after="0" w:line="240" w:lineRule="auto"/>
+        <w:rPr>
+          <w:b/>
+          <w:bCs/>
+          <w:sz w:val="32"/>
+          <w:szCs w:val="32"/>
+        </w:rPr>
+      </w:pPr>
+    </w:p>
+    <w:p>
+      <w:pPr>
+        <w:rPr>
+          <w:b/>
+          <w:bCs/>
+          <w:sz w:val="32"/>
+          <w:szCs w:val="32"/>
+        </w:rPr>
+      </w:pPr>
+      <w:r>
+        <w:rPr>
+          <w:b/>
+          <w:bCs/>
+          <w:sz w:val="32"/>
+          <w:szCs w:val="32"/>
+        </w:rPr>
+        <w:br w:type="page"/>
+      </w:r>
+    </w:p>
+    <w:p>
+      <w:pPr>
+        <w:spacing w:after="0" w:line="240" w:lineRule="auto"/>
+        <w:rPr>
+          <w:b/>
+          <w:bCs/>
+          <w:sz w:val="32"/>
+          <w:szCs w:val="32"/>
+          <w:u w:val="single"/>
+        </w:rPr>
+      </w:pPr>
+      <w:r>
+        <w:rPr>
+          <w:b/>
+          <w:bCs/>
+          <w:sz w:val="32"/>
+          <w:szCs w:val="32"/>
+          <w:u w:val="single"/>
+        </w:rPr>
+        <w:lastRenderedPageBreak/>
+        <w:t xml:space="preserve">Milestone </w:t>
+      </w:r>
+      <w:r>
+        <w:rPr>
+          <w:b/>
+          <w:bCs/>
+          <w:sz w:val="32"/>
+          <w:szCs w:val="32"/>
+          <w:u w:val="single"/>
+        </w:rPr>
+        <w:t>C</w:t>
+      </w:r>
+      <w:r>
+        <w:rPr>
+          <w:b/>
+          <w:bCs/>
+          <w:sz w:val="32"/>
+          <w:szCs w:val="32"/>
+          <w:u w:val="single"/>
+        </w:rPr>
+        <w:t xml:space="preserve">oncept </w:t>
+      </w:r>
+      <w:r>
+        <w:rPr>
+          <w:b/>
+          <w:bCs/>
+          <w:sz w:val="32"/>
+          <w:szCs w:val="32"/>
+          <w:u w:val="single"/>
+        </w:rPr>
+        <w:t>:</w:t>
+      </w:r>
+    </w:p>
+    <w:p>
+      <w:pPr>
+        <w:numPr>
+          <w:ilvl w:val="0"/>
+          <w:numId w:val="2"/>
+        </w:numPr>
+        <w:spacing w:after="0" w:line="240" w:lineRule="auto"/>
+        <w:ind w:left="414" w:hanging="357"/>
+        <w:rPr>
+          <w:sz w:val="32"/>
+          <w:szCs w:val="32"/>
+        </w:rPr>
+      </w:pPr>
+      <w:r>
+        <w:rPr>
+          <w:b/>
+          <w:bCs/>
+          <w:sz w:val="32"/>
+          <w:szCs w:val="32"/>
+        </w:rPr>
+        <w:t>Milestone 1</w:t>
+      </w:r>
+      <w:r>
+        <w:rPr>
+          <w:sz w:val="32"/>
+          <w:szCs w:val="32"/>
+        </w:rPr>
+        <w:t xml:space="preserve">: Foundation (Sprints 1–3) </w:t>
+      </w:r>
+    </w:p>
+    <w:p>
+      <w:pPr>
+        <w:numPr>
+          <w:ilvl w:val="0"/>
+          <w:numId w:val="2"/>
+        </w:numPr>
+        <w:spacing w:after="0" w:line="240" w:lineRule="auto"/>
+        <w:ind w:left="414" w:hanging="357"/>
+        <w:rPr>
+          <w:sz w:val="32"/>
+          <w:szCs w:val="32"/>
+        </w:rPr>
+      </w:pPr>
+      <w:r>
+        <w:rPr>
+          <w:b/>
+          <w:bCs/>
+          <w:sz w:val="32"/>
+          <w:szCs w:val="32"/>
+        </w:rPr>
+        <w:t>Milestone 2</w:t>
+      </w:r>
+      <w:r>
+        <w:rPr>
+          <w:sz w:val="32"/>
+          <w:szCs w:val="32"/>
+        </w:rPr>
+        <w:t xml:space="preserve">: Forecasting Engines (Sprints 4–6) </w:t>
+      </w:r>
+    </w:p>
+    <w:p>
+      <w:pPr>
+        <w:numPr>
+          <w:ilvl w:val="0"/>
+          <w:numId w:val="2"/>
+        </w:numPr>
+        <w:spacing w:after="0" w:line="240" w:lineRule="auto"/>
+        <w:ind w:left="414" w:hanging="357"/>
+        <w:rPr>
+          <w:sz w:val="32"/>
+          <w:szCs w:val="32"/>
+        </w:rPr>
+      </w:pPr>
+      <w:r>
+        <w:rPr>
+          <w:b/>
+          <w:bCs/>
+          <w:sz w:val="32"/>
+          <w:szCs w:val="32"/>
+        </w:rPr>
+        <w:t>Milestone 3</w:t>
+      </w:r>
+      <w:r>
+        <w:rPr>
+          <w:sz w:val="32"/>
+          <w:szCs w:val="32"/>
+        </w:rPr>
+        <w:t xml:space="preserve">: Reliability &amp; RUL (Sprint 7) </w:t>
+      </w:r>
+    </w:p>
+    <w:p>
+      <w:pPr>
+        <w:numPr>
+          <w:ilvl w:val="0"/>
+          <w:numId w:val="2"/>
+        </w:numPr>
+        <w:spacing w:after="0" w:line="240" w:lineRule="auto"/>
+        <w:ind w:left="414" w:hanging="357"/>
+        <w:rPr>
+          <w:sz w:val="32"/>
+          <w:szCs w:val="32"/>
+        </w:rPr>
+      </w:pPr>
+      <w:r>
+        <w:rPr>
+          <w:b/>
+          <w:bCs/>
+          <w:sz w:val="32"/>
+          <w:szCs w:val="32"/>
+        </w:rPr>
+        <w:t>Milestone 4</w:t>
+      </w:r>
+      <w:r>
+        <w:rPr>
+          <w:sz w:val="32"/>
+          <w:szCs w:val="32"/>
+        </w:rPr>
+        <w:t>: Scientific Framework v1.0 (Sprint 8)</w:t>
+      </w:r>
+    </w:p>
+    <w:p>
+      <w:pPr>
+        <w:spacing w:after="0" w:line="240" w:lineRule="auto"/>
+        <w:rPr>
+          <w:b/>
+          <w:bCs/>
+          <w:sz w:val="32"/>
+          <w:szCs w:val="32"/>
+          <w:u w:val="single"/>
+        </w:rPr>
+      </w:pPr>
+      <w:r>
+        <w:rPr>
+          <w:b/>
+          <w:bCs/>
+          <w:sz w:val="32"/>
+          <w:szCs w:val="32"/>
+          <w:u w:val="single"/>
+        </w:rPr>
+        <w:t>It follows the same progression used in mature scientific libraries:</w:t>
+      </w:r>
+    </w:p>
+    <w:p>
+      <w:pPr>
+        <w:numPr>
+          <w:ilvl w:val="0"/>
+          <w:numId w:val="3"/>
+        </w:numPr>
+        <w:spacing w:after="0" w:line="240" w:lineRule="auto"/>
+        <w:ind w:left="357" w:hanging="357"/>
+        <w:rPr>
+          <w:sz w:val="32"/>
+          <w:szCs w:val="32"/>
+        </w:rPr>
+      </w:pPr>
+      <w:r>
+        <w:rPr>
+          <w:b/>
+          <w:bCs/>
+          <w:sz w:val="32"/>
+          <w:szCs w:val="32"/>
+        </w:rPr>
+        <w:t>Sprint 1–3</w:t>
+      </w:r>
+      <w:r>
+        <w:rPr>
+          <w:sz w:val="32"/>
+          <w:szCs w:val="32"/>
+        </w:rPr>
+        <w:t xml:space="preserve"> build the infrastructure. </w:t>
+      </w:r>
+    </w:p>
+    <w:p>
+      <w:pPr>
+        <w:numPr>
+          <w:ilvl w:val="0"/>
+          <w:numId w:val="3"/>
+        </w:numPr>
+        <w:spacing w:after="0" w:line="240" w:lineRule="auto"/>
+        <w:ind w:left="357" w:hanging="357"/>
+        <w:rPr>
+          <w:sz w:val="32"/>
+          <w:szCs w:val="32"/>
+        </w:rPr>
+      </w:pPr>
+      <w:r>
+        <w:rPr>
+          <w:b/>
+          <w:bCs/>
+          <w:sz w:val="32"/>
+          <w:szCs w:val="32"/>
+        </w:rPr>
+        <w:t>Sprint 4–7</w:t>
+      </w:r>
+      <w:r>
+        <w:rPr>
+          <w:sz w:val="32"/>
+          <w:szCs w:val="32"/>
+        </w:rPr>
+        <w:t xml:space="preserve"> add forecasting algorithms that all share the same interfaces. </w:t>
+      </w:r>
+    </w:p>
+    <w:p>
+      <w:pPr>
+        <w:numPr>
+          <w:ilvl w:val="0"/>
+          <w:numId w:val="3"/>
+        </w:numPr>
+        <w:spacing w:after="0" w:line="240" w:lineRule="auto"/>
+        <w:ind w:left="357" w:hanging="357"/>
+        <w:rPr>
+          <w:sz w:val="32"/>
+          <w:szCs w:val="32"/>
+        </w:rPr>
+      </w:pPr>
+      <w:r>
+        <w:rPr>
+          <w:b/>
+          <w:bCs/>
+          <w:sz w:val="32"/>
+          <w:szCs w:val="32"/>
+        </w:rPr>
+        <w:t>Sprint 8–10</w:t>
+      </w:r>
+      <w:r>
+        <w:rPr>
+          <w:sz w:val="32"/>
+          <w:szCs w:val="32"/>
+        </w:rPr>
+        <w:t xml:space="preserve"> add higher-level capabilities like RUL estimation, reporting, and dashboards.</w:t>
+      </w:r>
+    </w:p>
+    <w:p>
+      <w:pPr>
+        <w:spacing w:after="0" w:line="240" w:lineRule="auto"/>
+        <w:rPr>
+          <w:b/>
+          <w:bCs/>
+          <w:sz w:val="28"/>
+          <w:szCs w:val="28"/>
+          <w:u w:val="single"/>
+        </w:rPr>
+      </w:pPr>
+    </w:p>
+    <w:p>
+      <w:pPr>
+        <w:spacing w:after="0" w:line="240" w:lineRule="auto"/>
+        <w:rPr>
+          <w:b/>
+          <w:bCs/>
+          <w:sz w:val="28"/>
+          <w:szCs w:val="28"/>
+          <w:u w:val="single"/>
+        </w:rPr>
+      </w:pPr>
+      <w:r>
+        <w:rPr>
+          <w:b/>
+          <w:bCs/>
+          <w:sz w:val="28"/>
+          <w:szCs w:val="28"/>
+          <w:u w:val="single"/>
+        </w:rPr>
+        <w:t>Sprint 3</w:t>
+      </w:r>
+      <w:r>
+        <w:rPr>
+          <w:b/>
+          <w:bCs/>
+          <w:sz w:val="28"/>
+          <w:szCs w:val="28"/>
+          <w:u w:val="single"/>
+        </w:rPr>
+        <w:t>A</w:t>
+      </w:r>
+      <w:r>
+        <w:rPr>
+          <w:b/>
+          <w:bCs/>
+          <w:sz w:val="28"/>
+          <w:szCs w:val="28"/>
+          <w:u w:val="single"/>
+        </w:rPr>
+        <w:t>:</w:t>
+      </w:r>
+    </w:p>
+    <w:p>
+      <w:pPr>
+        <w:spacing w:after="0" w:line="240" w:lineRule="auto"/>
+        <w:rPr>
+          <w:b/>
+          <w:bCs/>
+        </w:rPr>
+      </w:pPr>
+      <w:r>
+        <w:rPr>
+          <w:b/>
+          <w:bCs/>
+        </w:rPr>
+        <w:t xml:space="preserve">Commit 1 — </w:t>
+      </w:r>
+      <w:r>
+        <w:rPr>
+          <w:b/>
+          <w:bCs/>
+        </w:rPr>
+        <w:t>Interpolation</w:t>
+      </w:r>
+      <w:r>
+        <w:rPr>
+          <w:b/>
+          <w:bCs/>
+        </w:rPr>
+        <w:t xml:space="preserve"> Engine</w:t>
+      </w:r>
+    </w:p>
+    <w:p>
+      <w:pPr>
+        <w:spacing w:after="0" w:line="240" w:lineRule="auto"/>
+        <w:rPr>
+          <w:b/>
+          <w:bCs/>
+        </w:rPr>
+      </w:pPr>
+      <w:r>
+        <w:rPr>
+          <w:b/>
+          <w:bCs/>
+        </w:rPr>
+        <w:t xml:space="preserve">Commit 2 — </w:t>
+      </w:r>
+      <w:r>
+        <w:rPr>
+          <w:b/>
+          <w:bCs/>
+        </w:rPr>
+        <w:t>Visualization</w:t>
+      </w:r>
+      <w:r>
+        <w:rPr>
+          <w:b/>
+          <w:bCs/>
+        </w:rPr>
+        <w:t xml:space="preserve"> Engine</w:t>
+      </w:r>
+    </w:p>
+    <w:p>
+      <w:pPr>
+        <w:spacing w:after="0" w:line="240" w:lineRule="auto"/>
+        <w:rPr>
+          <w:b/>
+          <w:bCs/>
+        </w:rPr>
+      </w:pPr>
+      <w:r>
+        <w:rPr>
+          <w:b/>
+          <w:bCs/>
+        </w:rPr>
+        <w:t xml:space="preserve">Commit 3 — </w:t>
+      </w:r>
+      <w:r>
+        <w:rPr>
+          <w:b/>
+          <w:bCs/>
+        </w:rPr>
+        <w:t>Window Generator</w:t>
+      </w:r>
+    </w:p>
+    <w:p>
+      <w:pPr>
+        <w:spacing w:after="0" w:line="240" w:lineRule="auto"/>
+        <w:rPr>
+          <w:b/>
+          <w:bCs/>
+        </w:rPr>
+      </w:pPr>
+      <w:r>
+        <w:rPr>
+          <w:b/>
+          <w:bCs/>
+        </w:rPr>
+        <w:t xml:space="preserve">Commit 4 — </w:t>
+      </w:r>
+      <w:r>
+        <w:rPr>
+          <w:b/>
+          <w:bCs/>
+        </w:rPr>
+        <w:t>Train/Test Split</w:t>
+      </w:r>
+    </w:p>
+    <w:p>
+      <w:pPr>
+        <w:spacing w:after="0" w:line="240" w:lineRule="auto"/>
+        <w:rPr>
+          <w:b/>
+          <w:bCs/>
+        </w:rPr>
+      </w:pPr>
+      <w:r>
+        <w:rPr>
+          <w:b/>
+          <w:bCs/>
+        </w:rPr>
+        <w:t xml:space="preserve">Commit 5 — </w:t>
+      </w:r>
+      <w:r>
+        <w:rPr>
+          <w:b/>
+          <w:bCs/>
+        </w:rPr>
+        <w:t>Forecast Pipeline</w:t>
+      </w:r>
+    </w:p>
+    <w:p>
+      <w:pPr>
+        <w:spacing w:after="0" w:line="240" w:lineRule="auto"/>
+        <w:rPr>
+          <w:b/>
+          <w:bCs/>
+        </w:rPr>
+      </w:pPr>
+      <w:r>
+        <w:rPr>
+          <w:b/>
+          <w:bCs/>
+        </w:rPr>
+        <w:t xml:space="preserve">Commit 6 — </w:t>
+      </w:r>
+      <w:r>
+        <w:rPr>
+          <w:b/>
+          <w:bCs/>
+        </w:rPr>
+        <w:t>Evaluation Metrics</w:t>
+      </w:r>
+    </w:p>
+    <w:p>
+      <w:pPr>
+        <w:spacing w:after="0" w:line="240" w:lineRule="auto"/>
+        <w:rPr>
+          <w:b/>
+          <w:bCs/>
+        </w:rPr>
+      </w:pPr>
+      <w:r>
+        <w:rPr>
+          <w:b/>
+          <w:bCs/>
+        </w:rPr>
+        <w:t xml:space="preserve">Commit 7 — </w:t>
+      </w:r>
+      <w:r>
+        <w:rPr>
+          <w:b/>
+          <w:bCs/>
+        </w:rPr>
+        <w:t>Experiment Manager</w:t>
+      </w:r>
+    </w:p>
+    <w:p>
+      <w:pPr>
+        <w:spacing w:after="0" w:line="240" w:lineRule="auto"/>
+        <w:rPr>
+          <w:b/>
+          <w:bCs/>
+        </w:rPr>
+      </w:pPr>
+    </w:p>
+    <w:p>
+      <w:pPr>
+        <w:spacing w:after="0" w:line="240" w:lineRule="auto"/>
+        <w:rPr>
+          <w:b/>
+          <w:bCs/>
+          <w:sz w:val="28"/>
+          <w:szCs w:val="28"/>
+          <w:u w:val="single"/>
+        </w:rPr>
+      </w:pPr>
+      <w:r>
+        <w:rPr>
+          <w:b/>
+          <w:bCs/>
+          <w:sz w:val="28"/>
+          <w:szCs w:val="28"/>
+          <w:u w:val="single"/>
+        </w:rPr>
+        <w:t>Sprint 3</w:t>
+      </w:r>
+      <w:r>
+        <w:rPr>
+          <w:b/>
+          <w:bCs/>
+          <w:sz w:val="28"/>
+          <w:szCs w:val="28"/>
+          <w:u w:val="single"/>
+        </w:rPr>
+        <w:t>B</w:t>
+      </w:r>
+      <w:r>
+        <w:rPr>
+          <w:b/>
+          <w:bCs/>
+          <w:sz w:val="28"/>
+          <w:szCs w:val="28"/>
+          <w:u w:val="single"/>
+        </w:rPr>
+        <w:t>:</w:t>
+      </w:r>
+    </w:p>
+    <w:p>
+      <w:pPr>
+        <w:spacing w:after="0" w:line="240" w:lineRule="auto"/>
+        <w:rPr>
+          <w:b/>
+          <w:bCs/>
+        </w:rPr>
+      </w:pPr>
+      <w:r>
+        <w:rPr>
+          <w:b/>
+          <w:bCs/>
+        </w:rPr>
+        <w:t>Commit 1 — Resampling Engine</w:t>
+      </w:r>
+    </w:p>
+    <w:p>
+      <w:pPr>
+        <w:spacing w:after="0" w:line="240" w:lineRule="auto"/>
+        <w:rPr>
+          <w:b/>
+          <w:bCs/>
+        </w:rPr>
+      </w:pPr>
+      <w:r>
+        <w:rPr>
+          <w:b/>
+          <w:bCs/>
+        </w:rPr>
+        <w:t>Commit 2 — Missing-data Engine</w:t>
+      </w:r>
+    </w:p>
+    <w:p>
+      <w:pPr>
+        <w:spacing w:after="0" w:line="240" w:lineRule="auto"/>
+        <w:rPr>
+          <w:b/>
+          <w:bCs/>
+        </w:rPr>
+      </w:pPr>
+      <w:r>
+        <w:rPr>
+          <w:b/>
+          <w:bCs/>
+        </w:rPr>
+        <w:t>Commit 3 — Feature Engineering</w:t>
+      </w:r>
+    </w:p>
+    <w:p>
+      <w:pPr>
+        <w:spacing w:after="0" w:line="240" w:lineRule="auto"/>
+        <w:rPr>
+          <w:b/>
+          <w:bCs/>
+        </w:rPr>
+      </w:pPr>
+      <w:r>
+        <w:rPr>
+          <w:b/>
+          <w:bCs/>
+        </w:rPr>
+        <w:t>Commit 4 — Rolling Windows</w:t>
+      </w:r>
+    </w:p>
+    <w:p>
+      <w:pPr>
+        <w:spacing w:after="0" w:line="240" w:lineRule="auto"/>
+        <w:rPr>
+          <w:b/>
+          <w:bCs/>
+        </w:rPr>
+      </w:pPr>
+      <w:r>
+        <w:rPr>
+          <w:b/>
+          <w:bCs/>
+        </w:rPr>
+        <w:t>Commit 5 — Exploratory Analysis</w:t>
+      </w:r>
+    </w:p>
+    <w:p>
+      <w:pPr>
+        <w:spacing w:after="0" w:line="240" w:lineRule="auto"/>
+        <w:rPr>
+          <w:b/>
+          <w:bCs/>
+        </w:rPr>
+      </w:pPr>
+      <w:r>
+        <w:rPr>
+          <w:b/>
+          <w:bCs/>
+        </w:rPr>
+        <w:t>Commit 6 — Visualization</w:t>
+      </w:r>
+    </w:p>
+    <w:p>
+      <w:pPr>
+        <w:spacing w:after="0" w:line="240" w:lineRule="auto"/>
+        <w:rPr>
+          <w:b/>
+          <w:bCs/>
+        </w:rPr>
+      </w:pPr>
+      <w:r>
+        <w:rPr>
+          <w:b/>
+          <w:bCs/>
+        </w:rPr>
+        <w:t>Commit 7 — Configuration System</w:t>
+      </w:r>
+    </w:p>
+    <w:p>
+      <w:pPr>
+        <w:spacing w:after="0" w:line="240" w:lineRule="auto"/>
+        <w:rPr>
+          <w:b/>
+          <w:bCs/>
+        </w:rPr>
+      </w:pPr>
+      <w:r>
+        <w:rPr>
+          <w:b/>
+          <w:bCs/>
+        </w:rPr>
+        <w:t>Commit 8 — Logging</w:t>
+      </w:r>
+    </w:p>
+    <w:p>
+      <w:pPr>
+        <w:spacing w:after="0" w:line="240" w:lineRule="auto"/>
+        <w:rPr>
+          <w:b/>
+          <w:bCs/>
+        </w:rPr>
+      </w:pPr>
+    </w:p>
+    <w:p>
+      <w:pPr>
+        <w:spacing w:after="0" w:line="240" w:lineRule="auto"/>
+        <w:rPr>
+          <w:b/>
+          <w:bCs/>
+          <w:sz w:val="32"/>
+          <w:szCs w:val="32"/>
+          <w:u w:val="single"/>
+        </w:rPr>
+      </w:pPr>
+      <w:r>
+        <w:rPr>
+          <w:b/>
+          <w:bCs/>
+          <w:sz w:val="32"/>
+          <w:szCs w:val="32"/>
+          <w:u w:val="single"/>
+        </w:rPr>
+        <w:t>Roadmap:</w:t>
+      </w:r>
+    </w:p>
+    <w:p>
+      <w:pPr>
+        <w:spacing w:after="0" w:line="240" w:lineRule="auto"/>
+        <w:rPr>
+          <w:b/>
+          <w:bCs/>
+          <w:sz w:val="28"/>
+          <w:szCs w:val="28"/>
+        </w:rPr>
+      </w:pPr>
+      <w:r>
+        <w:rPr>
+          <w:b/>
+          <w:bCs/>
+          <w:sz w:val="28"/>
+          <w:szCs w:val="28"/>
+        </w:rPr>
+        <w:t>Sprint 1</w:t>
+      </w:r>
+    </w:p>
+    <w:p>
+      <w:pPr>
+        <w:spacing w:after="0" w:line="240" w:lineRule="auto"/>
+        <w:rPr>
+          <w:sz w:val="28"/>
+          <w:szCs w:val="28"/>
+        </w:rPr>
+      </w:pPr>
+      <w:r>
+        <w:rPr>
+          <w:sz w:val="28"/>
+          <w:szCs w:val="28"/>
+        </w:rPr>
+        <w:t>Project skeleton</w:t>
+      </w:r>
+      <w:r>
+        <w:rPr>
+          <w:sz w:val="28"/>
+          <w:szCs w:val="28"/>
+        </w:rPr>
+        <w:t xml:space="preserve">   </w:t>
+      </w:r>
+      <w:r>
+        <w:rPr>
+          <w:rFonts w:ascii="Segoe UI Symbol" w:hAnsi="Segoe UI Symbol" w:cs="Segoe UI Symbol"/>
+          <w:sz w:val="28"/>
+          <w:szCs w:val="28"/>
+        </w:rPr>
+        <w:t>✓</w:t>
+      </w:r>
+    </w:p>
+    <w:p>
+      <w:pPr>
+        <w:spacing w:after="0" w:line="240" w:lineRule="auto"/>
+        <w:rPr>
+          <w:sz w:val="28"/>
+          <w:szCs w:val="28"/>
+        </w:rPr>
+      </w:pPr>
+    </w:p>
+    <w:p>
+      <w:pPr>
+        <w:spacing w:after="0" w:line="240" w:lineRule="auto"/>
+        <w:rPr>
+          <w:b/>
+          <w:bCs/>
+          <w:sz w:val="28"/>
+          <w:szCs w:val="28"/>
+        </w:rPr>
+      </w:pPr>
+      <w:r>
+        <w:rPr>
+          <w:b/>
+          <w:bCs/>
+          <w:sz w:val="28"/>
+          <w:szCs w:val="28"/>
+        </w:rPr>
+        <w:t>Sprint 2</w:t>
+      </w:r>
+    </w:p>
+    <w:p>
+      <w:pPr>
+        <w:spacing w:after="0" w:line="240" w:lineRule="auto"/>
+        <w:rPr>
+          <w:sz w:val="28"/>
+          <w:szCs w:val="28"/>
+        </w:rPr>
+      </w:pPr>
+      <w:r>
+        <w:rPr>
+          <w:sz w:val="28"/>
+          <w:szCs w:val="28"/>
+        </w:rPr>
+        <w:t>Dataset engine</w:t>
+      </w:r>
+      <w:r>
+        <w:rPr>
+          <w:sz w:val="28"/>
+          <w:szCs w:val="28"/>
+        </w:rPr>
+        <w:t xml:space="preserve">    </w:t>
+      </w:r>
+      <w:r>
+        <w:rPr>
+          <w:rFonts w:ascii="Segoe UI Symbol" w:hAnsi="Segoe UI Symbol" w:cs="Segoe UI Symbol"/>
+          <w:sz w:val="28"/>
+          <w:szCs w:val="28"/>
+        </w:rPr>
+        <w:t>✓</w:t>
+      </w:r>
+    </w:p>
+    <w:p>
+      <w:pPr>
+        <w:spacing w:after="0" w:line="240" w:lineRule="auto"/>
+        <w:rPr>
+          <w:sz w:val="28"/>
+          <w:szCs w:val="28"/>
+        </w:rPr>
+      </w:pPr>
+    </w:p>
+    <w:p>
+      <w:pPr>
+        <w:spacing w:after="0" w:line="240" w:lineRule="auto"/>
+        <w:rPr>
+          <w:b/>
+          <w:bCs/>
+          <w:sz w:val="28"/>
+          <w:szCs w:val="28"/>
+        </w:rPr>
+      </w:pPr>
+      <w:r>
+        <w:rPr>
+          <w:b/>
+          <w:bCs/>
+          <w:sz w:val="28"/>
+          <w:szCs w:val="28"/>
+        </w:rPr>
+        <w:t>Sprint 3</w:t>
+      </w:r>
+    </w:p>
+    <w:p>
+      <w:pPr>
+        <w:spacing w:after="0" w:line="240" w:lineRule="auto"/>
+        <w:rPr>
+          <w:sz w:val="28"/>
+          <w:szCs w:val="28"/>
+        </w:rPr>
+      </w:pPr>
+      <w:r>
+        <w:rPr>
+          <w:sz w:val="28"/>
+          <w:szCs w:val="28"/>
+        </w:rPr>
+        <w:t>Data engineering</w:t>
+      </w:r>
+      <w:r>
+        <w:rPr>
+          <w:sz w:val="28"/>
+          <w:szCs w:val="28"/>
+        </w:rPr>
+        <w:t xml:space="preserve">  </w:t>
+      </w:r>
+      <w:r>
+        <w:rPr>
+          <w:rFonts w:ascii="Segoe UI Symbol" w:hAnsi="Segoe UI Symbol" w:cs="Segoe UI Symbol"/>
+          <w:sz w:val="28"/>
+          <w:szCs w:val="28"/>
+        </w:rPr>
+        <w:t>⬅</w:t>
+      </w:r>
+      <w:r>
+        <w:rPr>
+          <w:sz w:val="28"/>
+          <w:szCs w:val="28"/>
+        </w:rPr>
+        <w:t xml:space="preserve"> next</w:t>
+      </w:r>
+    </w:p>
+    <w:p>
+      <w:pPr>
+        <w:spacing w:after="0" w:line="240" w:lineRule="auto"/>
+        <w:rPr>
+          <w:sz w:val="28"/>
+          <w:szCs w:val="28"/>
+        </w:rPr>
+      </w:pPr>
+    </w:p>
+    <w:p>
+      <w:pPr>
+        <w:spacing w:after="0" w:line="240" w:lineRule="auto"/>
+        <w:rPr>
+          <w:b/>
+          <w:bCs/>
+          <w:sz w:val="28"/>
+          <w:szCs w:val="28"/>
+        </w:rPr>
+      </w:pPr>
+      <w:r>
+        <w:rPr>
+          <w:b/>
+          <w:bCs/>
+          <w:sz w:val="28"/>
+          <w:szCs w:val="28"/>
+        </w:rPr>
+        <w:t>Sprint 4</w:t>
+      </w:r>
+    </w:p>
+    <w:p>
+      <w:pPr>
+        <w:spacing w:after="0" w:line="240" w:lineRule="auto"/>
+        <w:rPr>
+          <w:sz w:val="28"/>
+          <w:szCs w:val="28"/>
+        </w:rPr>
+      </w:pPr>
+      <w:r>
+        <w:rPr>
+          <w:sz w:val="28"/>
+          <w:szCs w:val="28"/>
+        </w:rPr>
+        <w:t>Statistical forecasting</w:t>
+      </w:r>
+    </w:p>
+    <w:p>
+      <w:pPr>
+        <w:spacing w:after="0" w:line="240" w:lineRule="auto"/>
+        <w:rPr>
+          <w:sz w:val="28"/>
+          <w:szCs w:val="28"/>
+        </w:rPr>
+      </w:pPr>
+      <w:r>
+        <w:rPr>
+          <w:sz w:val="28"/>
+          <w:szCs w:val="28"/>
+        </w:rPr>
+        <w:t>ARIMA</w:t>
+      </w:r>
+    </w:p>
+    <w:p>
+      <w:pPr>
+        <w:spacing w:after="0" w:line="240" w:lineRule="auto"/>
+        <w:rPr>
+          <w:sz w:val="28"/>
+          <w:szCs w:val="28"/>
+        </w:rPr>
+      </w:pPr>
+      <w:r>
+        <w:rPr>
+          <w:sz w:val="28"/>
+          <w:szCs w:val="28"/>
+        </w:rPr>
+        <w:t>Moving Average</w:t>
+      </w:r>
+    </w:p>
+    <w:p>
+      <w:pPr>
+        <w:spacing w:after="0" w:line="240" w:lineRule="auto"/>
+        <w:rPr>
+          <w:sz w:val="28"/>
+          <w:szCs w:val="28"/>
+        </w:rPr>
+      </w:pPr>
+      <w:r>
+        <w:rPr>
+          <w:sz w:val="28"/>
+          <w:szCs w:val="28"/>
+        </w:rPr>
+        <w:t>Exponential Smoothing</w:t>
+      </w:r>
+    </w:p>
+    <w:p>
+      <w:pPr>
+        <w:spacing w:after="0" w:line="240" w:lineRule="auto"/>
+        <w:rPr>
+          <w:sz w:val="28"/>
+          <w:szCs w:val="28"/>
+        </w:rPr>
+      </w:pPr>
+    </w:p>
+    <w:p>
+      <w:pPr>
+        <w:spacing w:after="0" w:line="240" w:lineRule="auto"/>
+        <w:rPr>
+          <w:b/>
+          <w:bCs/>
+          <w:sz w:val="28"/>
+          <w:szCs w:val="28"/>
+        </w:rPr>
+      </w:pPr>
+      <w:r>
+        <w:rPr>
+          <w:b/>
+          <w:bCs/>
+          <w:sz w:val="28"/>
+          <w:szCs w:val="28"/>
+        </w:rPr>
+        <w:t>Sprint 5</w:t>
+      </w:r>
+    </w:p>
+    <w:p>
+      <w:pPr>
+        <w:spacing w:after="0" w:line="240" w:lineRule="auto"/>
+        <w:rPr>
+          <w:sz w:val="28"/>
+          <w:szCs w:val="28"/>
+        </w:rPr>
+      </w:pPr>
+      <w:r>
+        <w:rPr>
+          <w:sz w:val="28"/>
+          <w:szCs w:val="28"/>
+        </w:rPr>
+        <w:t>Adaptive Kalman Filter</w:t>
+      </w:r>
+    </w:p>
+    <w:p>
+      <w:pPr>
+        <w:spacing w:after="0" w:line="240" w:lineRule="auto"/>
+        <w:rPr>
+          <w:sz w:val="28"/>
+          <w:szCs w:val="28"/>
+        </w:rPr>
+      </w:pPr>
+    </w:p>
+    <w:p>
+      <w:pPr>
+        <w:spacing w:after="0" w:line="240" w:lineRule="auto"/>
+        <w:rPr>
+          <w:b/>
+          <w:bCs/>
+          <w:sz w:val="28"/>
+          <w:szCs w:val="28"/>
+        </w:rPr>
+      </w:pPr>
+      <w:r>
+        <w:rPr>
+          <w:b/>
+          <w:bCs/>
+          <w:sz w:val="28"/>
+          <w:szCs w:val="28"/>
+        </w:rPr>
+        <w:t>Sprint 6</w:t>
+      </w:r>
+    </w:p>
+    <w:p>
+      <w:pPr>
+        <w:spacing w:after="0" w:line="240" w:lineRule="auto"/>
+        <w:rPr>
+          <w:sz w:val="28"/>
+          <w:szCs w:val="28"/>
+        </w:rPr>
+      </w:pPr>
+      <w:r>
+        <w:rPr>
+          <w:sz w:val="28"/>
+          <w:szCs w:val="28"/>
+        </w:rPr>
+        <w:t>Deep Learning</w:t>
+      </w:r>
+    </w:p>
+    <w:p>
+      <w:pPr>
+        <w:spacing w:after="0" w:line="240" w:lineRule="auto"/>
+        <w:rPr>
+          <w:sz w:val="28"/>
+          <w:szCs w:val="28"/>
+        </w:rPr>
+      </w:pPr>
+      <w:r>
+        <w:rPr>
+          <w:sz w:val="28"/>
+          <w:szCs w:val="28"/>
+        </w:rPr>
+        <w:t>LSTM</w:t>
+      </w:r>
+    </w:p>
+    <w:p>
+      <w:pPr>
+        <w:spacing w:after="0" w:line="240" w:lineRule="auto"/>
+        <w:rPr>
+          <w:sz w:val="28"/>
+          <w:szCs w:val="28"/>
+        </w:rPr>
+      </w:pPr>
+      <w:r>
+        <w:rPr>
+          <w:sz w:val="28"/>
+          <w:szCs w:val="28"/>
+        </w:rPr>
+        <w:t>GRU</w:t>
+      </w:r>
+    </w:p>
+    <w:p>
+      <w:pPr>
+        <w:spacing w:after="0" w:line="240" w:lineRule="auto"/>
+        <w:rPr>
+          <w:sz w:val="28"/>
+          <w:szCs w:val="28"/>
+        </w:rPr>
+      </w:pPr>
+      <w:r>
+        <w:rPr>
+          <w:sz w:val="28"/>
+          <w:szCs w:val="28"/>
+        </w:rPr>
+        <w:t>CNN-LSTM</w:t>
+      </w:r>
+    </w:p>
+    <w:p>
+      <w:pPr>
+        <w:spacing w:after="0" w:line="240" w:lineRule="auto"/>
+        <w:rPr>
+          <w:sz w:val="28"/>
+          <w:szCs w:val="28"/>
+        </w:rPr>
+      </w:pPr>
+      <w:r>
+        <w:rPr>
+          <w:sz w:val="28"/>
+          <w:szCs w:val="28"/>
+        </w:rPr>
+        <w:t>GRU-LSTM</w:t>
+      </w:r>
+    </w:p>
+    <w:p>
+      <w:pPr>
+        <w:spacing w:after="0" w:line="240" w:lineRule="auto"/>
+        <w:rPr>
+          <w:sz w:val="28"/>
+          <w:szCs w:val="28"/>
+        </w:rPr>
+      </w:pPr>
+    </w:p>
+    <w:p>
+      <w:pPr>
+        <w:spacing w:after="0" w:line="240" w:lineRule="auto"/>
+        <w:rPr>
+          <w:b/>
+          <w:bCs/>
+          <w:sz w:val="28"/>
+          <w:szCs w:val="28"/>
+        </w:rPr>
+      </w:pPr>
+      <w:r>
+        <w:rPr>
+          <w:b/>
+          <w:bCs/>
+          <w:sz w:val="28"/>
+          <w:szCs w:val="28"/>
+        </w:rPr>
+        <w:t>Sprint 7</w:t>
+      </w:r>
+    </w:p>
+    <w:p>
+      <w:pPr>
+        <w:spacing w:after="0" w:line="240" w:lineRule="auto"/>
+        <w:rPr>
+          <w:sz w:val="28"/>
+          <w:szCs w:val="28"/>
+        </w:rPr>
+      </w:pPr>
+      <w:r>
+        <w:rPr>
+          <w:sz w:val="28"/>
+          <w:szCs w:val="28"/>
+        </w:rPr>
+        <w:t>Hybrid Models</w:t>
+      </w:r>
+    </w:p>
+    <w:p>
+      <w:pPr>
+        <w:spacing w:after="0" w:line="240" w:lineRule="auto"/>
+        <w:rPr>
+          <w:sz w:val="28"/>
+          <w:szCs w:val="28"/>
+        </w:rPr>
+      </w:pPr>
+    </w:p>
+    <w:p>
+      <w:pPr>
+        <w:spacing w:after="0" w:line="240" w:lineRule="auto"/>
+        <w:rPr>
+          <w:b/>
+          <w:bCs/>
+          <w:sz w:val="28"/>
+          <w:szCs w:val="28"/>
+        </w:rPr>
+      </w:pPr>
+      <w:r>
+        <w:rPr>
+          <w:b/>
+          <w:bCs/>
+          <w:sz w:val="28"/>
+          <w:szCs w:val="28"/>
+        </w:rPr>
+        <w:t>Sprint 8</w:t>
+      </w:r>
+    </w:p>
+    <w:p>
+      <w:pPr>
+        <w:spacing w:after="0" w:line="240" w:lineRule="auto"/>
+        <w:rPr>
+          <w:sz w:val="28"/>
+          <w:szCs w:val="28"/>
+        </w:rPr>
+      </w:pPr>
+      <w:r>
+        <w:rPr>
+          <w:sz w:val="28"/>
+          <w:szCs w:val="28"/>
+        </w:rPr>
+        <w:t>Remaining Useful Life (RUL)</w:t>
+      </w:r>
+    </w:p>
+    <w:p>
+      <w:pPr>
+        <w:spacing w:after="0" w:line="240" w:lineRule="auto"/>
+        <w:rPr>
+          <w:sz w:val="28"/>
+          <w:szCs w:val="28"/>
+        </w:rPr>
+      </w:pPr>
+    </w:p>
+    <w:p>
+      <w:pPr>
+        <w:spacing w:after="0" w:line="240" w:lineRule="auto"/>
+        <w:rPr>
+          <w:b/>
+          <w:bCs/>
+          <w:sz w:val="28"/>
+          <w:szCs w:val="28"/>
+        </w:rPr>
+      </w:pPr>
+      <w:r>
+        <w:rPr>
+          <w:b/>
+          <w:bCs/>
+          <w:sz w:val="28"/>
+          <w:szCs w:val="28"/>
+        </w:rPr>
+        <w:t>Sprint 9</w:t>
+      </w:r>
+    </w:p>
+    <w:p>
+      <w:pPr>
+        <w:spacing w:after="0" w:line="240" w:lineRule="auto"/>
+        <w:rPr>
+          <w:sz w:val="28"/>
+          <w:szCs w:val="28"/>
+        </w:rPr>
+      </w:pPr>
+      <w:r>
+        <w:rPr>
+          <w:sz w:val="28"/>
+          <w:szCs w:val="28"/>
+        </w:rPr>
+        <w:t>Dashboard + Reporting</w:t>
+      </w:r>
+    </w:p>
+    <w:p>
+      <w:pPr>
+        <w:spacing w:after="0" w:line="240" w:lineRule="auto"/>
+        <w:rPr>
+          <w:sz w:val="28"/>
+          <w:szCs w:val="28"/>
+        </w:rPr>
+      </w:pPr>
+    </w:p>
+    <w:p>
+      <w:pPr>
+        <w:spacing w:after="0" w:line="240" w:lineRule="auto"/>
+        <w:rPr>
+          <w:b/>
+          <w:bCs/>
+          <w:sz w:val="28"/>
+          <w:szCs w:val="28"/>
+        </w:rPr>
+      </w:pPr>
+      <w:r>
+        <w:rPr>
+          <w:b/>
+          <w:bCs/>
+          <w:sz w:val="28"/>
+          <w:szCs w:val="28"/>
+        </w:rPr>
+        <w:t>Sprint 10</w:t>
+      </w:r>
+    </w:p>
+    <w:p>
+      <w:pPr>
+        <w:spacing w:after="0" w:line="240" w:lineRule="auto"/>
+        <w:rPr>
+          <w:sz w:val="28"/>
+          <w:szCs w:val="28"/>
+        </w:rPr>
+      </w:pPr>
+      <w:r>
+        <w:rPr>
+          <w:sz w:val="28"/>
+          <w:szCs w:val="28"/>
+        </w:rPr>
+        <w:t>Release v1.0</w:t>
       </w:r>
     </w:p>
     <w:sectPr>
@@ -954,6 +3755,467 @@
     </w:sectPr>
   </w:body>
 </w:document>
+</file>
+
+<file path=word/numbering.xml><?xml version="1.0" encoding="utf-8"?>
+<w:numbering xmlns:wpc="http://schemas.microsoft.com/office/word/2010/wordprocessingCanvas" xmlns:cx="http://schemas.microsoft.com/office/drawing/2014/chartex" xmlns:cx1="http://schemas.microsoft.com/office/drawing/2015/9/8/chartex" xmlns:cx2="http://schemas.microsoft.com/office/drawing/2015/10/21/chartex" xmlns:cx3="http://schemas.microsoft.com/office/drawing/2016/5/9/chartex" xmlns:cx4="http://schemas.microsoft.com/office/drawing/2016/5/10/chartex" xmlns:cx5="http://schemas.microsoft.com/office/drawing/2016/5/11/chartex" xmlns:cx6="http://schemas.microsoft.com/office/drawing/2016/5/12/chartex" xmlns:cx7="http://schemas.microsoft.com/office/drawing/2016/5/13/chartex" xmlns:cx8="http://schemas.microsoft.com/office/drawing/2016/5/14/chartex" xmlns:mc="http://schemas.openxmlformats.org/markup-compatibility/2006" xmlns:aink="http://schemas.microsoft.com/office/drawing/2016/ink" xmlns:am3d="http://schemas.microsoft.com/office/drawing/2017/model3d" xmlns:o="urn:schemas-microsoft-com:office:office" xmlns:oel="http://schemas.microsoft.com/office/2019/extlst" xmlns:r="http://schemas.openxmlformats.org/officeDocument/2006/relationships" xmlns:m="http://schemas.openxmlformats.org/officeDocument/2006/math" xmlns:v="urn:schemas-microsoft-com:vml" xmlns:wp14="http://schemas.microsoft.com/office/word/2010/wordprocessingDrawing" xmlns:wp="http://schemas.openxmlformats.org/drawingml/2006/wordprocessingDrawing" xmlns:w10="urn:schemas-microsoft-com:office:word" xmlns:w="http://schemas.openxmlformats.org/wordprocessingml/2006/main" xmlns:w14="http://schemas.microsoft.com/office/word/2010/wordml" xmlns:w15="http://schemas.microsoft.com/office/word/2012/wordml" xmlns:w16cex="http://schemas.microsoft.com/office/word/2018/wordml/cex" xmlns:w16cid="http://schemas.microsoft.com/office/word/2016/wordml/cid" xmlns:w16="http://schemas.microsoft.com/office/word/2018/wordml" xmlns:w16du="http://schemas.microsoft.com/office/word/2023/wordml/word16du" xmlns:w16sdtdh="http://schemas.microsoft.com/office/word/2020/wordml/sdtdatahash" xmlns:w16sdtfl="http://schemas.microsoft.com/office/word/2024/wordml/sdtformatlock" xmlns:w16se="http://schemas.microsoft.com/office/word/2015/wordml/symex" xmlns:wpg="http://schemas.microsoft.com/office/word/2010/wordprocessingGroup" xmlns:wpi="http://schemas.microsoft.com/office/word/2010/wordprocessingInk" xmlns:wne="http://schemas.microsoft.com/office/word/2006/wordml" xmlns:wps="http://schemas.microsoft.com/office/word/2010/wordprocessingShape" mc:Ignorable="w14 w15 w16se w16cid w16 w16cex w16sdtdh w16sdtfl w16du wp14">
+  <w:abstractNum w:abstractNumId="0" w15:restartNumberingAfterBreak="0">
+    <w:nsid w:val="320E0B82"/>
+    <w:multiLevelType w:val="multilevel"/>
+    <w:tmpl w:val="67A0C5AE"/>
+    <w:lvl w:ilvl="0">
+      <w:start w:val="1"/>
+      <w:numFmt w:val="bullet"/>
+      <w:lvlText w:val=""/>
+      <w:lvlJc w:val="left"/>
+      <w:pPr>
+        <w:tabs>
+          <w:tab w:val="num" w:pos="720"/>
+        </w:tabs>
+        <w:ind w:left="720" w:hanging="360"/>
+      </w:pPr>
+      <w:rPr>
+        <w:rFonts w:ascii="Symbol" w:hAnsi="Symbol" w:hint="default"/>
+        <w:sz w:val="20"/>
+      </w:rPr>
+    </w:lvl>
+    <w:lvl w:ilvl="1" w:tentative="1">
+      <w:start w:val="1"/>
+      <w:numFmt w:val="bullet"/>
+      <w:lvlText w:val="o"/>
+      <w:lvlJc w:val="left"/>
+      <w:pPr>
+        <w:tabs>
+          <w:tab w:val="num" w:pos="1440"/>
+        </w:tabs>
+        <w:ind w:left="1440" w:hanging="360"/>
+      </w:pPr>
+      <w:rPr>
+        <w:rFonts w:ascii="Courier New" w:hAnsi="Courier New" w:hint="default"/>
+        <w:sz w:val="20"/>
+      </w:rPr>
+    </w:lvl>
+    <w:lvl w:ilvl="2" w:tentative="1">
+      <w:start w:val="1"/>
+      <w:numFmt w:val="bullet"/>
+      <w:lvlText w:val=""/>
+      <w:lvlJc w:val="left"/>
+      <w:pPr>
+        <w:tabs>
+          <w:tab w:val="num" w:pos="2160"/>
+        </w:tabs>
+        <w:ind w:left="2160" w:hanging="360"/>
+      </w:pPr>
+      <w:rPr>
+        <w:rFonts w:ascii="Wingdings" w:hAnsi="Wingdings" w:hint="default"/>
+        <w:sz w:val="20"/>
+      </w:rPr>
+    </w:lvl>
+    <w:lvl w:ilvl="3" w:tentative="1">
+      <w:start w:val="1"/>
+      <w:numFmt w:val="bullet"/>
+      <w:lvlText w:val=""/>
+      <w:lvlJc w:val="left"/>
+      <w:pPr>
+        <w:tabs>
+          <w:tab w:val="num" w:pos="2880"/>
+        </w:tabs>
+        <w:ind w:left="2880" w:hanging="360"/>
+      </w:pPr>
+      <w:rPr>
+        <w:rFonts w:ascii="Wingdings" w:hAnsi="Wingdings" w:hint="default"/>
+        <w:sz w:val="20"/>
+      </w:rPr>
+    </w:lvl>
+    <w:lvl w:ilvl="4" w:tentative="1">
+      <w:start w:val="1"/>
+      <w:numFmt w:val="bullet"/>
+      <w:lvlText w:val=""/>
+      <w:lvlJc w:val="left"/>
+      <w:pPr>
+        <w:tabs>
+          <w:tab w:val="num" w:pos="3600"/>
+        </w:tabs>
+        <w:ind w:left="3600" w:hanging="360"/>
+      </w:pPr>
+      <w:rPr>
+        <w:rFonts w:ascii="Wingdings" w:hAnsi="Wingdings" w:hint="default"/>
+        <w:sz w:val="20"/>
+      </w:rPr>
+    </w:lvl>
+    <w:lvl w:ilvl="5" w:tentative="1">
+      <w:start w:val="1"/>
+      <w:numFmt w:val="bullet"/>
+      <w:lvlText w:val=""/>
+      <w:lvlJc w:val="left"/>
+      <w:pPr>
+        <w:tabs>
+          <w:tab w:val="num" w:pos="4320"/>
+        </w:tabs>
+        <w:ind w:left="4320" w:hanging="360"/>
+      </w:pPr>
+      <w:rPr>
+        <w:rFonts w:ascii="Wingdings" w:hAnsi="Wingdings" w:hint="default"/>
+        <w:sz w:val="20"/>
+      </w:rPr>
+    </w:lvl>
+    <w:lvl w:ilvl="6" w:tentative="1">
+      <w:start w:val="1"/>
+      <w:numFmt w:val="bullet"/>
+      <w:lvlText w:val=""/>
+      <w:lvlJc w:val="left"/>
+      <w:pPr>
+        <w:tabs>
+          <w:tab w:val="num" w:pos="5040"/>
+        </w:tabs>
+        <w:ind w:left="5040" w:hanging="360"/>
+      </w:pPr>
+      <w:rPr>
+        <w:rFonts w:ascii="Wingdings" w:hAnsi="Wingdings" w:hint="default"/>
+        <w:sz w:val="20"/>
+      </w:rPr>
+    </w:lvl>
+    <w:lvl w:ilvl="7" w:tentative="1">
+      <w:start w:val="1"/>
+      <w:numFmt w:val="bullet"/>
+      <w:lvlText w:val=""/>
+      <w:lvlJc w:val="left"/>
+      <w:pPr>
+        <w:tabs>
+          <w:tab w:val="num" w:pos="5760"/>
+        </w:tabs>
+        <w:ind w:left="5760" w:hanging="360"/>
+      </w:pPr>
+      <w:rPr>
+        <w:rFonts w:ascii="Wingdings" w:hAnsi="Wingdings" w:hint="default"/>
+        <w:sz w:val="20"/>
+      </w:rPr>
+    </w:lvl>
+    <w:lvl w:ilvl="8" w:tentative="1">
+      <w:start w:val="1"/>
+      <w:numFmt w:val="bullet"/>
+      <w:lvlText w:val=""/>
+      <w:lvlJc w:val="left"/>
+      <w:pPr>
+        <w:tabs>
+          <w:tab w:val="num" w:pos="6480"/>
+        </w:tabs>
+        <w:ind w:left="6480" w:hanging="360"/>
+      </w:pPr>
+      <w:rPr>
+        <w:rFonts w:ascii="Wingdings" w:hAnsi="Wingdings" w:hint="default"/>
+        <w:sz w:val="20"/>
+      </w:rPr>
+    </w:lvl>
+  </w:abstractNum>
+  <w:abstractNum w:abstractNumId="1" w15:restartNumberingAfterBreak="0">
+    <w:nsid w:val="57AC2ADD"/>
+    <w:multiLevelType w:val="multilevel"/>
+    <w:tmpl w:val="1716FFEE"/>
+    <w:lvl w:ilvl="0">
+      <w:start w:val="1"/>
+      <w:numFmt w:val="bullet"/>
+      <w:lvlText w:val=""/>
+      <w:lvlJc w:val="left"/>
+      <w:pPr>
+        <w:tabs>
+          <w:tab w:val="num" w:pos="720"/>
+        </w:tabs>
+        <w:ind w:left="720" w:hanging="360"/>
+      </w:pPr>
+      <w:rPr>
+        <w:rFonts w:ascii="Symbol" w:hAnsi="Symbol" w:hint="default"/>
+        <w:sz w:val="20"/>
+      </w:rPr>
+    </w:lvl>
+    <w:lvl w:ilvl="1" w:tentative="1">
+      <w:start w:val="1"/>
+      <w:numFmt w:val="bullet"/>
+      <w:lvlText w:val="o"/>
+      <w:lvlJc w:val="left"/>
+      <w:pPr>
+        <w:tabs>
+          <w:tab w:val="num" w:pos="1440"/>
+        </w:tabs>
+        <w:ind w:left="1440" w:hanging="360"/>
+      </w:pPr>
+      <w:rPr>
+        <w:rFonts w:ascii="Courier New" w:hAnsi="Courier New" w:hint="default"/>
+        <w:sz w:val="20"/>
+      </w:rPr>
+    </w:lvl>
+    <w:lvl w:ilvl="2" w:tentative="1">
+      <w:start w:val="1"/>
+      <w:numFmt w:val="bullet"/>
+      <w:lvlText w:val=""/>
+      <w:lvlJc w:val="left"/>
+      <w:pPr>
+        <w:tabs>
+          <w:tab w:val="num" w:pos="2160"/>
+        </w:tabs>
+        <w:ind w:left="2160" w:hanging="360"/>
+      </w:pPr>
+      <w:rPr>
+        <w:rFonts w:ascii="Wingdings" w:hAnsi="Wingdings" w:hint="default"/>
+        <w:sz w:val="20"/>
+      </w:rPr>
+    </w:lvl>
+    <w:lvl w:ilvl="3" w:tentative="1">
+      <w:start w:val="1"/>
+      <w:numFmt w:val="bullet"/>
+      <w:lvlText w:val=""/>
+      <w:lvlJc w:val="left"/>
+      <w:pPr>
+        <w:tabs>
+          <w:tab w:val="num" w:pos="2880"/>
+        </w:tabs>
+        <w:ind w:left="2880" w:hanging="360"/>
+      </w:pPr>
+      <w:rPr>
+        <w:rFonts w:ascii="Wingdings" w:hAnsi="Wingdings" w:hint="default"/>
+        <w:sz w:val="20"/>
+      </w:rPr>
+    </w:lvl>
+    <w:lvl w:ilvl="4" w:tentative="1">
+      <w:start w:val="1"/>
+      <w:numFmt w:val="bullet"/>
+      <w:lvlText w:val=""/>
+      <w:lvlJc w:val="left"/>
+      <w:pPr>
+        <w:tabs>
+          <w:tab w:val="num" w:pos="3600"/>
+        </w:tabs>
+        <w:ind w:left="3600" w:hanging="360"/>
+      </w:pPr>
+      <w:rPr>
+        <w:rFonts w:ascii="Wingdings" w:hAnsi="Wingdings" w:hint="default"/>
+        <w:sz w:val="20"/>
+      </w:rPr>
+    </w:lvl>
+    <w:lvl w:ilvl="5" w:tentative="1">
+      <w:start w:val="1"/>
+      <w:numFmt w:val="bullet"/>
+      <w:lvlText w:val=""/>
+      <w:lvlJc w:val="left"/>
+      <w:pPr>
+        <w:tabs>
+          <w:tab w:val="num" w:pos="4320"/>
+        </w:tabs>
+        <w:ind w:left="4320" w:hanging="360"/>
+      </w:pPr>
+      <w:rPr>
+        <w:rFonts w:ascii="Wingdings" w:hAnsi="Wingdings" w:hint="default"/>
+        <w:sz w:val="20"/>
+      </w:rPr>
+    </w:lvl>
+    <w:lvl w:ilvl="6" w:tentative="1">
+      <w:start w:val="1"/>
+      <w:numFmt w:val="bullet"/>
+      <w:lvlText w:val=""/>
+      <w:lvlJc w:val="left"/>
+      <w:pPr>
+        <w:tabs>
+          <w:tab w:val="num" w:pos="5040"/>
+        </w:tabs>
+        <w:ind w:left="5040" w:hanging="360"/>
+      </w:pPr>
+      <w:rPr>
+        <w:rFonts w:ascii="Wingdings" w:hAnsi="Wingdings" w:hint="default"/>
+        <w:sz w:val="20"/>
+      </w:rPr>
+    </w:lvl>
+    <w:lvl w:ilvl="7" w:tentative="1">
+      <w:start w:val="1"/>
+      <w:numFmt w:val="bullet"/>
+      <w:lvlText w:val=""/>
+      <w:lvlJc w:val="left"/>
+      <w:pPr>
+        <w:tabs>
+          <w:tab w:val="num" w:pos="5760"/>
+        </w:tabs>
+        <w:ind w:left="5760" w:hanging="360"/>
+      </w:pPr>
+      <w:rPr>
+        <w:rFonts w:ascii="Wingdings" w:hAnsi="Wingdings" w:hint="default"/>
+        <w:sz w:val="20"/>
+      </w:rPr>
+    </w:lvl>
+    <w:lvl w:ilvl="8" w:tentative="1">
+      <w:start w:val="1"/>
+      <w:numFmt w:val="bullet"/>
+      <w:lvlText w:val=""/>
+      <w:lvlJc w:val="left"/>
+      <w:pPr>
+        <w:tabs>
+          <w:tab w:val="num" w:pos="6480"/>
+        </w:tabs>
+        <w:ind w:left="6480" w:hanging="360"/>
+      </w:pPr>
+      <w:rPr>
+        <w:rFonts w:ascii="Wingdings" w:hAnsi="Wingdings" w:hint="default"/>
+        <w:sz w:val="20"/>
+      </w:rPr>
+    </w:lvl>
+  </w:abstractNum>
+  <w:abstractNum w:abstractNumId="2" w15:restartNumberingAfterBreak="0">
+    <w:nsid w:val="70007D95"/>
+    <w:multiLevelType w:val="multilevel"/>
+    <w:tmpl w:val="385ED098"/>
+    <w:lvl w:ilvl="0">
+      <w:start w:val="1"/>
+      <w:numFmt w:val="bullet"/>
+      <w:lvlText w:val=""/>
+      <w:lvlJc w:val="left"/>
+      <w:pPr>
+        <w:tabs>
+          <w:tab w:val="num" w:pos="720"/>
+        </w:tabs>
+        <w:ind w:left="720" w:hanging="360"/>
+      </w:pPr>
+      <w:rPr>
+        <w:rFonts w:ascii="Symbol" w:hAnsi="Symbol" w:hint="default"/>
+        <w:sz w:val="20"/>
+      </w:rPr>
+    </w:lvl>
+    <w:lvl w:ilvl="1" w:tentative="1">
+      <w:start w:val="1"/>
+      <w:numFmt w:val="bullet"/>
+      <w:lvlText w:val="o"/>
+      <w:lvlJc w:val="left"/>
+      <w:pPr>
+        <w:tabs>
+          <w:tab w:val="num" w:pos="1440"/>
+        </w:tabs>
+        <w:ind w:left="1440" w:hanging="360"/>
+      </w:pPr>
+      <w:rPr>
+        <w:rFonts w:ascii="Courier New" w:hAnsi="Courier New" w:hint="default"/>
+        <w:sz w:val="20"/>
+      </w:rPr>
+    </w:lvl>
+    <w:lvl w:ilvl="2" w:tentative="1">
+      <w:start w:val="1"/>
+      <w:numFmt w:val="bullet"/>
+      <w:lvlText w:val=""/>
+      <w:lvlJc w:val="left"/>
+      <w:pPr>
+        <w:tabs>
+          <w:tab w:val="num" w:pos="2160"/>
+        </w:tabs>
+        <w:ind w:left="2160" w:hanging="360"/>
+      </w:pPr>
+      <w:rPr>
+        <w:rFonts w:ascii="Wingdings" w:hAnsi="Wingdings" w:hint="default"/>
+        <w:sz w:val="20"/>
+      </w:rPr>
+    </w:lvl>
+    <w:lvl w:ilvl="3" w:tentative="1">
+      <w:start w:val="1"/>
+      <w:numFmt w:val="bullet"/>
+      <w:lvlText w:val=""/>
+      <w:lvlJc w:val="left"/>
+      <w:pPr>
+        <w:tabs>
+          <w:tab w:val="num" w:pos="2880"/>
+        </w:tabs>
+        <w:ind w:left="2880" w:hanging="360"/>
+      </w:pPr>
+      <w:rPr>
+        <w:rFonts w:ascii="Wingdings" w:hAnsi="Wingdings" w:hint="default"/>
+        <w:sz w:val="20"/>
+      </w:rPr>
+    </w:lvl>
+    <w:lvl w:ilvl="4" w:tentative="1">
+      <w:start w:val="1"/>
+      <w:numFmt w:val="bullet"/>
+      <w:lvlText w:val=""/>
+      <w:lvlJc w:val="left"/>
+      <w:pPr>
+        <w:tabs>
+          <w:tab w:val="num" w:pos="3600"/>
+        </w:tabs>
+        <w:ind w:left="3600" w:hanging="360"/>
+      </w:pPr>
+      <w:rPr>
+        <w:rFonts w:ascii="Wingdings" w:hAnsi="Wingdings" w:hint="default"/>
+        <w:sz w:val="20"/>
+      </w:rPr>
+    </w:lvl>
+    <w:lvl w:ilvl="5" w:tentative="1">
+      <w:start w:val="1"/>
+      <w:numFmt w:val="bullet"/>
+      <w:lvlText w:val=""/>
+      <w:lvlJc w:val="left"/>
+      <w:pPr>
+        <w:tabs>
+          <w:tab w:val="num" w:pos="4320"/>
+        </w:tabs>
+        <w:ind w:left="4320" w:hanging="360"/>
+      </w:pPr>
+      <w:rPr>
+        <w:rFonts w:ascii="Wingdings" w:hAnsi="Wingdings" w:hint="default"/>
+        <w:sz w:val="20"/>
+      </w:rPr>
+    </w:lvl>
+    <w:lvl w:ilvl="6" w:tentative="1">
+      <w:start w:val="1"/>
+      <w:numFmt w:val="bullet"/>
+      <w:lvlText w:val=""/>
+      <w:lvlJc w:val="left"/>
+      <w:pPr>
+        <w:tabs>
+          <w:tab w:val="num" w:pos="5040"/>
+        </w:tabs>
+        <w:ind w:left="5040" w:hanging="360"/>
+      </w:pPr>
+      <w:rPr>
+        <w:rFonts w:ascii="Wingdings" w:hAnsi="Wingdings" w:hint="default"/>
+        <w:sz w:val="20"/>
+      </w:rPr>
+    </w:lvl>
+    <w:lvl w:ilvl="7" w:tentative="1">
+      <w:start w:val="1"/>
+      <w:numFmt w:val="bullet"/>
+      <w:lvlText w:val=""/>
+      <w:lvlJc w:val="left"/>
+      <w:pPr>
+        <w:tabs>
+          <w:tab w:val="num" w:pos="5760"/>
+        </w:tabs>
+        <w:ind w:left="5760" w:hanging="360"/>
+      </w:pPr>
+      <w:rPr>
+        <w:rFonts w:ascii="Wingdings" w:hAnsi="Wingdings" w:hint="default"/>
+        <w:sz w:val="20"/>
+      </w:rPr>
+    </w:lvl>
+    <w:lvl w:ilvl="8" w:tentative="1">
+      <w:start w:val="1"/>
+      <w:numFmt w:val="bullet"/>
+      <w:lvlText w:val=""/>
+      <w:lvlJc w:val="left"/>
+      <w:pPr>
+        <w:tabs>
+          <w:tab w:val="num" w:pos="6480"/>
+        </w:tabs>
+        <w:ind w:left="6480" w:hanging="360"/>
+      </w:pPr>
+      <w:rPr>
+        <w:rFonts w:ascii="Wingdings" w:hAnsi="Wingdings" w:hint="default"/>
+        <w:sz w:val="20"/>
+      </w:rPr>
+    </w:lvl>
+  </w:abstractNum>
+  <w:num w:numId="1" w16cid:durableId="280691300">
+    <w:abstractNumId w:val="0"/>
+  </w:num>
+  <w:num w:numId="2" w16cid:durableId="172646460">
+    <w:abstractNumId w:val="2"/>
+  </w:num>
+  <w:num w:numId="3" w16cid:durableId="33846187">
+    <w:abstractNumId w:val="1"/>
+  </w:num>
+</w:numbering>
 </file>
 
 <file path=word/styles.xml><?xml version="1.0" encoding="utf-8"?>
@@ -1560,7 +4822,6 @@
   <w:style w:type="character" w:default="1" w:styleId="VarsaylanParagrafYazTipi">
     <w:name w:val="Default Paragraph Font"/>
     <w:uiPriority w:val="1"/>
-    <w:semiHidden/>
     <w:unhideWhenUsed/>
   </w:style>
   <w:style w:type="table" w:default="1" w:styleId="NormalTablo">

--- a/docs/roadmap.docx
+++ b/docs/roadmap.docx
@@ -3746,6 +3746,475 @@
         </w:rPr>
         <w:t>Release v1.0</w:t>
       </w:r>
+    </w:p>
+    <w:p>
+      <w:pPr>
+        <w:spacing w:after="0" w:line="240" w:lineRule="auto"/>
+        <w:rPr>
+          <w:sz w:val="28"/>
+          <w:szCs w:val="28"/>
+        </w:rPr>
+      </w:pPr>
+    </w:p>
+    <w:p>
+      <w:pPr>
+        <w:rPr>
+          <w:sz w:val="28"/>
+          <w:szCs w:val="28"/>
+        </w:rPr>
+      </w:pPr>
+      <w:r>
+        <w:rPr>
+          <w:sz w:val="28"/>
+          <w:szCs w:val="28"/>
+        </w:rPr>
+        <w:br w:type="page"/>
+      </w:r>
+    </w:p>
+    <w:p>
+      <w:pPr>
+        <w:spacing w:after="0" w:line="240" w:lineRule="auto"/>
+        <w:rPr>
+          <w:b/>
+          <w:bCs/>
+          <w:sz w:val="28"/>
+          <w:szCs w:val="28"/>
+          <w:u w:val="single"/>
+        </w:rPr>
+      </w:pPr>
+      <w:r>
+        <w:rPr>
+          <w:b/>
+          <w:bCs/>
+          <w:sz w:val="28"/>
+          <w:szCs w:val="28"/>
+          <w:u w:val="single"/>
+        </w:rPr>
+        <w:lastRenderedPageBreak/>
+        <w:t>Sprint 3</w:t>
+      </w:r>
+      <w:r>
+        <w:rPr>
+          <w:b/>
+          <w:bCs/>
+          <w:sz w:val="28"/>
+          <w:szCs w:val="28"/>
+          <w:u w:val="single"/>
+        </w:rPr>
+        <w:t>C</w:t>
+      </w:r>
+      <w:r>
+        <w:rPr>
+          <w:b/>
+          <w:bCs/>
+          <w:sz w:val="28"/>
+          <w:szCs w:val="28"/>
+          <w:u w:val="single"/>
+        </w:rPr>
+        <w:t>:</w:t>
+      </w:r>
+    </w:p>
+    <w:p>
+      <w:pPr>
+        <w:spacing w:after="0" w:line="240" w:lineRule="auto"/>
+        <w:rPr>
+          <w:b/>
+          <w:bCs/>
+        </w:rPr>
+      </w:pPr>
+      <w:r>
+        <w:rPr>
+          <w:b/>
+          <w:bCs/>
+        </w:rPr>
+        <w:t>Commit 1 — Resampling Engine</w:t>
+      </w:r>
+    </w:p>
+    <w:p>
+      <w:pPr>
+        <w:spacing w:after="0" w:line="240" w:lineRule="auto"/>
+        <w:rPr>
+          <w:b/>
+          <w:bCs/>
+        </w:rPr>
+      </w:pPr>
+      <w:r>
+        <w:rPr>
+          <w:b/>
+          <w:bCs/>
+        </w:rPr>
+        <w:t xml:space="preserve">Commit 2 — </w:t>
+      </w:r>
+      <w:r>
+        <w:rPr>
+          <w:b/>
+          <w:bCs/>
+        </w:rPr>
+        <w:t>Rolling Window Generator</w:t>
+      </w:r>
+    </w:p>
+    <w:p>
+      <w:pPr>
+        <w:spacing w:after="0" w:line="240" w:lineRule="auto"/>
+        <w:rPr>
+          <w:b/>
+          <w:bCs/>
+        </w:rPr>
+      </w:pPr>
+      <w:r>
+        <w:rPr>
+          <w:b/>
+          <w:bCs/>
+        </w:rPr>
+        <w:t>Commit 3 — Feature Engineering</w:t>
+      </w:r>
+    </w:p>
+    <w:p>
+      <w:pPr>
+        <w:spacing w:after="0" w:line="240" w:lineRule="auto"/>
+        <w:rPr>
+          <w:b/>
+          <w:bCs/>
+        </w:rPr>
+      </w:pPr>
+      <w:r>
+        <w:rPr>
+          <w:b/>
+          <w:bCs/>
+        </w:rPr>
+        <w:t xml:space="preserve">Commit 4 — </w:t>
+      </w:r>
+      <w:r>
+        <w:rPr>
+          <w:b/>
+          <w:bCs/>
+        </w:rPr>
+        <w:t>Exploratory Statistics</w:t>
+      </w:r>
+    </w:p>
+    <w:p>
+      <w:pPr>
+        <w:spacing w:after="0" w:line="240" w:lineRule="auto"/>
+        <w:rPr>
+          <w:b/>
+          <w:bCs/>
+        </w:rPr>
+      </w:pPr>
+      <w:r>
+        <w:rPr>
+          <w:b/>
+          <w:bCs/>
+        </w:rPr>
+        <w:t xml:space="preserve">Commit 5 — </w:t>
+      </w:r>
+      <w:r>
+        <w:rPr>
+          <w:b/>
+          <w:bCs/>
+        </w:rPr>
+        <w:t>Visualization Engine</w:t>
+      </w:r>
+    </w:p>
+    <w:p>
+      <w:pPr>
+        <w:spacing w:after="0" w:line="240" w:lineRule="auto"/>
+        <w:rPr>
+          <w:b/>
+          <w:bCs/>
+        </w:rPr>
+      </w:pPr>
+      <w:r>
+        <w:rPr>
+          <w:b/>
+          <w:bCs/>
+        </w:rPr>
+        <w:t xml:space="preserve">Commit 6 — </w:t>
+      </w:r>
+      <w:r>
+        <w:rPr>
+          <w:b/>
+          <w:bCs/>
+        </w:rPr>
+        <w:t>Logging System</w:t>
+      </w:r>
+    </w:p>
+    <w:p>
+      <w:pPr>
+        <w:spacing w:after="0" w:line="240" w:lineRule="auto"/>
+        <w:rPr>
+          <w:b/>
+          <w:bCs/>
+        </w:rPr>
+      </w:pPr>
+      <w:r>
+        <w:rPr>
+          <w:b/>
+          <w:bCs/>
+        </w:rPr>
+        <w:t xml:space="preserve">Commit 7 — Configuration </w:t>
+      </w:r>
+      <w:r>
+        <w:rPr>
+          <w:b/>
+          <w:bCs/>
+        </w:rPr>
+        <w:t>Improvements</w:t>
+      </w:r>
+    </w:p>
+    <w:p>
+      <w:pPr>
+        <w:spacing w:after="0" w:line="240" w:lineRule="auto"/>
+        <w:rPr>
+          <w:b/>
+          <w:bCs/>
+        </w:rPr>
+      </w:pPr>
+      <w:r>
+        <w:rPr>
+          <w:b/>
+          <w:bCs/>
+        </w:rPr>
+        <w:t xml:space="preserve">Commit 8 — </w:t>
+      </w:r>
+      <w:r>
+        <w:rPr>
+          <w:b/>
+          <w:bCs/>
+        </w:rPr>
+        <w:t>Dataset Report</w:t>
+      </w:r>
+    </w:p>
+    <w:p>
+      <w:pPr>
+        <w:spacing w:after="0" w:line="240" w:lineRule="auto"/>
+        <w:rPr>
+          <w:sz w:val="28"/>
+          <w:szCs w:val="28"/>
+        </w:rPr>
+      </w:pPr>
+    </w:p>
+    <w:p>
+      <w:pPr>
+        <w:spacing w:after="0" w:line="240" w:lineRule="auto"/>
+        <w:rPr>
+          <w:b/>
+          <w:bCs/>
+          <w:sz w:val="28"/>
+          <w:szCs w:val="28"/>
+          <w:u w:val="single"/>
+        </w:rPr>
+      </w:pPr>
+      <w:r>
+        <w:rPr>
+          <w:b/>
+          <w:bCs/>
+          <w:sz w:val="28"/>
+          <w:szCs w:val="28"/>
+          <w:u w:val="single"/>
+        </w:rPr>
+        <w:t>Sprint 3</w:t>
+      </w:r>
+      <w:r>
+        <w:rPr>
+          <w:b/>
+          <w:bCs/>
+          <w:sz w:val="28"/>
+          <w:szCs w:val="28"/>
+          <w:u w:val="single"/>
+        </w:rPr>
+        <w:t>D</w:t>
+      </w:r>
+      <w:r>
+        <w:rPr>
+          <w:b/>
+          <w:bCs/>
+          <w:sz w:val="28"/>
+          <w:szCs w:val="28"/>
+          <w:u w:val="single"/>
+        </w:rPr>
+        <w:t>:</w:t>
+      </w:r>
+    </w:p>
+    <w:p>
+      <w:pPr>
+        <w:spacing w:after="0" w:line="240" w:lineRule="auto"/>
+        <w:rPr>
+          <w:b/>
+          <w:bCs/>
+        </w:rPr>
+      </w:pPr>
+      <w:r>
+        <w:rPr>
+          <w:b/>
+          <w:bCs/>
+        </w:rPr>
+        <w:t>Commit 1 — Resampling Engine</w:t>
+      </w:r>
+    </w:p>
+    <w:p>
+      <w:pPr>
+        <w:spacing w:after="0" w:line="240" w:lineRule="auto"/>
+        <w:rPr>
+          <w:b/>
+          <w:bCs/>
+        </w:rPr>
+      </w:pPr>
+      <w:r>
+        <w:rPr>
+          <w:b/>
+          <w:bCs/>
+        </w:rPr>
+        <w:t>Commit 2 — Feature Engineering</w:t>
+      </w:r>
+    </w:p>
+    <w:p>
+      <w:pPr>
+        <w:spacing w:after="0" w:line="240" w:lineRule="auto"/>
+        <w:rPr>
+          <w:b/>
+          <w:bCs/>
+        </w:rPr>
+      </w:pPr>
+      <w:r>
+        <w:rPr>
+          <w:b/>
+          <w:bCs/>
+        </w:rPr>
+        <w:t xml:space="preserve">Commit 3 — </w:t>
+      </w:r>
+      <w:r>
+        <w:rPr>
+          <w:b/>
+          <w:bCs/>
+        </w:rPr>
+        <w:t>Exploratory Statistics</w:t>
+      </w:r>
+    </w:p>
+    <w:p>
+      <w:pPr>
+        <w:spacing w:after="0" w:line="240" w:lineRule="auto"/>
+        <w:rPr>
+          <w:b/>
+          <w:bCs/>
+        </w:rPr>
+      </w:pPr>
+      <w:r>
+        <w:rPr>
+          <w:b/>
+          <w:bCs/>
+        </w:rPr>
+        <w:t xml:space="preserve">Commit 4 — </w:t>
+      </w:r>
+    </w:p>
+    <w:p>
+      <w:pPr>
+        <w:spacing w:after="0" w:line="240" w:lineRule="auto"/>
+        <w:rPr>
+          <w:b/>
+          <w:bCs/>
+        </w:rPr>
+      </w:pPr>
+      <w:r>
+        <w:rPr>
+          <w:b/>
+          <w:bCs/>
+        </w:rPr>
+        <w:t xml:space="preserve">Commit 5 — </w:t>
+      </w:r>
+      <w:r>
+        <w:rPr>
+          <w:b/>
+          <w:bCs/>
+        </w:rPr>
+        <w:t>Visualization Engine</w:t>
+      </w:r>
+    </w:p>
+    <w:p>
+      <w:pPr>
+        <w:spacing w:after="0" w:line="240" w:lineRule="auto"/>
+        <w:rPr>
+          <w:b/>
+          <w:bCs/>
+        </w:rPr>
+      </w:pPr>
+      <w:r>
+        <w:rPr>
+          <w:b/>
+          <w:bCs/>
+        </w:rPr>
+        <w:t xml:space="preserve">Commit 6 — </w:t>
+      </w:r>
+      <w:r>
+        <w:rPr>
+          <w:b/>
+          <w:bCs/>
+        </w:rPr>
+        <w:t>Logging System</w:t>
+      </w:r>
+    </w:p>
+    <w:p>
+      <w:pPr>
+        <w:spacing w:after="0" w:line="240" w:lineRule="auto"/>
+        <w:rPr>
+          <w:b/>
+          <w:bCs/>
+        </w:rPr>
+      </w:pPr>
+      <w:r>
+        <w:rPr>
+          <w:b/>
+          <w:bCs/>
+        </w:rPr>
+        <w:t xml:space="preserve">Commit 7 — Configuration </w:t>
+      </w:r>
+      <w:r>
+        <w:rPr>
+          <w:b/>
+          <w:bCs/>
+        </w:rPr>
+        <w:t>Improvements</w:t>
+      </w:r>
+    </w:p>
+    <w:p>
+      <w:pPr>
+        <w:spacing w:after="0" w:line="240" w:lineRule="auto"/>
+        <w:rPr>
+          <w:b/>
+          <w:bCs/>
+        </w:rPr>
+      </w:pPr>
+      <w:r>
+        <w:rPr>
+          <w:b/>
+          <w:bCs/>
+        </w:rPr>
+        <w:t xml:space="preserve">Commit 8 — </w:t>
+      </w:r>
+      <w:r>
+        <w:rPr>
+          <w:b/>
+          <w:bCs/>
+        </w:rPr>
+        <w:t>Dataset Report</w:t>
+      </w:r>
+    </w:p>
+    <w:p>
+      <w:pPr>
+        <w:spacing w:after="0" w:line="240" w:lineRule="auto"/>
+        <w:rPr>
+          <w:sz w:val="28"/>
+          <w:szCs w:val="28"/>
+        </w:rPr>
+      </w:pPr>
+    </w:p>
+    <w:p>
+      <w:pPr>
+        <w:spacing w:after="0" w:line="240" w:lineRule="auto"/>
+        <w:rPr>
+          <w:sz w:val="28"/>
+          <w:szCs w:val="28"/>
+        </w:rPr>
+      </w:pPr>
     </w:p>
     <w:sectPr>
       <w:pgSz w:w="11906" w:h="16838"/>

--- a/docs/roadmap.docx
+++ b/docs/roadmap.docx
@@ -4105,6 +4105,13 @@
         </w:rPr>
         <w:t xml:space="preserve">Commit 4 — </w:t>
       </w:r>
+      <w:r>
+        <w:rPr>
+          <w:b/>
+          <w:bCs/>
+        </w:rPr>
+        <w:t>Visualization Engine</w:t>
+      </w:r>
     </w:p>
     <w:p>
       <w:pPr>
@@ -4120,13 +4127,6 @@
           <w:bCs/>
         </w:rPr>
         <w:t xml:space="preserve">Commit 5 — </w:t>
-      </w:r>
-      <w:r>
-        <w:rPr>
-          <w:b/>
-          <w:bCs/>
-        </w:rPr>
-        <w:t>Visualization Engine</w:t>
       </w:r>
     </w:p>
     <w:p>

--- a/docs/roadmap.docx
+++ b/docs/roadmap.docx
@@ -4111,6 +4111,45 @@
           <w:bCs/>
         </w:rPr>
         <w:t>Visualization Engine</w:t>
+      </w:r>
+    </w:p>
+    <w:p>
+      <w:pPr>
+        <w:spacing w:after="0" w:line="240" w:lineRule="auto"/>
+        <w:rPr>
+          <w:b/>
+          <w:bCs/>
+        </w:rPr>
+      </w:pPr>
+      <w:r>
+        <w:rPr>
+          <w:b/>
+          <w:bCs/>
+        </w:rPr>
+        <w:t>Commit 4</w:t>
+      </w:r>
+      <w:r>
+        <w:rPr>
+          <w:b/>
+          <w:bCs/>
+        </w:rPr>
+        <w:t>.1</w:t>
+      </w:r>
+      <w:r>
+        <w:rPr>
+          <w:b/>
+          <w:bCs/>
+        </w:rPr>
+        <w:t xml:space="preserve"> — </w:t>
+      </w:r>
+      <w:r>
+        <w:rPr>
+          <w:b/>
+          <w:bCs/>
+          <w:sz w:val="16"/>
+          <w:szCs w:val="16"/>
+        </w:rPr>
+        <w:t>Battery Visualization Refinement</w:t>
       </w:r>
     </w:p>
     <w:p>

--- a/docs/roadmap.docx
+++ b/docs/roadmap.docx
@@ -2438,37 +2438,7 @@
           <w:u w:val="single"/>
         </w:rPr>
         <w:lastRenderedPageBreak/>
-        <w:t xml:space="preserve">Milestone </w:t>
-      </w:r>
-      <w:r>
-        <w:rPr>
-          <w:b/>
-          <w:bCs/>
-          <w:sz w:val="32"/>
-          <w:szCs w:val="32"/>
-          <w:u w:val="single"/>
-        </w:rPr>
-        <w:t>C</w:t>
-      </w:r>
-      <w:r>
-        <w:rPr>
-          <w:b/>
-          <w:bCs/>
-          <w:sz w:val="32"/>
-          <w:szCs w:val="32"/>
-          <w:u w:val="single"/>
-        </w:rPr>
-        <w:t xml:space="preserve">oncept </w:t>
-      </w:r>
-      <w:r>
-        <w:rPr>
-          <w:b/>
-          <w:bCs/>
-          <w:sz w:val="32"/>
-          <w:szCs w:val="32"/>
-          <w:u w:val="single"/>
-        </w:rPr>
-        <w:t>:</w:t>
+        <w:t>Milestone Concept :</w:t>
       </w:r>
     </w:p>
     <w:p>
@@ -2800,44 +2770,23 @@
           <w:b/>
           <w:bCs/>
         </w:rPr>
-        <w:t xml:space="preserve">Commit 2 — </w:t>
-      </w:r>
-      <w:r>
-        <w:rPr>
-          <w:b/>
-          <w:bCs/>
-        </w:rPr>
-        <w:t>Visualization</w:t>
-      </w:r>
-      <w:r>
-        <w:rPr>
-          <w:b/>
-          <w:bCs/>
-        </w:rPr>
-        <w:t xml:space="preserve"> Engine</w:t>
-      </w:r>
-    </w:p>
-    <w:p>
-      <w:pPr>
-        <w:spacing w:after="0" w:line="240" w:lineRule="auto"/>
-        <w:rPr>
-          <w:b/>
-          <w:bCs/>
-        </w:rPr>
-      </w:pPr>
-      <w:r>
-        <w:rPr>
-          <w:b/>
-          <w:bCs/>
-        </w:rPr>
-        <w:t xml:space="preserve">Commit 3 — </w:t>
-      </w:r>
-      <w:r>
-        <w:rPr>
-          <w:b/>
-          <w:bCs/>
-        </w:rPr>
-        <w:t>Window Generator</w:t>
+        <w:t>Commit 2 — Visualization Engine</w:t>
+      </w:r>
+    </w:p>
+    <w:p>
+      <w:pPr>
+        <w:spacing w:after="0" w:line="240" w:lineRule="auto"/>
+        <w:rPr>
+          <w:b/>
+          <w:bCs/>
+        </w:rPr>
+      </w:pPr>
+      <w:r>
+        <w:rPr>
+          <w:b/>
+          <w:bCs/>
+        </w:rPr>
+        <w:t>Commit 3 — Window Generator</w:t>
       </w:r>
     </w:p>
     <w:p>
@@ -3175,14 +3124,7 @@
           <w:sz w:val="28"/>
           <w:szCs w:val="28"/>
         </w:rPr>
-        <w:t>Project skeleton</w:t>
-      </w:r>
-      <w:r>
-        <w:rPr>
-          <w:sz w:val="28"/>
-          <w:szCs w:val="28"/>
-        </w:rPr>
-        <w:t xml:space="preserve">   </w:t>
+        <w:t xml:space="preserve">Project skeleton   </w:t>
       </w:r>
       <w:r>
         <w:rPr>
@@ -3235,14 +3177,7 @@
           <w:sz w:val="28"/>
           <w:szCs w:val="28"/>
         </w:rPr>
-        <w:t>Dataset engine</w:t>
-      </w:r>
-      <w:r>
-        <w:rPr>
-          <w:sz w:val="28"/>
-          <w:szCs w:val="28"/>
-        </w:rPr>
-        <w:t xml:space="preserve">    </w:t>
+        <w:t xml:space="preserve">Dataset engine    </w:t>
       </w:r>
       <w:r>
         <w:rPr>
@@ -3295,14 +3230,7 @@
           <w:sz w:val="28"/>
           <w:szCs w:val="28"/>
         </w:rPr>
-        <w:t>Data engineering</w:t>
-      </w:r>
-      <w:r>
-        <w:rPr>
-          <w:sz w:val="28"/>
-          <w:szCs w:val="28"/>
-        </w:rPr>
-        <w:t xml:space="preserve">  </w:t>
+        <w:t xml:space="preserve">Data engineering  </w:t>
       </w:r>
       <w:r>
         <w:rPr>
@@ -4245,6 +4173,1012 @@
           <w:szCs w:val="28"/>
         </w:rPr>
       </w:pPr>
+    </w:p>
+    <w:p>
+      <w:pPr>
+        <w:spacing w:after="0" w:line="240" w:lineRule="auto"/>
+        <w:rPr>
+          <w:sz w:val="28"/>
+          <w:szCs w:val="28"/>
+        </w:rPr>
+      </w:pPr>
+    </w:p>
+    <w:p>
+      <w:pPr>
+        <w:spacing w:after="0" w:line="240" w:lineRule="auto"/>
+        <w:rPr>
+          <w:sz w:val="28"/>
+          <w:szCs w:val="28"/>
+          <w:lang w:val="tr-TR"/>
+        </w:rPr>
+      </w:pPr>
+      <w:r>
+        <w:rPr>
+          <w:sz w:val="28"/>
+          <w:szCs w:val="28"/>
+          <w:lang w:val="tr-TR"/>
+        </w:rPr>
+        <w:t>Proje, tek bir deneysel betikten, net bir yol haritasına sahip modüler bir araştırma çerçevesine evrildi.</w:t>
+      </w:r>
+    </w:p>
+    <w:p>
+      <w:pPr>
+        <w:spacing w:after="0" w:line="240" w:lineRule="auto"/>
+        <w:rPr>
+          <w:sz w:val="28"/>
+          <w:szCs w:val="28"/>
+        </w:rPr>
+      </w:pPr>
+    </w:p>
+    <w:p>
+      <w:pPr>
+        <w:spacing w:after="0" w:line="240" w:lineRule="auto"/>
+        <w:rPr>
+          <w:b/>
+          <w:bCs/>
+          <w:sz w:val="28"/>
+          <w:szCs w:val="28"/>
+          <w:lang w:val="tr-TR"/>
+        </w:rPr>
+      </w:pPr>
+      <w:r>
+        <w:rPr>
+          <w:b/>
+          <w:bCs/>
+          <w:sz w:val="28"/>
+          <w:szCs w:val="28"/>
+          <w:lang w:val="tr-TR"/>
+        </w:rPr>
+        <w:t>Sprint 3</w:t>
+      </w:r>
+    </w:p>
+    <w:p>
+      <w:pPr>
+        <w:spacing w:after="0" w:line="240" w:lineRule="auto"/>
+        <w:rPr>
+          <w:sz w:val="28"/>
+          <w:szCs w:val="28"/>
+        </w:rPr>
+      </w:pPr>
+      <w:r>
+        <w:rPr>
+          <w:rFonts w:ascii="Segoe UI Symbol" w:hAnsi="Segoe UI Symbol" w:cs="Segoe UI Symbol"/>
+          <w:sz w:val="28"/>
+          <w:szCs w:val="28"/>
+        </w:rPr>
+        <w:t>✔</w:t>
+      </w:r>
+      <w:r>
+        <w:rPr>
+          <w:sz w:val="28"/>
+          <w:szCs w:val="28"/>
+        </w:rPr>
+        <w:t xml:space="preserve"> Commit 1 — Resampling</w:t>
+      </w:r>
+    </w:p>
+    <w:p>
+      <w:pPr>
+        <w:spacing w:after="0" w:line="240" w:lineRule="auto"/>
+        <w:rPr>
+          <w:sz w:val="28"/>
+          <w:szCs w:val="28"/>
+        </w:rPr>
+      </w:pPr>
+      <w:r>
+        <w:rPr>
+          <w:rFonts w:ascii="Segoe UI Symbol" w:hAnsi="Segoe UI Symbol" w:cs="Segoe UI Symbol"/>
+          <w:sz w:val="28"/>
+          <w:szCs w:val="28"/>
+        </w:rPr>
+        <w:t>✔</w:t>
+      </w:r>
+      <w:r>
+        <w:rPr>
+          <w:sz w:val="28"/>
+          <w:szCs w:val="28"/>
+        </w:rPr>
+        <w:t xml:space="preserve"> Commit 2 — Feature Engineering</w:t>
+      </w:r>
+    </w:p>
+    <w:p>
+      <w:pPr>
+        <w:spacing w:after="0" w:line="240" w:lineRule="auto"/>
+        <w:rPr>
+          <w:sz w:val="28"/>
+          <w:szCs w:val="28"/>
+        </w:rPr>
+      </w:pPr>
+      <w:r>
+        <w:rPr>
+          <w:rFonts w:ascii="Segoe UI Symbol" w:hAnsi="Segoe UI Symbol" w:cs="Segoe UI Symbol"/>
+          <w:sz w:val="28"/>
+          <w:szCs w:val="28"/>
+        </w:rPr>
+        <w:t>✔</w:t>
+      </w:r>
+      <w:r>
+        <w:rPr>
+          <w:sz w:val="28"/>
+          <w:szCs w:val="28"/>
+        </w:rPr>
+        <w:t xml:space="preserve"> Commit 3 — Visualization</w:t>
+      </w:r>
+    </w:p>
+    <w:p>
+      <w:pPr>
+        <w:spacing w:after="0" w:line="240" w:lineRule="auto"/>
+        <w:rPr>
+          <w:sz w:val="20"/>
+          <w:szCs w:val="20"/>
+        </w:rPr>
+      </w:pPr>
+      <w:r>
+        <w:rPr>
+          <w:rFonts w:ascii="Segoe UI Symbol" w:hAnsi="Segoe UI Symbol" w:cs="Segoe UI Symbol"/>
+          <w:sz w:val="28"/>
+          <w:szCs w:val="28"/>
+        </w:rPr>
+        <w:t>✔</w:t>
+      </w:r>
+      <w:r>
+        <w:rPr>
+          <w:sz w:val="28"/>
+          <w:szCs w:val="28"/>
+        </w:rPr>
+        <w:t xml:space="preserve"> Commit 4 — </w:t>
+      </w:r>
+      <w:r>
+        <w:rPr>
+          <w:sz w:val="20"/>
+          <w:szCs w:val="20"/>
+        </w:rPr>
+        <w:t>Visualization refinement</w:t>
+      </w:r>
+    </w:p>
+    <w:p>
+      <w:pPr>
+        <w:spacing w:after="0" w:line="240" w:lineRule="auto"/>
+        <w:rPr>
+          <w:sz w:val="20"/>
+          <w:szCs w:val="20"/>
+        </w:rPr>
+      </w:pPr>
+      <w:r>
+        <w:rPr>
+          <w:rFonts w:ascii="Segoe UI Symbol" w:hAnsi="Segoe UI Symbol" w:cs="Segoe UI Symbol"/>
+          <w:sz w:val="28"/>
+          <w:szCs w:val="28"/>
+        </w:rPr>
+        <w:t>➡</w:t>
+      </w:r>
+      <w:r>
+        <w:rPr>
+          <w:sz w:val="28"/>
+          <w:szCs w:val="28"/>
+        </w:rPr>
+        <w:t xml:space="preserve"> Commit 5 — </w:t>
+      </w:r>
+      <w:r>
+        <w:rPr>
+          <w:b/>
+          <w:bCs/>
+          <w:sz w:val="20"/>
+          <w:szCs w:val="20"/>
+        </w:rPr>
+        <w:t>Rolling Window Generator</w:t>
+      </w:r>
+    </w:p>
+    <w:p>
+      <w:pPr>
+        <w:spacing w:after="0" w:line="240" w:lineRule="auto"/>
+        <w:rPr>
+          <w:sz w:val="20"/>
+          <w:szCs w:val="20"/>
+        </w:rPr>
+      </w:pPr>
+      <w:r>
+        <w:rPr>
+          <w:rFonts w:ascii="Segoe UI Symbol" w:hAnsi="Segoe UI Symbol" w:cs="Segoe UI Symbol"/>
+          <w:sz w:val="28"/>
+          <w:szCs w:val="28"/>
+        </w:rPr>
+        <w:t>➡</w:t>
+      </w:r>
+      <w:r>
+        <w:rPr>
+          <w:sz w:val="28"/>
+          <w:szCs w:val="28"/>
+        </w:rPr>
+        <w:t xml:space="preserve"> Commit 6 — </w:t>
+      </w:r>
+      <w:r>
+        <w:rPr>
+          <w:b/>
+          <w:bCs/>
+          <w:sz w:val="20"/>
+          <w:szCs w:val="20"/>
+        </w:rPr>
+        <w:t>Battery Analysis Report</w:t>
+      </w:r>
+    </w:p>
+    <w:p>
+      <w:pPr>
+        <w:spacing w:after="0" w:line="240" w:lineRule="auto"/>
+        <w:rPr>
+          <w:sz w:val="28"/>
+          <w:szCs w:val="28"/>
+        </w:rPr>
+      </w:pPr>
+    </w:p>
+    <w:p>
+      <w:pPr>
+        <w:spacing w:after="0" w:line="240" w:lineRule="auto"/>
+        <w:rPr>
+          <w:sz w:val="28"/>
+          <w:szCs w:val="28"/>
+        </w:rPr>
+      </w:pPr>
+    </w:p>
+    <w:p>
+      <w:pPr>
+        <w:spacing w:after="0" w:line="240" w:lineRule="auto"/>
+        <w:rPr>
+          <w:sz w:val="28"/>
+          <w:szCs w:val="28"/>
+        </w:rPr>
+      </w:pPr>
+    </w:p>
+    <w:p>
+      <w:pPr>
+        <w:spacing w:after="0" w:line="240" w:lineRule="auto"/>
+        <w:rPr>
+          <w:sz w:val="28"/>
+          <w:szCs w:val="28"/>
+        </w:rPr>
+      </w:pPr>
+    </w:p>
+    <w:p>
+      <w:pPr>
+        <w:spacing w:after="0" w:line="240" w:lineRule="auto"/>
+        <w:rPr>
+          <w:sz w:val="28"/>
+          <w:szCs w:val="28"/>
+        </w:rPr>
+      </w:pPr>
+    </w:p>
+    <w:p>
+      <w:pPr>
+        <w:spacing w:after="0" w:line="240" w:lineRule="auto"/>
+        <w:rPr>
+          <w:sz w:val="28"/>
+          <w:szCs w:val="28"/>
+        </w:rPr>
+      </w:pPr>
+    </w:p>
+    <w:p>
+      <w:pPr>
+        <w:spacing w:after="0" w:line="240" w:lineRule="auto"/>
+        <w:rPr>
+          <w:sz w:val="28"/>
+          <w:szCs w:val="28"/>
+        </w:rPr>
+      </w:pPr>
+    </w:p>
+    <w:p>
+      <w:pPr>
+        <w:spacing w:after="0" w:line="240" w:lineRule="auto"/>
+        <w:rPr>
+          <w:sz w:val="28"/>
+          <w:szCs w:val="28"/>
+        </w:rPr>
+      </w:pPr>
+    </w:p>
+    <w:p>
+      <w:pPr>
+        <w:spacing w:after="0" w:line="240" w:lineRule="auto"/>
+        <w:rPr>
+          <w:sz w:val="28"/>
+          <w:szCs w:val="28"/>
+        </w:rPr>
+      </w:pPr>
+    </w:p>
+    <w:p>
+      <w:pPr>
+        <w:spacing w:after="0" w:line="240" w:lineRule="auto"/>
+        <w:rPr>
+          <w:sz w:val="28"/>
+          <w:szCs w:val="28"/>
+        </w:rPr>
+      </w:pPr>
+    </w:p>
+    <w:p>
+      <w:pPr>
+        <w:spacing w:after="0" w:line="240" w:lineRule="auto"/>
+        <w:rPr>
+          <w:b/>
+          <w:bCs/>
+          <w:sz w:val="28"/>
+          <w:szCs w:val="28"/>
+        </w:rPr>
+      </w:pPr>
+      <w:r>
+        <w:rPr>
+          <w:b/>
+          <w:bCs/>
+          <w:sz w:val="28"/>
+          <w:szCs w:val="28"/>
+        </w:rPr>
+        <w:t>Sprint 1</w:t>
+      </w:r>
+    </w:p>
+    <w:p>
+      <w:pPr>
+        <w:numPr>
+          <w:ilvl w:val="0"/>
+          <w:numId w:val="4"/>
+        </w:numPr>
+        <w:spacing w:after="0" w:line="240" w:lineRule="auto"/>
+        <w:rPr>
+          <w:sz w:val="28"/>
+          <w:szCs w:val="28"/>
+        </w:rPr>
+      </w:pPr>
+      <w:r>
+        <w:rPr>
+          <w:sz w:val="28"/>
+          <w:szCs w:val="28"/>
+        </w:rPr>
+        <w:t xml:space="preserve">Repository </w:t>
+      </w:r>
+    </w:p>
+    <w:p>
+      <w:pPr>
+        <w:numPr>
+          <w:ilvl w:val="0"/>
+          <w:numId w:val="4"/>
+        </w:numPr>
+        <w:spacing w:after="0" w:line="240" w:lineRule="auto"/>
+        <w:rPr>
+          <w:sz w:val="28"/>
+          <w:szCs w:val="28"/>
+        </w:rPr>
+      </w:pPr>
+      <w:r>
+        <w:rPr>
+          <w:sz w:val="28"/>
+          <w:szCs w:val="28"/>
+        </w:rPr>
+        <w:t xml:space="preserve">Package structure </w:t>
+      </w:r>
+    </w:p>
+    <w:p>
+      <w:pPr>
+        <w:numPr>
+          <w:ilvl w:val="0"/>
+          <w:numId w:val="4"/>
+        </w:numPr>
+        <w:spacing w:after="0" w:line="240" w:lineRule="auto"/>
+        <w:rPr>
+          <w:sz w:val="28"/>
+          <w:szCs w:val="28"/>
+        </w:rPr>
+      </w:pPr>
+      <w:r>
+        <w:rPr>
+          <w:sz w:val="28"/>
+          <w:szCs w:val="28"/>
+        </w:rPr>
+        <w:t xml:space="preserve">CI </w:t>
+      </w:r>
+    </w:p>
+    <w:p>
+      <w:pPr>
+        <w:numPr>
+          <w:ilvl w:val="0"/>
+          <w:numId w:val="4"/>
+        </w:numPr>
+        <w:spacing w:after="0" w:line="240" w:lineRule="auto"/>
+        <w:rPr>
+          <w:sz w:val="28"/>
+          <w:szCs w:val="28"/>
+        </w:rPr>
+      </w:pPr>
+      <w:r>
+        <w:rPr>
+          <w:sz w:val="28"/>
+          <w:szCs w:val="28"/>
+        </w:rPr>
+        <w:t xml:space="preserve">Base architecture </w:t>
+      </w:r>
+    </w:p>
+    <w:p>
+      <w:pPr>
+        <w:spacing w:after="0" w:line="240" w:lineRule="auto"/>
+        <w:rPr>
+          <w:b/>
+          <w:bCs/>
+          <w:sz w:val="28"/>
+          <w:szCs w:val="28"/>
+        </w:rPr>
+      </w:pPr>
+      <w:r>
+        <w:rPr>
+          <w:b/>
+          <w:bCs/>
+          <w:sz w:val="28"/>
+          <w:szCs w:val="28"/>
+        </w:rPr>
+        <w:t>Sprint 2</w:t>
+      </w:r>
+    </w:p>
+    <w:p>
+      <w:pPr>
+        <w:numPr>
+          <w:ilvl w:val="0"/>
+          <w:numId w:val="5"/>
+        </w:numPr>
+        <w:spacing w:after="0" w:line="240" w:lineRule="auto"/>
+        <w:rPr>
+          <w:sz w:val="28"/>
+          <w:szCs w:val="28"/>
+        </w:rPr>
+      </w:pPr>
+      <w:r>
+        <w:rPr>
+          <w:sz w:val="28"/>
+          <w:szCs w:val="28"/>
+        </w:rPr>
+        <w:t xml:space="preserve">Dataset loading </w:t>
+      </w:r>
+    </w:p>
+    <w:p>
+      <w:pPr>
+        <w:numPr>
+          <w:ilvl w:val="0"/>
+          <w:numId w:val="5"/>
+        </w:numPr>
+        <w:spacing w:after="0" w:line="240" w:lineRule="auto"/>
+        <w:rPr>
+          <w:sz w:val="28"/>
+          <w:szCs w:val="28"/>
+        </w:rPr>
+      </w:pPr>
+      <w:r>
+        <w:rPr>
+          <w:sz w:val="28"/>
+          <w:szCs w:val="28"/>
+        </w:rPr>
+        <w:t xml:space="preserve">Validation </w:t>
+      </w:r>
+    </w:p>
+    <w:p>
+      <w:pPr>
+        <w:numPr>
+          <w:ilvl w:val="0"/>
+          <w:numId w:val="5"/>
+        </w:numPr>
+        <w:spacing w:after="0" w:line="240" w:lineRule="auto"/>
+        <w:rPr>
+          <w:sz w:val="28"/>
+          <w:szCs w:val="28"/>
+        </w:rPr>
+      </w:pPr>
+      <w:r>
+        <w:rPr>
+          <w:sz w:val="28"/>
+          <w:szCs w:val="28"/>
+        </w:rPr>
+        <w:t xml:space="preserve">Missing-data engine </w:t>
+      </w:r>
+    </w:p>
+    <w:p>
+      <w:pPr>
+        <w:numPr>
+          <w:ilvl w:val="0"/>
+          <w:numId w:val="5"/>
+        </w:numPr>
+        <w:spacing w:after="0" w:line="240" w:lineRule="auto"/>
+        <w:rPr>
+          <w:sz w:val="28"/>
+          <w:szCs w:val="28"/>
+        </w:rPr>
+      </w:pPr>
+      <w:r>
+        <w:rPr>
+          <w:sz w:val="28"/>
+          <w:szCs w:val="28"/>
+        </w:rPr>
+        <w:t xml:space="preserve">Frequency detection </w:t>
+      </w:r>
+    </w:p>
+    <w:p>
+      <w:pPr>
+        <w:numPr>
+          <w:ilvl w:val="0"/>
+          <w:numId w:val="5"/>
+        </w:numPr>
+        <w:spacing w:after="0" w:line="240" w:lineRule="auto"/>
+        <w:rPr>
+          <w:sz w:val="28"/>
+          <w:szCs w:val="28"/>
+        </w:rPr>
+      </w:pPr>
+      <w:r>
+        <w:rPr>
+          <w:sz w:val="28"/>
+          <w:szCs w:val="28"/>
+        </w:rPr>
+        <w:t xml:space="preserve">Diagnostics </w:t>
+      </w:r>
+    </w:p>
+    <w:p>
+      <w:pPr>
+        <w:spacing w:after="0" w:line="240" w:lineRule="auto"/>
+        <w:rPr>
+          <w:b/>
+          <w:bCs/>
+          <w:sz w:val="28"/>
+          <w:szCs w:val="28"/>
+        </w:rPr>
+      </w:pPr>
+      <w:r>
+        <w:rPr>
+          <w:b/>
+          <w:bCs/>
+          <w:sz w:val="28"/>
+          <w:szCs w:val="28"/>
+        </w:rPr>
+        <w:t>Sprint 3</w:t>
+      </w:r>
+    </w:p>
+    <w:p>
+      <w:pPr>
+        <w:numPr>
+          <w:ilvl w:val="0"/>
+          <w:numId w:val="6"/>
+        </w:numPr>
+        <w:spacing w:after="0" w:line="240" w:lineRule="auto"/>
+        <w:rPr>
+          <w:sz w:val="28"/>
+          <w:szCs w:val="28"/>
+        </w:rPr>
+      </w:pPr>
+      <w:r>
+        <w:rPr>
+          <w:sz w:val="28"/>
+          <w:szCs w:val="28"/>
+        </w:rPr>
+        <w:t xml:space="preserve">Resampling </w:t>
+      </w:r>
+    </w:p>
+    <w:p>
+      <w:pPr>
+        <w:numPr>
+          <w:ilvl w:val="0"/>
+          <w:numId w:val="6"/>
+        </w:numPr>
+        <w:spacing w:after="0" w:line="240" w:lineRule="auto"/>
+        <w:rPr>
+          <w:sz w:val="28"/>
+          <w:szCs w:val="28"/>
+        </w:rPr>
+      </w:pPr>
+      <w:r>
+        <w:rPr>
+          <w:sz w:val="28"/>
+          <w:szCs w:val="28"/>
+        </w:rPr>
+        <w:t xml:space="preserve">Feature engineering </w:t>
+      </w:r>
+    </w:p>
+    <w:p>
+      <w:pPr>
+        <w:numPr>
+          <w:ilvl w:val="0"/>
+          <w:numId w:val="6"/>
+        </w:numPr>
+        <w:spacing w:after="0" w:line="240" w:lineRule="auto"/>
+        <w:rPr>
+          <w:sz w:val="28"/>
+          <w:szCs w:val="28"/>
+        </w:rPr>
+      </w:pPr>
+      <w:r>
+        <w:rPr>
+          <w:sz w:val="28"/>
+          <w:szCs w:val="28"/>
+        </w:rPr>
+        <w:t xml:space="preserve">Visualization </w:t>
+      </w:r>
+    </w:p>
+    <w:p>
+      <w:pPr>
+        <w:numPr>
+          <w:ilvl w:val="0"/>
+          <w:numId w:val="6"/>
+        </w:numPr>
+        <w:spacing w:after="0" w:line="240" w:lineRule="auto"/>
+        <w:rPr>
+          <w:sz w:val="28"/>
+          <w:szCs w:val="28"/>
+        </w:rPr>
+      </w:pPr>
+      <w:r>
+        <w:rPr>
+          <w:sz w:val="28"/>
+          <w:szCs w:val="28"/>
+        </w:rPr>
+        <w:t xml:space="preserve">Rolling windows </w:t>
+      </w:r>
+    </w:p>
+    <w:p>
+      <w:pPr>
+        <w:numPr>
+          <w:ilvl w:val="0"/>
+          <w:numId w:val="6"/>
+        </w:numPr>
+        <w:spacing w:after="0" w:line="240" w:lineRule="auto"/>
+        <w:rPr>
+          <w:sz w:val="28"/>
+          <w:szCs w:val="28"/>
+        </w:rPr>
+      </w:pPr>
+      <w:r>
+        <w:rPr>
+          <w:b/>
+          <w:bCs/>
+          <w:sz w:val="28"/>
+          <w:szCs w:val="28"/>
+        </w:rPr>
+        <w:t>Battery Analysis Report</w:t>
+      </w:r>
+      <w:r>
+        <w:rPr>
+          <w:sz w:val="28"/>
+          <w:szCs w:val="28"/>
+        </w:rPr>
+        <w:t xml:space="preserve"> </w:t>
+      </w:r>
+    </w:p>
+    <w:p>
+      <w:pPr>
+        <w:spacing w:after="0" w:line="240" w:lineRule="auto"/>
+        <w:rPr>
+          <w:b/>
+          <w:bCs/>
+          <w:sz w:val="28"/>
+          <w:szCs w:val="28"/>
+        </w:rPr>
+      </w:pPr>
+      <w:r>
+        <w:rPr>
+          <w:b/>
+          <w:bCs/>
+          <w:sz w:val="28"/>
+          <w:szCs w:val="28"/>
+        </w:rPr>
+        <w:t>Sprint 4</w:t>
+      </w:r>
+    </w:p>
+    <w:p>
+      <w:pPr>
+        <w:numPr>
+          <w:ilvl w:val="0"/>
+          <w:numId w:val="7"/>
+        </w:numPr>
+        <w:spacing w:after="0" w:line="240" w:lineRule="auto"/>
+        <w:rPr>
+          <w:sz w:val="28"/>
+          <w:szCs w:val="28"/>
+        </w:rPr>
+      </w:pPr>
+      <w:r>
+        <w:rPr>
+          <w:sz w:val="28"/>
+          <w:szCs w:val="28"/>
+        </w:rPr>
+        <w:t xml:space="preserve">Configuration system </w:t>
+      </w:r>
+    </w:p>
+    <w:p>
+      <w:pPr>
+        <w:numPr>
+          <w:ilvl w:val="0"/>
+          <w:numId w:val="7"/>
+        </w:numPr>
+        <w:spacing w:after="0" w:line="240" w:lineRule="auto"/>
+        <w:rPr>
+          <w:sz w:val="28"/>
+          <w:szCs w:val="28"/>
+        </w:rPr>
+      </w:pPr>
+      <w:r>
+        <w:rPr>
+          <w:sz w:val="28"/>
+          <w:szCs w:val="28"/>
+        </w:rPr>
+        <w:t xml:space="preserve">Logging system </w:t>
+      </w:r>
+    </w:p>
+    <w:p>
+      <w:pPr>
+        <w:numPr>
+          <w:ilvl w:val="0"/>
+          <w:numId w:val="7"/>
+        </w:numPr>
+        <w:spacing w:after="0" w:line="240" w:lineRule="auto"/>
+        <w:rPr>
+          <w:sz w:val="28"/>
+          <w:szCs w:val="28"/>
+        </w:rPr>
+      </w:pPr>
+      <w:r>
+        <w:rPr>
+          <w:sz w:val="28"/>
+          <w:szCs w:val="28"/>
+        </w:rPr>
+        <w:t xml:space="preserve">Forecast pipeline </w:t>
+      </w:r>
+    </w:p>
+    <w:p>
+      <w:pPr>
+        <w:numPr>
+          <w:ilvl w:val="0"/>
+          <w:numId w:val="7"/>
+        </w:numPr>
+        <w:spacing w:after="0" w:line="240" w:lineRule="auto"/>
+        <w:rPr>
+          <w:sz w:val="28"/>
+          <w:szCs w:val="28"/>
+        </w:rPr>
+      </w:pPr>
+      <w:r>
+        <w:rPr>
+          <w:sz w:val="28"/>
+          <w:szCs w:val="28"/>
+        </w:rPr>
+        <w:t xml:space="preserve">ARIMA </w:t>
+      </w:r>
+    </w:p>
+    <w:p>
+      <w:pPr>
+        <w:numPr>
+          <w:ilvl w:val="0"/>
+          <w:numId w:val="7"/>
+        </w:numPr>
+        <w:spacing w:after="0" w:line="240" w:lineRule="auto"/>
+        <w:rPr>
+          <w:sz w:val="28"/>
+          <w:szCs w:val="28"/>
+        </w:rPr>
+      </w:pPr>
+      <w:r>
+        <w:rPr>
+          <w:sz w:val="28"/>
+          <w:szCs w:val="28"/>
+        </w:rPr>
+        <w:t xml:space="preserve">Kalman </w:t>
+      </w:r>
+    </w:p>
+    <w:p>
+      <w:pPr>
+        <w:spacing w:after="0" w:line="240" w:lineRule="auto"/>
+        <w:rPr>
+          <w:b/>
+          <w:bCs/>
+          <w:sz w:val="28"/>
+          <w:szCs w:val="28"/>
+        </w:rPr>
+      </w:pPr>
+      <w:r>
+        <w:rPr>
+          <w:b/>
+          <w:bCs/>
+          <w:sz w:val="28"/>
+          <w:szCs w:val="28"/>
+        </w:rPr>
+        <w:t>Sprint 5</w:t>
+      </w:r>
+    </w:p>
+    <w:p>
+      <w:pPr>
+        <w:numPr>
+          <w:ilvl w:val="0"/>
+          <w:numId w:val="8"/>
+        </w:numPr>
+        <w:spacing w:after="0" w:line="240" w:lineRule="auto"/>
+        <w:rPr>
+          <w:sz w:val="28"/>
+          <w:szCs w:val="28"/>
+        </w:rPr>
+      </w:pPr>
+      <w:r>
+        <w:rPr>
+          <w:sz w:val="28"/>
+          <w:szCs w:val="28"/>
+        </w:rPr>
+        <w:t xml:space="preserve">GRU </w:t>
+      </w:r>
+    </w:p>
+    <w:p>
+      <w:pPr>
+        <w:numPr>
+          <w:ilvl w:val="0"/>
+          <w:numId w:val="8"/>
+        </w:numPr>
+        <w:spacing w:after="0" w:line="240" w:lineRule="auto"/>
+        <w:rPr>
+          <w:sz w:val="28"/>
+          <w:szCs w:val="28"/>
+        </w:rPr>
+      </w:pPr>
+      <w:r>
+        <w:rPr>
+          <w:sz w:val="28"/>
+          <w:szCs w:val="28"/>
+        </w:rPr>
+        <w:t xml:space="preserve">LSTM </w:t>
+      </w:r>
+    </w:p>
+    <w:p>
+      <w:pPr>
+        <w:numPr>
+          <w:ilvl w:val="0"/>
+          <w:numId w:val="8"/>
+        </w:numPr>
+        <w:spacing w:after="0" w:line="240" w:lineRule="auto"/>
+        <w:rPr>
+          <w:sz w:val="28"/>
+          <w:szCs w:val="28"/>
+        </w:rPr>
+      </w:pPr>
+      <w:r>
+        <w:rPr>
+          <w:sz w:val="28"/>
+          <w:szCs w:val="28"/>
+        </w:rPr>
+        <w:t xml:space="preserve">Hybrid models </w:t>
+      </w:r>
+    </w:p>
+    <w:p>
+      <w:pPr>
+        <w:numPr>
+          <w:ilvl w:val="0"/>
+          <w:numId w:val="8"/>
+        </w:numPr>
+        <w:spacing w:after="0" w:line="240" w:lineRule="auto"/>
+        <w:rPr>
+          <w:sz w:val="28"/>
+          <w:szCs w:val="28"/>
+        </w:rPr>
+      </w:pPr>
+      <w:r>
+        <w:rPr>
+          <w:sz w:val="28"/>
+          <w:szCs w:val="28"/>
+        </w:rPr>
+        <w:t xml:space="preserve">Bayesian optimization </w:t>
+      </w:r>
+    </w:p>
+    <w:p>
+      <w:pPr>
+        <w:spacing w:after="0" w:line="240" w:lineRule="auto"/>
+        <w:rPr>
+          <w:b/>
+          <w:bCs/>
+          <w:sz w:val="28"/>
+          <w:szCs w:val="28"/>
+        </w:rPr>
+      </w:pPr>
+      <w:r>
+        <w:rPr>
+          <w:b/>
+          <w:bCs/>
+          <w:sz w:val="28"/>
+          <w:szCs w:val="28"/>
+        </w:rPr>
+        <w:t>Sprint 6</w:t>
+      </w:r>
+    </w:p>
+    <w:p>
+      <w:pPr>
+        <w:numPr>
+          <w:ilvl w:val="0"/>
+          <w:numId w:val="9"/>
+        </w:numPr>
+        <w:spacing w:after="0" w:line="240" w:lineRule="auto"/>
+        <w:rPr>
+          <w:sz w:val="28"/>
+          <w:szCs w:val="28"/>
+        </w:rPr>
+      </w:pPr>
+      <w:r>
+        <w:rPr>
+          <w:sz w:val="28"/>
+          <w:szCs w:val="28"/>
+        </w:rPr>
+        <w:t xml:space="preserve">RUL estimation </w:t>
+      </w:r>
+    </w:p>
+    <w:p>
+      <w:pPr>
+        <w:numPr>
+          <w:ilvl w:val="0"/>
+          <w:numId w:val="9"/>
+        </w:numPr>
+        <w:spacing w:after="0" w:line="240" w:lineRule="auto"/>
+        <w:rPr>
+          <w:sz w:val="28"/>
+          <w:szCs w:val="28"/>
+        </w:rPr>
+      </w:pPr>
+      <w:r>
+        <w:rPr>
+          <w:sz w:val="28"/>
+          <w:szCs w:val="28"/>
+        </w:rPr>
+        <w:t xml:space="preserve">Monte Carlo simulation </w:t>
+      </w:r>
+    </w:p>
+    <w:p>
+      <w:pPr>
+        <w:numPr>
+          <w:ilvl w:val="0"/>
+          <w:numId w:val="9"/>
+        </w:numPr>
+        <w:spacing w:after="0" w:line="240" w:lineRule="auto"/>
+        <w:rPr>
+          <w:sz w:val="28"/>
+          <w:szCs w:val="28"/>
+        </w:rPr>
+      </w:pPr>
+      <w:r>
+        <w:rPr>
+          <w:sz w:val="28"/>
+          <w:szCs w:val="28"/>
+        </w:rPr>
+        <w:t xml:space="preserve">Dashboard </w:t>
+      </w:r>
+    </w:p>
+    <w:p>
+      <w:pPr>
+        <w:numPr>
+          <w:ilvl w:val="0"/>
+          <w:numId w:val="9"/>
+        </w:numPr>
+        <w:spacing w:after="0" w:line="240" w:lineRule="auto"/>
+        <w:rPr>
+          <w:sz w:val="28"/>
+          <w:szCs w:val="28"/>
+        </w:rPr>
+      </w:pPr>
+      <w:r>
+        <w:rPr>
+          <w:sz w:val="28"/>
+          <w:szCs w:val="28"/>
+        </w:rPr>
+        <w:t xml:space="preserve">Scientific reporting </w:t>
+      </w:r>
+    </w:p>
+    <w:p>
+      <w:pPr>
+        <w:numPr>
+          <w:ilvl w:val="0"/>
+          <w:numId w:val="9"/>
+        </w:numPr>
+        <w:spacing w:after="0" w:line="240" w:lineRule="auto"/>
+        <w:rPr>
+          <w:sz w:val="28"/>
+          <w:szCs w:val="28"/>
+        </w:rPr>
+      </w:pPr>
+      <w:r>
+        <w:rPr>
+          <w:sz w:val="28"/>
+          <w:szCs w:val="28"/>
+        </w:rPr>
+        <w:t>Version 1.0</w:t>
+      </w:r>
     </w:p>
     <w:p>
       <w:pPr>
@@ -4268,6 +5202,304 @@
 <file path=word/numbering.xml><?xml version="1.0" encoding="utf-8"?>
 <w:numbering xmlns:wpc="http://schemas.microsoft.com/office/word/2010/wordprocessingCanvas" xmlns:cx="http://schemas.microsoft.com/office/drawing/2014/chartex" xmlns:cx1="http://schemas.microsoft.com/office/drawing/2015/9/8/chartex" xmlns:cx2="http://schemas.microsoft.com/office/drawing/2015/10/21/chartex" xmlns:cx3="http://schemas.microsoft.com/office/drawing/2016/5/9/chartex" xmlns:cx4="http://schemas.microsoft.com/office/drawing/2016/5/10/chartex" xmlns:cx5="http://schemas.microsoft.com/office/drawing/2016/5/11/chartex" xmlns:cx6="http://schemas.microsoft.com/office/drawing/2016/5/12/chartex" xmlns:cx7="http://schemas.microsoft.com/office/drawing/2016/5/13/chartex" xmlns:cx8="http://schemas.microsoft.com/office/drawing/2016/5/14/chartex" xmlns:mc="http://schemas.openxmlformats.org/markup-compatibility/2006" xmlns:aink="http://schemas.microsoft.com/office/drawing/2016/ink" xmlns:am3d="http://schemas.microsoft.com/office/drawing/2017/model3d" xmlns:o="urn:schemas-microsoft-com:office:office" xmlns:oel="http://schemas.microsoft.com/office/2019/extlst" xmlns:r="http://schemas.openxmlformats.org/officeDocument/2006/relationships" xmlns:m="http://schemas.openxmlformats.org/officeDocument/2006/math" xmlns:v="urn:schemas-microsoft-com:vml" xmlns:wp14="http://schemas.microsoft.com/office/word/2010/wordprocessingDrawing" xmlns:wp="http://schemas.openxmlformats.org/drawingml/2006/wordprocessingDrawing" xmlns:w10="urn:schemas-microsoft-com:office:word" xmlns:w="http://schemas.openxmlformats.org/wordprocessingml/2006/main" xmlns:w14="http://schemas.microsoft.com/office/word/2010/wordml" xmlns:w15="http://schemas.microsoft.com/office/word/2012/wordml" xmlns:w16cex="http://schemas.microsoft.com/office/word/2018/wordml/cex" xmlns:w16cid="http://schemas.microsoft.com/office/word/2016/wordml/cid" xmlns:w16="http://schemas.microsoft.com/office/word/2018/wordml" xmlns:w16du="http://schemas.microsoft.com/office/word/2023/wordml/word16du" xmlns:w16sdtdh="http://schemas.microsoft.com/office/word/2020/wordml/sdtdatahash" xmlns:w16sdtfl="http://schemas.microsoft.com/office/word/2024/wordml/sdtformatlock" xmlns:w16se="http://schemas.microsoft.com/office/word/2015/wordml/symex" xmlns:wpg="http://schemas.microsoft.com/office/word/2010/wordprocessingGroup" xmlns:wpi="http://schemas.microsoft.com/office/word/2010/wordprocessingInk" xmlns:wne="http://schemas.microsoft.com/office/word/2006/wordml" xmlns:wps="http://schemas.microsoft.com/office/word/2010/wordprocessingShape" mc:Ignorable="w14 w15 w16se w16cid w16 w16cex w16sdtdh w16sdtfl w16du wp14">
   <w:abstractNum w:abstractNumId="0" w15:restartNumberingAfterBreak="0">
+    <w:nsid w:val="000E40F9"/>
+    <w:multiLevelType w:val="multilevel"/>
+    <w:tmpl w:val="B31A72C4"/>
+    <w:lvl w:ilvl="0">
+      <w:start w:val="1"/>
+      <w:numFmt w:val="bullet"/>
+      <w:lvlText w:val=""/>
+      <w:lvlJc w:val="left"/>
+      <w:pPr>
+        <w:tabs>
+          <w:tab w:val="num" w:pos="720"/>
+        </w:tabs>
+        <w:ind w:left="720" w:hanging="360"/>
+      </w:pPr>
+      <w:rPr>
+        <w:rFonts w:ascii="Symbol" w:hAnsi="Symbol" w:hint="default"/>
+        <w:sz w:val="20"/>
+      </w:rPr>
+    </w:lvl>
+    <w:lvl w:ilvl="1" w:tentative="1">
+      <w:start w:val="1"/>
+      <w:numFmt w:val="bullet"/>
+      <w:lvlText w:val="o"/>
+      <w:lvlJc w:val="left"/>
+      <w:pPr>
+        <w:tabs>
+          <w:tab w:val="num" w:pos="1440"/>
+        </w:tabs>
+        <w:ind w:left="1440" w:hanging="360"/>
+      </w:pPr>
+      <w:rPr>
+        <w:rFonts w:ascii="Courier New" w:hAnsi="Courier New" w:hint="default"/>
+        <w:sz w:val="20"/>
+      </w:rPr>
+    </w:lvl>
+    <w:lvl w:ilvl="2" w:tentative="1">
+      <w:start w:val="1"/>
+      <w:numFmt w:val="bullet"/>
+      <w:lvlText w:val=""/>
+      <w:lvlJc w:val="left"/>
+      <w:pPr>
+        <w:tabs>
+          <w:tab w:val="num" w:pos="2160"/>
+        </w:tabs>
+        <w:ind w:left="2160" w:hanging="360"/>
+      </w:pPr>
+      <w:rPr>
+        <w:rFonts w:ascii="Wingdings" w:hAnsi="Wingdings" w:hint="default"/>
+        <w:sz w:val="20"/>
+      </w:rPr>
+    </w:lvl>
+    <w:lvl w:ilvl="3" w:tentative="1">
+      <w:start w:val="1"/>
+      <w:numFmt w:val="bullet"/>
+      <w:lvlText w:val=""/>
+      <w:lvlJc w:val="left"/>
+      <w:pPr>
+        <w:tabs>
+          <w:tab w:val="num" w:pos="2880"/>
+        </w:tabs>
+        <w:ind w:left="2880" w:hanging="360"/>
+      </w:pPr>
+      <w:rPr>
+        <w:rFonts w:ascii="Wingdings" w:hAnsi="Wingdings" w:hint="default"/>
+        <w:sz w:val="20"/>
+      </w:rPr>
+    </w:lvl>
+    <w:lvl w:ilvl="4" w:tentative="1">
+      <w:start w:val="1"/>
+      <w:numFmt w:val="bullet"/>
+      <w:lvlText w:val=""/>
+      <w:lvlJc w:val="left"/>
+      <w:pPr>
+        <w:tabs>
+          <w:tab w:val="num" w:pos="3600"/>
+        </w:tabs>
+        <w:ind w:left="3600" w:hanging="360"/>
+      </w:pPr>
+      <w:rPr>
+        <w:rFonts w:ascii="Wingdings" w:hAnsi="Wingdings" w:hint="default"/>
+        <w:sz w:val="20"/>
+      </w:rPr>
+    </w:lvl>
+    <w:lvl w:ilvl="5" w:tentative="1">
+      <w:start w:val="1"/>
+      <w:numFmt w:val="bullet"/>
+      <w:lvlText w:val=""/>
+      <w:lvlJc w:val="left"/>
+      <w:pPr>
+        <w:tabs>
+          <w:tab w:val="num" w:pos="4320"/>
+        </w:tabs>
+        <w:ind w:left="4320" w:hanging="360"/>
+      </w:pPr>
+      <w:rPr>
+        <w:rFonts w:ascii="Wingdings" w:hAnsi="Wingdings" w:hint="default"/>
+        <w:sz w:val="20"/>
+      </w:rPr>
+    </w:lvl>
+    <w:lvl w:ilvl="6" w:tentative="1">
+      <w:start w:val="1"/>
+      <w:numFmt w:val="bullet"/>
+      <w:lvlText w:val=""/>
+      <w:lvlJc w:val="left"/>
+      <w:pPr>
+        <w:tabs>
+          <w:tab w:val="num" w:pos="5040"/>
+        </w:tabs>
+        <w:ind w:left="5040" w:hanging="360"/>
+      </w:pPr>
+      <w:rPr>
+        <w:rFonts w:ascii="Wingdings" w:hAnsi="Wingdings" w:hint="default"/>
+        <w:sz w:val="20"/>
+      </w:rPr>
+    </w:lvl>
+    <w:lvl w:ilvl="7" w:tentative="1">
+      <w:start w:val="1"/>
+      <w:numFmt w:val="bullet"/>
+      <w:lvlText w:val=""/>
+      <w:lvlJc w:val="left"/>
+      <w:pPr>
+        <w:tabs>
+          <w:tab w:val="num" w:pos="5760"/>
+        </w:tabs>
+        <w:ind w:left="5760" w:hanging="360"/>
+      </w:pPr>
+      <w:rPr>
+        <w:rFonts w:ascii="Wingdings" w:hAnsi="Wingdings" w:hint="default"/>
+        <w:sz w:val="20"/>
+      </w:rPr>
+    </w:lvl>
+    <w:lvl w:ilvl="8" w:tentative="1">
+      <w:start w:val="1"/>
+      <w:numFmt w:val="bullet"/>
+      <w:lvlText w:val=""/>
+      <w:lvlJc w:val="left"/>
+      <w:pPr>
+        <w:tabs>
+          <w:tab w:val="num" w:pos="6480"/>
+        </w:tabs>
+        <w:ind w:left="6480" w:hanging="360"/>
+      </w:pPr>
+      <w:rPr>
+        <w:rFonts w:ascii="Wingdings" w:hAnsi="Wingdings" w:hint="default"/>
+        <w:sz w:val="20"/>
+      </w:rPr>
+    </w:lvl>
+  </w:abstractNum>
+  <w:abstractNum w:abstractNumId="1" w15:restartNumberingAfterBreak="0">
+    <w:nsid w:val="26B647B2"/>
+    <w:multiLevelType w:val="multilevel"/>
+    <w:tmpl w:val="8342140A"/>
+    <w:lvl w:ilvl="0">
+      <w:start w:val="1"/>
+      <w:numFmt w:val="bullet"/>
+      <w:lvlText w:val=""/>
+      <w:lvlJc w:val="left"/>
+      <w:pPr>
+        <w:tabs>
+          <w:tab w:val="num" w:pos="720"/>
+        </w:tabs>
+        <w:ind w:left="720" w:hanging="360"/>
+      </w:pPr>
+      <w:rPr>
+        <w:rFonts w:ascii="Symbol" w:hAnsi="Symbol" w:hint="default"/>
+        <w:sz w:val="20"/>
+      </w:rPr>
+    </w:lvl>
+    <w:lvl w:ilvl="1" w:tentative="1">
+      <w:start w:val="1"/>
+      <w:numFmt w:val="bullet"/>
+      <w:lvlText w:val="o"/>
+      <w:lvlJc w:val="left"/>
+      <w:pPr>
+        <w:tabs>
+          <w:tab w:val="num" w:pos="1440"/>
+        </w:tabs>
+        <w:ind w:left="1440" w:hanging="360"/>
+      </w:pPr>
+      <w:rPr>
+        <w:rFonts w:ascii="Courier New" w:hAnsi="Courier New" w:hint="default"/>
+        <w:sz w:val="20"/>
+      </w:rPr>
+    </w:lvl>
+    <w:lvl w:ilvl="2" w:tentative="1">
+      <w:start w:val="1"/>
+      <w:numFmt w:val="bullet"/>
+      <w:lvlText w:val=""/>
+      <w:lvlJc w:val="left"/>
+      <w:pPr>
+        <w:tabs>
+          <w:tab w:val="num" w:pos="2160"/>
+        </w:tabs>
+        <w:ind w:left="2160" w:hanging="360"/>
+      </w:pPr>
+      <w:rPr>
+        <w:rFonts w:ascii="Wingdings" w:hAnsi="Wingdings" w:hint="default"/>
+        <w:sz w:val="20"/>
+      </w:rPr>
+    </w:lvl>
+    <w:lvl w:ilvl="3" w:tentative="1">
+      <w:start w:val="1"/>
+      <w:numFmt w:val="bullet"/>
+      <w:lvlText w:val=""/>
+      <w:lvlJc w:val="left"/>
+      <w:pPr>
+        <w:tabs>
+          <w:tab w:val="num" w:pos="2880"/>
+        </w:tabs>
+        <w:ind w:left="2880" w:hanging="360"/>
+      </w:pPr>
+      <w:rPr>
+        <w:rFonts w:ascii="Wingdings" w:hAnsi="Wingdings" w:hint="default"/>
+        <w:sz w:val="20"/>
+      </w:rPr>
+    </w:lvl>
+    <w:lvl w:ilvl="4" w:tentative="1">
+      <w:start w:val="1"/>
+      <w:numFmt w:val="bullet"/>
+      <w:lvlText w:val=""/>
+      <w:lvlJc w:val="left"/>
+      <w:pPr>
+        <w:tabs>
+          <w:tab w:val="num" w:pos="3600"/>
+        </w:tabs>
+        <w:ind w:left="3600" w:hanging="360"/>
+      </w:pPr>
+      <w:rPr>
+        <w:rFonts w:ascii="Wingdings" w:hAnsi="Wingdings" w:hint="default"/>
+        <w:sz w:val="20"/>
+      </w:rPr>
+    </w:lvl>
+    <w:lvl w:ilvl="5" w:tentative="1">
+      <w:start w:val="1"/>
+      <w:numFmt w:val="bullet"/>
+      <w:lvlText w:val=""/>
+      <w:lvlJc w:val="left"/>
+      <w:pPr>
+        <w:tabs>
+          <w:tab w:val="num" w:pos="4320"/>
+        </w:tabs>
+        <w:ind w:left="4320" w:hanging="360"/>
+      </w:pPr>
+      <w:rPr>
+        <w:rFonts w:ascii="Wingdings" w:hAnsi="Wingdings" w:hint="default"/>
+        <w:sz w:val="20"/>
+      </w:rPr>
+    </w:lvl>
+    <w:lvl w:ilvl="6" w:tentative="1">
+      <w:start w:val="1"/>
+      <w:numFmt w:val="bullet"/>
+      <w:lvlText w:val=""/>
+      <w:lvlJc w:val="left"/>
+      <w:pPr>
+        <w:tabs>
+          <w:tab w:val="num" w:pos="5040"/>
+        </w:tabs>
+        <w:ind w:left="5040" w:hanging="360"/>
+      </w:pPr>
+      <w:rPr>
+        <w:rFonts w:ascii="Wingdings" w:hAnsi="Wingdings" w:hint="default"/>
+        <w:sz w:val="20"/>
+      </w:rPr>
+    </w:lvl>
+    <w:lvl w:ilvl="7" w:tentative="1">
+      <w:start w:val="1"/>
+      <w:numFmt w:val="bullet"/>
+      <w:lvlText w:val=""/>
+      <w:lvlJc w:val="left"/>
+      <w:pPr>
+        <w:tabs>
+          <w:tab w:val="num" w:pos="5760"/>
+        </w:tabs>
+        <w:ind w:left="5760" w:hanging="360"/>
+      </w:pPr>
+      <w:rPr>
+        <w:rFonts w:ascii="Wingdings" w:hAnsi="Wingdings" w:hint="default"/>
+        <w:sz w:val="20"/>
+      </w:rPr>
+    </w:lvl>
+    <w:lvl w:ilvl="8" w:tentative="1">
+      <w:start w:val="1"/>
+      <w:numFmt w:val="bullet"/>
+      <w:lvlText w:val=""/>
+      <w:lvlJc w:val="left"/>
+      <w:pPr>
+        <w:tabs>
+          <w:tab w:val="num" w:pos="6480"/>
+        </w:tabs>
+        <w:ind w:left="6480" w:hanging="360"/>
+      </w:pPr>
+      <w:rPr>
+        <w:rFonts w:ascii="Wingdings" w:hAnsi="Wingdings" w:hint="default"/>
+        <w:sz w:val="20"/>
+      </w:rPr>
+    </w:lvl>
+  </w:abstractNum>
+  <w:abstractNum w:abstractNumId="2" w15:restartNumberingAfterBreak="0">
     <w:nsid w:val="320E0B82"/>
     <w:multiLevelType w:val="multilevel"/>
     <w:tmpl w:val="67A0C5AE"/>
@@ -4416,7 +5648,454 @@
       </w:rPr>
     </w:lvl>
   </w:abstractNum>
-  <w:abstractNum w:abstractNumId="1" w15:restartNumberingAfterBreak="0">
+  <w:abstractNum w:abstractNumId="3" w15:restartNumberingAfterBreak="0">
+    <w:nsid w:val="3DB2253E"/>
+    <w:multiLevelType w:val="multilevel"/>
+    <w:tmpl w:val="F1E0B30A"/>
+    <w:lvl w:ilvl="0">
+      <w:start w:val="1"/>
+      <w:numFmt w:val="bullet"/>
+      <w:lvlText w:val=""/>
+      <w:lvlJc w:val="left"/>
+      <w:pPr>
+        <w:tabs>
+          <w:tab w:val="num" w:pos="720"/>
+        </w:tabs>
+        <w:ind w:left="720" w:hanging="360"/>
+      </w:pPr>
+      <w:rPr>
+        <w:rFonts w:ascii="Symbol" w:hAnsi="Symbol" w:hint="default"/>
+        <w:sz w:val="20"/>
+      </w:rPr>
+    </w:lvl>
+    <w:lvl w:ilvl="1" w:tentative="1">
+      <w:start w:val="1"/>
+      <w:numFmt w:val="bullet"/>
+      <w:lvlText w:val="o"/>
+      <w:lvlJc w:val="left"/>
+      <w:pPr>
+        <w:tabs>
+          <w:tab w:val="num" w:pos="1440"/>
+        </w:tabs>
+        <w:ind w:left="1440" w:hanging="360"/>
+      </w:pPr>
+      <w:rPr>
+        <w:rFonts w:ascii="Courier New" w:hAnsi="Courier New" w:hint="default"/>
+        <w:sz w:val="20"/>
+      </w:rPr>
+    </w:lvl>
+    <w:lvl w:ilvl="2" w:tentative="1">
+      <w:start w:val="1"/>
+      <w:numFmt w:val="bullet"/>
+      <w:lvlText w:val=""/>
+      <w:lvlJc w:val="left"/>
+      <w:pPr>
+        <w:tabs>
+          <w:tab w:val="num" w:pos="2160"/>
+        </w:tabs>
+        <w:ind w:left="2160" w:hanging="360"/>
+      </w:pPr>
+      <w:rPr>
+        <w:rFonts w:ascii="Wingdings" w:hAnsi="Wingdings" w:hint="default"/>
+        <w:sz w:val="20"/>
+      </w:rPr>
+    </w:lvl>
+    <w:lvl w:ilvl="3" w:tentative="1">
+      <w:start w:val="1"/>
+      <w:numFmt w:val="bullet"/>
+      <w:lvlText w:val=""/>
+      <w:lvlJc w:val="left"/>
+      <w:pPr>
+        <w:tabs>
+          <w:tab w:val="num" w:pos="2880"/>
+        </w:tabs>
+        <w:ind w:left="2880" w:hanging="360"/>
+      </w:pPr>
+      <w:rPr>
+        <w:rFonts w:ascii="Wingdings" w:hAnsi="Wingdings" w:hint="default"/>
+        <w:sz w:val="20"/>
+      </w:rPr>
+    </w:lvl>
+    <w:lvl w:ilvl="4" w:tentative="1">
+      <w:start w:val="1"/>
+      <w:numFmt w:val="bullet"/>
+      <w:lvlText w:val=""/>
+      <w:lvlJc w:val="left"/>
+      <w:pPr>
+        <w:tabs>
+          <w:tab w:val="num" w:pos="3600"/>
+        </w:tabs>
+        <w:ind w:left="3600" w:hanging="360"/>
+      </w:pPr>
+      <w:rPr>
+        <w:rFonts w:ascii="Wingdings" w:hAnsi="Wingdings" w:hint="default"/>
+        <w:sz w:val="20"/>
+      </w:rPr>
+    </w:lvl>
+    <w:lvl w:ilvl="5" w:tentative="1">
+      <w:start w:val="1"/>
+      <w:numFmt w:val="bullet"/>
+      <w:lvlText w:val=""/>
+      <w:lvlJc w:val="left"/>
+      <w:pPr>
+        <w:tabs>
+          <w:tab w:val="num" w:pos="4320"/>
+        </w:tabs>
+        <w:ind w:left="4320" w:hanging="360"/>
+      </w:pPr>
+      <w:rPr>
+        <w:rFonts w:ascii="Wingdings" w:hAnsi="Wingdings" w:hint="default"/>
+        <w:sz w:val="20"/>
+      </w:rPr>
+    </w:lvl>
+    <w:lvl w:ilvl="6" w:tentative="1">
+      <w:start w:val="1"/>
+      <w:numFmt w:val="bullet"/>
+      <w:lvlText w:val=""/>
+      <w:lvlJc w:val="left"/>
+      <w:pPr>
+        <w:tabs>
+          <w:tab w:val="num" w:pos="5040"/>
+        </w:tabs>
+        <w:ind w:left="5040" w:hanging="360"/>
+      </w:pPr>
+      <w:rPr>
+        <w:rFonts w:ascii="Wingdings" w:hAnsi="Wingdings" w:hint="default"/>
+        <w:sz w:val="20"/>
+      </w:rPr>
+    </w:lvl>
+    <w:lvl w:ilvl="7" w:tentative="1">
+      <w:start w:val="1"/>
+      <w:numFmt w:val="bullet"/>
+      <w:lvlText w:val=""/>
+      <w:lvlJc w:val="left"/>
+      <w:pPr>
+        <w:tabs>
+          <w:tab w:val="num" w:pos="5760"/>
+        </w:tabs>
+        <w:ind w:left="5760" w:hanging="360"/>
+      </w:pPr>
+      <w:rPr>
+        <w:rFonts w:ascii="Wingdings" w:hAnsi="Wingdings" w:hint="default"/>
+        <w:sz w:val="20"/>
+      </w:rPr>
+    </w:lvl>
+    <w:lvl w:ilvl="8" w:tentative="1">
+      <w:start w:val="1"/>
+      <w:numFmt w:val="bullet"/>
+      <w:lvlText w:val=""/>
+      <w:lvlJc w:val="left"/>
+      <w:pPr>
+        <w:tabs>
+          <w:tab w:val="num" w:pos="6480"/>
+        </w:tabs>
+        <w:ind w:left="6480" w:hanging="360"/>
+      </w:pPr>
+      <w:rPr>
+        <w:rFonts w:ascii="Wingdings" w:hAnsi="Wingdings" w:hint="default"/>
+        <w:sz w:val="20"/>
+      </w:rPr>
+    </w:lvl>
+  </w:abstractNum>
+  <w:abstractNum w:abstractNumId="4" w15:restartNumberingAfterBreak="0">
+    <w:nsid w:val="4CEF3128"/>
+    <w:multiLevelType w:val="multilevel"/>
+    <w:tmpl w:val="1DC22672"/>
+    <w:lvl w:ilvl="0">
+      <w:start w:val="1"/>
+      <w:numFmt w:val="bullet"/>
+      <w:lvlText w:val=""/>
+      <w:lvlJc w:val="left"/>
+      <w:pPr>
+        <w:tabs>
+          <w:tab w:val="num" w:pos="720"/>
+        </w:tabs>
+        <w:ind w:left="720" w:hanging="360"/>
+      </w:pPr>
+      <w:rPr>
+        <w:rFonts w:ascii="Symbol" w:hAnsi="Symbol" w:hint="default"/>
+        <w:sz w:val="20"/>
+      </w:rPr>
+    </w:lvl>
+    <w:lvl w:ilvl="1" w:tentative="1">
+      <w:start w:val="1"/>
+      <w:numFmt w:val="bullet"/>
+      <w:lvlText w:val="o"/>
+      <w:lvlJc w:val="left"/>
+      <w:pPr>
+        <w:tabs>
+          <w:tab w:val="num" w:pos="1440"/>
+        </w:tabs>
+        <w:ind w:left="1440" w:hanging="360"/>
+      </w:pPr>
+      <w:rPr>
+        <w:rFonts w:ascii="Courier New" w:hAnsi="Courier New" w:hint="default"/>
+        <w:sz w:val="20"/>
+      </w:rPr>
+    </w:lvl>
+    <w:lvl w:ilvl="2" w:tentative="1">
+      <w:start w:val="1"/>
+      <w:numFmt w:val="bullet"/>
+      <w:lvlText w:val=""/>
+      <w:lvlJc w:val="left"/>
+      <w:pPr>
+        <w:tabs>
+          <w:tab w:val="num" w:pos="2160"/>
+        </w:tabs>
+        <w:ind w:left="2160" w:hanging="360"/>
+      </w:pPr>
+      <w:rPr>
+        <w:rFonts w:ascii="Wingdings" w:hAnsi="Wingdings" w:hint="default"/>
+        <w:sz w:val="20"/>
+      </w:rPr>
+    </w:lvl>
+    <w:lvl w:ilvl="3" w:tentative="1">
+      <w:start w:val="1"/>
+      <w:numFmt w:val="bullet"/>
+      <w:lvlText w:val=""/>
+      <w:lvlJc w:val="left"/>
+      <w:pPr>
+        <w:tabs>
+          <w:tab w:val="num" w:pos="2880"/>
+        </w:tabs>
+        <w:ind w:left="2880" w:hanging="360"/>
+      </w:pPr>
+      <w:rPr>
+        <w:rFonts w:ascii="Wingdings" w:hAnsi="Wingdings" w:hint="default"/>
+        <w:sz w:val="20"/>
+      </w:rPr>
+    </w:lvl>
+    <w:lvl w:ilvl="4" w:tentative="1">
+      <w:start w:val="1"/>
+      <w:numFmt w:val="bullet"/>
+      <w:lvlText w:val=""/>
+      <w:lvlJc w:val="left"/>
+      <w:pPr>
+        <w:tabs>
+          <w:tab w:val="num" w:pos="3600"/>
+        </w:tabs>
+        <w:ind w:left="3600" w:hanging="360"/>
+      </w:pPr>
+      <w:rPr>
+        <w:rFonts w:ascii="Wingdings" w:hAnsi="Wingdings" w:hint="default"/>
+        <w:sz w:val="20"/>
+      </w:rPr>
+    </w:lvl>
+    <w:lvl w:ilvl="5" w:tentative="1">
+      <w:start w:val="1"/>
+      <w:numFmt w:val="bullet"/>
+      <w:lvlText w:val=""/>
+      <w:lvlJc w:val="left"/>
+      <w:pPr>
+        <w:tabs>
+          <w:tab w:val="num" w:pos="4320"/>
+        </w:tabs>
+        <w:ind w:left="4320" w:hanging="360"/>
+      </w:pPr>
+      <w:rPr>
+        <w:rFonts w:ascii="Wingdings" w:hAnsi="Wingdings" w:hint="default"/>
+        <w:sz w:val="20"/>
+      </w:rPr>
+    </w:lvl>
+    <w:lvl w:ilvl="6" w:tentative="1">
+      <w:start w:val="1"/>
+      <w:numFmt w:val="bullet"/>
+      <w:lvlText w:val=""/>
+      <w:lvlJc w:val="left"/>
+      <w:pPr>
+        <w:tabs>
+          <w:tab w:val="num" w:pos="5040"/>
+        </w:tabs>
+        <w:ind w:left="5040" w:hanging="360"/>
+      </w:pPr>
+      <w:rPr>
+        <w:rFonts w:ascii="Wingdings" w:hAnsi="Wingdings" w:hint="default"/>
+        <w:sz w:val="20"/>
+      </w:rPr>
+    </w:lvl>
+    <w:lvl w:ilvl="7" w:tentative="1">
+      <w:start w:val="1"/>
+      <w:numFmt w:val="bullet"/>
+      <w:lvlText w:val=""/>
+      <w:lvlJc w:val="left"/>
+      <w:pPr>
+        <w:tabs>
+          <w:tab w:val="num" w:pos="5760"/>
+        </w:tabs>
+        <w:ind w:left="5760" w:hanging="360"/>
+      </w:pPr>
+      <w:rPr>
+        <w:rFonts w:ascii="Wingdings" w:hAnsi="Wingdings" w:hint="default"/>
+        <w:sz w:val="20"/>
+      </w:rPr>
+    </w:lvl>
+    <w:lvl w:ilvl="8" w:tentative="1">
+      <w:start w:val="1"/>
+      <w:numFmt w:val="bullet"/>
+      <w:lvlText w:val=""/>
+      <w:lvlJc w:val="left"/>
+      <w:pPr>
+        <w:tabs>
+          <w:tab w:val="num" w:pos="6480"/>
+        </w:tabs>
+        <w:ind w:left="6480" w:hanging="360"/>
+      </w:pPr>
+      <w:rPr>
+        <w:rFonts w:ascii="Wingdings" w:hAnsi="Wingdings" w:hint="default"/>
+        <w:sz w:val="20"/>
+      </w:rPr>
+    </w:lvl>
+  </w:abstractNum>
+  <w:abstractNum w:abstractNumId="5" w15:restartNumberingAfterBreak="0">
+    <w:nsid w:val="5796578F"/>
+    <w:multiLevelType w:val="multilevel"/>
+    <w:tmpl w:val="970C4484"/>
+    <w:lvl w:ilvl="0">
+      <w:start w:val="1"/>
+      <w:numFmt w:val="bullet"/>
+      <w:lvlText w:val=""/>
+      <w:lvlJc w:val="left"/>
+      <w:pPr>
+        <w:tabs>
+          <w:tab w:val="num" w:pos="720"/>
+        </w:tabs>
+        <w:ind w:left="720" w:hanging="360"/>
+      </w:pPr>
+      <w:rPr>
+        <w:rFonts w:ascii="Symbol" w:hAnsi="Symbol" w:hint="default"/>
+        <w:sz w:val="20"/>
+      </w:rPr>
+    </w:lvl>
+    <w:lvl w:ilvl="1" w:tentative="1">
+      <w:start w:val="1"/>
+      <w:numFmt w:val="bullet"/>
+      <w:lvlText w:val="o"/>
+      <w:lvlJc w:val="left"/>
+      <w:pPr>
+        <w:tabs>
+          <w:tab w:val="num" w:pos="1440"/>
+        </w:tabs>
+        <w:ind w:left="1440" w:hanging="360"/>
+      </w:pPr>
+      <w:rPr>
+        <w:rFonts w:ascii="Courier New" w:hAnsi="Courier New" w:hint="default"/>
+        <w:sz w:val="20"/>
+      </w:rPr>
+    </w:lvl>
+    <w:lvl w:ilvl="2" w:tentative="1">
+      <w:start w:val="1"/>
+      <w:numFmt w:val="bullet"/>
+      <w:lvlText w:val=""/>
+      <w:lvlJc w:val="left"/>
+      <w:pPr>
+        <w:tabs>
+          <w:tab w:val="num" w:pos="2160"/>
+        </w:tabs>
+        <w:ind w:left="2160" w:hanging="360"/>
+      </w:pPr>
+      <w:rPr>
+        <w:rFonts w:ascii="Wingdings" w:hAnsi="Wingdings" w:hint="default"/>
+        <w:sz w:val="20"/>
+      </w:rPr>
+    </w:lvl>
+    <w:lvl w:ilvl="3" w:tentative="1">
+      <w:start w:val="1"/>
+      <w:numFmt w:val="bullet"/>
+      <w:lvlText w:val=""/>
+      <w:lvlJc w:val="left"/>
+      <w:pPr>
+        <w:tabs>
+          <w:tab w:val="num" w:pos="2880"/>
+        </w:tabs>
+        <w:ind w:left="2880" w:hanging="360"/>
+      </w:pPr>
+      <w:rPr>
+        <w:rFonts w:ascii="Wingdings" w:hAnsi="Wingdings" w:hint="default"/>
+        <w:sz w:val="20"/>
+      </w:rPr>
+    </w:lvl>
+    <w:lvl w:ilvl="4" w:tentative="1">
+      <w:start w:val="1"/>
+      <w:numFmt w:val="bullet"/>
+      <w:lvlText w:val=""/>
+      <w:lvlJc w:val="left"/>
+      <w:pPr>
+        <w:tabs>
+          <w:tab w:val="num" w:pos="3600"/>
+        </w:tabs>
+        <w:ind w:left="3600" w:hanging="360"/>
+      </w:pPr>
+      <w:rPr>
+        <w:rFonts w:ascii="Wingdings" w:hAnsi="Wingdings" w:hint="default"/>
+        <w:sz w:val="20"/>
+      </w:rPr>
+    </w:lvl>
+    <w:lvl w:ilvl="5" w:tentative="1">
+      <w:start w:val="1"/>
+      <w:numFmt w:val="bullet"/>
+      <w:lvlText w:val=""/>
+      <w:lvlJc w:val="left"/>
+      <w:pPr>
+        <w:tabs>
+          <w:tab w:val="num" w:pos="4320"/>
+        </w:tabs>
+        <w:ind w:left="4320" w:hanging="360"/>
+      </w:pPr>
+      <w:rPr>
+        <w:rFonts w:ascii="Wingdings" w:hAnsi="Wingdings" w:hint="default"/>
+        <w:sz w:val="20"/>
+      </w:rPr>
+    </w:lvl>
+    <w:lvl w:ilvl="6" w:tentative="1">
+      <w:start w:val="1"/>
+      <w:numFmt w:val="bullet"/>
+      <w:lvlText w:val=""/>
+      <w:lvlJc w:val="left"/>
+      <w:pPr>
+        <w:tabs>
+          <w:tab w:val="num" w:pos="5040"/>
+        </w:tabs>
+        <w:ind w:left="5040" w:hanging="360"/>
+      </w:pPr>
+      <w:rPr>
+        <w:rFonts w:ascii="Wingdings" w:hAnsi="Wingdings" w:hint="default"/>
+        <w:sz w:val="20"/>
+      </w:rPr>
+    </w:lvl>
+    <w:lvl w:ilvl="7" w:tentative="1">
+      <w:start w:val="1"/>
+      <w:numFmt w:val="bullet"/>
+      <w:lvlText w:val=""/>
+      <w:lvlJc w:val="left"/>
+      <w:pPr>
+        <w:tabs>
+          <w:tab w:val="num" w:pos="5760"/>
+        </w:tabs>
+        <w:ind w:left="5760" w:hanging="360"/>
+      </w:pPr>
+      <w:rPr>
+        <w:rFonts w:ascii="Wingdings" w:hAnsi="Wingdings" w:hint="default"/>
+        <w:sz w:val="20"/>
+      </w:rPr>
+    </w:lvl>
+    <w:lvl w:ilvl="8" w:tentative="1">
+      <w:start w:val="1"/>
+      <w:numFmt w:val="bullet"/>
+      <w:lvlText w:val=""/>
+      <w:lvlJc w:val="left"/>
+      <w:pPr>
+        <w:tabs>
+          <w:tab w:val="num" w:pos="6480"/>
+        </w:tabs>
+        <w:ind w:left="6480" w:hanging="360"/>
+      </w:pPr>
+      <w:rPr>
+        <w:rFonts w:ascii="Wingdings" w:hAnsi="Wingdings" w:hint="default"/>
+        <w:sz w:val="20"/>
+      </w:rPr>
+    </w:lvl>
+  </w:abstractNum>
+  <w:abstractNum w:abstractNumId="6" w15:restartNumberingAfterBreak="0">
     <w:nsid w:val="57AC2ADD"/>
     <w:multiLevelType w:val="multilevel"/>
     <w:tmpl w:val="1716FFEE"/>
@@ -4565,7 +6244,156 @@
       </w:rPr>
     </w:lvl>
   </w:abstractNum>
-  <w:abstractNum w:abstractNumId="2" w15:restartNumberingAfterBreak="0">
+  <w:abstractNum w:abstractNumId="7" w15:restartNumberingAfterBreak="0">
+    <w:nsid w:val="69EF507F"/>
+    <w:multiLevelType w:val="multilevel"/>
+    <w:tmpl w:val="DFAC709E"/>
+    <w:lvl w:ilvl="0">
+      <w:start w:val="1"/>
+      <w:numFmt w:val="bullet"/>
+      <w:lvlText w:val=""/>
+      <w:lvlJc w:val="left"/>
+      <w:pPr>
+        <w:tabs>
+          <w:tab w:val="num" w:pos="720"/>
+        </w:tabs>
+        <w:ind w:left="720" w:hanging="360"/>
+      </w:pPr>
+      <w:rPr>
+        <w:rFonts w:ascii="Symbol" w:hAnsi="Symbol" w:hint="default"/>
+        <w:sz w:val="20"/>
+      </w:rPr>
+    </w:lvl>
+    <w:lvl w:ilvl="1" w:tentative="1">
+      <w:start w:val="1"/>
+      <w:numFmt w:val="bullet"/>
+      <w:lvlText w:val="o"/>
+      <w:lvlJc w:val="left"/>
+      <w:pPr>
+        <w:tabs>
+          <w:tab w:val="num" w:pos="1440"/>
+        </w:tabs>
+        <w:ind w:left="1440" w:hanging="360"/>
+      </w:pPr>
+      <w:rPr>
+        <w:rFonts w:ascii="Courier New" w:hAnsi="Courier New" w:hint="default"/>
+        <w:sz w:val="20"/>
+      </w:rPr>
+    </w:lvl>
+    <w:lvl w:ilvl="2" w:tentative="1">
+      <w:start w:val="1"/>
+      <w:numFmt w:val="bullet"/>
+      <w:lvlText w:val=""/>
+      <w:lvlJc w:val="left"/>
+      <w:pPr>
+        <w:tabs>
+          <w:tab w:val="num" w:pos="2160"/>
+        </w:tabs>
+        <w:ind w:left="2160" w:hanging="360"/>
+      </w:pPr>
+      <w:rPr>
+        <w:rFonts w:ascii="Wingdings" w:hAnsi="Wingdings" w:hint="default"/>
+        <w:sz w:val="20"/>
+      </w:rPr>
+    </w:lvl>
+    <w:lvl w:ilvl="3" w:tentative="1">
+      <w:start w:val="1"/>
+      <w:numFmt w:val="bullet"/>
+      <w:lvlText w:val=""/>
+      <w:lvlJc w:val="left"/>
+      <w:pPr>
+        <w:tabs>
+          <w:tab w:val="num" w:pos="2880"/>
+        </w:tabs>
+        <w:ind w:left="2880" w:hanging="360"/>
+      </w:pPr>
+      <w:rPr>
+        <w:rFonts w:ascii="Wingdings" w:hAnsi="Wingdings" w:hint="default"/>
+        <w:sz w:val="20"/>
+      </w:rPr>
+    </w:lvl>
+    <w:lvl w:ilvl="4" w:tentative="1">
+      <w:start w:val="1"/>
+      <w:numFmt w:val="bullet"/>
+      <w:lvlText w:val=""/>
+      <w:lvlJc w:val="left"/>
+      <w:pPr>
+        <w:tabs>
+          <w:tab w:val="num" w:pos="3600"/>
+        </w:tabs>
+        <w:ind w:left="3600" w:hanging="360"/>
+      </w:pPr>
+      <w:rPr>
+        <w:rFonts w:ascii="Wingdings" w:hAnsi="Wingdings" w:hint="default"/>
+        <w:sz w:val="20"/>
+      </w:rPr>
+    </w:lvl>
+    <w:lvl w:ilvl="5" w:tentative="1">
+      <w:start w:val="1"/>
+      <w:numFmt w:val="bullet"/>
+      <w:lvlText w:val=""/>
+      <w:lvlJc w:val="left"/>
+      <w:pPr>
+        <w:tabs>
+          <w:tab w:val="num" w:pos="4320"/>
+        </w:tabs>
+        <w:ind w:left="4320" w:hanging="360"/>
+      </w:pPr>
+      <w:rPr>
+        <w:rFonts w:ascii="Wingdings" w:hAnsi="Wingdings" w:hint="default"/>
+        <w:sz w:val="20"/>
+      </w:rPr>
+    </w:lvl>
+    <w:lvl w:ilvl="6" w:tentative="1">
+      <w:start w:val="1"/>
+      <w:numFmt w:val="bullet"/>
+      <w:lvlText w:val=""/>
+      <w:lvlJc w:val="left"/>
+      <w:pPr>
+        <w:tabs>
+          <w:tab w:val="num" w:pos="5040"/>
+        </w:tabs>
+        <w:ind w:left="5040" w:hanging="360"/>
+      </w:pPr>
+      <w:rPr>
+        <w:rFonts w:ascii="Wingdings" w:hAnsi="Wingdings" w:hint="default"/>
+        <w:sz w:val="20"/>
+      </w:rPr>
+    </w:lvl>
+    <w:lvl w:ilvl="7" w:tentative="1">
+      <w:start w:val="1"/>
+      <w:numFmt w:val="bullet"/>
+      <w:lvlText w:val=""/>
+      <w:lvlJc w:val="left"/>
+      <w:pPr>
+        <w:tabs>
+          <w:tab w:val="num" w:pos="5760"/>
+        </w:tabs>
+        <w:ind w:left="5760" w:hanging="360"/>
+      </w:pPr>
+      <w:rPr>
+        <w:rFonts w:ascii="Wingdings" w:hAnsi="Wingdings" w:hint="default"/>
+        <w:sz w:val="20"/>
+      </w:rPr>
+    </w:lvl>
+    <w:lvl w:ilvl="8" w:tentative="1">
+      <w:start w:val="1"/>
+      <w:numFmt w:val="bullet"/>
+      <w:lvlText w:val=""/>
+      <w:lvlJc w:val="left"/>
+      <w:pPr>
+        <w:tabs>
+          <w:tab w:val="num" w:pos="6480"/>
+        </w:tabs>
+        <w:ind w:left="6480" w:hanging="360"/>
+      </w:pPr>
+      <w:rPr>
+        <w:rFonts w:ascii="Wingdings" w:hAnsi="Wingdings" w:hint="default"/>
+        <w:sz w:val="20"/>
+      </w:rPr>
+    </w:lvl>
+  </w:abstractNum>
+  <w:abstractNum w:abstractNumId="8" w15:restartNumberingAfterBreak="0">
     <w:nsid w:val="70007D95"/>
     <w:multiLevelType w:val="multilevel"/>
     <w:tmpl w:val="385ED098"/>
@@ -4715,13 +6543,31 @@
     </w:lvl>
   </w:abstractNum>
   <w:num w:numId="1" w16cid:durableId="280691300">
+    <w:abstractNumId w:val="2"/>
+  </w:num>
+  <w:num w:numId="2" w16cid:durableId="172646460">
+    <w:abstractNumId w:val="8"/>
+  </w:num>
+  <w:num w:numId="3" w16cid:durableId="33846187">
+    <w:abstractNumId w:val="6"/>
+  </w:num>
+  <w:num w:numId="4" w16cid:durableId="512036652">
     <w:abstractNumId w:val="0"/>
   </w:num>
-  <w:num w:numId="2" w16cid:durableId="172646460">
-    <w:abstractNumId w:val="2"/>
+  <w:num w:numId="5" w16cid:durableId="500659820">
+    <w:abstractNumId w:val="3"/>
   </w:num>
-  <w:num w:numId="3" w16cid:durableId="33846187">
+  <w:num w:numId="6" w16cid:durableId="21175598">
+    <w:abstractNumId w:val="5"/>
+  </w:num>
+  <w:num w:numId="7" w16cid:durableId="507451992">
     <w:abstractNumId w:val="1"/>
+  </w:num>
+  <w:num w:numId="8" w16cid:durableId="912929687">
+    <w:abstractNumId w:val="4"/>
+  </w:num>
+  <w:num w:numId="9" w16cid:durableId="2052532868">
+    <w:abstractNumId w:val="7"/>
   </w:num>
 </w:numbering>
 </file>

--- a/docs/roadmap.docx
+++ b/docs/roadmap.docx
@@ -4414,19 +4414,64 @@
       <w:pPr>
         <w:spacing w:after="0" w:line="240" w:lineRule="auto"/>
         <w:rPr>
-          <w:sz w:val="28"/>
-          <w:szCs w:val="28"/>
-        </w:rPr>
-      </w:pPr>
-    </w:p>
-    <w:p>
-      <w:pPr>
-        <w:spacing w:after="0" w:line="240" w:lineRule="auto"/>
-        <w:rPr>
-          <w:sz w:val="28"/>
-          <w:szCs w:val="28"/>
-        </w:rPr>
-      </w:pPr>
+          <w:b/>
+          <w:bCs/>
+          <w:sz w:val="28"/>
+          <w:szCs w:val="28"/>
+          <w:lang w:val="tr-TR"/>
+        </w:rPr>
+      </w:pPr>
+      <w:r>
+        <w:rPr>
+          <w:b/>
+          <w:bCs/>
+          <w:sz w:val="28"/>
+          <w:szCs w:val="28"/>
+          <w:lang w:val="tr-TR"/>
+        </w:rPr>
+        <w:t xml:space="preserve">Sprint </w:t>
+      </w:r>
+      <w:r>
+        <w:rPr>
+          <w:b/>
+          <w:bCs/>
+          <w:sz w:val="28"/>
+          <w:szCs w:val="28"/>
+          <w:lang w:val="tr-TR"/>
+        </w:rPr>
+        <w:t>4</w:t>
+      </w:r>
+    </w:p>
+    <w:p>
+      <w:pPr>
+        <w:spacing w:after="0" w:line="240" w:lineRule="auto"/>
+        <w:rPr>
+          <w:sz w:val="20"/>
+          <w:szCs w:val="20"/>
+        </w:rPr>
+      </w:pPr>
+      <w:r>
+        <w:rPr>
+          <w:rFonts w:ascii="Segoe UI Symbol" w:hAnsi="Segoe UI Symbol" w:cs="Segoe UI Symbol"/>
+          <w:sz w:val="28"/>
+          <w:szCs w:val="28"/>
+        </w:rPr>
+        <w:t>✔</w:t>
+      </w:r>
+      <w:r>
+        <w:rPr>
+          <w:sz w:val="28"/>
+          <w:szCs w:val="28"/>
+        </w:rPr>
+        <w:t xml:space="preserve"> Commit 1 — </w:t>
+      </w:r>
+      <w:r>
+        <w:rPr>
+          <w:sz w:val="20"/>
+          <w:szCs w:val="20"/>
+        </w:rPr>
+        <w:t>Smart Dataset Loader</w:t>
+      </w:r>
     </w:p>
     <w:p>
       <w:pPr>

--- a/docs/roadmap.docx
+++ b/docs/roadmap.docx
@@ -496,6 +496,7 @@
           <w:szCs w:val="32"/>
         </w:rPr>
       </w:pPr>
+      <w:proofErr w:type="spellStart"/>
       <w:r>
         <w:rPr>
           <w:sz w:val="32"/>
@@ -504,6 +505,7 @@
         </w:rPr>
         <w:t>ForecastPipeline</w:t>
       </w:r>
+      <w:proofErr w:type="spellEnd"/>
     </w:p>
     <w:p>
       <w:pPr>
@@ -5233,6 +5235,860 @@
           <w:szCs w:val="28"/>
         </w:rPr>
       </w:pPr>
+    </w:p>
+    <w:p>
+      <w:pPr>
+        <w:rPr>
+          <w:sz w:val="28"/>
+          <w:szCs w:val="28"/>
+        </w:rPr>
+      </w:pPr>
+      <w:r>
+        <w:rPr>
+          <w:sz w:val="28"/>
+          <w:szCs w:val="28"/>
+        </w:rPr>
+        <w:br w:type="page"/>
+      </w:r>
+    </w:p>
+    <w:p>
+      <w:pPr>
+        <w:spacing w:after="0" w:line="240" w:lineRule="auto"/>
+        <w:rPr>
+          <w:b/>
+          <w:bCs/>
+          <w:sz w:val="28"/>
+          <w:szCs w:val="28"/>
+          <w:u w:val="single"/>
+        </w:rPr>
+      </w:pPr>
+      <w:r>
+        <w:rPr>
+          <w:b/>
+          <w:bCs/>
+          <w:sz w:val="28"/>
+          <w:szCs w:val="28"/>
+          <w:u w:val="single"/>
+        </w:rPr>
+        <w:lastRenderedPageBreak/>
+        <w:t>Sprint 1</w:t>
+      </w:r>
+    </w:p>
+    <w:p>
+      <w:pPr>
+        <w:spacing w:after="0" w:line="240" w:lineRule="auto"/>
+        <w:rPr>
+          <w:sz w:val="28"/>
+          <w:szCs w:val="28"/>
+        </w:rPr>
+      </w:pPr>
+    </w:p>
+    <w:p>
+      <w:pPr>
+        <w:spacing w:after="0" w:line="240" w:lineRule="auto"/>
+        <w:rPr>
+          <w:sz w:val="28"/>
+          <w:szCs w:val="28"/>
+        </w:rPr>
+      </w:pPr>
+      <w:r>
+        <w:rPr>
+          <w:sz w:val="28"/>
+          <w:szCs w:val="28"/>
+        </w:rPr>
+        <w:t>Project initialization</w:t>
+      </w:r>
+    </w:p>
+    <w:p>
+      <w:pPr>
+        <w:spacing w:after="0" w:line="240" w:lineRule="auto"/>
+        <w:rPr>
+          <w:sz w:val="28"/>
+          <w:szCs w:val="28"/>
+        </w:rPr>
+      </w:pPr>
+    </w:p>
+    <w:p>
+      <w:pPr>
+        <w:spacing w:after="0" w:line="240" w:lineRule="auto"/>
+        <w:rPr>
+          <w:sz w:val="28"/>
+          <w:szCs w:val="28"/>
+        </w:rPr>
+      </w:pPr>
+      <w:r>
+        <w:rPr>
+          <w:rFonts w:ascii="Segoe UI Symbol" w:hAnsi="Segoe UI Symbol" w:cs="Segoe UI Symbol"/>
+          <w:sz w:val="28"/>
+          <w:szCs w:val="28"/>
+        </w:rPr>
+        <w:t>✓</w:t>
+      </w:r>
+      <w:r>
+        <w:rPr>
+          <w:sz w:val="28"/>
+          <w:szCs w:val="28"/>
+        </w:rPr>
+        <w:t xml:space="preserve"> package structure</w:t>
+      </w:r>
+    </w:p>
+    <w:p>
+      <w:pPr>
+        <w:spacing w:after="0" w:line="240" w:lineRule="auto"/>
+        <w:rPr>
+          <w:sz w:val="28"/>
+          <w:szCs w:val="28"/>
+        </w:rPr>
+      </w:pPr>
+    </w:p>
+    <w:p>
+      <w:pPr>
+        <w:spacing w:after="0" w:line="240" w:lineRule="auto"/>
+        <w:rPr>
+          <w:sz w:val="28"/>
+          <w:szCs w:val="28"/>
+        </w:rPr>
+      </w:pPr>
+      <w:r>
+        <w:rPr>
+          <w:rFonts w:ascii="Segoe UI Symbol" w:hAnsi="Segoe UI Symbol" w:cs="Segoe UI Symbol"/>
+          <w:sz w:val="28"/>
+          <w:szCs w:val="28"/>
+        </w:rPr>
+        <w:t>✓</w:t>
+      </w:r>
+      <w:r>
+        <w:rPr>
+          <w:sz w:val="28"/>
+          <w:szCs w:val="28"/>
+        </w:rPr>
+        <w:t xml:space="preserve"> testing</w:t>
+      </w:r>
+    </w:p>
+    <w:p>
+      <w:pPr>
+        <w:spacing w:after="0" w:line="240" w:lineRule="auto"/>
+        <w:rPr>
+          <w:sz w:val="28"/>
+          <w:szCs w:val="28"/>
+        </w:rPr>
+      </w:pPr>
+    </w:p>
+    <w:p>
+      <w:pPr>
+        <w:spacing w:after="0" w:line="240" w:lineRule="auto"/>
+        <w:rPr>
+          <w:sz w:val="28"/>
+          <w:szCs w:val="28"/>
+        </w:rPr>
+      </w:pPr>
+      <w:r>
+        <w:rPr>
+          <w:rFonts w:ascii="Segoe UI Symbol" w:hAnsi="Segoe UI Symbol" w:cs="Segoe UI Symbol"/>
+          <w:sz w:val="28"/>
+          <w:szCs w:val="28"/>
+        </w:rPr>
+        <w:t>✓</w:t>
+      </w:r>
+      <w:r>
+        <w:rPr>
+          <w:sz w:val="28"/>
+          <w:szCs w:val="28"/>
+        </w:rPr>
+        <w:t xml:space="preserve"> CI-ready layout</w:t>
+      </w:r>
+    </w:p>
+    <w:p>
+      <w:pPr>
+        <w:spacing w:after="0" w:line="240" w:lineRule="auto"/>
+        <w:rPr>
+          <w:sz w:val="28"/>
+          <w:szCs w:val="28"/>
+        </w:rPr>
+      </w:pPr>
+    </w:p>
+    <w:p>
+      <w:pPr>
+        <w:spacing w:after="0" w:line="240" w:lineRule="auto"/>
+        <w:rPr>
+          <w:b/>
+          <w:bCs/>
+          <w:sz w:val="28"/>
+          <w:szCs w:val="28"/>
+          <w:u w:val="single"/>
+        </w:rPr>
+      </w:pPr>
+      <w:r>
+        <w:rPr>
+          <w:b/>
+          <w:bCs/>
+          <w:sz w:val="28"/>
+          <w:szCs w:val="28"/>
+          <w:u w:val="single"/>
+        </w:rPr>
+        <w:t>Sprint 2</w:t>
+      </w:r>
+    </w:p>
+    <w:p>
+      <w:pPr>
+        <w:spacing w:after="0" w:line="240" w:lineRule="auto"/>
+        <w:rPr>
+          <w:sz w:val="28"/>
+          <w:szCs w:val="28"/>
+        </w:rPr>
+      </w:pPr>
+    </w:p>
+    <w:p>
+      <w:pPr>
+        <w:spacing w:after="0" w:line="240" w:lineRule="auto"/>
+        <w:rPr>
+          <w:sz w:val="28"/>
+          <w:szCs w:val="28"/>
+        </w:rPr>
+      </w:pPr>
+      <w:r>
+        <w:rPr>
+          <w:sz w:val="28"/>
+          <w:szCs w:val="28"/>
+        </w:rPr>
+        <w:t>Dataset Engine</w:t>
+      </w:r>
+    </w:p>
+    <w:p>
+      <w:pPr>
+        <w:spacing w:after="0" w:line="240" w:lineRule="auto"/>
+        <w:rPr>
+          <w:sz w:val="28"/>
+          <w:szCs w:val="28"/>
+        </w:rPr>
+      </w:pPr>
+    </w:p>
+    <w:p>
+      <w:pPr>
+        <w:spacing w:after="0" w:line="240" w:lineRule="auto"/>
+        <w:rPr>
+          <w:sz w:val="28"/>
+          <w:szCs w:val="28"/>
+        </w:rPr>
+      </w:pPr>
+      <w:r>
+        <w:rPr>
+          <w:rFonts w:ascii="Segoe UI Symbol" w:hAnsi="Segoe UI Symbol" w:cs="Segoe UI Symbol"/>
+          <w:sz w:val="28"/>
+          <w:szCs w:val="28"/>
+        </w:rPr>
+        <w:t>✓</w:t>
+      </w:r>
+      <w:r>
+        <w:rPr>
+          <w:sz w:val="28"/>
+          <w:szCs w:val="28"/>
+        </w:rPr>
+        <w:t xml:space="preserve"> validation</w:t>
+      </w:r>
+    </w:p>
+    <w:p>
+      <w:pPr>
+        <w:spacing w:after="0" w:line="240" w:lineRule="auto"/>
+        <w:rPr>
+          <w:sz w:val="28"/>
+          <w:szCs w:val="28"/>
+        </w:rPr>
+      </w:pPr>
+    </w:p>
+    <w:p>
+      <w:pPr>
+        <w:spacing w:after="0" w:line="240" w:lineRule="auto"/>
+        <w:rPr>
+          <w:sz w:val="28"/>
+          <w:szCs w:val="28"/>
+        </w:rPr>
+      </w:pPr>
+      <w:r>
+        <w:rPr>
+          <w:rFonts w:ascii="Segoe UI Symbol" w:hAnsi="Segoe UI Symbol" w:cs="Segoe UI Symbol"/>
+          <w:sz w:val="28"/>
+          <w:szCs w:val="28"/>
+        </w:rPr>
+        <w:t>✓</w:t>
+      </w:r>
+      <w:r>
+        <w:rPr>
+          <w:sz w:val="28"/>
+          <w:szCs w:val="28"/>
+        </w:rPr>
+        <w:t xml:space="preserve"> interpolation</w:t>
+      </w:r>
+    </w:p>
+    <w:p>
+      <w:pPr>
+        <w:spacing w:after="0" w:line="240" w:lineRule="auto"/>
+        <w:rPr>
+          <w:sz w:val="28"/>
+          <w:szCs w:val="28"/>
+        </w:rPr>
+      </w:pPr>
+    </w:p>
+    <w:p>
+      <w:pPr>
+        <w:spacing w:after="0" w:line="240" w:lineRule="auto"/>
+        <w:rPr>
+          <w:sz w:val="28"/>
+          <w:szCs w:val="28"/>
+        </w:rPr>
+      </w:pPr>
+      <w:r>
+        <w:rPr>
+          <w:rFonts w:ascii="Segoe UI Symbol" w:hAnsi="Segoe UI Symbol" w:cs="Segoe UI Symbol"/>
+          <w:sz w:val="28"/>
+          <w:szCs w:val="28"/>
+        </w:rPr>
+        <w:t>✓</w:t>
+      </w:r>
+      <w:r>
+        <w:rPr>
+          <w:sz w:val="28"/>
+          <w:szCs w:val="28"/>
+        </w:rPr>
+        <w:t xml:space="preserve"> diagnostics</w:t>
+      </w:r>
+    </w:p>
+    <w:p>
+      <w:pPr>
+        <w:spacing w:after="0" w:line="240" w:lineRule="auto"/>
+        <w:rPr>
+          <w:sz w:val="28"/>
+          <w:szCs w:val="28"/>
+        </w:rPr>
+      </w:pPr>
+    </w:p>
+    <w:p>
+      <w:pPr>
+        <w:spacing w:after="0" w:line="240" w:lineRule="auto"/>
+        <w:rPr>
+          <w:sz w:val="28"/>
+          <w:szCs w:val="28"/>
+        </w:rPr>
+      </w:pPr>
+      <w:r>
+        <w:rPr>
+          <w:rFonts w:ascii="Segoe UI Symbol" w:hAnsi="Segoe UI Symbol" w:cs="Segoe UI Symbol"/>
+          <w:sz w:val="28"/>
+          <w:szCs w:val="28"/>
+        </w:rPr>
+        <w:t>✓</w:t>
+      </w:r>
+      <w:r>
+        <w:rPr>
+          <w:sz w:val="28"/>
+          <w:szCs w:val="28"/>
+        </w:rPr>
+        <w:t xml:space="preserve"> statistics</w:t>
+      </w:r>
+    </w:p>
+    <w:p>
+      <w:pPr>
+        <w:spacing w:after="0" w:line="240" w:lineRule="auto"/>
+        <w:rPr>
+          <w:sz w:val="28"/>
+          <w:szCs w:val="28"/>
+        </w:rPr>
+      </w:pPr>
+    </w:p>
+    <w:p>
+      <w:pPr>
+        <w:spacing w:after="0" w:line="240" w:lineRule="auto"/>
+        <w:rPr>
+          <w:sz w:val="28"/>
+          <w:szCs w:val="28"/>
+        </w:rPr>
+      </w:pPr>
+      <w:r>
+        <w:rPr>
+          <w:rFonts w:ascii="Segoe UI Symbol" w:hAnsi="Segoe UI Symbol" w:cs="Segoe UI Symbol"/>
+          <w:sz w:val="28"/>
+          <w:szCs w:val="28"/>
+        </w:rPr>
+        <w:t>✓</w:t>
+      </w:r>
+      <w:r>
+        <w:rPr>
+          <w:sz w:val="28"/>
+          <w:szCs w:val="28"/>
+        </w:rPr>
+        <w:t xml:space="preserve"> frequency detection</w:t>
+      </w:r>
+    </w:p>
+    <w:p>
+      <w:pPr>
+        <w:spacing w:after="0" w:line="240" w:lineRule="auto"/>
+        <w:rPr>
+          <w:sz w:val="28"/>
+          <w:szCs w:val="28"/>
+        </w:rPr>
+      </w:pPr>
+    </w:p>
+    <w:p>
+      <w:pPr>
+        <w:spacing w:after="0" w:line="240" w:lineRule="auto"/>
+        <w:rPr>
+          <w:b/>
+          <w:bCs/>
+          <w:sz w:val="28"/>
+          <w:szCs w:val="28"/>
+          <w:u w:val="single"/>
+        </w:rPr>
+      </w:pPr>
+      <w:r>
+        <w:rPr>
+          <w:b/>
+          <w:bCs/>
+          <w:sz w:val="28"/>
+          <w:szCs w:val="28"/>
+          <w:u w:val="single"/>
+        </w:rPr>
+        <w:t>Sprint 3</w:t>
+      </w:r>
+    </w:p>
+    <w:p>
+      <w:pPr>
+        <w:spacing w:after="0" w:line="240" w:lineRule="auto"/>
+        <w:rPr>
+          <w:sz w:val="28"/>
+          <w:szCs w:val="28"/>
+        </w:rPr>
+      </w:pPr>
+    </w:p>
+    <w:p>
+      <w:pPr>
+        <w:spacing w:after="0" w:line="240" w:lineRule="auto"/>
+        <w:rPr>
+          <w:sz w:val="28"/>
+          <w:szCs w:val="28"/>
+        </w:rPr>
+      </w:pPr>
+      <w:r>
+        <w:rPr>
+          <w:sz w:val="28"/>
+          <w:szCs w:val="28"/>
+        </w:rPr>
+        <w:t>Data Processing</w:t>
+      </w:r>
+    </w:p>
+    <w:p>
+      <w:pPr>
+        <w:spacing w:after="0" w:line="240" w:lineRule="auto"/>
+        <w:rPr>
+          <w:sz w:val="28"/>
+          <w:szCs w:val="28"/>
+        </w:rPr>
+      </w:pPr>
+    </w:p>
+    <w:p>
+      <w:pPr>
+        <w:spacing w:after="0" w:line="240" w:lineRule="auto"/>
+        <w:rPr>
+          <w:sz w:val="28"/>
+          <w:szCs w:val="28"/>
+        </w:rPr>
+      </w:pPr>
+      <w:r>
+        <w:rPr>
+          <w:rFonts w:ascii="Segoe UI Symbol" w:hAnsi="Segoe UI Symbol" w:cs="Segoe UI Symbol"/>
+          <w:sz w:val="28"/>
+          <w:szCs w:val="28"/>
+        </w:rPr>
+        <w:t>✓</w:t>
+      </w:r>
+      <w:r>
+        <w:rPr>
+          <w:sz w:val="28"/>
+          <w:szCs w:val="28"/>
+        </w:rPr>
+        <w:t xml:space="preserve"> resampling</w:t>
+      </w:r>
+    </w:p>
+    <w:p>
+      <w:pPr>
+        <w:spacing w:after="0" w:line="240" w:lineRule="auto"/>
+        <w:rPr>
+          <w:sz w:val="28"/>
+          <w:szCs w:val="28"/>
+        </w:rPr>
+      </w:pPr>
+    </w:p>
+    <w:p>
+      <w:pPr>
+        <w:spacing w:after="0" w:line="240" w:lineRule="auto"/>
+        <w:rPr>
+          <w:sz w:val="28"/>
+          <w:szCs w:val="28"/>
+        </w:rPr>
+      </w:pPr>
+      <w:r>
+        <w:rPr>
+          <w:rFonts w:ascii="Segoe UI Symbol" w:hAnsi="Segoe UI Symbol" w:cs="Segoe UI Symbol"/>
+          <w:sz w:val="28"/>
+          <w:szCs w:val="28"/>
+        </w:rPr>
+        <w:t>✓</w:t>
+      </w:r>
+      <w:r>
+        <w:rPr>
+          <w:sz w:val="28"/>
+          <w:szCs w:val="28"/>
+        </w:rPr>
+        <w:t xml:space="preserve"> rolling windows</w:t>
+      </w:r>
+    </w:p>
+    <w:p>
+      <w:pPr>
+        <w:spacing w:after="0" w:line="240" w:lineRule="auto"/>
+        <w:rPr>
+          <w:sz w:val="28"/>
+          <w:szCs w:val="28"/>
+        </w:rPr>
+      </w:pPr>
+    </w:p>
+    <w:p>
+      <w:pPr>
+        <w:spacing w:after="0" w:line="240" w:lineRule="auto"/>
+        <w:rPr>
+          <w:sz w:val="28"/>
+          <w:szCs w:val="28"/>
+        </w:rPr>
+      </w:pPr>
+      <w:r>
+        <w:rPr>
+          <w:rFonts w:ascii="Segoe UI Symbol" w:hAnsi="Segoe UI Symbol" w:cs="Segoe UI Symbol"/>
+          <w:sz w:val="28"/>
+          <w:szCs w:val="28"/>
+        </w:rPr>
+        <w:t>✓</w:t>
+      </w:r>
+      <w:r>
+        <w:rPr>
+          <w:sz w:val="28"/>
+          <w:szCs w:val="28"/>
+        </w:rPr>
+        <w:t xml:space="preserve"> visualization</w:t>
+      </w:r>
+    </w:p>
+    <w:p>
+      <w:pPr>
+        <w:spacing w:after="0" w:line="240" w:lineRule="auto"/>
+        <w:rPr>
+          <w:sz w:val="28"/>
+          <w:szCs w:val="28"/>
+        </w:rPr>
+      </w:pPr>
+    </w:p>
+    <w:p>
+      <w:pPr>
+        <w:spacing w:after="0" w:line="240" w:lineRule="auto"/>
+        <w:rPr>
+          <w:sz w:val="28"/>
+          <w:szCs w:val="28"/>
+        </w:rPr>
+      </w:pPr>
+      <w:r>
+        <w:rPr>
+          <w:rFonts w:ascii="Segoe UI Symbol" w:hAnsi="Segoe UI Symbol" w:cs="Segoe UI Symbol"/>
+          <w:sz w:val="28"/>
+          <w:szCs w:val="28"/>
+        </w:rPr>
+        <w:t>✓</w:t>
+      </w:r>
+      <w:r>
+        <w:rPr>
+          <w:sz w:val="28"/>
+          <w:szCs w:val="28"/>
+        </w:rPr>
+        <w:t xml:space="preserve"> reporting</w:t>
+      </w:r>
+    </w:p>
+    <w:p>
+      <w:pPr>
+        <w:spacing w:after="0" w:line="240" w:lineRule="auto"/>
+        <w:rPr>
+          <w:sz w:val="28"/>
+          <w:szCs w:val="28"/>
+        </w:rPr>
+      </w:pPr>
+    </w:p>
+    <w:p>
+      <w:pPr>
+        <w:spacing w:after="0" w:line="240" w:lineRule="auto"/>
+        <w:rPr>
+          <w:sz w:val="28"/>
+          <w:szCs w:val="28"/>
+        </w:rPr>
+      </w:pPr>
+    </w:p>
+    <w:p>
+      <w:pPr>
+        <w:spacing w:after="0" w:line="240" w:lineRule="auto"/>
+        <w:rPr>
+          <w:sz w:val="28"/>
+          <w:szCs w:val="28"/>
+        </w:rPr>
+      </w:pPr>
+    </w:p>
+    <w:p>
+      <w:pPr>
+        <w:spacing w:after="0" w:line="240" w:lineRule="auto"/>
+        <w:rPr>
+          <w:sz w:val="28"/>
+          <w:szCs w:val="28"/>
+        </w:rPr>
+      </w:pPr>
+    </w:p>
+    <w:p>
+      <w:pPr>
+        <w:spacing w:after="0" w:line="240" w:lineRule="auto"/>
+        <w:rPr>
+          <w:b/>
+          <w:bCs/>
+          <w:sz w:val="28"/>
+          <w:szCs w:val="28"/>
+          <w:u w:val="single"/>
+        </w:rPr>
+      </w:pPr>
+      <w:r>
+        <w:rPr>
+          <w:b/>
+          <w:bCs/>
+          <w:sz w:val="28"/>
+          <w:szCs w:val="28"/>
+          <w:u w:val="single"/>
+        </w:rPr>
+        <w:t>Sprint 4</w:t>
+      </w:r>
+    </w:p>
+    <w:p>
+      <w:pPr>
+        <w:spacing w:after="0" w:line="240" w:lineRule="auto"/>
+        <w:rPr>
+          <w:sz w:val="28"/>
+          <w:szCs w:val="28"/>
+        </w:rPr>
+      </w:pPr>
+    </w:p>
+    <w:p>
+      <w:pPr>
+        <w:spacing w:after="0" w:line="240" w:lineRule="auto"/>
+        <w:rPr>
+          <w:sz w:val="28"/>
+          <w:szCs w:val="28"/>
+        </w:rPr>
+      </w:pPr>
+      <w:r>
+        <w:rPr>
+          <w:sz w:val="28"/>
+          <w:szCs w:val="28"/>
+        </w:rPr>
+        <w:t>Forecasting Engine</w:t>
+      </w:r>
+    </w:p>
+    <w:p>
+      <w:pPr>
+        <w:spacing w:after="0" w:line="240" w:lineRule="auto"/>
+        <w:rPr>
+          <w:sz w:val="28"/>
+          <w:szCs w:val="28"/>
+        </w:rPr>
+      </w:pPr>
+    </w:p>
+    <w:p>
+      <w:pPr>
+        <w:spacing w:after="0" w:line="240" w:lineRule="auto"/>
+        <w:rPr>
+          <w:sz w:val="28"/>
+          <w:szCs w:val="28"/>
+        </w:rPr>
+      </w:pPr>
+      <w:r>
+        <w:rPr>
+          <w:sz w:val="28"/>
+          <w:szCs w:val="28"/>
+        </w:rPr>
+        <w:t>□ Smart Loader</w:t>
+      </w:r>
+    </w:p>
+    <w:p>
+      <w:pPr>
+        <w:spacing w:after="0" w:line="240" w:lineRule="auto"/>
+        <w:rPr>
+          <w:sz w:val="28"/>
+          <w:szCs w:val="28"/>
+        </w:rPr>
+      </w:pPr>
+    </w:p>
+    <w:p>
+      <w:pPr>
+        <w:spacing w:after="0" w:line="240" w:lineRule="auto"/>
+        <w:rPr>
+          <w:sz w:val="28"/>
+          <w:szCs w:val="28"/>
+        </w:rPr>
+      </w:pPr>
+      <w:r>
+        <w:rPr>
+          <w:sz w:val="28"/>
+          <w:szCs w:val="28"/>
+        </w:rPr>
+        <w:t>□ Forecast Pipeline</w:t>
+      </w:r>
+    </w:p>
+    <w:p>
+      <w:pPr>
+        <w:spacing w:after="0" w:line="240" w:lineRule="auto"/>
+        <w:rPr>
+          <w:sz w:val="28"/>
+          <w:szCs w:val="28"/>
+        </w:rPr>
+      </w:pPr>
+    </w:p>
+    <w:p>
+      <w:pPr>
+        <w:spacing w:after="0" w:line="240" w:lineRule="auto"/>
+        <w:rPr>
+          <w:sz w:val="28"/>
+          <w:szCs w:val="28"/>
+        </w:rPr>
+      </w:pPr>
+      <w:r>
+        <w:rPr>
+          <w:sz w:val="28"/>
+          <w:szCs w:val="28"/>
+        </w:rPr>
+        <w:t>□ ARIMA</w:t>
+      </w:r>
+    </w:p>
+    <w:p>
+      <w:pPr>
+        <w:spacing w:after="0" w:line="240" w:lineRule="auto"/>
+        <w:rPr>
+          <w:sz w:val="28"/>
+          <w:szCs w:val="28"/>
+        </w:rPr>
+      </w:pPr>
+    </w:p>
+    <w:p>
+      <w:pPr>
+        <w:spacing w:after="0" w:line="240" w:lineRule="auto"/>
+        <w:rPr>
+          <w:sz w:val="28"/>
+          <w:szCs w:val="28"/>
+        </w:rPr>
+      </w:pPr>
+      <w:r>
+        <w:rPr>
+          <w:sz w:val="28"/>
+          <w:szCs w:val="28"/>
+        </w:rPr>
+        <w:t>□ Kalman</w:t>
+      </w:r>
+    </w:p>
+    <w:p>
+      <w:pPr>
+        <w:spacing w:after="0" w:line="240" w:lineRule="auto"/>
+        <w:rPr>
+          <w:sz w:val="28"/>
+          <w:szCs w:val="28"/>
+        </w:rPr>
+      </w:pPr>
+    </w:p>
+    <w:p>
+      <w:pPr>
+        <w:spacing w:after="0" w:line="240" w:lineRule="auto"/>
+        <w:rPr>
+          <w:sz w:val="28"/>
+          <w:szCs w:val="28"/>
+        </w:rPr>
+      </w:pPr>
+      <w:r>
+        <w:rPr>
+          <w:sz w:val="28"/>
+          <w:szCs w:val="28"/>
+        </w:rPr>
+        <w:t>□ LSTM</w:t>
+      </w:r>
+    </w:p>
+    <w:p>
+      <w:pPr>
+        <w:spacing w:after="0" w:line="240" w:lineRule="auto"/>
+        <w:rPr>
+          <w:sz w:val="28"/>
+          <w:szCs w:val="28"/>
+        </w:rPr>
+      </w:pPr>
+    </w:p>
+    <w:p>
+      <w:pPr>
+        <w:spacing w:after="0" w:line="240" w:lineRule="auto"/>
+        <w:rPr>
+          <w:sz w:val="28"/>
+          <w:szCs w:val="28"/>
+        </w:rPr>
+      </w:pPr>
+      <w:r>
+        <w:rPr>
+          <w:sz w:val="28"/>
+          <w:szCs w:val="28"/>
+        </w:rPr>
+        <w:t>□ GRU</w:t>
+      </w:r>
+    </w:p>
+    <w:p>
+      <w:pPr>
+        <w:spacing w:after="0" w:line="240" w:lineRule="auto"/>
+        <w:rPr>
+          <w:sz w:val="28"/>
+          <w:szCs w:val="28"/>
+        </w:rPr>
+      </w:pPr>
+    </w:p>
+    <w:p>
+      <w:pPr>
+        <w:spacing w:after="0" w:line="240" w:lineRule="auto"/>
+        <w:rPr>
+          <w:sz w:val="28"/>
+          <w:szCs w:val="28"/>
+        </w:rPr>
+      </w:pPr>
+      <w:r>
+        <w:rPr>
+          <w:sz w:val="28"/>
+          <w:szCs w:val="28"/>
+        </w:rPr>
+        <w:t>□ Hybrid</w:t>
+      </w:r>
+    </w:p>
+    <w:p>
+      <w:pPr>
+        <w:spacing w:after="0" w:line="240" w:lineRule="auto"/>
+        <w:rPr>
+          <w:sz w:val="28"/>
+          <w:szCs w:val="28"/>
+        </w:rPr>
+      </w:pPr>
+    </w:p>
+    <w:p>
+      <w:pPr>
+        <w:spacing w:after="0" w:line="240" w:lineRule="auto"/>
+        <w:rPr>
+          <w:sz w:val="28"/>
+          <w:szCs w:val="28"/>
+        </w:rPr>
+      </w:pPr>
+      <w:r>
+        <w:rPr>
+          <w:sz w:val="28"/>
+          <w:szCs w:val="28"/>
+        </w:rPr>
+        <w:t>□ Model comparison</w:t>
+      </w:r>
     </w:p>
     <w:sectPr>
       <w:pgSz w:w="11906" w:h="16838"/>
@@ -7221,6 +8077,7 @@
   <w:style w:type="character" w:default="1" w:styleId="VarsaylanParagrafYazTipi">
     <w:name w:val="Default Paragraph Font"/>
     <w:uiPriority w:val="1"/>
+    <w:semiHidden/>
     <w:unhideWhenUsed/>
   </w:style>
   <w:style w:type="table" w:default="1" w:styleId="NormalTablo">

--- a/docs/roadmap.docx
+++ b/docs/roadmap.docx
@@ -5287,12 +5287,16 @@
       <w:pPr>
         <w:spacing w:after="0" w:line="240" w:lineRule="auto"/>
         <w:rPr>
-          <w:sz w:val="28"/>
-          <w:szCs w:val="28"/>
-        </w:rPr>
-      </w:pPr>
-      <w:r>
-        <w:rPr>
+          <w:b/>
+          <w:bCs/>
+          <w:sz w:val="28"/>
+          <w:szCs w:val="28"/>
+        </w:rPr>
+      </w:pPr>
+      <w:r>
+        <w:rPr>
+          <w:b/>
+          <w:bCs/>
           <w:sz w:val="28"/>
           <w:szCs w:val="28"/>
         </w:rPr>
@@ -5442,12 +5446,16 @@
       <w:pPr>
         <w:spacing w:after="0" w:line="240" w:lineRule="auto"/>
         <w:rPr>
-          <w:sz w:val="28"/>
-          <w:szCs w:val="28"/>
-        </w:rPr>
-      </w:pPr>
-      <w:r>
-        <w:rPr>
+          <w:b/>
+          <w:bCs/>
+          <w:sz w:val="28"/>
+          <w:szCs w:val="28"/>
+        </w:rPr>
+      </w:pPr>
+      <w:r>
+        <w:rPr>
+          <w:b/>
+          <w:bCs/>
           <w:sz w:val="28"/>
           <w:szCs w:val="28"/>
         </w:rPr>
@@ -5663,12 +5671,16 @@
       <w:pPr>
         <w:spacing w:after="0" w:line="240" w:lineRule="auto"/>
         <w:rPr>
-          <w:sz w:val="28"/>
-          <w:szCs w:val="28"/>
-        </w:rPr>
-      </w:pPr>
-      <w:r>
-        <w:rPr>
+          <w:b/>
+          <w:bCs/>
+          <w:sz w:val="28"/>
+          <w:szCs w:val="28"/>
+        </w:rPr>
+      </w:pPr>
+      <w:r>
+        <w:rPr>
+          <w:b/>
+          <w:bCs/>
           <w:sz w:val="28"/>
           <w:szCs w:val="28"/>
         </w:rPr>
@@ -5878,12 +5890,16 @@
       <w:pPr>
         <w:spacing w:after="0" w:line="240" w:lineRule="auto"/>
         <w:rPr>
-          <w:sz w:val="28"/>
-          <w:szCs w:val="28"/>
-        </w:rPr>
-      </w:pPr>
-      <w:r>
-        <w:rPr>
+          <w:b/>
+          <w:bCs/>
+          <w:sz w:val="28"/>
+          <w:szCs w:val="28"/>
+        </w:rPr>
+      </w:pPr>
+      <w:r>
+        <w:rPr>
+          <w:b/>
+          <w:bCs/>
           <w:sz w:val="28"/>
           <w:szCs w:val="28"/>
         </w:rPr>

--- a/docs/roadmap.docx
+++ b/docs/roadmap.docx
@@ -6105,6 +6105,457 @@
         </w:rPr>
         <w:t>□ Model comparison</w:t>
       </w:r>
+    </w:p>
+    <w:p>
+      <w:pPr>
+        <w:spacing w:after="0" w:line="240" w:lineRule="auto"/>
+        <w:rPr>
+          <w:sz w:val="28"/>
+          <w:szCs w:val="28"/>
+        </w:rPr>
+      </w:pPr>
+    </w:p>
+    <w:p>
+      <w:pPr>
+        <w:rPr>
+          <w:sz w:val="28"/>
+          <w:szCs w:val="28"/>
+        </w:rPr>
+      </w:pPr>
+      <w:r>
+        <w:rPr>
+          <w:sz w:val="28"/>
+          <w:szCs w:val="28"/>
+        </w:rPr>
+        <w:br w:type="page"/>
+      </w:r>
+    </w:p>
+    <w:p>
+      <w:pPr>
+        <w:spacing w:after="0" w:line="240" w:lineRule="auto"/>
+        <w:rPr>
+          <w:b/>
+          <w:bCs/>
+          <w:noProof/>
+          <w:sz w:val="28"/>
+          <w:szCs w:val="28"/>
+        </w:rPr>
+      </w:pPr>
+      <w:r>
+        <w:rPr>
+          <w:b/>
+          <w:bCs/>
+          <w:noProof/>
+          <w:sz w:val="28"/>
+          <w:szCs w:val="28"/>
+        </w:rPr>
+        <w:lastRenderedPageBreak/>
+        <w:t xml:space="preserve">Sprint 4 – Commit </w:t>
+      </w:r>
+      <w:r>
+        <w:rPr>
+          <w:b/>
+          <w:bCs/>
+          <w:noProof/>
+          <w:sz w:val="28"/>
+          <w:szCs w:val="28"/>
+        </w:rPr>
+        <w:t>1</w:t>
+      </w:r>
+      <w:r>
+        <w:rPr>
+          <w:b/>
+          <w:bCs/>
+          <w:noProof/>
+          <w:sz w:val="28"/>
+          <w:szCs w:val="28"/>
+        </w:rPr>
+        <w:t>:</w:t>
+      </w:r>
+    </w:p>
+    <w:p>
+      <w:pPr>
+        <w:spacing w:after="0" w:line="240" w:lineRule="auto"/>
+        <w:rPr>
+          <w:noProof/>
+          <w:sz w:val="28"/>
+          <w:szCs w:val="28"/>
+        </w:rPr>
+      </w:pPr>
+      <w:r>
+        <w:rPr>
+          <w:noProof/>
+          <w:sz w:val="28"/>
+          <w:szCs w:val="28"/>
+        </w:rPr>
+        <w:t>SmartLoader</w:t>
+      </w:r>
+    </w:p>
+    <w:p>
+      <w:pPr>
+        <w:spacing w:after="0" w:line="240" w:lineRule="auto"/>
+        <w:rPr>
+          <w:noProof/>
+          <w:sz w:val="28"/>
+          <w:szCs w:val="28"/>
+        </w:rPr>
+      </w:pPr>
+    </w:p>
+    <w:p>
+      <w:pPr>
+        <w:spacing w:after="0" w:line="240" w:lineRule="auto"/>
+        <w:rPr>
+          <w:b/>
+          <w:bCs/>
+          <w:noProof/>
+          <w:sz w:val="28"/>
+          <w:szCs w:val="28"/>
+        </w:rPr>
+      </w:pPr>
+      <w:r>
+        <w:rPr>
+          <w:b/>
+          <w:bCs/>
+          <w:noProof/>
+          <w:sz w:val="28"/>
+          <w:szCs w:val="28"/>
+        </w:rPr>
+        <w:t>Sprint 4</w:t>
+      </w:r>
+      <w:r>
+        <w:rPr>
+          <w:b/>
+          <w:bCs/>
+          <w:noProof/>
+          <w:sz w:val="28"/>
+          <w:szCs w:val="28"/>
+        </w:rPr>
+        <w:t xml:space="preserve"> – </w:t>
+      </w:r>
+      <w:r>
+        <w:rPr>
+          <w:b/>
+          <w:bCs/>
+          <w:noProof/>
+          <w:sz w:val="28"/>
+          <w:szCs w:val="28"/>
+        </w:rPr>
+        <w:t>Commit</w:t>
+      </w:r>
+      <w:r>
+        <w:rPr>
+          <w:b/>
+          <w:bCs/>
+          <w:noProof/>
+          <w:sz w:val="28"/>
+          <w:szCs w:val="28"/>
+        </w:rPr>
+        <w:t xml:space="preserve"> </w:t>
+      </w:r>
+      <w:r>
+        <w:rPr>
+          <w:b/>
+          <w:bCs/>
+          <w:noProof/>
+          <w:sz w:val="28"/>
+          <w:szCs w:val="28"/>
+        </w:rPr>
+        <w:t>2</w:t>
+      </w:r>
+      <w:r>
+        <w:rPr>
+          <w:b/>
+          <w:bCs/>
+          <w:noProof/>
+          <w:sz w:val="28"/>
+          <w:szCs w:val="28"/>
+        </w:rPr>
+        <w:t>:</w:t>
+      </w:r>
+    </w:p>
+    <w:p>
+      <w:pPr>
+        <w:spacing w:after="0" w:line="240" w:lineRule="auto"/>
+        <w:rPr>
+          <w:noProof/>
+          <w:sz w:val="28"/>
+          <w:szCs w:val="28"/>
+        </w:rPr>
+      </w:pPr>
+      <w:r>
+        <w:rPr>
+          <w:noProof/>
+          <w:sz w:val="28"/>
+          <w:szCs w:val="28"/>
+        </w:rPr>
+        <w:t>ForecastPipeline</w:t>
+      </w:r>
+    </w:p>
+    <w:p>
+      <w:pPr>
+        <w:spacing w:after="0" w:line="240" w:lineRule="auto"/>
+        <w:rPr>
+          <w:noProof/>
+          <w:sz w:val="28"/>
+          <w:szCs w:val="28"/>
+        </w:rPr>
+      </w:pPr>
+    </w:p>
+    <w:p>
+      <w:pPr>
+        <w:spacing w:after="0" w:line="240" w:lineRule="auto"/>
+        <w:rPr>
+          <w:noProof/>
+          <w:sz w:val="28"/>
+          <w:szCs w:val="28"/>
+        </w:rPr>
+      </w:pPr>
+      <w:r>
+        <w:rPr>
+          <w:b/>
+          <w:bCs/>
+          <w:noProof/>
+          <w:sz w:val="28"/>
+          <w:szCs w:val="28"/>
+        </w:rPr>
+        <w:t>Sprint 4 – Commit 3:</w:t>
+      </w:r>
+      <w:r>
+        <w:rPr>
+          <w:noProof/>
+          <w:sz w:val="28"/>
+          <w:szCs w:val="28"/>
+        </w:rPr>
+        <w:t xml:space="preserve"> </w:t>
+      </w:r>
+    </w:p>
+    <w:p>
+      <w:pPr>
+        <w:spacing w:after="0" w:line="240" w:lineRule="auto"/>
+        <w:rPr>
+          <w:noProof/>
+          <w:sz w:val="28"/>
+          <w:szCs w:val="28"/>
+        </w:rPr>
+      </w:pPr>
+      <w:r>
+        <w:rPr>
+          <w:noProof/>
+          <w:sz w:val="28"/>
+          <w:szCs w:val="28"/>
+        </w:rPr>
+        <w:t>ForecastResult</w:t>
+      </w:r>
+    </w:p>
+    <w:p>
+      <w:pPr>
+        <w:spacing w:after="0" w:line="240" w:lineRule="auto"/>
+        <w:rPr>
+          <w:noProof/>
+          <w:sz w:val="28"/>
+          <w:szCs w:val="28"/>
+        </w:rPr>
+      </w:pPr>
+      <w:r>
+        <w:rPr>
+          <w:noProof/>
+          <w:sz w:val="28"/>
+          <w:szCs w:val="28"/>
+        </w:rPr>
+        <w:t xml:space="preserve"> </w:t>
+      </w:r>
+    </w:p>
+    <w:p>
+      <w:pPr>
+        <w:spacing w:after="0" w:line="240" w:lineRule="auto"/>
+        <w:rPr>
+          <w:noProof/>
+          <w:sz w:val="28"/>
+          <w:szCs w:val="28"/>
+        </w:rPr>
+      </w:pPr>
+      <w:r>
+        <w:rPr>
+          <w:b/>
+          <w:bCs/>
+          <w:noProof/>
+          <w:sz w:val="28"/>
+          <w:szCs w:val="28"/>
+        </w:rPr>
+        <w:t>Sprint 4 – Commit 4:</w:t>
+      </w:r>
+      <w:r>
+        <w:rPr>
+          <w:noProof/>
+          <w:sz w:val="28"/>
+          <w:szCs w:val="28"/>
+        </w:rPr>
+        <w:t xml:space="preserve"> ARIMAForecaster </w:t>
+      </w:r>
+    </w:p>
+    <w:p>
+      <w:pPr>
+        <w:spacing w:after="0" w:line="240" w:lineRule="auto"/>
+        <w:rPr>
+          <w:noProof/>
+          <w:sz w:val="28"/>
+          <w:szCs w:val="28"/>
+        </w:rPr>
+      </w:pPr>
+    </w:p>
+    <w:p>
+      <w:pPr>
+        <w:spacing w:after="0" w:line="240" w:lineRule="auto"/>
+        <w:rPr>
+          <w:noProof/>
+          <w:sz w:val="28"/>
+          <w:szCs w:val="28"/>
+        </w:rPr>
+      </w:pPr>
+      <w:r>
+        <w:rPr>
+          <w:b/>
+          <w:bCs/>
+          <w:noProof/>
+          <w:sz w:val="28"/>
+          <w:szCs w:val="28"/>
+        </w:rPr>
+        <w:t>Sprint 4 – Commit 5:</w:t>
+      </w:r>
+    </w:p>
+    <w:p>
+      <w:pPr>
+        <w:spacing w:after="0" w:line="240" w:lineRule="auto"/>
+        <w:rPr>
+          <w:noProof/>
+          <w:sz w:val="28"/>
+          <w:szCs w:val="28"/>
+        </w:rPr>
+      </w:pPr>
+      <w:r>
+        <w:rPr>
+          <w:noProof/>
+          <w:sz w:val="28"/>
+          <w:szCs w:val="28"/>
+        </w:rPr>
+        <w:t xml:space="preserve">Evaluation metrics (RMSE, MAE, MAPE, etc.) </w:t>
+      </w:r>
+    </w:p>
+    <w:p>
+      <w:pPr>
+        <w:spacing w:after="0" w:line="240" w:lineRule="auto"/>
+        <w:rPr>
+          <w:noProof/>
+          <w:sz w:val="28"/>
+          <w:szCs w:val="28"/>
+        </w:rPr>
+      </w:pPr>
+    </w:p>
+    <w:p>
+      <w:pPr>
+        <w:spacing w:after="0" w:line="240" w:lineRule="auto"/>
+        <w:rPr>
+          <w:noProof/>
+          <w:sz w:val="28"/>
+          <w:szCs w:val="28"/>
+        </w:rPr>
+      </w:pPr>
+      <w:r>
+        <w:rPr>
+          <w:b/>
+          <w:bCs/>
+          <w:noProof/>
+          <w:sz w:val="28"/>
+          <w:szCs w:val="28"/>
+        </w:rPr>
+        <w:t>Sprint 4 – Commit 6:</w:t>
+      </w:r>
+    </w:p>
+    <w:p>
+      <w:pPr>
+        <w:spacing w:after="0" w:line="240" w:lineRule="auto"/>
+        <w:rPr>
+          <w:noProof/>
+          <w:sz w:val="28"/>
+          <w:szCs w:val="28"/>
+        </w:rPr>
+      </w:pPr>
+      <w:r>
+        <w:rPr>
+          <w:noProof/>
+          <w:sz w:val="28"/>
+          <w:szCs w:val="28"/>
+        </w:rPr>
+        <w:t xml:space="preserve">Forecast vs. actual comparison </w:t>
+      </w:r>
+    </w:p>
+    <w:p>
+      <w:pPr>
+        <w:spacing w:after="0" w:line="240" w:lineRule="auto"/>
+        <w:rPr>
+          <w:noProof/>
+          <w:sz w:val="28"/>
+          <w:szCs w:val="28"/>
+        </w:rPr>
+      </w:pPr>
+    </w:p>
+    <w:p>
+      <w:pPr>
+        <w:spacing w:after="0" w:line="240" w:lineRule="auto"/>
+        <w:rPr>
+          <w:noProof/>
+          <w:sz w:val="28"/>
+          <w:szCs w:val="28"/>
+        </w:rPr>
+      </w:pPr>
+      <w:r>
+        <w:rPr>
+          <w:b/>
+          <w:bCs/>
+          <w:noProof/>
+          <w:sz w:val="28"/>
+          <w:szCs w:val="28"/>
+        </w:rPr>
+        <w:t>Sprint 4 – Commit 7:</w:t>
+      </w:r>
+    </w:p>
+    <w:p>
+      <w:pPr>
+        <w:spacing w:after="0" w:line="240" w:lineRule="auto"/>
+        <w:rPr>
+          <w:noProof/>
+          <w:sz w:val="28"/>
+          <w:szCs w:val="28"/>
+        </w:rPr>
+      </w:pPr>
+      <w:r>
+        <w:rPr>
+          <w:noProof/>
+          <w:sz w:val="28"/>
+          <w:szCs w:val="28"/>
+        </w:rPr>
+        <w:t>Kalman forecaster</w:t>
+      </w:r>
+    </w:p>
+    <w:p>
+      <w:pPr>
+        <w:spacing w:after="0" w:line="240" w:lineRule="auto"/>
+        <w:rPr>
+          <w:noProof/>
+          <w:sz w:val="28"/>
+          <w:szCs w:val="28"/>
+        </w:rPr>
+      </w:pPr>
+    </w:p>
+    <w:p>
+      <w:pPr>
+        <w:spacing w:after="0" w:line="240" w:lineRule="auto"/>
+        <w:rPr>
+          <w:noProof/>
+          <w:sz w:val="28"/>
+          <w:szCs w:val="28"/>
+        </w:rPr>
+      </w:pPr>
     </w:p>
     <w:sectPr>
       <w:pgSz w:w="11906" w:h="16838"/>
@@ -8093,7 +8544,6 @@
   <w:style w:type="character" w:default="1" w:styleId="VarsaylanParagrafYazTipi">
     <w:name w:val="Default Paragraph Font"/>
     <w:uiPriority w:val="1"/>
-    <w:semiHidden/>
     <w:unhideWhenUsed/>
   </w:style>
   <w:style w:type="table" w:default="1" w:styleId="NormalTablo">

--- a/docs/roadmap.docx
+++ b/docs/roadmap.docx
@@ -6536,6 +6536,612 @@
         </w:rPr>
         <w:t>Kalman forecaster</w:t>
       </w:r>
+    </w:p>
+    <w:p>
+      <w:pPr>
+        <w:spacing w:after="0" w:line="240" w:lineRule="auto"/>
+        <w:rPr>
+          <w:noProof/>
+          <w:sz w:val="28"/>
+          <w:szCs w:val="28"/>
+        </w:rPr>
+      </w:pPr>
+    </w:p>
+    <w:p>
+      <w:pPr>
+        <w:spacing w:after="0" w:line="240" w:lineRule="auto"/>
+        <w:rPr>
+          <w:noProof/>
+          <w:sz w:val="28"/>
+          <w:szCs w:val="28"/>
+        </w:rPr>
+      </w:pPr>
+    </w:p>
+    <w:p>
+      <w:pPr>
+        <w:spacing w:after="0" w:line="240" w:lineRule="auto"/>
+        <w:rPr>
+          <w:noProof/>
+          <w:sz w:val="28"/>
+          <w:szCs w:val="28"/>
+        </w:rPr>
+      </w:pPr>
+    </w:p>
+    <w:p>
+      <w:pPr>
+        <w:spacing w:after="0" w:line="240" w:lineRule="auto"/>
+        <w:rPr>
+          <w:noProof/>
+          <w:sz w:val="28"/>
+          <w:szCs w:val="28"/>
+        </w:rPr>
+      </w:pPr>
+    </w:p>
+    <w:p>
+      <w:pPr>
+        <w:spacing w:after="0" w:line="240" w:lineRule="auto"/>
+        <w:rPr>
+          <w:noProof/>
+          <w:sz w:val="28"/>
+          <w:szCs w:val="28"/>
+        </w:rPr>
+      </w:pPr>
+    </w:p>
+    <w:p>
+      <w:pPr>
+        <w:spacing w:after="0" w:line="240" w:lineRule="auto"/>
+        <w:rPr>
+          <w:noProof/>
+          <w:sz w:val="28"/>
+          <w:szCs w:val="28"/>
+        </w:rPr>
+      </w:pPr>
+    </w:p>
+    <w:p>
+      <w:pPr>
+        <w:spacing w:after="0" w:line="240" w:lineRule="auto"/>
+        <w:rPr>
+          <w:noProof/>
+          <w:sz w:val="28"/>
+          <w:szCs w:val="28"/>
+        </w:rPr>
+      </w:pPr>
+    </w:p>
+    <w:p>
+      <w:pPr>
+        <w:spacing w:after="0" w:line="240" w:lineRule="auto"/>
+        <w:rPr>
+          <w:noProof/>
+          <w:sz w:val="28"/>
+          <w:szCs w:val="28"/>
+        </w:rPr>
+      </w:pPr>
+    </w:p>
+    <w:p>
+      <w:pPr>
+        <w:spacing w:after="0" w:line="240" w:lineRule="auto"/>
+        <w:rPr>
+          <w:noProof/>
+          <w:sz w:val="28"/>
+          <w:szCs w:val="28"/>
+        </w:rPr>
+      </w:pPr>
+    </w:p>
+    <w:p>
+      <w:pPr>
+        <w:spacing w:after="0" w:line="240" w:lineRule="auto"/>
+        <w:rPr>
+          <w:noProof/>
+          <w:sz w:val="28"/>
+          <w:szCs w:val="28"/>
+        </w:rPr>
+      </w:pPr>
+    </w:p>
+    <w:p>
+      <w:pPr>
+        <w:spacing w:after="0" w:line="240" w:lineRule="auto"/>
+        <w:rPr>
+          <w:noProof/>
+          <w:sz w:val="28"/>
+          <w:szCs w:val="28"/>
+        </w:rPr>
+      </w:pPr>
+    </w:p>
+    <w:p>
+      <w:pPr>
+        <w:spacing w:after="0" w:line="240" w:lineRule="auto"/>
+        <w:rPr>
+          <w:noProof/>
+          <w:sz w:val="28"/>
+          <w:szCs w:val="28"/>
+        </w:rPr>
+      </w:pPr>
+    </w:p>
+    <w:p>
+      <w:pPr>
+        <w:spacing w:after="0" w:line="240" w:lineRule="auto"/>
+        <w:rPr>
+          <w:noProof/>
+          <w:sz w:val="28"/>
+          <w:szCs w:val="28"/>
+        </w:rPr>
+      </w:pPr>
+    </w:p>
+    <w:p>
+      <w:pPr>
+        <w:spacing w:after="0" w:line="240" w:lineRule="auto"/>
+        <w:rPr>
+          <w:noProof/>
+          <w:sz w:val="28"/>
+          <w:szCs w:val="28"/>
+        </w:rPr>
+      </w:pPr>
+    </w:p>
+    <w:p>
+      <w:pPr>
+        <w:spacing w:after="0" w:line="240" w:lineRule="auto"/>
+        <w:rPr>
+          <w:noProof/>
+          <w:sz w:val="28"/>
+          <w:szCs w:val="28"/>
+        </w:rPr>
+      </w:pPr>
+    </w:p>
+    <w:p>
+      <w:pPr>
+        <w:spacing w:after="0" w:line="240" w:lineRule="auto"/>
+        <w:rPr>
+          <w:noProof/>
+          <w:sz w:val="28"/>
+          <w:szCs w:val="28"/>
+        </w:rPr>
+      </w:pPr>
+    </w:p>
+    <w:p>
+      <w:pPr>
+        <w:spacing w:after="0" w:line="240" w:lineRule="auto"/>
+        <w:rPr>
+          <w:noProof/>
+          <w:sz w:val="28"/>
+          <w:szCs w:val="28"/>
+        </w:rPr>
+      </w:pPr>
+    </w:p>
+    <w:p>
+      <w:pPr>
+        <w:spacing w:after="0" w:line="240" w:lineRule="auto"/>
+        <w:rPr>
+          <w:noProof/>
+          <w:sz w:val="28"/>
+          <w:szCs w:val="28"/>
+        </w:rPr>
+      </w:pPr>
+    </w:p>
+    <w:p>
+      <w:pPr>
+        <w:spacing w:after="0" w:line="240" w:lineRule="auto"/>
+        <w:rPr>
+          <w:noProof/>
+          <w:sz w:val="28"/>
+          <w:szCs w:val="28"/>
+        </w:rPr>
+      </w:pPr>
+    </w:p>
+    <w:p>
+      <w:pPr>
+        <w:spacing w:after="0" w:line="240" w:lineRule="auto"/>
+        <w:rPr>
+          <w:noProof/>
+          <w:sz w:val="28"/>
+          <w:szCs w:val="28"/>
+        </w:rPr>
+      </w:pPr>
+      <w:r>
+        <w:rPr>
+          <w:noProof/>
+          <w:sz w:val="28"/>
+          <w:szCs w:val="28"/>
+        </w:rPr>
+        <w:t>CSV</w:t>
+      </w:r>
+    </w:p>
+    <w:p>
+      <w:pPr>
+        <w:spacing w:after="0" w:line="240" w:lineRule="auto"/>
+        <w:rPr>
+          <w:noProof/>
+          <w:sz w:val="28"/>
+          <w:szCs w:val="28"/>
+        </w:rPr>
+      </w:pPr>
+      <w:r>
+        <w:rPr>
+          <w:noProof/>
+          <w:sz w:val="28"/>
+          <w:szCs w:val="28"/>
+        </w:rPr>
+        <w:t xml:space="preserve">   │</w:t>
+      </w:r>
+    </w:p>
+    <w:p>
+      <w:pPr>
+        <w:spacing w:after="0" w:line="240" w:lineRule="auto"/>
+        <w:rPr>
+          <w:noProof/>
+          <w:sz w:val="28"/>
+          <w:szCs w:val="28"/>
+        </w:rPr>
+      </w:pPr>
+      <w:r>
+        <w:rPr>
+          <w:noProof/>
+          <w:sz w:val="28"/>
+          <w:szCs w:val="28"/>
+        </w:rPr>
+        <w:t xml:space="preserve">   </w:t>
+      </w:r>
+      <w:r>
+        <w:rPr>
+          <w:rFonts w:ascii="Arial" w:hAnsi="Arial" w:cs="Arial"/>
+          <w:noProof/>
+          <w:sz w:val="28"/>
+          <w:szCs w:val="28"/>
+        </w:rPr>
+        <w:t>▼</w:t>
+      </w:r>
+    </w:p>
+    <w:p>
+      <w:pPr>
+        <w:spacing w:after="0" w:line="240" w:lineRule="auto"/>
+        <w:rPr>
+          <w:noProof/>
+          <w:sz w:val="28"/>
+          <w:szCs w:val="28"/>
+        </w:rPr>
+      </w:pPr>
+      <w:r>
+        <w:rPr>
+          <w:noProof/>
+          <w:sz w:val="28"/>
+          <w:szCs w:val="28"/>
+        </w:rPr>
+        <w:t>Smart Loader</w:t>
+      </w:r>
+    </w:p>
+    <w:p>
+      <w:pPr>
+        <w:spacing w:after="0" w:line="240" w:lineRule="auto"/>
+        <w:rPr>
+          <w:noProof/>
+          <w:sz w:val="28"/>
+          <w:szCs w:val="28"/>
+        </w:rPr>
+      </w:pPr>
+      <w:r>
+        <w:rPr>
+          <w:noProof/>
+          <w:sz w:val="28"/>
+          <w:szCs w:val="28"/>
+        </w:rPr>
+        <w:t xml:space="preserve">   │</w:t>
+      </w:r>
+    </w:p>
+    <w:p>
+      <w:pPr>
+        <w:spacing w:after="0" w:line="240" w:lineRule="auto"/>
+        <w:rPr>
+          <w:noProof/>
+          <w:sz w:val="28"/>
+          <w:szCs w:val="28"/>
+        </w:rPr>
+      </w:pPr>
+      <w:r>
+        <w:rPr>
+          <w:noProof/>
+          <w:sz w:val="28"/>
+          <w:szCs w:val="28"/>
+        </w:rPr>
+        <w:t xml:space="preserve">   </w:t>
+      </w:r>
+      <w:r>
+        <w:rPr>
+          <w:rFonts w:ascii="Arial" w:hAnsi="Arial" w:cs="Arial"/>
+          <w:noProof/>
+          <w:sz w:val="28"/>
+          <w:szCs w:val="28"/>
+        </w:rPr>
+        <w:t>▼</w:t>
+      </w:r>
+    </w:p>
+    <w:p>
+      <w:pPr>
+        <w:spacing w:after="0" w:line="240" w:lineRule="auto"/>
+        <w:rPr>
+          <w:noProof/>
+          <w:sz w:val="28"/>
+          <w:szCs w:val="28"/>
+        </w:rPr>
+      </w:pPr>
+      <w:r>
+        <w:rPr>
+          <w:noProof/>
+          <w:sz w:val="28"/>
+          <w:szCs w:val="28"/>
+        </w:rPr>
+        <w:t>BatteryDataset</w:t>
+      </w:r>
+    </w:p>
+    <w:p>
+      <w:pPr>
+        <w:spacing w:after="0" w:line="240" w:lineRule="auto"/>
+        <w:rPr>
+          <w:noProof/>
+          <w:sz w:val="28"/>
+          <w:szCs w:val="28"/>
+        </w:rPr>
+      </w:pPr>
+      <w:r>
+        <w:rPr>
+          <w:noProof/>
+          <w:sz w:val="28"/>
+          <w:szCs w:val="28"/>
+        </w:rPr>
+        <w:t xml:space="preserve">   │</w:t>
+      </w:r>
+    </w:p>
+    <w:p>
+      <w:pPr>
+        <w:spacing w:after="0" w:line="240" w:lineRule="auto"/>
+        <w:rPr>
+          <w:noProof/>
+          <w:sz w:val="28"/>
+          <w:szCs w:val="28"/>
+        </w:rPr>
+      </w:pPr>
+      <w:r>
+        <w:rPr>
+          <w:noProof/>
+          <w:sz w:val="28"/>
+          <w:szCs w:val="28"/>
+        </w:rPr>
+        <w:t xml:space="preserve">   </w:t>
+      </w:r>
+      <w:r>
+        <w:rPr>
+          <w:rFonts w:ascii="Arial" w:hAnsi="Arial" w:cs="Arial"/>
+          <w:noProof/>
+          <w:sz w:val="28"/>
+          <w:szCs w:val="28"/>
+        </w:rPr>
+        <w:t>▼</w:t>
+      </w:r>
+    </w:p>
+    <w:p>
+      <w:pPr>
+        <w:spacing w:after="0" w:line="240" w:lineRule="auto"/>
+        <w:rPr>
+          <w:noProof/>
+          <w:sz w:val="28"/>
+          <w:szCs w:val="28"/>
+        </w:rPr>
+      </w:pPr>
+      <w:r>
+        <w:rPr>
+          <w:noProof/>
+          <w:sz w:val="28"/>
+          <w:szCs w:val="28"/>
+        </w:rPr>
+        <w:t>ForecastPipeline</w:t>
+      </w:r>
+    </w:p>
+    <w:p>
+      <w:pPr>
+        <w:spacing w:after="0" w:line="240" w:lineRule="auto"/>
+        <w:rPr>
+          <w:noProof/>
+          <w:sz w:val="28"/>
+          <w:szCs w:val="28"/>
+        </w:rPr>
+      </w:pPr>
+      <w:r>
+        <w:rPr>
+          <w:noProof/>
+          <w:sz w:val="28"/>
+          <w:szCs w:val="28"/>
+        </w:rPr>
+        <w:t xml:space="preserve">   │</w:t>
+      </w:r>
+    </w:p>
+    <w:p>
+      <w:pPr>
+        <w:spacing w:after="0" w:line="240" w:lineRule="auto"/>
+        <w:rPr>
+          <w:noProof/>
+          <w:sz w:val="28"/>
+          <w:szCs w:val="28"/>
+        </w:rPr>
+      </w:pPr>
+      <w:r>
+        <w:rPr>
+          <w:noProof/>
+          <w:sz w:val="28"/>
+          <w:szCs w:val="28"/>
+        </w:rPr>
+        <w:t xml:space="preserve">   </w:t>
+      </w:r>
+      <w:r>
+        <w:rPr>
+          <w:rFonts w:ascii="Arial" w:hAnsi="Arial" w:cs="Arial"/>
+          <w:noProof/>
+          <w:sz w:val="28"/>
+          <w:szCs w:val="28"/>
+        </w:rPr>
+        <w:t>▼</w:t>
+      </w:r>
+    </w:p>
+    <w:p>
+      <w:pPr>
+        <w:spacing w:after="0" w:line="240" w:lineRule="auto"/>
+        <w:rPr>
+          <w:noProof/>
+          <w:sz w:val="28"/>
+          <w:szCs w:val="28"/>
+        </w:rPr>
+      </w:pPr>
+      <w:r>
+        <w:rPr>
+          <w:noProof/>
+          <w:sz w:val="28"/>
+          <w:szCs w:val="28"/>
+        </w:rPr>
+        <w:t>ARIMA</w:t>
+      </w:r>
+    </w:p>
+    <w:p>
+      <w:pPr>
+        <w:spacing w:after="0" w:line="240" w:lineRule="auto"/>
+        <w:rPr>
+          <w:noProof/>
+          <w:sz w:val="28"/>
+          <w:szCs w:val="28"/>
+        </w:rPr>
+      </w:pPr>
+      <w:r>
+        <w:rPr>
+          <w:noProof/>
+          <w:sz w:val="28"/>
+          <w:szCs w:val="28"/>
+        </w:rPr>
+        <w:t xml:space="preserve">   │</w:t>
+      </w:r>
+    </w:p>
+    <w:p>
+      <w:pPr>
+        <w:spacing w:after="0" w:line="240" w:lineRule="auto"/>
+        <w:rPr>
+          <w:noProof/>
+          <w:sz w:val="28"/>
+          <w:szCs w:val="28"/>
+        </w:rPr>
+      </w:pPr>
+      <w:r>
+        <w:rPr>
+          <w:noProof/>
+          <w:sz w:val="28"/>
+          <w:szCs w:val="28"/>
+        </w:rPr>
+        <w:t xml:space="preserve">   </w:t>
+      </w:r>
+      <w:r>
+        <w:rPr>
+          <w:rFonts w:ascii="Arial" w:hAnsi="Arial" w:cs="Arial"/>
+          <w:noProof/>
+          <w:sz w:val="28"/>
+          <w:szCs w:val="28"/>
+        </w:rPr>
+        <w:t>▼</w:t>
+      </w:r>
+    </w:p>
+    <w:p>
+      <w:pPr>
+        <w:spacing w:after="0" w:line="240" w:lineRule="auto"/>
+        <w:rPr>
+          <w:noProof/>
+          <w:sz w:val="28"/>
+          <w:szCs w:val="28"/>
+        </w:rPr>
+      </w:pPr>
+      <w:r>
+        <w:rPr>
+          <w:noProof/>
+          <w:sz w:val="28"/>
+          <w:szCs w:val="28"/>
+        </w:rPr>
+        <w:t>ForecastResult</w:t>
+      </w:r>
+    </w:p>
+    <w:p>
+      <w:pPr>
+        <w:spacing w:after="0" w:line="240" w:lineRule="auto"/>
+        <w:rPr>
+          <w:noProof/>
+          <w:sz w:val="28"/>
+          <w:szCs w:val="28"/>
+        </w:rPr>
+      </w:pPr>
+      <w:r>
+        <w:rPr>
+          <w:noProof/>
+          <w:sz w:val="28"/>
+          <w:szCs w:val="28"/>
+        </w:rPr>
+        <w:t xml:space="preserve">   │</w:t>
+      </w:r>
+    </w:p>
+    <w:p>
+      <w:pPr>
+        <w:spacing w:after="0" w:line="240" w:lineRule="auto"/>
+        <w:rPr>
+          <w:noProof/>
+          <w:sz w:val="28"/>
+          <w:szCs w:val="28"/>
+        </w:rPr>
+      </w:pPr>
+      <w:r>
+        <w:rPr>
+          <w:noProof/>
+          <w:sz w:val="28"/>
+          <w:szCs w:val="28"/>
+        </w:rPr>
+        <w:t xml:space="preserve">   </w:t>
+      </w:r>
+      <w:r>
+        <w:rPr>
+          <w:rFonts w:ascii="Arial" w:hAnsi="Arial" w:cs="Arial"/>
+          <w:noProof/>
+          <w:sz w:val="28"/>
+          <w:szCs w:val="28"/>
+        </w:rPr>
+        <w:t>▼</w:t>
+      </w:r>
+    </w:p>
+    <w:p>
+      <w:pPr>
+        <w:spacing w:after="0" w:line="240" w:lineRule="auto"/>
+        <w:rPr>
+          <w:noProof/>
+          <w:sz w:val="28"/>
+          <w:szCs w:val="28"/>
+        </w:rPr>
+      </w:pPr>
+      <w:r>
+        <w:rPr>
+          <w:noProof/>
+          <w:sz w:val="28"/>
+          <w:szCs w:val="28"/>
+        </w:rPr>
+        <w:t>Plot</w:t>
+      </w:r>
+    </w:p>
+    <w:p>
+      <w:pPr>
+        <w:spacing w:after="0" w:line="240" w:lineRule="auto"/>
+        <w:rPr>
+          <w:noProof/>
+          <w:sz w:val="28"/>
+          <w:szCs w:val="28"/>
+        </w:rPr>
+      </w:pPr>
+    </w:p>
+    <w:p>
+      <w:pPr>
+        <w:spacing w:after="0" w:line="240" w:lineRule="auto"/>
+        <w:rPr>
+          <w:noProof/>
+          <w:sz w:val="28"/>
+          <w:szCs w:val="28"/>
+        </w:rPr>
+      </w:pPr>
     </w:p>
     <w:p>
       <w:pPr>
@@ -8544,6 +9150,7 @@
   <w:style w:type="character" w:default="1" w:styleId="VarsaylanParagrafYazTipi">
     <w:name w:val="Default Paragraph Font"/>
     <w:uiPriority w:val="1"/>
+    <w:semiHidden/>
     <w:unhideWhenUsed/>
   </w:style>
   <w:style w:type="table" w:default="1" w:styleId="NormalTablo">

--- a/docs/roadmap.docx
+++ b/docs/roadmap.docx
@@ -7147,21 +7147,1479 @@
       <w:pPr>
         <w:spacing w:after="0" w:line="240" w:lineRule="auto"/>
         <w:rPr>
-          <w:noProof/>
-          <w:sz w:val="28"/>
-          <w:szCs w:val="28"/>
-        </w:rPr>
-      </w:pPr>
-    </w:p>
-    <w:p>
-      <w:pPr>
-        <w:spacing w:after="0" w:line="240" w:lineRule="auto"/>
-        <w:rPr>
-          <w:noProof/>
-          <w:sz w:val="28"/>
-          <w:szCs w:val="28"/>
-        </w:rPr>
-      </w:pPr>
+          <w:b/>
+          <w:bCs/>
+          <w:noProof/>
+          <w:sz w:val="40"/>
+          <w:szCs w:val="40"/>
+          <w:u w:val="single"/>
+        </w:rPr>
+      </w:pPr>
+      <w:r>
+        <w:rPr>
+          <w:b/>
+          <w:bCs/>
+          <w:noProof/>
+          <w:sz w:val="40"/>
+          <w:szCs w:val="40"/>
+          <w:u w:val="single"/>
+        </w:rPr>
+        <w:t>Demo Flow:</w:t>
+      </w:r>
+    </w:p>
+    <w:p>
+      <w:pPr>
+        <w:spacing w:after="0" w:line="240" w:lineRule="auto"/>
+        <w:rPr>
+          <w:noProof/>
+          <w:sz w:val="28"/>
+          <w:szCs w:val="28"/>
+        </w:rPr>
+      </w:pPr>
+    </w:p>
+    <w:p>
+      <w:pPr>
+        <w:spacing w:after="0" w:line="240" w:lineRule="auto"/>
+        <w:rPr>
+          <w:noProof/>
+          <w:sz w:val="28"/>
+          <w:szCs w:val="28"/>
+        </w:rPr>
+      </w:pPr>
+      <w:r>
+        <w:rPr>
+          <w:noProof/>
+          <w:sz w:val="28"/>
+          <w:szCs w:val="28"/>
+        </w:rPr>
+        <w:t>Load Dataset</w:t>
+      </w:r>
+    </w:p>
+    <w:p>
+      <w:pPr>
+        <w:spacing w:after="0" w:line="240" w:lineRule="auto"/>
+        <w:rPr>
+          <w:noProof/>
+          <w:sz w:val="28"/>
+          <w:szCs w:val="28"/>
+        </w:rPr>
+      </w:pPr>
+      <w:r>
+        <w:rPr>
+          <w:noProof/>
+          <w:sz w:val="28"/>
+          <w:szCs w:val="28"/>
+        </w:rPr>
+        <w:t xml:space="preserve">      ↓</w:t>
+      </w:r>
+    </w:p>
+    <w:p>
+      <w:pPr>
+        <w:spacing w:after="0" w:line="240" w:lineRule="auto"/>
+        <w:rPr>
+          <w:noProof/>
+          <w:sz w:val="28"/>
+          <w:szCs w:val="28"/>
+        </w:rPr>
+      </w:pPr>
+      <w:r>
+        <w:rPr>
+          <w:noProof/>
+          <w:sz w:val="28"/>
+          <w:szCs w:val="28"/>
+        </w:rPr>
+        <w:t>Validate</w:t>
+      </w:r>
+    </w:p>
+    <w:p>
+      <w:pPr>
+        <w:spacing w:after="0" w:line="240" w:lineRule="auto"/>
+        <w:rPr>
+          <w:noProof/>
+          <w:sz w:val="28"/>
+          <w:szCs w:val="28"/>
+        </w:rPr>
+      </w:pPr>
+      <w:r>
+        <w:rPr>
+          <w:noProof/>
+          <w:sz w:val="28"/>
+          <w:szCs w:val="28"/>
+        </w:rPr>
+        <w:t xml:space="preserve">      ↓</w:t>
+      </w:r>
+    </w:p>
+    <w:p>
+      <w:pPr>
+        <w:spacing w:after="0" w:line="240" w:lineRule="auto"/>
+        <w:rPr>
+          <w:noProof/>
+          <w:sz w:val="28"/>
+          <w:szCs w:val="28"/>
+        </w:rPr>
+      </w:pPr>
+      <w:r>
+        <w:rPr>
+          <w:noProof/>
+          <w:sz w:val="28"/>
+          <w:szCs w:val="28"/>
+        </w:rPr>
+        <w:t>Train Model</w:t>
+      </w:r>
+    </w:p>
+    <w:p>
+      <w:pPr>
+        <w:spacing w:after="0" w:line="240" w:lineRule="auto"/>
+        <w:rPr>
+          <w:noProof/>
+          <w:sz w:val="28"/>
+          <w:szCs w:val="28"/>
+        </w:rPr>
+      </w:pPr>
+      <w:r>
+        <w:rPr>
+          <w:noProof/>
+          <w:sz w:val="28"/>
+          <w:szCs w:val="28"/>
+        </w:rPr>
+        <w:t xml:space="preserve">      ↓</w:t>
+      </w:r>
+    </w:p>
+    <w:p>
+      <w:pPr>
+        <w:spacing w:after="0" w:line="240" w:lineRule="auto"/>
+        <w:rPr>
+          <w:noProof/>
+          <w:sz w:val="28"/>
+          <w:szCs w:val="28"/>
+        </w:rPr>
+      </w:pPr>
+      <w:r>
+        <w:rPr>
+          <w:noProof/>
+          <w:sz w:val="28"/>
+          <w:szCs w:val="28"/>
+        </w:rPr>
+        <w:t>Forecast</w:t>
+      </w:r>
+    </w:p>
+    <w:p>
+      <w:pPr>
+        <w:spacing w:after="0" w:line="240" w:lineRule="auto"/>
+        <w:rPr>
+          <w:noProof/>
+          <w:sz w:val="28"/>
+          <w:szCs w:val="28"/>
+        </w:rPr>
+      </w:pPr>
+      <w:r>
+        <w:rPr>
+          <w:noProof/>
+          <w:sz w:val="28"/>
+          <w:szCs w:val="28"/>
+        </w:rPr>
+        <w:t xml:space="preserve">      ↓</w:t>
+      </w:r>
+    </w:p>
+    <w:p>
+      <w:pPr>
+        <w:spacing w:after="0" w:line="240" w:lineRule="auto"/>
+        <w:rPr>
+          <w:noProof/>
+          <w:sz w:val="28"/>
+          <w:szCs w:val="28"/>
+        </w:rPr>
+      </w:pPr>
+      <w:r>
+        <w:rPr>
+          <w:noProof/>
+          <w:sz w:val="28"/>
+          <w:szCs w:val="28"/>
+        </w:rPr>
+        <w:t>Plot</w:t>
+      </w:r>
+    </w:p>
+    <w:p>
+      <w:pPr>
+        <w:spacing w:after="0" w:line="240" w:lineRule="auto"/>
+        <w:rPr>
+          <w:noProof/>
+          <w:sz w:val="28"/>
+          <w:szCs w:val="28"/>
+        </w:rPr>
+      </w:pPr>
+      <w:r>
+        <w:rPr>
+          <w:noProof/>
+          <w:sz w:val="28"/>
+          <w:szCs w:val="28"/>
+        </w:rPr>
+        <w:t xml:space="preserve">      ↓</w:t>
+      </w:r>
+    </w:p>
+    <w:p>
+      <w:pPr>
+        <w:spacing w:after="0" w:line="240" w:lineRule="auto"/>
+        <w:rPr>
+          <w:noProof/>
+          <w:sz w:val="28"/>
+          <w:szCs w:val="28"/>
+        </w:rPr>
+      </w:pPr>
+      <w:r>
+        <w:rPr>
+          <w:noProof/>
+          <w:sz w:val="28"/>
+          <w:szCs w:val="28"/>
+        </w:rPr>
+        <w:t>Save Artifacts</w:t>
+      </w:r>
+    </w:p>
+    <w:p>
+      <w:pPr>
+        <w:spacing w:after="0" w:line="240" w:lineRule="auto"/>
+        <w:rPr>
+          <w:noProof/>
+          <w:sz w:val="28"/>
+          <w:szCs w:val="28"/>
+        </w:rPr>
+      </w:pPr>
+      <w:r>
+        <w:rPr>
+          <w:noProof/>
+          <w:sz w:val="28"/>
+          <w:szCs w:val="28"/>
+        </w:rPr>
+        <w:t xml:space="preserve">      ↓</w:t>
+      </w:r>
+    </w:p>
+    <w:p>
+      <w:pPr>
+        <w:spacing w:after="0" w:line="240" w:lineRule="auto"/>
+        <w:rPr>
+          <w:noProof/>
+          <w:sz w:val="28"/>
+          <w:szCs w:val="28"/>
+        </w:rPr>
+      </w:pPr>
+      <w:r>
+        <w:rPr>
+          <w:noProof/>
+          <w:sz w:val="28"/>
+          <w:szCs w:val="28"/>
+        </w:rPr>
+        <w:t>Register Experiment</w:t>
+      </w:r>
+    </w:p>
+    <w:p>
+      <w:pPr>
+        <w:spacing w:after="0" w:line="240" w:lineRule="auto"/>
+        <w:rPr>
+          <w:noProof/>
+          <w:sz w:val="28"/>
+          <w:szCs w:val="28"/>
+        </w:rPr>
+      </w:pPr>
+    </w:p>
+    <w:p>
+      <w:pPr>
+        <w:rPr>
+          <w:noProof/>
+          <w:sz w:val="28"/>
+          <w:szCs w:val="28"/>
+        </w:rPr>
+      </w:pPr>
+      <w:r>
+        <w:rPr>
+          <w:noProof/>
+          <w:sz w:val="28"/>
+          <w:szCs w:val="28"/>
+        </w:rPr>
+        <w:br w:type="page"/>
+      </w:r>
+    </w:p>
+    <w:p>
+      <w:pPr>
+        <w:spacing w:after="0" w:line="240" w:lineRule="auto"/>
+        <w:rPr>
+          <w:b/>
+          <w:bCs/>
+          <w:noProof/>
+          <w:sz w:val="40"/>
+          <w:szCs w:val="40"/>
+          <w:u w:val="single"/>
+        </w:rPr>
+      </w:pPr>
+      <w:r>
+        <w:rPr>
+          <w:b/>
+          <w:bCs/>
+          <w:noProof/>
+          <w:sz w:val="40"/>
+          <w:szCs w:val="40"/>
+          <w:u w:val="single"/>
+        </w:rPr>
+        <w:lastRenderedPageBreak/>
+        <w:t>Sprint 5</w:t>
+      </w:r>
+    </w:p>
+    <w:p>
+      <w:pPr>
+        <w:spacing w:after="0" w:line="240" w:lineRule="auto"/>
+        <w:rPr>
+          <w:noProof/>
+          <w:sz w:val="28"/>
+          <w:szCs w:val="28"/>
+        </w:rPr>
+      </w:pPr>
+    </w:p>
+    <w:p>
+      <w:pPr>
+        <w:spacing w:after="0" w:line="240" w:lineRule="auto"/>
+        <w:rPr>
+          <w:b/>
+          <w:bCs/>
+          <w:noProof/>
+          <w:sz w:val="28"/>
+          <w:szCs w:val="28"/>
+        </w:rPr>
+      </w:pPr>
+      <w:r>
+        <w:rPr>
+          <w:rFonts w:ascii="Segoe UI Symbol" w:hAnsi="Segoe UI Symbol" w:cs="Segoe UI Symbol"/>
+          <w:b/>
+          <w:bCs/>
+          <w:noProof/>
+          <w:sz w:val="28"/>
+          <w:szCs w:val="28"/>
+        </w:rPr>
+        <w:t>✓</w:t>
+      </w:r>
+      <w:r>
+        <w:rPr>
+          <w:b/>
+          <w:bCs/>
+          <w:noProof/>
+          <w:sz w:val="28"/>
+          <w:szCs w:val="28"/>
+        </w:rPr>
+        <w:t xml:space="preserve"> Commit 1</w:t>
+      </w:r>
+    </w:p>
+    <w:p>
+      <w:pPr>
+        <w:spacing w:after="0" w:line="240" w:lineRule="auto"/>
+        <w:rPr>
+          <w:noProof/>
+          <w:sz w:val="28"/>
+          <w:szCs w:val="28"/>
+        </w:rPr>
+      </w:pPr>
+      <w:r>
+        <w:rPr>
+          <w:noProof/>
+          <w:sz w:val="28"/>
+          <w:szCs w:val="28"/>
+        </w:rPr>
+        <w:t>ForecastPlot</w:t>
+      </w:r>
+    </w:p>
+    <w:p>
+      <w:pPr>
+        <w:spacing w:after="0" w:line="240" w:lineRule="auto"/>
+        <w:rPr>
+          <w:noProof/>
+          <w:sz w:val="28"/>
+          <w:szCs w:val="28"/>
+        </w:rPr>
+      </w:pPr>
+    </w:p>
+    <w:p>
+      <w:pPr>
+        <w:spacing w:after="0" w:line="240" w:lineRule="auto"/>
+        <w:rPr>
+          <w:b/>
+          <w:bCs/>
+          <w:noProof/>
+          <w:sz w:val="28"/>
+          <w:szCs w:val="28"/>
+        </w:rPr>
+      </w:pPr>
+      <w:r>
+        <w:rPr>
+          <w:rFonts w:ascii="Segoe UI Symbol" w:hAnsi="Segoe UI Symbol" w:cs="Segoe UI Symbol"/>
+          <w:b/>
+          <w:bCs/>
+          <w:noProof/>
+          <w:sz w:val="28"/>
+          <w:szCs w:val="28"/>
+        </w:rPr>
+        <w:t>➡</w:t>
+      </w:r>
+      <w:r>
+        <w:rPr>
+          <w:b/>
+          <w:bCs/>
+          <w:noProof/>
+          <w:sz w:val="28"/>
+          <w:szCs w:val="28"/>
+        </w:rPr>
+        <w:t xml:space="preserve"> Commit 2</w:t>
+      </w:r>
+    </w:p>
+    <w:p>
+      <w:pPr>
+        <w:spacing w:after="0" w:line="240" w:lineRule="auto"/>
+        <w:rPr>
+          <w:noProof/>
+          <w:sz w:val="28"/>
+          <w:szCs w:val="28"/>
+        </w:rPr>
+      </w:pPr>
+      <w:r>
+        <w:rPr>
+          <w:noProof/>
+          <w:sz w:val="28"/>
+          <w:szCs w:val="28"/>
+        </w:rPr>
+        <w:t>Experiment Registry</w:t>
+      </w:r>
+      <w:r>
+        <w:rPr>
+          <w:noProof/>
+          <w:sz w:val="28"/>
+          <w:szCs w:val="28"/>
+        </w:rPr>
+        <w:t>:</w:t>
+      </w:r>
+    </w:p>
+    <w:p>
+      <w:pPr>
+        <w:spacing w:after="0" w:line="240" w:lineRule="auto"/>
+        <w:rPr>
+          <w:noProof/>
+          <w:sz w:val="28"/>
+          <w:szCs w:val="28"/>
+        </w:rPr>
+      </w:pPr>
+    </w:p>
+    <w:p>
+      <w:pPr>
+        <w:spacing w:after="0" w:line="240" w:lineRule="auto"/>
+        <w:rPr>
+          <w:noProof/>
+          <w:sz w:val="28"/>
+          <w:szCs w:val="28"/>
+        </w:rPr>
+      </w:pPr>
+      <w:r>
+        <w:rPr>
+          <w:noProof/>
+          <w:sz w:val="28"/>
+          <w:szCs w:val="28"/>
+        </w:rPr>
+        <w:t>Experiment</w:t>
+      </w:r>
+    </w:p>
+    <w:p>
+      <w:pPr>
+        <w:spacing w:after="0" w:line="240" w:lineRule="auto"/>
+        <w:rPr>
+          <w:noProof/>
+          <w:sz w:val="28"/>
+          <w:szCs w:val="28"/>
+        </w:rPr>
+      </w:pPr>
+      <w:r>
+        <w:rPr>
+          <w:noProof/>
+          <w:sz w:val="28"/>
+          <w:szCs w:val="28"/>
+        </w:rPr>
+        <w:t xml:space="preserve">        │</w:t>
+      </w:r>
+    </w:p>
+    <w:p>
+      <w:pPr>
+        <w:spacing w:after="0" w:line="240" w:lineRule="auto"/>
+        <w:rPr>
+          <w:noProof/>
+          <w:sz w:val="28"/>
+          <w:szCs w:val="28"/>
+        </w:rPr>
+      </w:pPr>
+      <w:r>
+        <w:rPr>
+          <w:noProof/>
+          <w:sz w:val="28"/>
+          <w:szCs w:val="28"/>
+        </w:rPr>
+        <w:t xml:space="preserve">        </w:t>
+      </w:r>
+      <w:r>
+        <w:rPr>
+          <w:rFonts w:ascii="Arial" w:hAnsi="Arial" w:cs="Arial"/>
+          <w:noProof/>
+          <w:sz w:val="28"/>
+          <w:szCs w:val="28"/>
+        </w:rPr>
+        <w:t>▼</w:t>
+      </w:r>
+    </w:p>
+    <w:p>
+      <w:pPr>
+        <w:spacing w:after="0" w:line="240" w:lineRule="auto"/>
+        <w:rPr>
+          <w:noProof/>
+          <w:sz w:val="28"/>
+          <w:szCs w:val="28"/>
+        </w:rPr>
+      </w:pPr>
+      <w:r>
+        <w:rPr>
+          <w:noProof/>
+          <w:sz w:val="28"/>
+          <w:szCs w:val="28"/>
+        </w:rPr>
+        <w:t>ExperimentRegistry</w:t>
+      </w:r>
+    </w:p>
+    <w:p>
+      <w:pPr>
+        <w:spacing w:after="0" w:line="240" w:lineRule="auto"/>
+        <w:rPr>
+          <w:noProof/>
+          <w:sz w:val="28"/>
+          <w:szCs w:val="28"/>
+        </w:rPr>
+      </w:pPr>
+      <w:r>
+        <w:rPr>
+          <w:noProof/>
+          <w:sz w:val="28"/>
+          <w:szCs w:val="28"/>
+        </w:rPr>
+        <w:t xml:space="preserve">        │</w:t>
+      </w:r>
+    </w:p>
+    <w:p>
+      <w:pPr>
+        <w:spacing w:after="0" w:line="240" w:lineRule="auto"/>
+        <w:rPr>
+          <w:noProof/>
+          <w:sz w:val="28"/>
+          <w:szCs w:val="28"/>
+        </w:rPr>
+      </w:pPr>
+      <w:r>
+        <w:rPr>
+          <w:noProof/>
+          <w:sz w:val="28"/>
+          <w:szCs w:val="28"/>
+        </w:rPr>
+        <w:t xml:space="preserve">        </w:t>
+      </w:r>
+      <w:r>
+        <w:rPr>
+          <w:rFonts w:ascii="Arial" w:hAnsi="Arial" w:cs="Arial"/>
+          <w:noProof/>
+          <w:sz w:val="28"/>
+          <w:szCs w:val="28"/>
+        </w:rPr>
+        <w:t>▼</w:t>
+      </w:r>
+    </w:p>
+    <w:p>
+      <w:pPr>
+        <w:spacing w:after="0" w:line="240" w:lineRule="auto"/>
+        <w:rPr>
+          <w:noProof/>
+          <w:sz w:val="28"/>
+          <w:szCs w:val="28"/>
+        </w:rPr>
+      </w:pPr>
+      <w:r>
+        <w:rPr>
+          <w:noProof/>
+          <w:sz w:val="28"/>
+          <w:szCs w:val="28"/>
+        </w:rPr>
+        <w:t>history.json</w:t>
+      </w:r>
+    </w:p>
+    <w:p>
+      <w:pPr>
+        <w:spacing w:after="0" w:line="240" w:lineRule="auto"/>
+        <w:rPr>
+          <w:noProof/>
+          <w:sz w:val="28"/>
+          <w:szCs w:val="28"/>
+        </w:rPr>
+      </w:pPr>
+    </w:p>
+    <w:p>
+      <w:pPr>
+        <w:spacing w:after="0" w:line="240" w:lineRule="auto"/>
+        <w:rPr>
+          <w:b/>
+          <w:bCs/>
+          <w:noProof/>
+          <w:sz w:val="28"/>
+          <w:szCs w:val="28"/>
+        </w:rPr>
+      </w:pPr>
+      <w:r>
+        <w:rPr>
+          <w:b/>
+          <w:bCs/>
+          <w:noProof/>
+          <w:sz w:val="28"/>
+          <w:szCs w:val="28"/>
+        </w:rPr>
+        <w:t>Commit 3</w:t>
+      </w:r>
+    </w:p>
+    <w:p>
+      <w:pPr>
+        <w:spacing w:after="0" w:line="240" w:lineRule="auto"/>
+        <w:rPr>
+          <w:noProof/>
+          <w:sz w:val="28"/>
+          <w:szCs w:val="28"/>
+        </w:rPr>
+      </w:pPr>
+      <w:r>
+        <w:rPr>
+          <w:noProof/>
+          <w:sz w:val="28"/>
+          <w:szCs w:val="28"/>
+        </w:rPr>
+        <w:t>End-to-End ARIMA Demo</w:t>
+      </w:r>
+    </w:p>
+    <w:p>
+      <w:pPr>
+        <w:spacing w:after="0" w:line="240" w:lineRule="auto"/>
+        <w:rPr>
+          <w:noProof/>
+          <w:sz w:val="28"/>
+          <w:szCs w:val="28"/>
+        </w:rPr>
+      </w:pPr>
+    </w:p>
+    <w:p>
+      <w:pPr>
+        <w:spacing w:after="0" w:line="240" w:lineRule="auto"/>
+        <w:rPr>
+          <w:b/>
+          <w:bCs/>
+          <w:noProof/>
+          <w:sz w:val="28"/>
+          <w:szCs w:val="28"/>
+        </w:rPr>
+      </w:pPr>
+      <w:r>
+        <w:rPr>
+          <w:b/>
+          <w:bCs/>
+          <w:noProof/>
+          <w:sz w:val="28"/>
+          <w:szCs w:val="28"/>
+        </w:rPr>
+        <w:t>Commit 4</w:t>
+      </w:r>
+    </w:p>
+    <w:p>
+      <w:pPr>
+        <w:spacing w:after="0" w:line="240" w:lineRule="auto"/>
+        <w:rPr>
+          <w:noProof/>
+          <w:sz w:val="28"/>
+          <w:szCs w:val="28"/>
+        </w:rPr>
+      </w:pPr>
+      <w:r>
+        <w:rPr>
+          <w:noProof/>
+          <w:sz w:val="28"/>
+          <w:szCs w:val="28"/>
+        </w:rPr>
+        <w:t>Forecast Evaluation</w:t>
+      </w:r>
+    </w:p>
+    <w:p>
+      <w:pPr>
+        <w:spacing w:after="0" w:line="240" w:lineRule="auto"/>
+        <w:rPr>
+          <w:noProof/>
+          <w:sz w:val="28"/>
+          <w:szCs w:val="28"/>
+        </w:rPr>
+      </w:pPr>
+    </w:p>
+    <w:p>
+      <w:pPr>
+        <w:spacing w:after="0" w:line="240" w:lineRule="auto"/>
+        <w:rPr>
+          <w:b/>
+          <w:bCs/>
+          <w:noProof/>
+          <w:sz w:val="28"/>
+          <w:szCs w:val="28"/>
+        </w:rPr>
+      </w:pPr>
+      <w:r>
+        <w:rPr>
+          <w:b/>
+          <w:bCs/>
+          <w:noProof/>
+          <w:sz w:val="28"/>
+          <w:szCs w:val="28"/>
+        </w:rPr>
+        <w:t>Commit 5</w:t>
+      </w:r>
+    </w:p>
+    <w:p>
+      <w:pPr>
+        <w:spacing w:after="0" w:line="240" w:lineRule="auto"/>
+        <w:rPr>
+          <w:noProof/>
+          <w:sz w:val="28"/>
+          <w:szCs w:val="28"/>
+        </w:rPr>
+      </w:pPr>
+      <w:r>
+        <w:rPr>
+          <w:noProof/>
+          <w:sz w:val="28"/>
+          <w:szCs w:val="28"/>
+        </w:rPr>
+        <w:t>Model Comparison</w:t>
+      </w:r>
+    </w:p>
+    <w:p>
+      <w:pPr>
+        <w:spacing w:after="0" w:line="240" w:lineRule="auto"/>
+        <w:rPr>
+          <w:noProof/>
+          <w:sz w:val="28"/>
+          <w:szCs w:val="28"/>
+        </w:rPr>
+      </w:pPr>
+    </w:p>
+    <w:p>
+      <w:pPr>
+        <w:spacing w:after="0" w:line="240" w:lineRule="auto"/>
+        <w:rPr>
+          <w:noProof/>
+          <w:sz w:val="28"/>
+          <w:szCs w:val="28"/>
+        </w:rPr>
+      </w:pPr>
+    </w:p>
+    <w:p>
+      <w:pPr>
+        <w:spacing w:after="0" w:line="240" w:lineRule="auto"/>
+        <w:rPr>
+          <w:noProof/>
+          <w:sz w:val="28"/>
+          <w:szCs w:val="28"/>
+        </w:rPr>
+      </w:pPr>
+    </w:p>
+    <w:p>
+      <w:pPr>
+        <w:spacing w:after="0" w:line="240" w:lineRule="auto"/>
+        <w:rPr>
+          <w:noProof/>
+          <w:sz w:val="28"/>
+          <w:szCs w:val="28"/>
+        </w:rPr>
+      </w:pPr>
+    </w:p>
+    <w:p>
+      <w:pPr>
+        <w:spacing w:after="0" w:line="240" w:lineRule="auto"/>
+        <w:rPr>
+          <w:noProof/>
+          <w:sz w:val="28"/>
+          <w:szCs w:val="28"/>
+        </w:rPr>
+      </w:pPr>
+    </w:p>
+    <w:p>
+      <w:pPr>
+        <w:spacing w:after="0" w:line="240" w:lineRule="auto"/>
+        <w:rPr>
+          <w:noProof/>
+          <w:sz w:val="28"/>
+          <w:szCs w:val="28"/>
+        </w:rPr>
+      </w:pPr>
+    </w:p>
+    <w:p>
+      <w:pPr>
+        <w:spacing w:after="0" w:line="240" w:lineRule="auto"/>
+        <w:rPr>
+          <w:noProof/>
+          <w:sz w:val="28"/>
+          <w:szCs w:val="28"/>
+        </w:rPr>
+      </w:pPr>
+    </w:p>
+    <w:p>
+      <w:pPr>
+        <w:spacing w:after="0" w:line="240" w:lineRule="auto"/>
+        <w:rPr>
+          <w:noProof/>
+          <w:sz w:val="28"/>
+          <w:szCs w:val="28"/>
+        </w:rPr>
+      </w:pPr>
+    </w:p>
+    <w:p>
+      <w:pPr>
+        <w:spacing w:after="0" w:line="240" w:lineRule="auto"/>
+        <w:rPr>
+          <w:noProof/>
+          <w:sz w:val="28"/>
+          <w:szCs w:val="28"/>
+        </w:rPr>
+      </w:pPr>
+    </w:p>
+    <w:p>
+      <w:pPr>
+        <w:spacing w:after="0" w:line="240" w:lineRule="auto"/>
+        <w:rPr>
+          <w:noProof/>
+          <w:sz w:val="28"/>
+          <w:szCs w:val="28"/>
+        </w:rPr>
+      </w:pPr>
+    </w:p>
+    <w:p>
+      <w:pPr>
+        <w:spacing w:after="0" w:line="240" w:lineRule="auto"/>
+        <w:rPr>
+          <w:noProof/>
+          <w:sz w:val="28"/>
+          <w:szCs w:val="28"/>
+        </w:rPr>
+      </w:pPr>
+    </w:p>
+    <w:p>
+      <w:pPr>
+        <w:spacing w:after="0" w:line="240" w:lineRule="auto"/>
+        <w:rPr>
+          <w:noProof/>
+          <w:sz w:val="28"/>
+          <w:szCs w:val="28"/>
+        </w:rPr>
+      </w:pPr>
+    </w:p>
+    <w:p>
+      <w:pPr>
+        <w:spacing w:after="0" w:line="240" w:lineRule="auto"/>
+        <w:rPr>
+          <w:noProof/>
+          <w:sz w:val="28"/>
+          <w:szCs w:val="28"/>
+        </w:rPr>
+      </w:pPr>
+    </w:p>
+    <w:p>
+      <w:pPr>
+        <w:spacing w:after="0" w:line="240" w:lineRule="auto"/>
+        <w:rPr>
+          <w:noProof/>
+          <w:sz w:val="28"/>
+          <w:szCs w:val="28"/>
+        </w:rPr>
+      </w:pPr>
+    </w:p>
+    <w:p>
+      <w:pPr>
+        <w:spacing w:after="0" w:line="240" w:lineRule="auto"/>
+        <w:rPr>
+          <w:noProof/>
+          <w:sz w:val="28"/>
+          <w:szCs w:val="28"/>
+        </w:rPr>
+      </w:pPr>
+    </w:p>
+    <w:p>
+      <w:pPr>
+        <w:spacing w:after="0" w:line="240" w:lineRule="auto"/>
+        <w:rPr>
+          <w:noProof/>
+          <w:sz w:val="28"/>
+          <w:szCs w:val="28"/>
+        </w:rPr>
+      </w:pPr>
+    </w:p>
+    <w:p>
+      <w:pPr>
+        <w:spacing w:after="0" w:line="240" w:lineRule="auto"/>
+        <w:rPr>
+          <w:b/>
+          <w:bCs/>
+          <w:noProof/>
+          <w:sz w:val="36"/>
+          <w:szCs w:val="36"/>
+        </w:rPr>
+      </w:pPr>
+      <w:r>
+        <w:rPr>
+          <w:b/>
+          <w:bCs/>
+          <w:noProof/>
+          <w:sz w:val="36"/>
+          <w:szCs w:val="36"/>
+        </w:rPr>
+        <w:t>Sprint 1</w:t>
+      </w:r>
+    </w:p>
+    <w:p>
+      <w:pPr>
+        <w:spacing w:after="0" w:line="240" w:lineRule="auto"/>
+        <w:rPr>
+          <w:noProof/>
+          <w:sz w:val="28"/>
+          <w:szCs w:val="28"/>
+        </w:rPr>
+      </w:pPr>
+      <w:r>
+        <w:rPr>
+          <w:noProof/>
+          <w:sz w:val="28"/>
+          <w:szCs w:val="28"/>
+        </w:rPr>
+        <w:t>────────</w:t>
+      </w:r>
+    </w:p>
+    <w:p>
+      <w:pPr>
+        <w:spacing w:after="0" w:line="240" w:lineRule="auto"/>
+        <w:rPr>
+          <w:noProof/>
+          <w:sz w:val="28"/>
+          <w:szCs w:val="28"/>
+        </w:rPr>
+      </w:pPr>
+      <w:r>
+        <w:rPr>
+          <w:rFonts w:ascii="Segoe UI Symbol" w:hAnsi="Segoe UI Symbol" w:cs="Segoe UI Symbol"/>
+          <w:noProof/>
+          <w:sz w:val="28"/>
+          <w:szCs w:val="28"/>
+        </w:rPr>
+        <w:t>✓</w:t>
+      </w:r>
+      <w:r>
+        <w:rPr>
+          <w:noProof/>
+          <w:sz w:val="28"/>
+          <w:szCs w:val="28"/>
+        </w:rPr>
+        <w:t xml:space="preserve"> Dataset</w:t>
+      </w:r>
+    </w:p>
+    <w:p>
+      <w:pPr>
+        <w:spacing w:after="0" w:line="240" w:lineRule="auto"/>
+        <w:rPr>
+          <w:noProof/>
+          <w:sz w:val="28"/>
+          <w:szCs w:val="28"/>
+        </w:rPr>
+      </w:pPr>
+      <w:r>
+        <w:rPr>
+          <w:rFonts w:ascii="Segoe UI Symbol" w:hAnsi="Segoe UI Symbol" w:cs="Segoe UI Symbol"/>
+          <w:noProof/>
+          <w:sz w:val="28"/>
+          <w:szCs w:val="28"/>
+        </w:rPr>
+        <w:t>✓</w:t>
+      </w:r>
+      <w:r>
+        <w:rPr>
+          <w:noProof/>
+          <w:sz w:val="28"/>
+          <w:szCs w:val="28"/>
+        </w:rPr>
+        <w:t xml:space="preserve"> Validation</w:t>
+      </w:r>
+    </w:p>
+    <w:p>
+      <w:pPr>
+        <w:spacing w:after="0" w:line="240" w:lineRule="auto"/>
+        <w:rPr>
+          <w:noProof/>
+          <w:sz w:val="28"/>
+          <w:szCs w:val="28"/>
+        </w:rPr>
+      </w:pPr>
+    </w:p>
+    <w:p>
+      <w:pPr>
+        <w:spacing w:after="0" w:line="240" w:lineRule="auto"/>
+        <w:rPr>
+          <w:b/>
+          <w:bCs/>
+          <w:noProof/>
+          <w:sz w:val="36"/>
+          <w:szCs w:val="36"/>
+        </w:rPr>
+      </w:pPr>
+      <w:r>
+        <w:rPr>
+          <w:b/>
+          <w:bCs/>
+          <w:noProof/>
+          <w:sz w:val="36"/>
+          <w:szCs w:val="36"/>
+        </w:rPr>
+        <w:t>Sprint 2</w:t>
+      </w:r>
+    </w:p>
+    <w:p>
+      <w:pPr>
+        <w:spacing w:after="0" w:line="240" w:lineRule="auto"/>
+        <w:rPr>
+          <w:noProof/>
+          <w:sz w:val="28"/>
+          <w:szCs w:val="28"/>
+        </w:rPr>
+      </w:pPr>
+      <w:r>
+        <w:rPr>
+          <w:noProof/>
+          <w:sz w:val="28"/>
+          <w:szCs w:val="28"/>
+        </w:rPr>
+        <w:t>────────</w:t>
+      </w:r>
+    </w:p>
+    <w:p>
+      <w:pPr>
+        <w:spacing w:after="0" w:line="240" w:lineRule="auto"/>
+        <w:rPr>
+          <w:noProof/>
+          <w:sz w:val="28"/>
+          <w:szCs w:val="28"/>
+        </w:rPr>
+      </w:pPr>
+      <w:r>
+        <w:rPr>
+          <w:rFonts w:ascii="Segoe UI Symbol" w:hAnsi="Segoe UI Symbol" w:cs="Segoe UI Symbol"/>
+          <w:noProof/>
+          <w:sz w:val="28"/>
+          <w:szCs w:val="28"/>
+        </w:rPr>
+        <w:t>✓</w:t>
+      </w:r>
+      <w:r>
+        <w:rPr>
+          <w:noProof/>
+          <w:sz w:val="28"/>
+          <w:szCs w:val="28"/>
+        </w:rPr>
+        <w:t xml:space="preserve"> Cleaning</w:t>
+      </w:r>
+    </w:p>
+    <w:p>
+      <w:pPr>
+        <w:spacing w:after="0" w:line="240" w:lineRule="auto"/>
+        <w:rPr>
+          <w:noProof/>
+          <w:sz w:val="28"/>
+          <w:szCs w:val="28"/>
+        </w:rPr>
+      </w:pPr>
+      <w:r>
+        <w:rPr>
+          <w:rFonts w:ascii="Segoe UI Symbol" w:hAnsi="Segoe UI Symbol" w:cs="Segoe UI Symbol"/>
+          <w:noProof/>
+          <w:sz w:val="28"/>
+          <w:szCs w:val="28"/>
+        </w:rPr>
+        <w:t>✓</w:t>
+      </w:r>
+      <w:r>
+        <w:rPr>
+          <w:noProof/>
+          <w:sz w:val="28"/>
+          <w:szCs w:val="28"/>
+        </w:rPr>
+        <w:t xml:space="preserve"> Statistics</w:t>
+      </w:r>
+    </w:p>
+    <w:p>
+      <w:pPr>
+        <w:spacing w:after="0" w:line="240" w:lineRule="auto"/>
+        <w:rPr>
+          <w:noProof/>
+          <w:sz w:val="28"/>
+          <w:szCs w:val="28"/>
+        </w:rPr>
+      </w:pPr>
+    </w:p>
+    <w:p>
+      <w:pPr>
+        <w:spacing w:after="0" w:line="240" w:lineRule="auto"/>
+        <w:rPr>
+          <w:b/>
+          <w:bCs/>
+          <w:noProof/>
+          <w:sz w:val="36"/>
+          <w:szCs w:val="36"/>
+        </w:rPr>
+      </w:pPr>
+      <w:r>
+        <w:rPr>
+          <w:b/>
+          <w:bCs/>
+          <w:noProof/>
+          <w:sz w:val="36"/>
+          <w:szCs w:val="36"/>
+        </w:rPr>
+        <w:t>Sprint 3</w:t>
+      </w:r>
+    </w:p>
+    <w:p>
+      <w:pPr>
+        <w:spacing w:after="0" w:line="240" w:lineRule="auto"/>
+        <w:rPr>
+          <w:noProof/>
+          <w:sz w:val="28"/>
+          <w:szCs w:val="28"/>
+        </w:rPr>
+      </w:pPr>
+      <w:r>
+        <w:rPr>
+          <w:noProof/>
+          <w:sz w:val="28"/>
+          <w:szCs w:val="28"/>
+        </w:rPr>
+        <w:t>────────</w:t>
+      </w:r>
+    </w:p>
+    <w:p>
+      <w:pPr>
+        <w:spacing w:after="0" w:line="240" w:lineRule="auto"/>
+        <w:rPr>
+          <w:noProof/>
+          <w:sz w:val="28"/>
+          <w:szCs w:val="28"/>
+        </w:rPr>
+      </w:pPr>
+      <w:r>
+        <w:rPr>
+          <w:rFonts w:ascii="Segoe UI Symbol" w:hAnsi="Segoe UI Symbol" w:cs="Segoe UI Symbol"/>
+          <w:noProof/>
+          <w:sz w:val="28"/>
+          <w:szCs w:val="28"/>
+        </w:rPr>
+        <w:t>✓</w:t>
+      </w:r>
+      <w:r>
+        <w:rPr>
+          <w:noProof/>
+          <w:sz w:val="28"/>
+          <w:szCs w:val="28"/>
+        </w:rPr>
+        <w:t xml:space="preserve"> Reporting</w:t>
+      </w:r>
+    </w:p>
+    <w:p>
+      <w:pPr>
+        <w:spacing w:after="0" w:line="240" w:lineRule="auto"/>
+        <w:rPr>
+          <w:noProof/>
+          <w:sz w:val="28"/>
+          <w:szCs w:val="28"/>
+        </w:rPr>
+      </w:pPr>
+      <w:r>
+        <w:rPr>
+          <w:rFonts w:ascii="Segoe UI Symbol" w:hAnsi="Segoe UI Symbol" w:cs="Segoe UI Symbol"/>
+          <w:noProof/>
+          <w:sz w:val="28"/>
+          <w:szCs w:val="28"/>
+        </w:rPr>
+        <w:t>✓</w:t>
+      </w:r>
+      <w:r>
+        <w:rPr>
+          <w:noProof/>
+          <w:sz w:val="28"/>
+          <w:szCs w:val="28"/>
+        </w:rPr>
+        <w:t xml:space="preserve"> Pipeline</w:t>
+      </w:r>
+    </w:p>
+    <w:p>
+      <w:pPr>
+        <w:spacing w:after="0" w:line="240" w:lineRule="auto"/>
+        <w:rPr>
+          <w:noProof/>
+          <w:sz w:val="28"/>
+          <w:szCs w:val="28"/>
+        </w:rPr>
+      </w:pPr>
+    </w:p>
+    <w:p>
+      <w:pPr>
+        <w:spacing w:after="0" w:line="240" w:lineRule="auto"/>
+        <w:rPr>
+          <w:b/>
+          <w:bCs/>
+          <w:noProof/>
+          <w:sz w:val="36"/>
+          <w:szCs w:val="36"/>
+        </w:rPr>
+      </w:pPr>
+      <w:r>
+        <w:rPr>
+          <w:b/>
+          <w:bCs/>
+          <w:noProof/>
+          <w:sz w:val="36"/>
+          <w:szCs w:val="36"/>
+        </w:rPr>
+        <w:t>Sprint 4</w:t>
+      </w:r>
+    </w:p>
+    <w:p>
+      <w:pPr>
+        <w:spacing w:after="0" w:line="240" w:lineRule="auto"/>
+        <w:rPr>
+          <w:noProof/>
+          <w:sz w:val="28"/>
+          <w:szCs w:val="28"/>
+        </w:rPr>
+      </w:pPr>
+      <w:r>
+        <w:rPr>
+          <w:noProof/>
+          <w:sz w:val="28"/>
+          <w:szCs w:val="28"/>
+        </w:rPr>
+        <w:t>────────</w:t>
+      </w:r>
+    </w:p>
+    <w:p>
+      <w:pPr>
+        <w:spacing w:after="0" w:line="240" w:lineRule="auto"/>
+        <w:rPr>
+          <w:noProof/>
+          <w:sz w:val="28"/>
+          <w:szCs w:val="28"/>
+        </w:rPr>
+      </w:pPr>
+      <w:r>
+        <w:rPr>
+          <w:rFonts w:ascii="Segoe UI Symbol" w:hAnsi="Segoe UI Symbol" w:cs="Segoe UI Symbol"/>
+          <w:noProof/>
+          <w:sz w:val="28"/>
+          <w:szCs w:val="28"/>
+        </w:rPr>
+        <w:t>✓</w:t>
+      </w:r>
+      <w:r>
+        <w:rPr>
+          <w:noProof/>
+          <w:sz w:val="28"/>
+          <w:szCs w:val="28"/>
+        </w:rPr>
+        <w:t xml:space="preserve"> Forecasting</w:t>
+      </w:r>
+    </w:p>
+    <w:p>
+      <w:pPr>
+        <w:spacing w:after="0" w:line="240" w:lineRule="auto"/>
+        <w:rPr>
+          <w:noProof/>
+          <w:sz w:val="28"/>
+          <w:szCs w:val="28"/>
+        </w:rPr>
+      </w:pPr>
+      <w:r>
+        <w:rPr>
+          <w:rFonts w:ascii="Segoe UI Symbol" w:hAnsi="Segoe UI Symbol" w:cs="Segoe UI Symbol"/>
+          <w:noProof/>
+          <w:sz w:val="28"/>
+          <w:szCs w:val="28"/>
+        </w:rPr>
+        <w:t>✓</w:t>
+      </w:r>
+      <w:r>
+        <w:rPr>
+          <w:noProof/>
+          <w:sz w:val="28"/>
+          <w:szCs w:val="28"/>
+        </w:rPr>
+        <w:t xml:space="preserve"> ARIMA</w:t>
+      </w:r>
+    </w:p>
+    <w:p>
+      <w:pPr>
+        <w:spacing w:after="0" w:line="240" w:lineRule="auto"/>
+        <w:rPr>
+          <w:noProof/>
+          <w:sz w:val="28"/>
+          <w:szCs w:val="28"/>
+        </w:rPr>
+      </w:pPr>
+      <w:r>
+        <w:rPr>
+          <w:rFonts w:ascii="Segoe UI Symbol" w:hAnsi="Segoe UI Symbol" w:cs="Segoe UI Symbol"/>
+          <w:noProof/>
+          <w:sz w:val="28"/>
+          <w:szCs w:val="28"/>
+        </w:rPr>
+        <w:t>✓</w:t>
+      </w:r>
+      <w:r>
+        <w:rPr>
+          <w:noProof/>
+          <w:sz w:val="28"/>
+          <w:szCs w:val="28"/>
+        </w:rPr>
+        <w:t xml:space="preserve"> Results</w:t>
+      </w:r>
+    </w:p>
+    <w:p>
+      <w:pPr>
+        <w:spacing w:after="0" w:line="240" w:lineRule="auto"/>
+        <w:rPr>
+          <w:noProof/>
+          <w:sz w:val="28"/>
+          <w:szCs w:val="28"/>
+        </w:rPr>
+      </w:pPr>
+      <w:r>
+        <w:rPr>
+          <w:rFonts w:ascii="Segoe UI Symbol" w:hAnsi="Segoe UI Symbol" w:cs="Segoe UI Symbol"/>
+          <w:noProof/>
+          <w:sz w:val="28"/>
+          <w:szCs w:val="28"/>
+        </w:rPr>
+        <w:t>✓</w:t>
+      </w:r>
+      <w:r>
+        <w:rPr>
+          <w:noProof/>
+          <w:sz w:val="28"/>
+          <w:szCs w:val="28"/>
+        </w:rPr>
+        <w:t xml:space="preserve"> Smart Loader</w:t>
+      </w:r>
+    </w:p>
+    <w:p>
+      <w:pPr>
+        <w:spacing w:after="0" w:line="240" w:lineRule="auto"/>
+        <w:rPr>
+          <w:noProof/>
+          <w:sz w:val="28"/>
+          <w:szCs w:val="28"/>
+        </w:rPr>
+      </w:pPr>
+    </w:p>
+    <w:p>
+      <w:pPr>
+        <w:spacing w:after="0" w:line="240" w:lineRule="auto"/>
+        <w:rPr>
+          <w:b/>
+          <w:bCs/>
+          <w:noProof/>
+          <w:sz w:val="36"/>
+          <w:szCs w:val="36"/>
+        </w:rPr>
+      </w:pPr>
+      <w:r>
+        <w:rPr>
+          <w:b/>
+          <w:bCs/>
+          <w:noProof/>
+          <w:sz w:val="36"/>
+          <w:szCs w:val="36"/>
+        </w:rPr>
+        <w:t>Sprint 5</w:t>
+      </w:r>
+    </w:p>
+    <w:p>
+      <w:pPr>
+        <w:spacing w:after="0" w:line="240" w:lineRule="auto"/>
+        <w:rPr>
+          <w:noProof/>
+          <w:sz w:val="28"/>
+          <w:szCs w:val="28"/>
+        </w:rPr>
+      </w:pPr>
+      <w:r>
+        <w:rPr>
+          <w:noProof/>
+          <w:sz w:val="28"/>
+          <w:szCs w:val="28"/>
+        </w:rPr>
+        <w:t>────────</w:t>
+      </w:r>
+    </w:p>
+    <w:p>
+      <w:pPr>
+        <w:spacing w:after="0" w:line="240" w:lineRule="auto"/>
+        <w:rPr>
+          <w:noProof/>
+          <w:sz w:val="28"/>
+          <w:szCs w:val="28"/>
+        </w:rPr>
+      </w:pPr>
+      <w:r>
+        <w:rPr>
+          <w:rFonts w:ascii="Segoe UI Symbol" w:hAnsi="Segoe UI Symbol" w:cs="Segoe UI Symbol"/>
+          <w:noProof/>
+          <w:sz w:val="28"/>
+          <w:szCs w:val="28"/>
+        </w:rPr>
+        <w:t>✓</w:t>
+      </w:r>
+      <w:r>
+        <w:rPr>
+          <w:noProof/>
+          <w:sz w:val="28"/>
+          <w:szCs w:val="28"/>
+        </w:rPr>
+        <w:t xml:space="preserve"> ForecastPlot</w:t>
+      </w:r>
+    </w:p>
+    <w:p>
+      <w:pPr>
+        <w:spacing w:after="0" w:line="240" w:lineRule="auto"/>
+        <w:rPr>
+          <w:noProof/>
+          <w:sz w:val="28"/>
+          <w:szCs w:val="28"/>
+        </w:rPr>
+      </w:pPr>
+      <w:r>
+        <w:rPr>
+          <w:rFonts w:ascii="Segoe UI Symbol" w:hAnsi="Segoe UI Symbol" w:cs="Segoe UI Symbol"/>
+          <w:noProof/>
+          <w:sz w:val="28"/>
+          <w:szCs w:val="28"/>
+        </w:rPr>
+        <w:t>✓</w:t>
+      </w:r>
+      <w:r>
+        <w:rPr>
+          <w:noProof/>
+          <w:sz w:val="28"/>
+          <w:szCs w:val="28"/>
+        </w:rPr>
+        <w:t xml:space="preserve"> ExperimentRegistry</w:t>
+      </w:r>
     </w:p>
     <w:sectPr>
       <w:pgSz w:w="11906" w:h="16838"/>

--- a/docs/roadmap.docx
+++ b/docs/roadmap.docx
@@ -8620,6 +8620,156 @@
         </w:rPr>
         <w:t xml:space="preserve"> ExperimentRegistry</w:t>
       </w:r>
+    </w:p>
+    <w:p>
+      <w:pPr>
+        <w:spacing w:after="0" w:line="240" w:lineRule="auto"/>
+        <w:rPr>
+          <w:noProof/>
+          <w:sz w:val="28"/>
+          <w:szCs w:val="28"/>
+        </w:rPr>
+      </w:pPr>
+    </w:p>
+    <w:p>
+      <w:pPr>
+        <w:spacing w:after="0" w:line="240" w:lineRule="auto"/>
+        <w:rPr>
+          <w:b/>
+          <w:bCs/>
+          <w:noProof/>
+          <w:sz w:val="32"/>
+          <w:szCs w:val="32"/>
+          <w:u w:val="single"/>
+        </w:rPr>
+      </w:pPr>
+      <w:r>
+        <w:rPr>
+          <w:b/>
+          <w:bCs/>
+          <w:noProof/>
+          <w:sz w:val="32"/>
+          <w:szCs w:val="32"/>
+          <w:u w:val="single"/>
+        </w:rPr>
+        <w:t>Git Procedures:</w:t>
+      </w:r>
+    </w:p>
+    <w:p>
+      <w:pPr>
+        <w:spacing w:after="0" w:line="240" w:lineRule="auto"/>
+        <w:rPr>
+          <w:noProof/>
+          <w:sz w:val="28"/>
+          <w:szCs w:val="28"/>
+        </w:rPr>
+      </w:pPr>
+      <w:r>
+        <w:rPr>
+          <w:noProof/>
+          <w:sz w:val="28"/>
+          <w:szCs w:val="28"/>
+        </w:rPr>
+        <w:t>git add .</w:t>
+      </w:r>
+    </w:p>
+    <w:p>
+      <w:pPr>
+        <w:spacing w:after="0" w:line="240" w:lineRule="auto"/>
+        <w:rPr>
+          <w:noProof/>
+          <w:sz w:val="28"/>
+          <w:szCs w:val="28"/>
+        </w:rPr>
+      </w:pPr>
+      <w:r>
+        <w:rPr>
+          <w:noProof/>
+          <w:sz w:val="28"/>
+          <w:szCs w:val="28"/>
+        </w:rPr>
+        <w:t>git commit -m "</w:t>
+      </w:r>
+      <w:r>
+        <w:rPr>
+          <w:noProof/>
+          <w:sz w:val="28"/>
+          <w:szCs w:val="28"/>
+        </w:rPr>
+        <w:t>…</w:t>
+      </w:r>
+      <w:r>
+        <w:rPr>
+          <w:noProof/>
+          <w:sz w:val="28"/>
+          <w:szCs w:val="28"/>
+        </w:rPr>
+        <w:t>"</w:t>
+      </w:r>
+    </w:p>
+    <w:p>
+      <w:pPr>
+        <w:spacing w:after="0" w:line="240" w:lineRule="auto"/>
+        <w:rPr>
+          <w:noProof/>
+          <w:sz w:val="28"/>
+          <w:szCs w:val="28"/>
+        </w:rPr>
+      </w:pPr>
+      <w:r>
+        <w:rPr>
+          <w:noProof/>
+          <w:sz w:val="28"/>
+          <w:szCs w:val="28"/>
+        </w:rPr>
+        <w:t>git push</w:t>
+      </w:r>
+    </w:p>
+    <w:p>
+      <w:pPr>
+        <w:spacing w:after="0" w:line="240" w:lineRule="auto"/>
+        <w:rPr>
+          <w:noProof/>
+          <w:sz w:val="28"/>
+          <w:szCs w:val="28"/>
+        </w:rPr>
+      </w:pPr>
+      <w:r>
+        <w:rPr>
+          <w:noProof/>
+          <w:sz w:val="28"/>
+          <w:szCs w:val="28"/>
+        </w:rPr>
+        <w:t>git tag v0.5.0</w:t>
+      </w:r>
+    </w:p>
+    <w:p>
+      <w:pPr>
+        <w:spacing w:after="0" w:line="240" w:lineRule="auto"/>
+        <w:rPr>
+          <w:noProof/>
+          <w:sz w:val="28"/>
+          <w:szCs w:val="28"/>
+        </w:rPr>
+      </w:pPr>
+      <w:r>
+        <w:rPr>
+          <w:noProof/>
+          <w:sz w:val="28"/>
+          <w:szCs w:val="28"/>
+        </w:rPr>
+        <w:t>git push origin v0.5.0</w:t>
+      </w:r>
+    </w:p>
+    <w:p>
+      <w:pPr>
+        <w:spacing w:after="0" w:line="240" w:lineRule="auto"/>
+        <w:rPr>
+          <w:noProof/>
+          <w:sz w:val="28"/>
+          <w:szCs w:val="28"/>
+        </w:rPr>
+      </w:pPr>
     </w:p>
     <w:sectPr>
       <w:pgSz w:w="11906" w:h="16838"/>

--- a/docs/roadmap.docx
+++ b/docs/roadmap.docx
@@ -496,7 +496,6 @@
           <w:szCs w:val="32"/>
         </w:rPr>
       </w:pPr>
-      <w:proofErr w:type="spellStart"/>
       <w:r>
         <w:rPr>
           <w:sz w:val="32"/>
@@ -505,7 +504,6 @@
         </w:rPr>
         <w:t>ForecastPipeline</w:t>
       </w:r>
-      <w:proofErr w:type="spellEnd"/>
     </w:p>
     <w:p>
       <w:pPr>
@@ -8770,6 +8768,743 @@
           <w:szCs w:val="28"/>
         </w:rPr>
       </w:pPr>
+    </w:p>
+    <w:p>
+      <w:pPr>
+        <w:spacing w:after="0" w:line="240" w:lineRule="auto"/>
+        <w:rPr>
+          <w:noProof/>
+          <w:sz w:val="28"/>
+          <w:szCs w:val="28"/>
+        </w:rPr>
+      </w:pPr>
+    </w:p>
+    <w:p>
+      <w:pPr>
+        <w:spacing w:after="0" w:line="240" w:lineRule="auto"/>
+        <w:rPr>
+          <w:noProof/>
+          <w:sz w:val="28"/>
+          <w:szCs w:val="28"/>
+        </w:rPr>
+      </w:pPr>
+    </w:p>
+    <w:p>
+      <w:pPr>
+        <w:spacing w:after="0" w:line="240" w:lineRule="auto"/>
+        <w:rPr>
+          <w:noProof/>
+          <w:sz w:val="28"/>
+          <w:szCs w:val="28"/>
+        </w:rPr>
+      </w:pPr>
+    </w:p>
+    <w:p>
+      <w:pPr>
+        <w:spacing w:after="0" w:line="240" w:lineRule="auto"/>
+        <w:rPr>
+          <w:noProof/>
+          <w:sz w:val="28"/>
+          <w:szCs w:val="28"/>
+        </w:rPr>
+      </w:pPr>
+    </w:p>
+    <w:p>
+      <w:pPr>
+        <w:spacing w:after="0" w:line="240" w:lineRule="auto"/>
+        <w:rPr>
+          <w:b/>
+          <w:bCs/>
+          <w:noProof/>
+          <w:sz w:val="28"/>
+          <w:szCs w:val="28"/>
+          <w:u w:val="single"/>
+        </w:rPr>
+      </w:pPr>
+      <w:r>
+        <w:rPr>
+          <w:b/>
+          <w:bCs/>
+          <w:noProof/>
+          <w:sz w:val="28"/>
+          <w:szCs w:val="28"/>
+          <w:u w:val="single"/>
+        </w:rPr>
+        <w:lastRenderedPageBreak/>
+        <w:t>Model fit (in-sample predictions)</w:t>
+      </w:r>
+      <w:r>
+        <w:rPr>
+          <w:b/>
+          <w:bCs/>
+          <w:noProof/>
+          <w:sz w:val="28"/>
+          <w:szCs w:val="28"/>
+          <w:u w:val="single"/>
+        </w:rPr>
+        <w:t>:</w:t>
+      </w:r>
+    </w:p>
+    <w:p>
+      <w:pPr>
+        <w:spacing w:after="0" w:line="240" w:lineRule="auto"/>
+        <w:rPr>
+          <w:noProof/>
+          <w:sz w:val="28"/>
+          <w:szCs w:val="28"/>
+        </w:rPr>
+      </w:pPr>
+    </w:p>
+    <w:p>
+      <w:pPr>
+        <w:spacing w:after="0" w:line="240" w:lineRule="auto"/>
+        <w:rPr>
+          <w:noProof/>
+          <w:sz w:val="28"/>
+          <w:szCs w:val="28"/>
+        </w:rPr>
+      </w:pPr>
+      <w:r>
+        <w:rPr>
+          <w:noProof/>
+          <w:sz w:val="28"/>
+          <w:szCs w:val="28"/>
+        </w:rPr>
+        <w:t>ARIMAForecaster</w:t>
+      </w:r>
+    </w:p>
+    <w:p>
+      <w:pPr>
+        <w:spacing w:after="0" w:line="240" w:lineRule="auto"/>
+        <w:rPr>
+          <w:noProof/>
+          <w:sz w:val="28"/>
+          <w:szCs w:val="28"/>
+        </w:rPr>
+      </w:pPr>
+      <w:r>
+        <w:rPr>
+          <w:noProof/>
+          <w:sz w:val="28"/>
+          <w:szCs w:val="28"/>
+        </w:rPr>
+        <w:t xml:space="preserve">        │</w:t>
+      </w:r>
+    </w:p>
+    <w:p>
+      <w:pPr>
+        <w:spacing w:after="0" w:line="240" w:lineRule="auto"/>
+        <w:rPr>
+          <w:noProof/>
+          <w:sz w:val="28"/>
+          <w:szCs w:val="28"/>
+        </w:rPr>
+      </w:pPr>
+      <w:r>
+        <w:rPr>
+          <w:noProof/>
+          <w:sz w:val="28"/>
+          <w:szCs w:val="28"/>
+        </w:rPr>
+        <w:t xml:space="preserve">        </w:t>
+      </w:r>
+      <w:r>
+        <w:rPr>
+          <w:rFonts w:ascii="Arial" w:hAnsi="Arial" w:cs="Arial"/>
+          <w:noProof/>
+          <w:sz w:val="28"/>
+          <w:szCs w:val="28"/>
+        </w:rPr>
+        <w:t>▼</w:t>
+      </w:r>
+    </w:p>
+    <w:p>
+      <w:pPr>
+        <w:spacing w:after="0" w:line="240" w:lineRule="auto"/>
+        <w:rPr>
+          <w:noProof/>
+          <w:sz w:val="28"/>
+          <w:szCs w:val="28"/>
+        </w:rPr>
+      </w:pPr>
+      <w:r>
+        <w:rPr>
+          <w:noProof/>
+          <w:sz w:val="28"/>
+          <w:szCs w:val="28"/>
+        </w:rPr>
+        <w:t>ForecastResult</w:t>
+      </w:r>
+    </w:p>
+    <w:p>
+      <w:pPr>
+        <w:spacing w:after="0" w:line="240" w:lineRule="auto"/>
+        <w:rPr>
+          <w:noProof/>
+          <w:sz w:val="28"/>
+          <w:szCs w:val="28"/>
+        </w:rPr>
+      </w:pPr>
+    </w:p>
+    <w:p>
+      <w:pPr>
+        <w:spacing w:after="0" w:line="240" w:lineRule="auto"/>
+        <w:rPr>
+          <w:noProof/>
+          <w:sz w:val="28"/>
+          <w:szCs w:val="28"/>
+        </w:rPr>
+      </w:pPr>
+      <w:r>
+        <w:rPr>
+          <w:noProof/>
+          <w:sz w:val="28"/>
+          <w:szCs w:val="28"/>
+        </w:rPr>
+        <w:t>fitted</w:t>
+      </w:r>
+    </w:p>
+    <w:p>
+      <w:pPr>
+        <w:spacing w:after="0" w:line="240" w:lineRule="auto"/>
+        <w:rPr>
+          <w:noProof/>
+          <w:sz w:val="28"/>
+          <w:szCs w:val="28"/>
+        </w:rPr>
+      </w:pPr>
+      <w:r>
+        <w:rPr>
+          <w:noProof/>
+          <w:sz w:val="28"/>
+          <w:szCs w:val="28"/>
+        </w:rPr>
+        <w:t>forecast</w:t>
+      </w:r>
+    </w:p>
+    <w:p>
+      <w:pPr>
+        <w:spacing w:after="0" w:line="240" w:lineRule="auto"/>
+        <w:rPr>
+          <w:noProof/>
+          <w:sz w:val="28"/>
+          <w:szCs w:val="28"/>
+        </w:rPr>
+      </w:pPr>
+    </w:p>
+    <w:p>
+      <w:pPr>
+        <w:spacing w:after="0" w:line="240" w:lineRule="auto"/>
+        <w:rPr>
+          <w:noProof/>
+          <w:sz w:val="28"/>
+          <w:szCs w:val="28"/>
+        </w:rPr>
+      </w:pPr>
+    </w:p>
+    <w:p>
+      <w:pPr>
+        <w:spacing w:after="0" w:line="240" w:lineRule="auto"/>
+        <w:rPr>
+          <w:b/>
+          <w:bCs/>
+          <w:noProof/>
+          <w:sz w:val="28"/>
+          <w:szCs w:val="28"/>
+          <w:u w:val="single"/>
+        </w:rPr>
+      </w:pPr>
+      <w:r>
+        <w:rPr>
+          <w:b/>
+          <w:bCs/>
+          <w:noProof/>
+          <w:sz w:val="28"/>
+          <w:szCs w:val="28"/>
+          <w:u w:val="single"/>
+        </w:rPr>
+        <w:t>Sprint 5</w:t>
+      </w:r>
+      <w:r>
+        <w:rPr>
+          <w:b/>
+          <w:bCs/>
+          <w:noProof/>
+          <w:sz w:val="28"/>
+          <w:szCs w:val="28"/>
+          <w:u w:val="single"/>
+        </w:rPr>
+        <w:t>:</w:t>
+      </w:r>
+    </w:p>
+    <w:p>
+      <w:pPr>
+        <w:spacing w:after="0" w:line="240" w:lineRule="auto"/>
+        <w:rPr>
+          <w:noProof/>
+          <w:sz w:val="28"/>
+          <w:szCs w:val="28"/>
+        </w:rPr>
+      </w:pPr>
+    </w:p>
+    <w:p>
+      <w:pPr>
+        <w:spacing w:after="0" w:line="240" w:lineRule="auto"/>
+        <w:rPr>
+          <w:noProof/>
+          <w:sz w:val="28"/>
+          <w:szCs w:val="28"/>
+        </w:rPr>
+      </w:pPr>
+      <w:r>
+        <w:rPr>
+          <w:noProof/>
+          <w:sz w:val="28"/>
+          <w:szCs w:val="28"/>
+        </w:rPr>
+        <w:t>Dataset</w:t>
+      </w:r>
+    </w:p>
+    <w:p>
+      <w:pPr>
+        <w:spacing w:after="0" w:line="240" w:lineRule="auto"/>
+        <w:rPr>
+          <w:noProof/>
+          <w:sz w:val="28"/>
+          <w:szCs w:val="28"/>
+        </w:rPr>
+      </w:pPr>
+      <w:r>
+        <w:rPr>
+          <w:noProof/>
+          <w:sz w:val="28"/>
+          <w:szCs w:val="28"/>
+        </w:rPr>
+        <w:t xml:space="preserve">   │</w:t>
+      </w:r>
+    </w:p>
+    <w:p>
+      <w:pPr>
+        <w:spacing w:after="0" w:line="240" w:lineRule="auto"/>
+        <w:rPr>
+          <w:noProof/>
+          <w:sz w:val="28"/>
+          <w:szCs w:val="28"/>
+        </w:rPr>
+      </w:pPr>
+      <w:r>
+        <w:rPr>
+          <w:noProof/>
+          <w:sz w:val="28"/>
+          <w:szCs w:val="28"/>
+        </w:rPr>
+        <w:t xml:space="preserve">   </w:t>
+      </w:r>
+      <w:r>
+        <w:rPr>
+          <w:rFonts w:ascii="Arial" w:hAnsi="Arial" w:cs="Arial"/>
+          <w:noProof/>
+          <w:sz w:val="28"/>
+          <w:szCs w:val="28"/>
+        </w:rPr>
+        <w:t>▼</w:t>
+      </w:r>
+    </w:p>
+    <w:p>
+      <w:pPr>
+        <w:spacing w:after="0" w:line="240" w:lineRule="auto"/>
+        <w:rPr>
+          <w:noProof/>
+          <w:sz w:val="28"/>
+          <w:szCs w:val="28"/>
+        </w:rPr>
+      </w:pPr>
+      <w:r>
+        <w:rPr>
+          <w:noProof/>
+          <w:sz w:val="28"/>
+          <w:szCs w:val="28"/>
+        </w:rPr>
+        <w:t>BatteryDataset</w:t>
+      </w:r>
+    </w:p>
+    <w:p>
+      <w:pPr>
+        <w:spacing w:after="0" w:line="240" w:lineRule="auto"/>
+        <w:rPr>
+          <w:noProof/>
+          <w:sz w:val="28"/>
+          <w:szCs w:val="28"/>
+        </w:rPr>
+      </w:pPr>
+      <w:r>
+        <w:rPr>
+          <w:noProof/>
+          <w:sz w:val="28"/>
+          <w:szCs w:val="28"/>
+        </w:rPr>
+        <w:t xml:space="preserve">   │</w:t>
+      </w:r>
+    </w:p>
+    <w:p>
+      <w:pPr>
+        <w:spacing w:after="0" w:line="240" w:lineRule="auto"/>
+        <w:rPr>
+          <w:noProof/>
+          <w:sz w:val="28"/>
+          <w:szCs w:val="28"/>
+        </w:rPr>
+      </w:pPr>
+      <w:r>
+        <w:rPr>
+          <w:noProof/>
+          <w:sz w:val="28"/>
+          <w:szCs w:val="28"/>
+        </w:rPr>
+        <w:t xml:space="preserve">   </w:t>
+      </w:r>
+      <w:r>
+        <w:rPr>
+          <w:rFonts w:ascii="Arial" w:hAnsi="Arial" w:cs="Arial"/>
+          <w:noProof/>
+          <w:sz w:val="28"/>
+          <w:szCs w:val="28"/>
+        </w:rPr>
+        <w:t>▼</w:t>
+      </w:r>
+    </w:p>
+    <w:p>
+      <w:pPr>
+        <w:spacing w:after="0" w:line="240" w:lineRule="auto"/>
+        <w:rPr>
+          <w:noProof/>
+          <w:sz w:val="28"/>
+          <w:szCs w:val="28"/>
+        </w:rPr>
+      </w:pPr>
+      <w:r>
+        <w:rPr>
+          <w:noProof/>
+          <w:sz w:val="28"/>
+          <w:szCs w:val="28"/>
+        </w:rPr>
+        <w:t>Forecast Model</w:t>
+      </w:r>
+    </w:p>
+    <w:p>
+      <w:pPr>
+        <w:spacing w:after="0" w:line="240" w:lineRule="auto"/>
+        <w:rPr>
+          <w:noProof/>
+          <w:sz w:val="28"/>
+          <w:szCs w:val="28"/>
+        </w:rPr>
+      </w:pPr>
+      <w:r>
+        <w:rPr>
+          <w:noProof/>
+          <w:sz w:val="28"/>
+          <w:szCs w:val="28"/>
+        </w:rPr>
+        <w:t xml:space="preserve">   │</w:t>
+      </w:r>
+    </w:p>
+    <w:p>
+      <w:pPr>
+        <w:spacing w:after="0" w:line="240" w:lineRule="auto"/>
+        <w:rPr>
+          <w:noProof/>
+          <w:sz w:val="28"/>
+          <w:szCs w:val="28"/>
+        </w:rPr>
+      </w:pPr>
+      <w:r>
+        <w:rPr>
+          <w:noProof/>
+          <w:sz w:val="28"/>
+          <w:szCs w:val="28"/>
+        </w:rPr>
+        <w:t xml:space="preserve">   </w:t>
+      </w:r>
+      <w:r>
+        <w:rPr>
+          <w:rFonts w:ascii="Arial" w:hAnsi="Arial" w:cs="Arial"/>
+          <w:noProof/>
+          <w:sz w:val="28"/>
+          <w:szCs w:val="28"/>
+        </w:rPr>
+        <w:t>▼</w:t>
+      </w:r>
+    </w:p>
+    <w:p>
+      <w:pPr>
+        <w:spacing w:after="0" w:line="240" w:lineRule="auto"/>
+        <w:rPr>
+          <w:noProof/>
+          <w:sz w:val="28"/>
+          <w:szCs w:val="28"/>
+        </w:rPr>
+      </w:pPr>
+      <w:r>
+        <w:rPr>
+          <w:noProof/>
+          <w:sz w:val="28"/>
+          <w:szCs w:val="28"/>
+        </w:rPr>
+        <w:t>ForecastResult</w:t>
+      </w:r>
+    </w:p>
+    <w:p>
+      <w:pPr>
+        <w:spacing w:after="0" w:line="240" w:lineRule="auto"/>
+        <w:rPr>
+          <w:noProof/>
+          <w:sz w:val="28"/>
+          <w:szCs w:val="28"/>
+        </w:rPr>
+      </w:pPr>
+      <w:r>
+        <w:rPr>
+          <w:noProof/>
+          <w:sz w:val="28"/>
+          <w:szCs w:val="28"/>
+        </w:rPr>
+        <w:t xml:space="preserve">   │</w:t>
+      </w:r>
+    </w:p>
+    <w:p>
+      <w:pPr>
+        <w:spacing w:after="0" w:line="240" w:lineRule="auto"/>
+        <w:rPr>
+          <w:noProof/>
+          <w:sz w:val="28"/>
+          <w:szCs w:val="28"/>
+        </w:rPr>
+      </w:pPr>
+      <w:r>
+        <w:rPr>
+          <w:noProof/>
+          <w:sz w:val="28"/>
+          <w:szCs w:val="28"/>
+        </w:rPr>
+        <w:t xml:space="preserve">   </w:t>
+      </w:r>
+      <w:r>
+        <w:rPr>
+          <w:rFonts w:ascii="Arial" w:hAnsi="Arial" w:cs="Arial"/>
+          <w:noProof/>
+          <w:sz w:val="28"/>
+          <w:szCs w:val="28"/>
+        </w:rPr>
+        <w:t>▼</w:t>
+      </w:r>
+    </w:p>
+    <w:p>
+      <w:pPr>
+        <w:spacing w:after="0" w:line="240" w:lineRule="auto"/>
+        <w:rPr>
+          <w:noProof/>
+          <w:sz w:val="28"/>
+          <w:szCs w:val="28"/>
+        </w:rPr>
+      </w:pPr>
+      <w:r>
+        <w:rPr>
+          <w:noProof/>
+          <w:sz w:val="28"/>
+          <w:szCs w:val="28"/>
+        </w:rPr>
+        <w:t>ForecastPlot</w:t>
+      </w:r>
+    </w:p>
+    <w:p>
+      <w:pPr>
+        <w:spacing w:after="0" w:line="240" w:lineRule="auto"/>
+        <w:rPr>
+          <w:noProof/>
+          <w:sz w:val="28"/>
+          <w:szCs w:val="28"/>
+        </w:rPr>
+      </w:pPr>
+      <w:r>
+        <w:rPr>
+          <w:noProof/>
+          <w:sz w:val="28"/>
+          <w:szCs w:val="28"/>
+        </w:rPr>
+        <w:t xml:space="preserve">   │</w:t>
+      </w:r>
+    </w:p>
+    <w:p>
+      <w:pPr>
+        <w:spacing w:after="0" w:line="240" w:lineRule="auto"/>
+        <w:rPr>
+          <w:noProof/>
+          <w:sz w:val="28"/>
+          <w:szCs w:val="28"/>
+        </w:rPr>
+      </w:pPr>
+      <w:r>
+        <w:rPr>
+          <w:noProof/>
+          <w:sz w:val="28"/>
+          <w:szCs w:val="28"/>
+        </w:rPr>
+        <w:t xml:space="preserve">   </w:t>
+      </w:r>
+      <w:r>
+        <w:rPr>
+          <w:rFonts w:ascii="Arial" w:hAnsi="Arial" w:cs="Arial"/>
+          <w:noProof/>
+          <w:sz w:val="28"/>
+          <w:szCs w:val="28"/>
+        </w:rPr>
+        <w:t>▼</w:t>
+      </w:r>
+    </w:p>
+    <w:p>
+      <w:pPr>
+        <w:spacing w:after="0" w:line="240" w:lineRule="auto"/>
+        <w:rPr>
+          <w:noProof/>
+          <w:sz w:val="28"/>
+          <w:szCs w:val="28"/>
+        </w:rPr>
+      </w:pPr>
+      <w:r>
+        <w:rPr>
+          <w:noProof/>
+          <w:sz w:val="28"/>
+          <w:szCs w:val="28"/>
+        </w:rPr>
+        <w:t>Experiment</w:t>
+      </w:r>
+    </w:p>
+    <w:p>
+      <w:pPr>
+        <w:spacing w:after="0" w:line="240" w:lineRule="auto"/>
+        <w:rPr>
+          <w:noProof/>
+          <w:sz w:val="28"/>
+          <w:szCs w:val="28"/>
+        </w:rPr>
+      </w:pPr>
+      <w:r>
+        <w:rPr>
+          <w:noProof/>
+          <w:sz w:val="28"/>
+          <w:szCs w:val="28"/>
+        </w:rPr>
+        <w:t xml:space="preserve">   │</w:t>
+      </w:r>
+    </w:p>
+    <w:p>
+      <w:pPr>
+        <w:spacing w:after="0" w:line="240" w:lineRule="auto"/>
+        <w:rPr>
+          <w:noProof/>
+          <w:sz w:val="28"/>
+          <w:szCs w:val="28"/>
+        </w:rPr>
+      </w:pPr>
+      <w:r>
+        <w:rPr>
+          <w:noProof/>
+          <w:sz w:val="28"/>
+          <w:szCs w:val="28"/>
+        </w:rPr>
+        <w:t xml:space="preserve">   </w:t>
+      </w:r>
+      <w:r>
+        <w:rPr>
+          <w:rFonts w:ascii="Arial" w:hAnsi="Arial" w:cs="Arial"/>
+          <w:noProof/>
+          <w:sz w:val="28"/>
+          <w:szCs w:val="28"/>
+        </w:rPr>
+        <w:t>▼</w:t>
+      </w:r>
+    </w:p>
+    <w:p>
+      <w:pPr>
+        <w:spacing w:after="0" w:line="240" w:lineRule="auto"/>
+        <w:rPr>
+          <w:noProof/>
+          <w:sz w:val="28"/>
+          <w:szCs w:val="28"/>
+        </w:rPr>
+      </w:pPr>
+      <w:r>
+        <w:rPr>
+          <w:noProof/>
+          <w:sz w:val="28"/>
+          <w:szCs w:val="28"/>
+        </w:rPr>
+        <w:t>ExperimentRegistry</w:t>
+      </w:r>
+    </w:p>
+    <w:p>
+      <w:pPr>
+        <w:spacing w:after="0" w:line="240" w:lineRule="auto"/>
+        <w:rPr>
+          <w:noProof/>
+          <w:sz w:val="28"/>
+          <w:szCs w:val="28"/>
+        </w:rPr>
+      </w:pPr>
+      <w:r>
+        <w:rPr>
+          <w:noProof/>
+          <w:sz w:val="28"/>
+          <w:szCs w:val="28"/>
+        </w:rPr>
+        <w:t xml:space="preserve">   │</w:t>
+      </w:r>
+    </w:p>
+    <w:p>
+      <w:pPr>
+        <w:spacing w:after="0" w:line="240" w:lineRule="auto"/>
+        <w:rPr>
+          <w:noProof/>
+          <w:sz w:val="28"/>
+          <w:szCs w:val="28"/>
+        </w:rPr>
+      </w:pPr>
+      <w:r>
+        <w:rPr>
+          <w:noProof/>
+          <w:sz w:val="28"/>
+          <w:szCs w:val="28"/>
+        </w:rPr>
+        <w:t xml:space="preserve">   </w:t>
+      </w:r>
+      <w:r>
+        <w:rPr>
+          <w:rFonts w:ascii="Arial" w:hAnsi="Arial" w:cs="Arial"/>
+          <w:noProof/>
+          <w:sz w:val="28"/>
+          <w:szCs w:val="28"/>
+        </w:rPr>
+        <w:t>▼</w:t>
+      </w:r>
+    </w:p>
+    <w:p>
+      <w:pPr>
+        <w:spacing w:after="0" w:line="240" w:lineRule="auto"/>
+        <w:rPr>
+          <w:noProof/>
+          <w:sz w:val="28"/>
+          <w:szCs w:val="28"/>
+        </w:rPr>
+      </w:pPr>
+      <w:r>
+        <w:rPr>
+          <w:noProof/>
+          <w:sz w:val="28"/>
+          <w:szCs w:val="28"/>
+        </w:rPr>
+        <w:t>Results</w:t>
+      </w:r>
     </w:p>
     <w:sectPr>
       <w:pgSz w:w="11906" w:h="16838"/>
@@ -10758,7 +11493,6 @@
   <w:style w:type="character" w:default="1" w:styleId="VarsaylanParagrafYazTipi">
     <w:name w:val="Default Paragraph Font"/>
     <w:uiPriority w:val="1"/>
-    <w:semiHidden/>
     <w:unhideWhenUsed/>
   </w:style>
   <w:style w:type="table" w:default="1" w:styleId="NormalTablo">

--- a/docs/roadmap.docx
+++ b/docs/roadmap.docx
@@ -8831,9 +8831,169 @@
           <w:u w:val="single"/>
         </w:rPr>
         <w:lastRenderedPageBreak/>
-        <w:t>Model fit (in-sample predictions)</w:t>
-      </w:r>
-      <w:r>
+        <w:t>Model fit (in-sample predictions):</w:t>
+      </w:r>
+    </w:p>
+    <w:p>
+      <w:pPr>
+        <w:spacing w:after="0" w:line="240" w:lineRule="auto"/>
+        <w:rPr>
+          <w:noProof/>
+          <w:sz w:val="28"/>
+          <w:szCs w:val="28"/>
+        </w:rPr>
+      </w:pPr>
+    </w:p>
+    <w:p>
+      <w:pPr>
+        <w:spacing w:after="0" w:line="240" w:lineRule="auto"/>
+        <w:rPr>
+          <w:noProof/>
+          <w:sz w:val="28"/>
+          <w:szCs w:val="28"/>
+        </w:rPr>
+      </w:pPr>
+      <w:r>
+        <w:rPr>
+          <w:noProof/>
+          <w:sz w:val="28"/>
+          <w:szCs w:val="28"/>
+        </w:rPr>
+        <w:t>ARIMAForecaster</w:t>
+      </w:r>
+    </w:p>
+    <w:p>
+      <w:pPr>
+        <w:spacing w:after="0" w:line="240" w:lineRule="auto"/>
+        <w:rPr>
+          <w:noProof/>
+          <w:sz w:val="28"/>
+          <w:szCs w:val="28"/>
+        </w:rPr>
+      </w:pPr>
+      <w:r>
+        <w:rPr>
+          <w:noProof/>
+          <w:sz w:val="28"/>
+          <w:szCs w:val="28"/>
+        </w:rPr>
+        <w:t xml:space="preserve">        │</w:t>
+      </w:r>
+    </w:p>
+    <w:p>
+      <w:pPr>
+        <w:spacing w:after="0" w:line="240" w:lineRule="auto"/>
+        <w:rPr>
+          <w:noProof/>
+          <w:sz w:val="28"/>
+          <w:szCs w:val="28"/>
+        </w:rPr>
+      </w:pPr>
+      <w:r>
+        <w:rPr>
+          <w:noProof/>
+          <w:sz w:val="28"/>
+          <w:szCs w:val="28"/>
+        </w:rPr>
+        <w:t xml:space="preserve">        </w:t>
+      </w:r>
+      <w:r>
+        <w:rPr>
+          <w:rFonts w:ascii="Arial" w:hAnsi="Arial" w:cs="Arial"/>
+          <w:noProof/>
+          <w:sz w:val="28"/>
+          <w:szCs w:val="28"/>
+        </w:rPr>
+        <w:t>▼</w:t>
+      </w:r>
+    </w:p>
+    <w:p>
+      <w:pPr>
+        <w:spacing w:after="0" w:line="240" w:lineRule="auto"/>
+        <w:rPr>
+          <w:noProof/>
+          <w:sz w:val="28"/>
+          <w:szCs w:val="28"/>
+        </w:rPr>
+      </w:pPr>
+      <w:r>
+        <w:rPr>
+          <w:noProof/>
+          <w:sz w:val="28"/>
+          <w:szCs w:val="28"/>
+        </w:rPr>
+        <w:t>ForecastResult</w:t>
+      </w:r>
+    </w:p>
+    <w:p>
+      <w:pPr>
+        <w:spacing w:after="0" w:line="240" w:lineRule="auto"/>
+        <w:rPr>
+          <w:noProof/>
+          <w:sz w:val="28"/>
+          <w:szCs w:val="28"/>
+        </w:rPr>
+      </w:pPr>
+    </w:p>
+    <w:p>
+      <w:pPr>
+        <w:spacing w:after="0" w:line="240" w:lineRule="auto"/>
+        <w:rPr>
+          <w:noProof/>
+          <w:sz w:val="28"/>
+          <w:szCs w:val="28"/>
+        </w:rPr>
+      </w:pPr>
+      <w:r>
+        <w:rPr>
+          <w:noProof/>
+          <w:sz w:val="28"/>
+          <w:szCs w:val="28"/>
+        </w:rPr>
+        <w:t>fitted</w:t>
+      </w:r>
+    </w:p>
+    <w:p>
+      <w:pPr>
+        <w:spacing w:after="0" w:line="240" w:lineRule="auto"/>
+        <w:rPr>
+          <w:noProof/>
+          <w:sz w:val="28"/>
+          <w:szCs w:val="28"/>
+        </w:rPr>
+      </w:pPr>
+      <w:r>
+        <w:rPr>
+          <w:noProof/>
+          <w:sz w:val="28"/>
+          <w:szCs w:val="28"/>
+        </w:rPr>
+        <w:t>forecast</w:t>
+      </w:r>
+    </w:p>
+    <w:p>
+      <w:pPr>
+        <w:spacing w:after="0" w:line="240" w:lineRule="auto"/>
+        <w:rPr>
+          <w:noProof/>
+          <w:sz w:val="28"/>
+          <w:szCs w:val="28"/>
+        </w:rPr>
+      </w:pPr>
+    </w:p>
+    <w:p>
+      <w:pPr>
+        <w:spacing w:after="0" w:line="240" w:lineRule="auto"/>
+        <w:rPr>
+          <w:noProof/>
+          <w:sz w:val="28"/>
+          <w:szCs w:val="28"/>
+        </w:rPr>
+      </w:pPr>
+    </w:p>
+    <w:p>
+      <w:pPr>
+        <w:spacing w:after="0" w:line="240" w:lineRule="auto"/>
         <w:rPr>
           <w:b/>
           <w:bCs/>
@@ -8842,6 +9002,27 @@
           <w:szCs w:val="28"/>
           <w:u w:val="single"/>
         </w:rPr>
+      </w:pPr>
+      <w:r>
+        <w:rPr>
+          <w:b/>
+          <w:bCs/>
+          <w:noProof/>
+          <w:sz w:val="28"/>
+          <w:szCs w:val="28"/>
+          <w:u w:val="single"/>
+        </w:rPr>
+        <w:t>Sprint 5</w:t>
+      </w:r>
+      <w:r>
+        <w:rPr>
+          <w:b/>
+          <w:bCs/>
+          <w:noProof/>
+          <w:sz w:val="28"/>
+          <w:szCs w:val="28"/>
+          <w:u w:val="single"/>
+        </w:rPr>
         <w:t>:</w:t>
       </w:r>
     </w:p>
@@ -8870,43 +9051,43 @@
           <w:sz w:val="28"/>
           <w:szCs w:val="28"/>
         </w:rPr>
-        <w:t>ARIMAForecaster</w:t>
-      </w:r>
-    </w:p>
-    <w:p>
-      <w:pPr>
-        <w:spacing w:after="0" w:line="240" w:lineRule="auto"/>
-        <w:rPr>
-          <w:noProof/>
-          <w:sz w:val="28"/>
-          <w:szCs w:val="28"/>
-        </w:rPr>
-      </w:pPr>
-      <w:r>
-        <w:rPr>
-          <w:noProof/>
-          <w:sz w:val="28"/>
-          <w:szCs w:val="28"/>
-        </w:rPr>
-        <w:t xml:space="preserve">        │</w:t>
-      </w:r>
-    </w:p>
-    <w:p>
-      <w:pPr>
-        <w:spacing w:after="0" w:line="240" w:lineRule="auto"/>
-        <w:rPr>
-          <w:noProof/>
-          <w:sz w:val="28"/>
-          <w:szCs w:val="28"/>
-        </w:rPr>
-      </w:pPr>
-      <w:r>
-        <w:rPr>
-          <w:noProof/>
-          <w:sz w:val="28"/>
-          <w:szCs w:val="28"/>
-        </w:rPr>
-        <w:t xml:space="preserve">        </w:t>
+        <w:t>Dataset</w:t>
+      </w:r>
+    </w:p>
+    <w:p>
+      <w:pPr>
+        <w:spacing w:after="0" w:line="240" w:lineRule="auto"/>
+        <w:rPr>
+          <w:noProof/>
+          <w:sz w:val="28"/>
+          <w:szCs w:val="28"/>
+        </w:rPr>
+      </w:pPr>
+      <w:r>
+        <w:rPr>
+          <w:noProof/>
+          <w:sz w:val="28"/>
+          <w:szCs w:val="28"/>
+        </w:rPr>
+        <w:t xml:space="preserve">   │</w:t>
+      </w:r>
+    </w:p>
+    <w:p>
+      <w:pPr>
+        <w:spacing w:after="0" w:line="240" w:lineRule="auto"/>
+        <w:rPr>
+          <w:noProof/>
+          <w:sz w:val="28"/>
+          <w:szCs w:val="28"/>
+        </w:rPr>
+      </w:pPr>
+      <w:r>
+        <w:rPr>
+          <w:noProof/>
+          <w:sz w:val="28"/>
+          <w:szCs w:val="28"/>
+        </w:rPr>
+        <w:t xml:space="preserve">   </w:t>
       </w:r>
       <w:r>
         <w:rPr>
@@ -8933,6 +9114,132 @@
           <w:sz w:val="28"/>
           <w:szCs w:val="28"/>
         </w:rPr>
+        <w:t>BatteryDataset</w:t>
+      </w:r>
+    </w:p>
+    <w:p>
+      <w:pPr>
+        <w:spacing w:after="0" w:line="240" w:lineRule="auto"/>
+        <w:rPr>
+          <w:noProof/>
+          <w:sz w:val="28"/>
+          <w:szCs w:val="28"/>
+        </w:rPr>
+      </w:pPr>
+      <w:r>
+        <w:rPr>
+          <w:noProof/>
+          <w:sz w:val="28"/>
+          <w:szCs w:val="28"/>
+        </w:rPr>
+        <w:t xml:space="preserve">   │</w:t>
+      </w:r>
+    </w:p>
+    <w:p>
+      <w:pPr>
+        <w:spacing w:after="0" w:line="240" w:lineRule="auto"/>
+        <w:rPr>
+          <w:noProof/>
+          <w:sz w:val="28"/>
+          <w:szCs w:val="28"/>
+        </w:rPr>
+      </w:pPr>
+      <w:r>
+        <w:rPr>
+          <w:noProof/>
+          <w:sz w:val="28"/>
+          <w:szCs w:val="28"/>
+        </w:rPr>
+        <w:t xml:space="preserve">   </w:t>
+      </w:r>
+      <w:r>
+        <w:rPr>
+          <w:rFonts w:ascii="Arial" w:hAnsi="Arial" w:cs="Arial"/>
+          <w:noProof/>
+          <w:sz w:val="28"/>
+          <w:szCs w:val="28"/>
+        </w:rPr>
+        <w:t>▼</w:t>
+      </w:r>
+    </w:p>
+    <w:p>
+      <w:pPr>
+        <w:spacing w:after="0" w:line="240" w:lineRule="auto"/>
+        <w:rPr>
+          <w:noProof/>
+          <w:sz w:val="28"/>
+          <w:szCs w:val="28"/>
+        </w:rPr>
+      </w:pPr>
+      <w:r>
+        <w:rPr>
+          <w:noProof/>
+          <w:sz w:val="28"/>
+          <w:szCs w:val="28"/>
+        </w:rPr>
+        <w:t>Forecast Model</w:t>
+      </w:r>
+    </w:p>
+    <w:p>
+      <w:pPr>
+        <w:spacing w:after="0" w:line="240" w:lineRule="auto"/>
+        <w:rPr>
+          <w:noProof/>
+          <w:sz w:val="28"/>
+          <w:szCs w:val="28"/>
+        </w:rPr>
+      </w:pPr>
+      <w:r>
+        <w:rPr>
+          <w:noProof/>
+          <w:sz w:val="28"/>
+          <w:szCs w:val="28"/>
+        </w:rPr>
+        <w:t xml:space="preserve">   │</w:t>
+      </w:r>
+    </w:p>
+    <w:p>
+      <w:pPr>
+        <w:spacing w:after="0" w:line="240" w:lineRule="auto"/>
+        <w:rPr>
+          <w:noProof/>
+          <w:sz w:val="28"/>
+          <w:szCs w:val="28"/>
+        </w:rPr>
+      </w:pPr>
+      <w:r>
+        <w:rPr>
+          <w:noProof/>
+          <w:sz w:val="28"/>
+          <w:szCs w:val="28"/>
+        </w:rPr>
+        <w:t xml:space="preserve">   </w:t>
+      </w:r>
+      <w:r>
+        <w:rPr>
+          <w:rFonts w:ascii="Arial" w:hAnsi="Arial" w:cs="Arial"/>
+          <w:noProof/>
+          <w:sz w:val="28"/>
+          <w:szCs w:val="28"/>
+        </w:rPr>
+        <w:t>▼</w:t>
+      </w:r>
+    </w:p>
+    <w:p>
+      <w:pPr>
+        <w:spacing w:after="0" w:line="240" w:lineRule="auto"/>
+        <w:rPr>
+          <w:noProof/>
+          <w:sz w:val="28"/>
+          <w:szCs w:val="28"/>
+        </w:rPr>
+      </w:pPr>
+      <w:r>
+        <w:rPr>
+          <w:noProof/>
+          <w:sz w:val="28"/>
+          <w:szCs w:val="28"/>
+        </w:rPr>
         <w:t>ForecastResult</w:t>
       </w:r>
     </w:p>
@@ -8945,42 +9252,288 @@
           <w:szCs w:val="28"/>
         </w:rPr>
       </w:pPr>
-    </w:p>
-    <w:p>
-      <w:pPr>
-        <w:spacing w:after="0" w:line="240" w:lineRule="auto"/>
-        <w:rPr>
-          <w:noProof/>
-          <w:sz w:val="28"/>
-          <w:szCs w:val="28"/>
-        </w:rPr>
-      </w:pPr>
-      <w:r>
-        <w:rPr>
-          <w:noProof/>
-          <w:sz w:val="28"/>
-          <w:szCs w:val="28"/>
-        </w:rPr>
-        <w:t>fitted</w:t>
-      </w:r>
-    </w:p>
-    <w:p>
-      <w:pPr>
-        <w:spacing w:after="0" w:line="240" w:lineRule="auto"/>
-        <w:rPr>
-          <w:noProof/>
-          <w:sz w:val="28"/>
-          <w:szCs w:val="28"/>
-        </w:rPr>
-      </w:pPr>
-      <w:r>
-        <w:rPr>
-          <w:noProof/>
-          <w:sz w:val="28"/>
-          <w:szCs w:val="28"/>
-        </w:rPr>
-        <w:t>forecast</w:t>
-      </w:r>
+      <w:r>
+        <w:rPr>
+          <w:noProof/>
+          <w:sz w:val="28"/>
+          <w:szCs w:val="28"/>
+        </w:rPr>
+        <w:t xml:space="preserve">   │</w:t>
+      </w:r>
+    </w:p>
+    <w:p>
+      <w:pPr>
+        <w:spacing w:after="0" w:line="240" w:lineRule="auto"/>
+        <w:rPr>
+          <w:noProof/>
+          <w:sz w:val="28"/>
+          <w:szCs w:val="28"/>
+        </w:rPr>
+      </w:pPr>
+      <w:r>
+        <w:rPr>
+          <w:noProof/>
+          <w:sz w:val="28"/>
+          <w:szCs w:val="28"/>
+        </w:rPr>
+        <w:t xml:space="preserve">   </w:t>
+      </w:r>
+      <w:r>
+        <w:rPr>
+          <w:rFonts w:ascii="Arial" w:hAnsi="Arial" w:cs="Arial"/>
+          <w:noProof/>
+          <w:sz w:val="28"/>
+          <w:szCs w:val="28"/>
+        </w:rPr>
+        <w:t>▼</w:t>
+      </w:r>
+    </w:p>
+    <w:p>
+      <w:pPr>
+        <w:spacing w:after="0" w:line="240" w:lineRule="auto"/>
+        <w:rPr>
+          <w:noProof/>
+          <w:sz w:val="28"/>
+          <w:szCs w:val="28"/>
+        </w:rPr>
+      </w:pPr>
+      <w:r>
+        <w:rPr>
+          <w:noProof/>
+          <w:sz w:val="28"/>
+          <w:szCs w:val="28"/>
+        </w:rPr>
+        <w:t>ForecastPlot</w:t>
+      </w:r>
+    </w:p>
+    <w:p>
+      <w:pPr>
+        <w:spacing w:after="0" w:line="240" w:lineRule="auto"/>
+        <w:rPr>
+          <w:noProof/>
+          <w:sz w:val="28"/>
+          <w:szCs w:val="28"/>
+        </w:rPr>
+      </w:pPr>
+      <w:r>
+        <w:rPr>
+          <w:noProof/>
+          <w:sz w:val="28"/>
+          <w:szCs w:val="28"/>
+        </w:rPr>
+        <w:t xml:space="preserve">   │</w:t>
+      </w:r>
+    </w:p>
+    <w:p>
+      <w:pPr>
+        <w:spacing w:after="0" w:line="240" w:lineRule="auto"/>
+        <w:rPr>
+          <w:noProof/>
+          <w:sz w:val="28"/>
+          <w:szCs w:val="28"/>
+        </w:rPr>
+      </w:pPr>
+      <w:r>
+        <w:rPr>
+          <w:noProof/>
+          <w:sz w:val="28"/>
+          <w:szCs w:val="28"/>
+        </w:rPr>
+        <w:t xml:space="preserve">   </w:t>
+      </w:r>
+      <w:r>
+        <w:rPr>
+          <w:rFonts w:ascii="Arial" w:hAnsi="Arial" w:cs="Arial"/>
+          <w:noProof/>
+          <w:sz w:val="28"/>
+          <w:szCs w:val="28"/>
+        </w:rPr>
+        <w:t>▼</w:t>
+      </w:r>
+    </w:p>
+    <w:p>
+      <w:pPr>
+        <w:spacing w:after="0" w:line="240" w:lineRule="auto"/>
+        <w:rPr>
+          <w:noProof/>
+          <w:sz w:val="28"/>
+          <w:szCs w:val="28"/>
+        </w:rPr>
+      </w:pPr>
+      <w:r>
+        <w:rPr>
+          <w:noProof/>
+          <w:sz w:val="28"/>
+          <w:szCs w:val="28"/>
+        </w:rPr>
+        <w:t>Experiment</w:t>
+      </w:r>
+    </w:p>
+    <w:p>
+      <w:pPr>
+        <w:spacing w:after="0" w:line="240" w:lineRule="auto"/>
+        <w:rPr>
+          <w:noProof/>
+          <w:sz w:val="28"/>
+          <w:szCs w:val="28"/>
+        </w:rPr>
+      </w:pPr>
+      <w:r>
+        <w:rPr>
+          <w:noProof/>
+          <w:sz w:val="28"/>
+          <w:szCs w:val="28"/>
+        </w:rPr>
+        <w:t xml:space="preserve">   │</w:t>
+      </w:r>
+    </w:p>
+    <w:p>
+      <w:pPr>
+        <w:spacing w:after="0" w:line="240" w:lineRule="auto"/>
+        <w:rPr>
+          <w:noProof/>
+          <w:sz w:val="28"/>
+          <w:szCs w:val="28"/>
+        </w:rPr>
+      </w:pPr>
+      <w:r>
+        <w:rPr>
+          <w:noProof/>
+          <w:sz w:val="28"/>
+          <w:szCs w:val="28"/>
+        </w:rPr>
+        <w:t xml:space="preserve">   </w:t>
+      </w:r>
+      <w:r>
+        <w:rPr>
+          <w:rFonts w:ascii="Arial" w:hAnsi="Arial" w:cs="Arial"/>
+          <w:noProof/>
+          <w:sz w:val="28"/>
+          <w:szCs w:val="28"/>
+        </w:rPr>
+        <w:t>▼</w:t>
+      </w:r>
+    </w:p>
+    <w:p>
+      <w:pPr>
+        <w:spacing w:after="0" w:line="240" w:lineRule="auto"/>
+        <w:rPr>
+          <w:noProof/>
+          <w:sz w:val="28"/>
+          <w:szCs w:val="28"/>
+        </w:rPr>
+      </w:pPr>
+      <w:r>
+        <w:rPr>
+          <w:noProof/>
+          <w:sz w:val="28"/>
+          <w:szCs w:val="28"/>
+        </w:rPr>
+        <w:t>ExperimentRegistry</w:t>
+      </w:r>
+    </w:p>
+    <w:p>
+      <w:pPr>
+        <w:spacing w:after="0" w:line="240" w:lineRule="auto"/>
+        <w:rPr>
+          <w:noProof/>
+          <w:sz w:val="28"/>
+          <w:szCs w:val="28"/>
+        </w:rPr>
+      </w:pPr>
+      <w:r>
+        <w:rPr>
+          <w:noProof/>
+          <w:sz w:val="28"/>
+          <w:szCs w:val="28"/>
+        </w:rPr>
+        <w:t xml:space="preserve">   │</w:t>
+      </w:r>
+    </w:p>
+    <w:p>
+      <w:pPr>
+        <w:spacing w:after="0" w:line="240" w:lineRule="auto"/>
+        <w:rPr>
+          <w:noProof/>
+          <w:sz w:val="28"/>
+          <w:szCs w:val="28"/>
+        </w:rPr>
+      </w:pPr>
+      <w:r>
+        <w:rPr>
+          <w:noProof/>
+          <w:sz w:val="28"/>
+          <w:szCs w:val="28"/>
+        </w:rPr>
+        <w:t xml:space="preserve">   </w:t>
+      </w:r>
+      <w:r>
+        <w:rPr>
+          <w:rFonts w:ascii="Arial" w:hAnsi="Arial" w:cs="Arial"/>
+          <w:noProof/>
+          <w:sz w:val="28"/>
+          <w:szCs w:val="28"/>
+        </w:rPr>
+        <w:t>▼</w:t>
+      </w:r>
+    </w:p>
+    <w:p>
+      <w:pPr>
+        <w:spacing w:after="0" w:line="240" w:lineRule="auto"/>
+        <w:rPr>
+          <w:noProof/>
+          <w:sz w:val="28"/>
+          <w:szCs w:val="28"/>
+        </w:rPr>
+      </w:pPr>
+      <w:r>
+        <w:rPr>
+          <w:noProof/>
+          <w:sz w:val="28"/>
+          <w:szCs w:val="28"/>
+        </w:rPr>
+        <w:t>Results</w:t>
+      </w:r>
+    </w:p>
+    <w:p>
+      <w:pPr>
+        <w:spacing w:after="0" w:line="240" w:lineRule="auto"/>
+        <w:rPr>
+          <w:noProof/>
+          <w:sz w:val="28"/>
+          <w:szCs w:val="28"/>
+        </w:rPr>
+      </w:pPr>
+    </w:p>
+    <w:p>
+      <w:pPr>
+        <w:spacing w:after="0" w:line="240" w:lineRule="auto"/>
+        <w:rPr>
+          <w:noProof/>
+          <w:sz w:val="28"/>
+          <w:szCs w:val="28"/>
+        </w:rPr>
+      </w:pPr>
+    </w:p>
+    <w:p>
+      <w:pPr>
+        <w:spacing w:after="0" w:line="240" w:lineRule="auto"/>
+        <w:rPr>
+          <w:noProof/>
+          <w:sz w:val="28"/>
+          <w:szCs w:val="28"/>
+        </w:rPr>
+      </w:pPr>
+    </w:p>
+    <w:p>
+      <w:pPr>
+        <w:spacing w:after="0" w:line="240" w:lineRule="auto"/>
+        <w:rPr>
+          <w:noProof/>
+          <w:sz w:val="28"/>
+          <w:szCs w:val="28"/>
+        </w:rPr>
+      </w:pPr>
     </w:p>
     <w:p>
       <w:pPr>
@@ -9023,7 +9576,7 @@
           <w:szCs w:val="28"/>
           <w:u w:val="single"/>
         </w:rPr>
-        <w:t>Sprint 5</w:t>
+        <w:t>Kalman filter</w:t>
       </w:r>
       <w:r>
         <w:rPr>
@@ -9062,449 +9615,386 @@
           <w:sz w:val="28"/>
           <w:szCs w:val="28"/>
         </w:rPr>
-        <w:t>Dataset</w:t>
-      </w:r>
-    </w:p>
-    <w:p>
-      <w:pPr>
-        <w:spacing w:after="0" w:line="240" w:lineRule="auto"/>
-        <w:rPr>
-          <w:noProof/>
-          <w:sz w:val="28"/>
-          <w:szCs w:val="28"/>
-        </w:rPr>
-      </w:pPr>
-      <w:r>
-        <w:rPr>
-          <w:noProof/>
-          <w:sz w:val="28"/>
-          <w:szCs w:val="28"/>
-        </w:rPr>
-        <w:t xml:space="preserve">   │</w:t>
-      </w:r>
-    </w:p>
-    <w:p>
-      <w:pPr>
-        <w:spacing w:after="0" w:line="240" w:lineRule="auto"/>
-        <w:rPr>
-          <w:noProof/>
-          <w:sz w:val="28"/>
-          <w:szCs w:val="28"/>
-        </w:rPr>
-      </w:pPr>
-      <w:r>
-        <w:rPr>
-          <w:noProof/>
-          <w:sz w:val="28"/>
-          <w:szCs w:val="28"/>
-        </w:rPr>
-        <w:t xml:space="preserve">   </w:t>
-      </w:r>
-      <w:r>
-        <w:rPr>
-          <w:rFonts w:ascii="Arial" w:hAnsi="Arial" w:cs="Arial"/>
-          <w:noProof/>
-          <w:sz w:val="28"/>
-          <w:szCs w:val="28"/>
-        </w:rPr>
-        <w:t>▼</w:t>
-      </w:r>
-    </w:p>
-    <w:p>
-      <w:pPr>
-        <w:spacing w:after="0" w:line="240" w:lineRule="auto"/>
-        <w:rPr>
-          <w:noProof/>
-          <w:sz w:val="28"/>
-          <w:szCs w:val="28"/>
-        </w:rPr>
-      </w:pPr>
-      <w:r>
-        <w:rPr>
-          <w:noProof/>
-          <w:sz w:val="28"/>
-          <w:szCs w:val="28"/>
-        </w:rPr>
-        <w:t>BatteryDataset</w:t>
-      </w:r>
-    </w:p>
-    <w:p>
-      <w:pPr>
-        <w:spacing w:after="0" w:line="240" w:lineRule="auto"/>
-        <w:rPr>
-          <w:noProof/>
-          <w:sz w:val="28"/>
-          <w:szCs w:val="28"/>
-        </w:rPr>
-      </w:pPr>
-      <w:r>
-        <w:rPr>
-          <w:noProof/>
-          <w:sz w:val="28"/>
-          <w:szCs w:val="28"/>
-        </w:rPr>
-        <w:t xml:space="preserve">   │</w:t>
-      </w:r>
-    </w:p>
-    <w:p>
-      <w:pPr>
-        <w:spacing w:after="0" w:line="240" w:lineRule="auto"/>
-        <w:rPr>
-          <w:noProof/>
-          <w:sz w:val="28"/>
-          <w:szCs w:val="28"/>
-        </w:rPr>
-      </w:pPr>
-      <w:r>
-        <w:rPr>
-          <w:noProof/>
-          <w:sz w:val="28"/>
-          <w:szCs w:val="28"/>
-        </w:rPr>
-        <w:t xml:space="preserve">   </w:t>
-      </w:r>
-      <w:r>
-        <w:rPr>
-          <w:rFonts w:ascii="Arial" w:hAnsi="Arial" w:cs="Arial"/>
-          <w:noProof/>
-          <w:sz w:val="28"/>
-          <w:szCs w:val="28"/>
-        </w:rPr>
-        <w:t>▼</w:t>
-      </w:r>
-    </w:p>
-    <w:p>
-      <w:pPr>
-        <w:spacing w:after="0" w:line="240" w:lineRule="auto"/>
-        <w:rPr>
-          <w:noProof/>
-          <w:sz w:val="28"/>
-          <w:szCs w:val="28"/>
-        </w:rPr>
-      </w:pPr>
-      <w:r>
-        <w:rPr>
-          <w:noProof/>
-          <w:sz w:val="28"/>
-          <w:szCs w:val="28"/>
-        </w:rPr>
-        <w:t>Forecast Model</w:t>
-      </w:r>
-    </w:p>
-    <w:p>
-      <w:pPr>
-        <w:spacing w:after="0" w:line="240" w:lineRule="auto"/>
-        <w:rPr>
-          <w:noProof/>
-          <w:sz w:val="28"/>
-          <w:szCs w:val="28"/>
-        </w:rPr>
-      </w:pPr>
-      <w:r>
-        <w:rPr>
-          <w:noProof/>
-          <w:sz w:val="28"/>
-          <w:szCs w:val="28"/>
-        </w:rPr>
-        <w:t xml:space="preserve">   │</w:t>
-      </w:r>
-    </w:p>
-    <w:p>
-      <w:pPr>
-        <w:spacing w:after="0" w:line="240" w:lineRule="auto"/>
-        <w:rPr>
-          <w:noProof/>
-          <w:sz w:val="28"/>
-          <w:szCs w:val="28"/>
-        </w:rPr>
-      </w:pPr>
-      <w:r>
-        <w:rPr>
-          <w:noProof/>
-          <w:sz w:val="28"/>
-          <w:szCs w:val="28"/>
-        </w:rPr>
-        <w:t xml:space="preserve">   </w:t>
-      </w:r>
-      <w:r>
-        <w:rPr>
-          <w:rFonts w:ascii="Arial" w:hAnsi="Arial" w:cs="Arial"/>
-          <w:noProof/>
-          <w:sz w:val="28"/>
-          <w:szCs w:val="28"/>
-        </w:rPr>
-        <w:t>▼</w:t>
-      </w:r>
-    </w:p>
-    <w:p>
-      <w:pPr>
-        <w:spacing w:after="0" w:line="240" w:lineRule="auto"/>
-        <w:rPr>
-          <w:noProof/>
-          <w:sz w:val="28"/>
-          <w:szCs w:val="28"/>
-        </w:rPr>
-      </w:pPr>
-      <w:r>
-        <w:rPr>
-          <w:noProof/>
-          <w:sz w:val="28"/>
-          <w:szCs w:val="28"/>
-        </w:rPr>
-        <w:t>ForecastResult</w:t>
-      </w:r>
-    </w:p>
-    <w:p>
-      <w:pPr>
-        <w:spacing w:after="0" w:line="240" w:lineRule="auto"/>
-        <w:rPr>
-          <w:noProof/>
-          <w:sz w:val="28"/>
-          <w:szCs w:val="28"/>
-        </w:rPr>
-      </w:pPr>
-      <w:r>
-        <w:rPr>
-          <w:noProof/>
-          <w:sz w:val="28"/>
-          <w:szCs w:val="28"/>
-        </w:rPr>
-        <w:t xml:space="preserve">   │</w:t>
-      </w:r>
-    </w:p>
-    <w:p>
-      <w:pPr>
-        <w:spacing w:after="0" w:line="240" w:lineRule="auto"/>
-        <w:rPr>
-          <w:noProof/>
-          <w:sz w:val="28"/>
-          <w:szCs w:val="28"/>
-        </w:rPr>
-      </w:pPr>
-      <w:r>
-        <w:rPr>
-          <w:noProof/>
-          <w:sz w:val="28"/>
-          <w:szCs w:val="28"/>
-        </w:rPr>
-        <w:t xml:space="preserve">   </w:t>
-      </w:r>
-      <w:r>
-        <w:rPr>
-          <w:rFonts w:ascii="Arial" w:hAnsi="Arial" w:cs="Arial"/>
-          <w:noProof/>
-          <w:sz w:val="28"/>
-          <w:szCs w:val="28"/>
-        </w:rPr>
-        <w:t>▼</w:t>
-      </w:r>
-    </w:p>
-    <w:p>
-      <w:pPr>
-        <w:spacing w:after="0" w:line="240" w:lineRule="auto"/>
-        <w:rPr>
-          <w:noProof/>
-          <w:sz w:val="28"/>
-          <w:szCs w:val="28"/>
-        </w:rPr>
-      </w:pPr>
-      <w:r>
-        <w:rPr>
-          <w:noProof/>
-          <w:sz w:val="28"/>
-          <w:szCs w:val="28"/>
-        </w:rPr>
-        <w:t>ForecastPlot</w:t>
-      </w:r>
-    </w:p>
-    <w:p>
-      <w:pPr>
-        <w:spacing w:after="0" w:line="240" w:lineRule="auto"/>
-        <w:rPr>
-          <w:noProof/>
-          <w:sz w:val="28"/>
-          <w:szCs w:val="28"/>
-        </w:rPr>
-      </w:pPr>
-      <w:r>
-        <w:rPr>
-          <w:noProof/>
-          <w:sz w:val="28"/>
-          <w:szCs w:val="28"/>
-        </w:rPr>
-        <w:t xml:space="preserve">   │</w:t>
-      </w:r>
-    </w:p>
-    <w:p>
-      <w:pPr>
-        <w:spacing w:after="0" w:line="240" w:lineRule="auto"/>
-        <w:rPr>
-          <w:noProof/>
-          <w:sz w:val="28"/>
-          <w:szCs w:val="28"/>
-        </w:rPr>
-      </w:pPr>
-      <w:r>
-        <w:rPr>
-          <w:noProof/>
-          <w:sz w:val="28"/>
-          <w:szCs w:val="28"/>
-        </w:rPr>
-        <w:t xml:space="preserve">   </w:t>
-      </w:r>
-      <w:r>
-        <w:rPr>
-          <w:rFonts w:ascii="Arial" w:hAnsi="Arial" w:cs="Arial"/>
-          <w:noProof/>
-          <w:sz w:val="28"/>
-          <w:szCs w:val="28"/>
-        </w:rPr>
-        <w:t>▼</w:t>
-      </w:r>
-    </w:p>
-    <w:p>
-      <w:pPr>
-        <w:spacing w:after="0" w:line="240" w:lineRule="auto"/>
-        <w:rPr>
-          <w:noProof/>
-          <w:sz w:val="28"/>
-          <w:szCs w:val="28"/>
-        </w:rPr>
-      </w:pPr>
-      <w:r>
-        <w:rPr>
-          <w:noProof/>
-          <w:sz w:val="28"/>
-          <w:szCs w:val="28"/>
-        </w:rPr>
-        <w:t>Experiment</w:t>
-      </w:r>
-    </w:p>
-    <w:p>
-      <w:pPr>
-        <w:spacing w:after="0" w:line="240" w:lineRule="auto"/>
-        <w:rPr>
-          <w:noProof/>
-          <w:sz w:val="28"/>
-          <w:szCs w:val="28"/>
-        </w:rPr>
-      </w:pPr>
-      <w:r>
-        <w:rPr>
-          <w:noProof/>
-          <w:sz w:val="28"/>
-          <w:szCs w:val="28"/>
-        </w:rPr>
-        <w:t xml:space="preserve">   │</w:t>
-      </w:r>
-    </w:p>
-    <w:p>
-      <w:pPr>
-        <w:spacing w:after="0" w:line="240" w:lineRule="auto"/>
-        <w:rPr>
-          <w:noProof/>
-          <w:sz w:val="28"/>
-          <w:szCs w:val="28"/>
-        </w:rPr>
-      </w:pPr>
-      <w:r>
-        <w:rPr>
-          <w:noProof/>
-          <w:sz w:val="28"/>
-          <w:szCs w:val="28"/>
-        </w:rPr>
-        <w:t xml:space="preserve">   </w:t>
-      </w:r>
-      <w:r>
-        <w:rPr>
-          <w:rFonts w:ascii="Arial" w:hAnsi="Arial" w:cs="Arial"/>
-          <w:noProof/>
-          <w:sz w:val="28"/>
-          <w:szCs w:val="28"/>
-        </w:rPr>
-        <w:t>▼</w:t>
-      </w:r>
-    </w:p>
-    <w:p>
-      <w:pPr>
-        <w:spacing w:after="0" w:line="240" w:lineRule="auto"/>
-        <w:rPr>
-          <w:noProof/>
-          <w:sz w:val="28"/>
-          <w:szCs w:val="28"/>
-        </w:rPr>
-      </w:pPr>
-      <w:r>
-        <w:rPr>
-          <w:noProof/>
-          <w:sz w:val="28"/>
-          <w:szCs w:val="28"/>
-        </w:rPr>
-        <w:t>ExperimentRegistry</w:t>
-      </w:r>
-    </w:p>
-    <w:p>
-      <w:pPr>
-        <w:spacing w:after="0" w:line="240" w:lineRule="auto"/>
-        <w:rPr>
-          <w:noProof/>
-          <w:sz w:val="28"/>
-          <w:szCs w:val="28"/>
-        </w:rPr>
-      </w:pPr>
-      <w:r>
-        <w:rPr>
-          <w:noProof/>
-          <w:sz w:val="28"/>
-          <w:szCs w:val="28"/>
-        </w:rPr>
-        <w:t xml:space="preserve">   │</w:t>
-      </w:r>
-    </w:p>
-    <w:p>
-      <w:pPr>
-        <w:spacing w:after="0" w:line="240" w:lineRule="auto"/>
-        <w:rPr>
-          <w:noProof/>
-          <w:sz w:val="28"/>
-          <w:szCs w:val="28"/>
-        </w:rPr>
-      </w:pPr>
-      <w:r>
-        <w:rPr>
-          <w:noProof/>
-          <w:sz w:val="28"/>
-          <w:szCs w:val="28"/>
-        </w:rPr>
-        <w:t xml:space="preserve">   </w:t>
-      </w:r>
-      <w:r>
-        <w:rPr>
-          <w:rFonts w:ascii="Arial" w:hAnsi="Arial" w:cs="Arial"/>
-          <w:noProof/>
-          <w:sz w:val="28"/>
-          <w:szCs w:val="28"/>
-        </w:rPr>
-        <w:t>▼</w:t>
-      </w:r>
-    </w:p>
-    <w:p>
-      <w:pPr>
-        <w:spacing w:after="0" w:line="240" w:lineRule="auto"/>
-        <w:rPr>
-          <w:noProof/>
-          <w:sz w:val="28"/>
-          <w:szCs w:val="28"/>
-        </w:rPr>
-      </w:pPr>
-      <w:r>
-        <w:rPr>
-          <w:noProof/>
-          <w:sz w:val="28"/>
-          <w:szCs w:val="28"/>
-        </w:rPr>
-        <w:t>Results</w:t>
-      </w:r>
+        <w:t>self.dt  &lt;-- already defined (__init__)</w:t>
+      </w:r>
+    </w:p>
+    <w:p>
+      <w:pPr>
+        <w:spacing w:after="0" w:line="240" w:lineRule="auto"/>
+        <w:rPr>
+          <w:noProof/>
+          <w:sz w:val="28"/>
+          <w:szCs w:val="28"/>
+        </w:rPr>
+      </w:pPr>
+    </w:p>
+    <w:p>
+      <w:pPr>
+        <w:spacing w:after="0" w:line="240" w:lineRule="auto"/>
+        <w:rPr>
+          <w:noProof/>
+          <w:sz w:val="28"/>
+          <w:szCs w:val="28"/>
+        </w:rPr>
+      </w:pPr>
+      <w:r>
+        <w:rPr>
+          <w:noProof/>
+          <w:sz w:val="28"/>
+          <w:szCs w:val="28"/>
+        </w:rPr>
+        <w:t xml:space="preserve">        ↓</w:t>
+      </w:r>
+    </w:p>
+    <w:p>
+      <w:pPr>
+        <w:spacing w:after="0" w:line="240" w:lineRule="auto"/>
+        <w:rPr>
+          <w:noProof/>
+          <w:sz w:val="28"/>
+          <w:szCs w:val="28"/>
+        </w:rPr>
+      </w:pPr>
+    </w:p>
+    <w:p>
+      <w:pPr>
+        <w:spacing w:after="0" w:line="240" w:lineRule="auto"/>
+        <w:rPr>
+          <w:noProof/>
+          <w:sz w:val="28"/>
+          <w:szCs w:val="28"/>
+        </w:rPr>
+      </w:pPr>
+      <w:r>
+        <w:rPr>
+          <w:noProof/>
+          <w:sz w:val="28"/>
+          <w:szCs w:val="28"/>
+        </w:rPr>
+        <w:t>dt = self.dt</w:t>
+      </w:r>
+    </w:p>
+    <w:p>
+      <w:pPr>
+        <w:spacing w:after="0" w:line="240" w:lineRule="auto"/>
+        <w:rPr>
+          <w:noProof/>
+          <w:sz w:val="28"/>
+          <w:szCs w:val="28"/>
+        </w:rPr>
+      </w:pPr>
+    </w:p>
+    <w:p>
+      <w:pPr>
+        <w:spacing w:after="0" w:line="240" w:lineRule="auto"/>
+        <w:rPr>
+          <w:noProof/>
+          <w:sz w:val="28"/>
+          <w:szCs w:val="28"/>
+        </w:rPr>
+      </w:pPr>
+      <w:r>
+        <w:rPr>
+          <w:noProof/>
+          <w:sz w:val="28"/>
+          <w:szCs w:val="28"/>
+        </w:rPr>
+        <w:t xml:space="preserve">        ↓</w:t>
+      </w:r>
+    </w:p>
+    <w:p>
+      <w:pPr>
+        <w:spacing w:after="0" w:line="240" w:lineRule="auto"/>
+        <w:rPr>
+          <w:noProof/>
+          <w:sz w:val="28"/>
+          <w:szCs w:val="28"/>
+        </w:rPr>
+      </w:pPr>
+    </w:p>
+    <w:p>
+      <w:pPr>
+        <w:spacing w:after="0" w:line="240" w:lineRule="auto"/>
+        <w:rPr>
+          <w:noProof/>
+          <w:sz w:val="28"/>
+          <w:szCs w:val="28"/>
+        </w:rPr>
+      </w:pPr>
+      <w:r>
+        <w:rPr>
+          <w:noProof/>
+          <w:sz w:val="28"/>
+          <w:szCs w:val="28"/>
+        </w:rPr>
+        <w:t>compute R</w:t>
+      </w:r>
+    </w:p>
+    <w:p>
+      <w:pPr>
+        <w:spacing w:after="0" w:line="240" w:lineRule="auto"/>
+        <w:rPr>
+          <w:noProof/>
+          <w:sz w:val="28"/>
+          <w:szCs w:val="28"/>
+        </w:rPr>
+      </w:pPr>
+    </w:p>
+    <w:p>
+      <w:pPr>
+        <w:spacing w:after="0" w:line="240" w:lineRule="auto"/>
+        <w:rPr>
+          <w:noProof/>
+          <w:sz w:val="28"/>
+          <w:szCs w:val="28"/>
+        </w:rPr>
+      </w:pPr>
+      <w:r>
+        <w:rPr>
+          <w:noProof/>
+          <w:sz w:val="28"/>
+          <w:szCs w:val="28"/>
+        </w:rPr>
+        <w:t>compute Q_base</w:t>
+      </w:r>
+    </w:p>
+    <w:p>
+      <w:pPr>
+        <w:spacing w:after="0" w:line="240" w:lineRule="auto"/>
+        <w:rPr>
+          <w:noProof/>
+          <w:sz w:val="28"/>
+          <w:szCs w:val="28"/>
+        </w:rPr>
+      </w:pPr>
+    </w:p>
+    <w:p>
+      <w:pPr>
+        <w:spacing w:after="0" w:line="240" w:lineRule="auto"/>
+        <w:rPr>
+          <w:noProof/>
+          <w:sz w:val="28"/>
+          <w:szCs w:val="28"/>
+        </w:rPr>
+      </w:pPr>
+      <w:r>
+        <w:rPr>
+          <w:noProof/>
+          <w:sz w:val="28"/>
+          <w:szCs w:val="28"/>
+        </w:rPr>
+        <w:t xml:space="preserve">        ↓</w:t>
+      </w:r>
+    </w:p>
+    <w:p>
+      <w:pPr>
+        <w:spacing w:after="0" w:line="240" w:lineRule="auto"/>
+        <w:rPr>
+          <w:noProof/>
+          <w:sz w:val="28"/>
+          <w:szCs w:val="28"/>
+        </w:rPr>
+      </w:pPr>
+    </w:p>
+    <w:p>
+      <w:pPr>
+        <w:spacing w:after="0" w:line="240" w:lineRule="auto"/>
+        <w:rPr>
+          <w:noProof/>
+          <w:sz w:val="28"/>
+          <w:szCs w:val="28"/>
+        </w:rPr>
+      </w:pPr>
+      <w:r>
+        <w:rPr>
+          <w:noProof/>
+          <w:sz w:val="28"/>
+          <w:szCs w:val="28"/>
+        </w:rPr>
+        <w:t>store measurement_noise</w:t>
+      </w:r>
+    </w:p>
+    <w:p>
+      <w:pPr>
+        <w:spacing w:after="0" w:line="240" w:lineRule="auto"/>
+        <w:rPr>
+          <w:noProof/>
+          <w:sz w:val="28"/>
+          <w:szCs w:val="28"/>
+        </w:rPr>
+      </w:pPr>
+    </w:p>
+    <w:p>
+      <w:pPr>
+        <w:spacing w:after="0" w:line="240" w:lineRule="auto"/>
+        <w:rPr>
+          <w:noProof/>
+          <w:sz w:val="28"/>
+          <w:szCs w:val="28"/>
+        </w:rPr>
+      </w:pPr>
+      <w:r>
+        <w:rPr>
+          <w:noProof/>
+          <w:sz w:val="28"/>
+          <w:szCs w:val="28"/>
+        </w:rPr>
+        <w:t>store process_noise</w:t>
+      </w:r>
+    </w:p>
+    <w:p>
+      <w:pPr>
+        <w:spacing w:after="0" w:line="240" w:lineRule="auto"/>
+        <w:rPr>
+          <w:noProof/>
+          <w:sz w:val="28"/>
+          <w:szCs w:val="28"/>
+        </w:rPr>
+      </w:pPr>
+    </w:p>
+    <w:p>
+      <w:pPr>
+        <w:spacing w:after="0" w:line="240" w:lineRule="auto"/>
+        <w:rPr>
+          <w:noProof/>
+          <w:sz w:val="28"/>
+          <w:szCs w:val="28"/>
+        </w:rPr>
+      </w:pPr>
+      <w:r>
+        <w:rPr>
+          <w:noProof/>
+          <w:sz w:val="28"/>
+          <w:szCs w:val="28"/>
+        </w:rPr>
+        <w:t>store drift_noise</w:t>
+      </w:r>
+    </w:p>
+    <w:p>
+      <w:pPr>
+        <w:spacing w:after="0" w:line="240" w:lineRule="auto"/>
+        <w:rPr>
+          <w:noProof/>
+          <w:sz w:val="28"/>
+          <w:szCs w:val="28"/>
+        </w:rPr>
+      </w:pPr>
+    </w:p>
+    <w:p>
+      <w:pPr>
+        <w:spacing w:after="0" w:line="240" w:lineRule="auto"/>
+        <w:rPr>
+          <w:noProof/>
+          <w:sz w:val="28"/>
+          <w:szCs w:val="28"/>
+        </w:rPr>
+      </w:pPr>
+      <w:r>
+        <w:rPr>
+          <w:noProof/>
+          <w:sz w:val="28"/>
+          <w:szCs w:val="28"/>
+        </w:rPr>
+        <w:t xml:space="preserve">        ↓</w:t>
+      </w:r>
+    </w:p>
+    <w:p>
+      <w:pPr>
+        <w:spacing w:after="0" w:line="240" w:lineRule="auto"/>
+        <w:rPr>
+          <w:noProof/>
+          <w:sz w:val="28"/>
+          <w:szCs w:val="28"/>
+        </w:rPr>
+      </w:pPr>
+    </w:p>
+    <w:p>
+      <w:pPr>
+        <w:spacing w:after="0" w:line="240" w:lineRule="auto"/>
+        <w:rPr>
+          <w:noProof/>
+          <w:sz w:val="28"/>
+          <w:szCs w:val="28"/>
+        </w:rPr>
+      </w:pPr>
+      <w:r>
+        <w:rPr>
+          <w:noProof/>
+          <w:sz w:val="28"/>
+          <w:szCs w:val="28"/>
+        </w:rPr>
+        <w:t>run Kalman filter</w:t>
+      </w:r>
+    </w:p>
+    <w:p>
+      <w:pPr>
+        <w:spacing w:after="0" w:line="240" w:lineRule="auto"/>
+        <w:rPr>
+          <w:noProof/>
+          <w:sz w:val="28"/>
+          <w:szCs w:val="28"/>
+        </w:rPr>
+      </w:pPr>
+    </w:p>
+    <w:p>
+      <w:pPr>
+        <w:spacing w:after="0" w:line="240" w:lineRule="auto"/>
+        <w:rPr>
+          <w:noProof/>
+          <w:sz w:val="28"/>
+          <w:szCs w:val="28"/>
+        </w:rPr>
+      </w:pPr>
+    </w:p>
+    <w:p>
+      <w:pPr>
+        <w:spacing w:after="0" w:line="240" w:lineRule="auto"/>
+        <w:rPr>
+          <w:noProof/>
+          <w:sz w:val="28"/>
+          <w:szCs w:val="28"/>
+        </w:rPr>
+      </w:pPr>
+    </w:p>
+    <w:p>
+      <w:pPr>
+        <w:spacing w:after="0" w:line="240" w:lineRule="auto"/>
+        <w:rPr>
+          <w:noProof/>
+          <w:sz w:val="28"/>
+          <w:szCs w:val="28"/>
+        </w:rPr>
+      </w:pPr>
+    </w:p>
+    <w:p>
+      <w:pPr>
+        <w:spacing w:after="0" w:line="240" w:lineRule="auto"/>
+        <w:rPr>
+          <w:noProof/>
+          <w:sz w:val="28"/>
+          <w:szCs w:val="28"/>
+        </w:rPr>
+      </w:pPr>
+    </w:p>
+    <w:p>
+      <w:pPr>
+        <w:spacing w:after="0" w:line="240" w:lineRule="auto"/>
+        <w:rPr>
+          <w:noProof/>
+          <w:sz w:val="28"/>
+          <w:szCs w:val="28"/>
+        </w:rPr>
+      </w:pPr>
+    </w:p>
+    <w:p>
+      <w:pPr>
+        <w:spacing w:after="0" w:line="240" w:lineRule="auto"/>
+        <w:rPr>
+          <w:noProof/>
+          <w:sz w:val="28"/>
+          <w:szCs w:val="28"/>
+        </w:rPr>
+      </w:pPr>
     </w:p>
     <w:sectPr>
       <w:pgSz w:w="11906" w:h="16838"/>
@@ -11493,6 +11983,7 @@
   <w:style w:type="character" w:default="1" w:styleId="VarsaylanParagrafYazTipi">
     <w:name w:val="Default Paragraph Font"/>
     <w:uiPriority w:val="1"/>
+    <w:semiHidden/>
     <w:unhideWhenUsed/>
   </w:style>
   <w:style w:type="table" w:default="1" w:styleId="NormalTablo">

--- a/docs/roadmap.docx
+++ b/docs/roadmap.docx
@@ -496,6 +496,7 @@
           <w:szCs w:val="32"/>
         </w:rPr>
       </w:pPr>
+      <w:proofErr w:type="spellStart"/>
       <w:r>
         <w:rPr>
           <w:sz w:val="32"/>
@@ -504,6 +505,7 @@
         </w:rPr>
         <w:t>ForecastPipeline</w:t>
       </w:r>
+      <w:proofErr w:type="spellEnd"/>
     </w:p>
     <w:p>
       <w:pPr>
@@ -9965,6 +9967,1304 @@
           <w:szCs w:val="28"/>
         </w:rPr>
       </w:pPr>
+    </w:p>
+    <w:p>
+      <w:pPr>
+        <w:spacing w:after="0" w:line="240" w:lineRule="auto"/>
+        <w:rPr>
+          <w:noProof/>
+          <w:sz w:val="28"/>
+          <w:szCs w:val="28"/>
+        </w:rPr>
+      </w:pPr>
+    </w:p>
+    <w:p>
+      <w:pPr>
+        <w:spacing w:after="0" w:line="240" w:lineRule="auto"/>
+        <w:rPr>
+          <w:noProof/>
+          <w:sz w:val="28"/>
+          <w:szCs w:val="28"/>
+        </w:rPr>
+      </w:pPr>
+    </w:p>
+    <w:p>
+      <w:pPr>
+        <w:spacing w:after="0" w:line="240" w:lineRule="auto"/>
+        <w:rPr>
+          <w:noProof/>
+          <w:sz w:val="28"/>
+          <w:szCs w:val="28"/>
+        </w:rPr>
+      </w:pPr>
+    </w:p>
+    <w:p>
+      <w:pPr>
+        <w:spacing w:after="0" w:line="240" w:lineRule="auto"/>
+        <w:rPr>
+          <w:noProof/>
+          <w:sz w:val="28"/>
+          <w:szCs w:val="28"/>
+        </w:rPr>
+      </w:pPr>
+    </w:p>
+    <w:p>
+      <w:pPr>
+        <w:spacing w:after="0" w:line="240" w:lineRule="auto"/>
+        <w:rPr>
+          <w:noProof/>
+          <w:sz w:val="28"/>
+          <w:szCs w:val="28"/>
+        </w:rPr>
+      </w:pPr>
+    </w:p>
+    <w:p>
+      <w:pPr>
+        <w:spacing w:after="0" w:line="240" w:lineRule="auto"/>
+        <w:rPr>
+          <w:noProof/>
+          <w:sz w:val="28"/>
+          <w:szCs w:val="28"/>
+        </w:rPr>
+      </w:pPr>
+    </w:p>
+    <w:p>
+      <w:pPr>
+        <w:spacing w:after="0" w:line="240" w:lineRule="auto"/>
+        <w:rPr>
+          <w:noProof/>
+          <w:sz w:val="28"/>
+          <w:szCs w:val="28"/>
+        </w:rPr>
+      </w:pPr>
+    </w:p>
+    <w:p>
+      <w:pPr>
+        <w:spacing w:after="0" w:line="240" w:lineRule="auto"/>
+        <w:rPr>
+          <w:noProof/>
+          <w:sz w:val="28"/>
+          <w:szCs w:val="28"/>
+        </w:rPr>
+      </w:pPr>
+    </w:p>
+    <w:p>
+      <w:pPr>
+        <w:spacing w:after="0" w:line="240" w:lineRule="auto"/>
+        <w:rPr>
+          <w:noProof/>
+          <w:sz w:val="28"/>
+          <w:szCs w:val="28"/>
+        </w:rPr>
+      </w:pPr>
+    </w:p>
+    <w:p>
+      <w:pPr>
+        <w:spacing w:after="0" w:line="240" w:lineRule="auto"/>
+        <w:rPr>
+          <w:noProof/>
+          <w:sz w:val="28"/>
+          <w:szCs w:val="28"/>
+        </w:rPr>
+      </w:pPr>
+    </w:p>
+    <w:p>
+      <w:pPr>
+        <w:spacing w:after="0" w:line="240" w:lineRule="auto"/>
+        <w:rPr>
+          <w:noProof/>
+          <w:sz w:val="28"/>
+          <w:szCs w:val="28"/>
+        </w:rPr>
+      </w:pPr>
+    </w:p>
+    <w:p>
+      <w:pPr>
+        <w:spacing w:after="0" w:line="240" w:lineRule="auto"/>
+        <w:rPr>
+          <w:b/>
+          <w:bCs/>
+          <w:noProof/>
+          <w:sz w:val="28"/>
+          <w:szCs w:val="28"/>
+          <w:lang w:val="tr-TR"/>
+        </w:rPr>
+      </w:pPr>
+      <w:r>
+        <w:rPr>
+          <w:rFonts w:ascii="Segoe UI Symbol" w:hAnsi="Segoe UI Symbol" w:cs="Segoe UI Symbol"/>
+          <w:b/>
+          <w:bCs/>
+          <w:noProof/>
+          <w:sz w:val="28"/>
+          <w:szCs w:val="28"/>
+          <w:lang w:val="tr-TR"/>
+        </w:rPr>
+        <w:lastRenderedPageBreak/>
+        <w:t>✔</w:t>
+      </w:r>
+      <w:r>
+        <w:rPr>
+          <w:b/>
+          <w:bCs/>
+          <w:noProof/>
+          <w:sz w:val="28"/>
+          <w:szCs w:val="28"/>
+          <w:lang w:val="tr-TR"/>
+        </w:rPr>
+        <w:t xml:space="preserve"> Sprint 5</w:t>
+      </w:r>
+    </w:p>
+    <w:p>
+      <w:pPr>
+        <w:numPr>
+          <w:ilvl w:val="0"/>
+          <w:numId w:val="10"/>
+        </w:numPr>
+        <w:spacing w:after="0" w:line="240" w:lineRule="auto"/>
+        <w:rPr>
+          <w:noProof/>
+          <w:sz w:val="28"/>
+          <w:szCs w:val="28"/>
+          <w:lang w:val="tr-TR"/>
+        </w:rPr>
+      </w:pPr>
+      <w:r>
+        <w:rPr>
+          <w:noProof/>
+          <w:sz w:val="28"/>
+          <w:szCs w:val="28"/>
+          <w:lang w:val="tr-TR"/>
+        </w:rPr>
+        <w:t xml:space="preserve">ARIMA framework completed </w:t>
+      </w:r>
+    </w:p>
+    <w:p>
+      <w:pPr>
+        <w:numPr>
+          <w:ilvl w:val="0"/>
+          <w:numId w:val="10"/>
+        </w:numPr>
+        <w:spacing w:after="0" w:line="240" w:lineRule="auto"/>
+        <w:rPr>
+          <w:noProof/>
+          <w:sz w:val="28"/>
+          <w:szCs w:val="28"/>
+          <w:lang w:val="tr-TR"/>
+        </w:rPr>
+      </w:pPr>
+      <w:r>
+        <w:rPr>
+          <w:noProof/>
+          <w:sz w:val="28"/>
+          <w:szCs w:val="28"/>
+          <w:lang w:val="tr-TR"/>
+        </w:rPr>
+        <w:t xml:space="preserve">Experiment system </w:t>
+      </w:r>
+    </w:p>
+    <w:p>
+      <w:pPr>
+        <w:numPr>
+          <w:ilvl w:val="0"/>
+          <w:numId w:val="10"/>
+        </w:numPr>
+        <w:spacing w:after="0" w:line="240" w:lineRule="auto"/>
+        <w:rPr>
+          <w:noProof/>
+          <w:sz w:val="28"/>
+          <w:szCs w:val="28"/>
+          <w:lang w:val="tr-TR"/>
+        </w:rPr>
+      </w:pPr>
+      <w:r>
+        <w:rPr>
+          <w:noProof/>
+          <w:sz w:val="28"/>
+          <w:szCs w:val="28"/>
+          <w:lang w:val="tr-TR"/>
+        </w:rPr>
+        <w:t xml:space="preserve">Reports </w:t>
+      </w:r>
+    </w:p>
+    <w:p>
+      <w:pPr>
+        <w:numPr>
+          <w:ilvl w:val="0"/>
+          <w:numId w:val="10"/>
+        </w:numPr>
+        <w:spacing w:after="0" w:line="240" w:lineRule="auto"/>
+        <w:rPr>
+          <w:noProof/>
+          <w:sz w:val="28"/>
+          <w:szCs w:val="28"/>
+          <w:lang w:val="tr-TR"/>
+        </w:rPr>
+      </w:pPr>
+      <w:r>
+        <w:rPr>
+          <w:noProof/>
+          <w:sz w:val="28"/>
+          <w:szCs w:val="28"/>
+          <w:lang w:val="tr-TR"/>
+        </w:rPr>
+        <w:t xml:space="preserve">Metadata </w:t>
+      </w:r>
+    </w:p>
+    <w:p>
+      <w:pPr>
+        <w:numPr>
+          <w:ilvl w:val="0"/>
+          <w:numId w:val="10"/>
+        </w:numPr>
+        <w:spacing w:after="0" w:line="240" w:lineRule="auto"/>
+        <w:rPr>
+          <w:noProof/>
+          <w:sz w:val="28"/>
+          <w:szCs w:val="28"/>
+          <w:lang w:val="tr-TR"/>
+        </w:rPr>
+      </w:pPr>
+      <w:r>
+        <w:rPr>
+          <w:noProof/>
+          <w:sz w:val="28"/>
+          <w:szCs w:val="28"/>
+          <w:lang w:val="tr-TR"/>
+        </w:rPr>
+        <w:t xml:space="preserve">Plotting </w:t>
+      </w:r>
+    </w:p>
+    <w:p>
+      <w:pPr>
+        <w:numPr>
+          <w:ilvl w:val="0"/>
+          <w:numId w:val="10"/>
+        </w:numPr>
+        <w:spacing w:after="0" w:line="240" w:lineRule="auto"/>
+        <w:rPr>
+          <w:noProof/>
+          <w:sz w:val="28"/>
+          <w:szCs w:val="28"/>
+          <w:lang w:val="tr-TR"/>
+        </w:rPr>
+      </w:pPr>
+      <w:r>
+        <w:rPr>
+          <w:noProof/>
+          <w:sz w:val="28"/>
+          <w:szCs w:val="28"/>
+          <w:lang w:val="tr-TR"/>
+        </w:rPr>
+        <w:t xml:space="preserve">Registry </w:t>
+      </w:r>
+    </w:p>
+    <w:p>
+      <w:pPr>
+        <w:numPr>
+          <w:ilvl w:val="0"/>
+          <w:numId w:val="10"/>
+        </w:numPr>
+        <w:spacing w:after="0" w:line="240" w:lineRule="auto"/>
+        <w:rPr>
+          <w:noProof/>
+          <w:sz w:val="28"/>
+          <w:szCs w:val="28"/>
+          <w:lang w:val="tr-TR"/>
+        </w:rPr>
+      </w:pPr>
+      <w:r>
+        <w:rPr>
+          <w:noProof/>
+          <w:sz w:val="28"/>
+          <w:szCs w:val="28"/>
+          <w:lang w:val="tr-TR"/>
+        </w:rPr>
+        <w:t xml:space="preserve">Result files </w:t>
+      </w:r>
+    </w:p>
+    <w:p>
+      <w:pPr>
+        <w:spacing w:after="0" w:line="240" w:lineRule="auto"/>
+        <w:rPr>
+          <w:rFonts w:ascii="Segoe UI Symbol" w:hAnsi="Segoe UI Symbol" w:cs="Segoe UI Symbol"/>
+          <w:b/>
+          <w:bCs/>
+          <w:noProof/>
+          <w:sz w:val="28"/>
+          <w:szCs w:val="28"/>
+          <w:lang w:val="tr-TR"/>
+        </w:rPr>
+      </w:pPr>
+    </w:p>
+    <w:p>
+      <w:pPr>
+        <w:spacing w:after="0" w:line="240" w:lineRule="auto"/>
+        <w:rPr>
+          <w:rFonts w:ascii="Segoe UI Symbol" w:hAnsi="Segoe UI Symbol" w:cs="Segoe UI Symbol"/>
+          <w:b/>
+          <w:bCs/>
+          <w:noProof/>
+          <w:sz w:val="28"/>
+          <w:szCs w:val="28"/>
+          <w:lang w:val="tr-TR"/>
+        </w:rPr>
+      </w:pPr>
+    </w:p>
+    <w:p>
+      <w:pPr>
+        <w:spacing w:after="0" w:line="240" w:lineRule="auto"/>
+        <w:rPr>
+          <w:b/>
+          <w:bCs/>
+          <w:noProof/>
+          <w:sz w:val="28"/>
+          <w:szCs w:val="28"/>
+          <w:lang w:val="tr-TR"/>
+        </w:rPr>
+      </w:pPr>
+      <w:r>
+        <w:rPr>
+          <w:rFonts w:ascii="Segoe UI Symbol" w:hAnsi="Segoe UI Symbol" w:cs="Segoe UI Symbol"/>
+          <w:b/>
+          <w:bCs/>
+          <w:noProof/>
+          <w:sz w:val="28"/>
+          <w:szCs w:val="28"/>
+          <w:lang w:val="tr-TR"/>
+        </w:rPr>
+        <w:t>✔</w:t>
+      </w:r>
+      <w:r>
+        <w:rPr>
+          <w:b/>
+          <w:bCs/>
+          <w:noProof/>
+          <w:sz w:val="28"/>
+          <w:szCs w:val="28"/>
+          <w:lang w:val="tr-TR"/>
+        </w:rPr>
+        <w:t xml:space="preserve"> Sprint 6 (so far)</w:t>
+      </w:r>
+    </w:p>
+    <w:p>
+      <w:pPr>
+        <w:numPr>
+          <w:ilvl w:val="0"/>
+          <w:numId w:val="11"/>
+        </w:numPr>
+        <w:spacing w:after="0" w:line="240" w:lineRule="auto"/>
+        <w:rPr>
+          <w:noProof/>
+          <w:sz w:val="28"/>
+          <w:szCs w:val="28"/>
+          <w:lang w:val="tr-TR"/>
+        </w:rPr>
+      </w:pPr>
+      <w:r>
+        <w:rPr>
+          <w:noProof/>
+          <w:sz w:val="28"/>
+          <w:szCs w:val="28"/>
+          <w:lang w:val="tr-TR"/>
+        </w:rPr>
+        <w:t xml:space="preserve">KalmanForecaster </w:t>
+      </w:r>
+    </w:p>
+    <w:p>
+      <w:pPr>
+        <w:numPr>
+          <w:ilvl w:val="0"/>
+          <w:numId w:val="11"/>
+        </w:numPr>
+        <w:spacing w:after="0" w:line="240" w:lineRule="auto"/>
+        <w:rPr>
+          <w:noProof/>
+          <w:sz w:val="28"/>
+          <w:szCs w:val="28"/>
+          <w:lang w:val="tr-TR"/>
+        </w:rPr>
+      </w:pPr>
+      <w:r>
+        <w:rPr>
+          <w:noProof/>
+          <w:sz w:val="28"/>
+          <w:szCs w:val="28"/>
+          <w:lang w:val="tr-TR"/>
+        </w:rPr>
+        <w:t xml:space="preserve">demo_kalman.py </w:t>
+      </w:r>
+    </w:p>
+    <w:p>
+      <w:pPr>
+        <w:numPr>
+          <w:ilvl w:val="0"/>
+          <w:numId w:val="11"/>
+        </w:numPr>
+        <w:spacing w:after="0" w:line="240" w:lineRule="auto"/>
+        <w:rPr>
+          <w:noProof/>
+          <w:sz w:val="28"/>
+          <w:szCs w:val="28"/>
+          <w:lang w:val="tr-TR"/>
+        </w:rPr>
+      </w:pPr>
+      <w:r>
+        <w:rPr>
+          <w:noProof/>
+          <w:sz w:val="28"/>
+          <w:szCs w:val="28"/>
+          <w:lang w:val="tr-TR"/>
+        </w:rPr>
+        <w:t xml:space="preserve">Kalman metadata </w:t>
+      </w:r>
+    </w:p>
+    <w:p>
+      <w:pPr>
+        <w:numPr>
+          <w:ilvl w:val="0"/>
+          <w:numId w:val="11"/>
+        </w:numPr>
+        <w:spacing w:after="0" w:line="240" w:lineRule="auto"/>
+        <w:rPr>
+          <w:noProof/>
+          <w:sz w:val="28"/>
+          <w:szCs w:val="28"/>
+          <w:lang w:val="tr-TR"/>
+        </w:rPr>
+      </w:pPr>
+      <w:r>
+        <w:rPr>
+          <w:noProof/>
+          <w:sz w:val="28"/>
+          <w:szCs w:val="28"/>
+          <w:lang w:val="tr-TR"/>
+        </w:rPr>
+        <w:t xml:space="preserve">Bias correction </w:t>
+      </w:r>
+    </w:p>
+    <w:p>
+      <w:pPr>
+        <w:numPr>
+          <w:ilvl w:val="0"/>
+          <w:numId w:val="11"/>
+        </w:numPr>
+        <w:spacing w:after="0" w:line="240" w:lineRule="auto"/>
+        <w:rPr>
+          <w:noProof/>
+          <w:sz w:val="28"/>
+          <w:szCs w:val="28"/>
+          <w:lang w:val="tr-TR"/>
+        </w:rPr>
+      </w:pPr>
+      <w:r>
+        <w:rPr>
+          <w:noProof/>
+          <w:sz w:val="28"/>
+          <w:szCs w:val="28"/>
+          <w:lang w:val="tr-TR"/>
+        </w:rPr>
+        <w:t xml:space="preserve">Adaptive regimes </w:t>
+      </w:r>
+    </w:p>
+    <w:p>
+      <w:pPr>
+        <w:numPr>
+          <w:ilvl w:val="0"/>
+          <w:numId w:val="11"/>
+        </w:numPr>
+        <w:spacing w:after="0" w:line="240" w:lineRule="auto"/>
+        <w:rPr>
+          <w:noProof/>
+          <w:sz w:val="28"/>
+          <w:szCs w:val="28"/>
+          <w:lang w:val="tr-TR"/>
+        </w:rPr>
+      </w:pPr>
+      <w:r>
+        <w:rPr>
+          <w:noProof/>
+          <w:sz w:val="28"/>
+          <w:szCs w:val="28"/>
+          <w:lang w:val="tr-TR"/>
+        </w:rPr>
+        <w:t xml:space="preserve">Report integration </w:t>
+      </w:r>
+    </w:p>
+    <w:p>
+      <w:pPr>
+        <w:numPr>
+          <w:ilvl w:val="0"/>
+          <w:numId w:val="11"/>
+        </w:numPr>
+        <w:spacing w:after="0" w:line="240" w:lineRule="auto"/>
+        <w:rPr>
+          <w:noProof/>
+          <w:sz w:val="28"/>
+          <w:szCs w:val="28"/>
+          <w:lang w:val="tr-TR"/>
+        </w:rPr>
+      </w:pPr>
+      <w:r>
+        <w:rPr>
+          <w:noProof/>
+          <w:sz w:val="28"/>
+          <w:szCs w:val="28"/>
+          <w:lang w:val="tr-TR"/>
+        </w:rPr>
+        <w:t xml:space="preserve">JSON integration </w:t>
+      </w:r>
+    </w:p>
+    <w:p>
+      <w:pPr>
+        <w:numPr>
+          <w:ilvl w:val="0"/>
+          <w:numId w:val="11"/>
+        </w:numPr>
+        <w:spacing w:after="0" w:line="240" w:lineRule="auto"/>
+        <w:rPr>
+          <w:noProof/>
+          <w:sz w:val="28"/>
+          <w:szCs w:val="28"/>
+          <w:lang w:val="tr-TR"/>
+        </w:rPr>
+      </w:pPr>
+      <w:r>
+        <w:rPr>
+          <w:noProof/>
+          <w:sz w:val="28"/>
+          <w:szCs w:val="28"/>
+          <w:lang w:val="tr-TR"/>
+        </w:rPr>
+        <w:t xml:space="preserve">Experiment registration fixed </w:t>
+      </w:r>
+    </w:p>
+    <w:p>
+      <w:pPr>
+        <w:numPr>
+          <w:ilvl w:val="0"/>
+          <w:numId w:val="11"/>
+        </w:numPr>
+        <w:spacing w:after="0" w:line="240" w:lineRule="auto"/>
+        <w:rPr>
+          <w:noProof/>
+          <w:sz w:val="28"/>
+          <w:szCs w:val="28"/>
+          <w:lang w:val="tr-TR"/>
+        </w:rPr>
+      </w:pPr>
+      <w:r>
+        <w:rPr>
+          <w:noProof/>
+          <w:sz w:val="28"/>
+          <w:szCs w:val="28"/>
+          <w:lang w:val="tr-TR"/>
+        </w:rPr>
+        <w:t>Report formatting improved</w:t>
+      </w:r>
+    </w:p>
+    <w:p>
+      <w:pPr>
+        <w:spacing w:after="0" w:line="240" w:lineRule="auto"/>
+        <w:rPr>
+          <w:noProof/>
+          <w:sz w:val="28"/>
+          <w:szCs w:val="28"/>
+        </w:rPr>
+      </w:pPr>
+    </w:p>
+    <w:p>
+      <w:pPr>
+        <w:spacing w:after="0" w:line="240" w:lineRule="auto"/>
+        <w:rPr>
+          <w:noProof/>
+          <w:sz w:val="28"/>
+          <w:szCs w:val="28"/>
+        </w:rPr>
+      </w:pPr>
+    </w:p>
+    <w:p>
+      <w:pPr>
+        <w:spacing w:after="0" w:line="240" w:lineRule="auto"/>
+        <w:rPr>
+          <w:noProof/>
+          <w:sz w:val="28"/>
+          <w:szCs w:val="28"/>
+        </w:rPr>
+      </w:pPr>
+    </w:p>
+    <w:p>
+      <w:pPr>
+        <w:spacing w:after="0" w:line="240" w:lineRule="auto"/>
+        <w:rPr>
+          <w:noProof/>
+          <w:sz w:val="28"/>
+          <w:szCs w:val="28"/>
+        </w:rPr>
+      </w:pPr>
+    </w:p>
+    <w:p>
+      <w:pPr>
+        <w:spacing w:after="0" w:line="240" w:lineRule="auto"/>
+        <w:rPr>
+          <w:noProof/>
+          <w:sz w:val="28"/>
+          <w:szCs w:val="28"/>
+        </w:rPr>
+      </w:pPr>
+    </w:p>
+    <w:p>
+      <w:pPr>
+        <w:spacing w:after="0" w:line="240" w:lineRule="auto"/>
+        <w:rPr>
+          <w:noProof/>
+          <w:sz w:val="28"/>
+          <w:szCs w:val="28"/>
+        </w:rPr>
+      </w:pPr>
+    </w:p>
+    <w:p>
+      <w:pPr>
+        <w:spacing w:after="0" w:line="240" w:lineRule="auto"/>
+        <w:rPr>
+          <w:noProof/>
+          <w:sz w:val="28"/>
+          <w:szCs w:val="28"/>
+        </w:rPr>
+      </w:pPr>
+    </w:p>
+    <w:p>
+      <w:pPr>
+        <w:spacing w:after="0" w:line="240" w:lineRule="auto"/>
+        <w:rPr>
+          <w:noProof/>
+          <w:sz w:val="28"/>
+          <w:szCs w:val="28"/>
+        </w:rPr>
+      </w:pPr>
+    </w:p>
+    <w:p>
+      <w:pPr>
+        <w:spacing w:after="0" w:line="240" w:lineRule="auto"/>
+        <w:rPr>
+          <w:noProof/>
+          <w:sz w:val="28"/>
+          <w:szCs w:val="28"/>
+        </w:rPr>
+      </w:pPr>
+    </w:p>
+    <w:p>
+      <w:pPr>
+        <w:spacing w:after="0" w:line="240" w:lineRule="auto"/>
+        <w:rPr>
+          <w:noProof/>
+          <w:sz w:val="28"/>
+          <w:szCs w:val="28"/>
+        </w:rPr>
+      </w:pPr>
+    </w:p>
+    <w:p>
+      <w:pPr>
+        <w:spacing w:after="0" w:line="240" w:lineRule="auto"/>
+        <w:rPr>
+          <w:noProof/>
+          <w:sz w:val="28"/>
+          <w:szCs w:val="28"/>
+        </w:rPr>
+      </w:pPr>
+    </w:p>
+    <w:p>
+      <w:pPr>
+        <w:spacing w:after="0" w:line="240" w:lineRule="auto"/>
+        <w:rPr>
+          <w:noProof/>
+          <w:sz w:val="28"/>
+          <w:szCs w:val="28"/>
+        </w:rPr>
+      </w:pPr>
+    </w:p>
+    <w:p>
+      <w:pPr>
+        <w:spacing w:after="0" w:line="240" w:lineRule="auto"/>
+        <w:rPr>
+          <w:noProof/>
+          <w:sz w:val="28"/>
+          <w:szCs w:val="28"/>
+        </w:rPr>
+      </w:pPr>
+    </w:p>
+    <w:p>
+      <w:pPr>
+        <w:spacing w:after="0" w:line="240" w:lineRule="auto"/>
+        <w:rPr>
+          <w:noProof/>
+          <w:sz w:val="28"/>
+          <w:szCs w:val="28"/>
+        </w:rPr>
+      </w:pPr>
+    </w:p>
+    <w:p>
+      <w:pPr>
+        <w:spacing w:after="0" w:line="240" w:lineRule="auto"/>
+        <w:rPr>
+          <w:noProof/>
+          <w:sz w:val="28"/>
+          <w:szCs w:val="28"/>
+        </w:rPr>
+      </w:pPr>
+    </w:p>
+    <w:p>
+      <w:pPr>
+        <w:spacing w:after="0" w:line="240" w:lineRule="auto"/>
+        <w:rPr>
+          <w:noProof/>
+          <w:sz w:val="28"/>
+          <w:szCs w:val="28"/>
+        </w:rPr>
+      </w:pPr>
+    </w:p>
+    <w:p>
+      <w:pPr>
+        <w:spacing w:after="0" w:line="240" w:lineRule="auto"/>
+        <w:rPr>
+          <w:noProof/>
+          <w:sz w:val="28"/>
+          <w:szCs w:val="28"/>
+        </w:rPr>
+      </w:pPr>
+    </w:p>
+    <w:p>
+      <w:pPr>
+        <w:spacing w:after="0" w:line="240" w:lineRule="auto"/>
+        <w:rPr>
+          <w:noProof/>
+          <w:sz w:val="28"/>
+          <w:szCs w:val="28"/>
+        </w:rPr>
+      </w:pPr>
+    </w:p>
+    <w:p>
+      <w:pPr>
+        <w:spacing w:after="0" w:line="240" w:lineRule="auto"/>
+        <w:rPr>
+          <w:noProof/>
+          <w:sz w:val="28"/>
+          <w:szCs w:val="28"/>
+        </w:rPr>
+      </w:pPr>
+    </w:p>
+    <w:p>
+      <w:pPr>
+        <w:spacing w:after="0" w:line="240" w:lineRule="auto"/>
+        <w:rPr>
+          <w:noProof/>
+          <w:sz w:val="28"/>
+          <w:szCs w:val="28"/>
+        </w:rPr>
+      </w:pPr>
+    </w:p>
+    <w:p>
+      <w:pPr>
+        <w:spacing w:after="0" w:line="240" w:lineRule="auto"/>
+        <w:rPr>
+          <w:b/>
+          <w:bCs/>
+          <w:noProof/>
+          <w:sz w:val="28"/>
+          <w:szCs w:val="28"/>
+          <w:u w:val="single"/>
+          <w:lang w:val="tr-TR"/>
+        </w:rPr>
+      </w:pPr>
+      <w:r>
+        <w:rPr>
+          <w:b/>
+          <w:bCs/>
+          <w:noProof/>
+          <w:sz w:val="28"/>
+          <w:szCs w:val="28"/>
+          <w:u w:val="single"/>
+          <w:lang w:val="tr-TR"/>
+        </w:rPr>
+        <w:t>Sprint 7</w:t>
+      </w:r>
+      <w:r>
+        <w:rPr>
+          <w:b/>
+          <w:bCs/>
+          <w:noProof/>
+          <w:sz w:val="28"/>
+          <w:szCs w:val="28"/>
+          <w:u w:val="single"/>
+          <w:lang w:val="tr-TR"/>
+        </w:rPr>
+        <w:t xml:space="preserve"> :</w:t>
+      </w:r>
+    </w:p>
+    <w:p>
+      <w:pPr>
+        <w:spacing w:after="0" w:line="240" w:lineRule="auto"/>
+        <w:rPr>
+          <w:noProof/>
+          <w:sz w:val="28"/>
+          <w:szCs w:val="28"/>
+          <w:lang w:val="tr-TR"/>
+        </w:rPr>
+      </w:pPr>
+    </w:p>
+    <w:p>
+      <w:pPr>
+        <w:spacing w:after="0" w:line="240" w:lineRule="auto"/>
+        <w:rPr>
+          <w:noProof/>
+          <w:sz w:val="28"/>
+          <w:szCs w:val="28"/>
+          <w:lang w:val="tr-TR"/>
+        </w:rPr>
+      </w:pPr>
+      <w:r>
+        <w:rPr>
+          <w:b/>
+          <w:bCs/>
+          <w:noProof/>
+          <w:sz w:val="28"/>
+          <w:szCs w:val="28"/>
+          <w:lang w:val="tr-TR"/>
+        </w:rPr>
+        <w:t>Commit 1</w:t>
+      </w:r>
+    </w:p>
+    <w:p>
+      <w:pPr>
+        <w:numPr>
+          <w:ilvl w:val="0"/>
+          <w:numId w:val="12"/>
+        </w:numPr>
+        <w:spacing w:after="0" w:line="240" w:lineRule="auto"/>
+        <w:rPr>
+          <w:noProof/>
+          <w:sz w:val="28"/>
+          <w:szCs w:val="28"/>
+          <w:lang w:val="tr-TR"/>
+        </w:rPr>
+      </w:pPr>
+      <w:r>
+        <w:rPr>
+          <w:noProof/>
+          <w:sz w:val="28"/>
+          <w:szCs w:val="28"/>
+          <w:lang w:val="tr-TR"/>
+        </w:rPr>
+        <w:t xml:space="preserve">prognostics/ package </w:t>
+      </w:r>
+    </w:p>
+    <w:p>
+      <w:pPr>
+        <w:numPr>
+          <w:ilvl w:val="0"/>
+          <w:numId w:val="12"/>
+        </w:numPr>
+        <w:spacing w:after="0" w:line="240" w:lineRule="auto"/>
+        <w:rPr>
+          <w:noProof/>
+          <w:sz w:val="28"/>
+          <w:szCs w:val="28"/>
+          <w:lang w:val="tr-TR"/>
+        </w:rPr>
+      </w:pPr>
+      <w:r>
+        <w:rPr>
+          <w:noProof/>
+          <w:sz w:val="28"/>
+          <w:szCs w:val="28"/>
+          <w:lang w:val="tr-TR"/>
+        </w:rPr>
+        <w:t xml:space="preserve">ThresholdEstimator </w:t>
+      </w:r>
+    </w:p>
+    <w:p>
+      <w:pPr>
+        <w:spacing w:after="0" w:line="240" w:lineRule="auto"/>
+        <w:rPr>
+          <w:noProof/>
+          <w:sz w:val="28"/>
+          <w:szCs w:val="28"/>
+          <w:lang w:val="tr-TR"/>
+        </w:rPr>
+      </w:pPr>
+      <w:r>
+        <w:rPr>
+          <w:b/>
+          <w:bCs/>
+          <w:noProof/>
+          <w:sz w:val="28"/>
+          <w:szCs w:val="28"/>
+          <w:lang w:val="tr-TR"/>
+        </w:rPr>
+        <w:t>Commit 2</w:t>
+      </w:r>
+    </w:p>
+    <w:p>
+      <w:pPr>
+        <w:numPr>
+          <w:ilvl w:val="0"/>
+          <w:numId w:val="13"/>
+        </w:numPr>
+        <w:spacing w:after="0" w:line="240" w:lineRule="auto"/>
+        <w:rPr>
+          <w:noProof/>
+          <w:sz w:val="28"/>
+          <w:szCs w:val="28"/>
+          <w:lang w:val="tr-TR"/>
+        </w:rPr>
+      </w:pPr>
+      <w:r>
+        <w:rPr>
+          <w:noProof/>
+          <w:sz w:val="28"/>
+          <w:szCs w:val="28"/>
+          <w:lang w:val="tr-TR"/>
+        </w:rPr>
+        <w:t xml:space="preserve">Generic MonteCarloRUL </w:t>
+      </w:r>
+    </w:p>
+    <w:p>
+      <w:pPr>
+        <w:spacing w:after="0" w:line="240" w:lineRule="auto"/>
+        <w:rPr>
+          <w:noProof/>
+          <w:sz w:val="28"/>
+          <w:szCs w:val="28"/>
+          <w:lang w:val="tr-TR"/>
+        </w:rPr>
+      </w:pPr>
+      <w:r>
+        <w:rPr>
+          <w:b/>
+          <w:bCs/>
+          <w:noProof/>
+          <w:sz w:val="28"/>
+          <w:szCs w:val="28"/>
+          <w:lang w:val="tr-TR"/>
+        </w:rPr>
+        <w:t>Commit 3</w:t>
+      </w:r>
+    </w:p>
+    <w:p>
+      <w:pPr>
+        <w:numPr>
+          <w:ilvl w:val="0"/>
+          <w:numId w:val="14"/>
+        </w:numPr>
+        <w:spacing w:after="0" w:line="240" w:lineRule="auto"/>
+        <w:rPr>
+          <w:noProof/>
+          <w:sz w:val="28"/>
+          <w:szCs w:val="28"/>
+          <w:lang w:val="tr-TR"/>
+        </w:rPr>
+      </w:pPr>
+      <w:r>
+        <w:rPr>
+          <w:noProof/>
+          <w:sz w:val="28"/>
+          <w:szCs w:val="28"/>
+          <w:lang w:val="tr-TR"/>
+        </w:rPr>
+        <w:t xml:space="preserve">PrognosticResult </w:t>
+      </w:r>
+    </w:p>
+    <w:p>
+      <w:pPr>
+        <w:numPr>
+          <w:ilvl w:val="0"/>
+          <w:numId w:val="14"/>
+        </w:numPr>
+        <w:spacing w:after="0" w:line="240" w:lineRule="auto"/>
+        <w:rPr>
+          <w:noProof/>
+          <w:sz w:val="28"/>
+          <w:szCs w:val="28"/>
+          <w:lang w:val="tr-TR"/>
+        </w:rPr>
+      </w:pPr>
+      <w:r>
+        <w:rPr>
+          <w:noProof/>
+          <w:sz w:val="28"/>
+          <w:szCs w:val="28"/>
+          <w:lang w:val="tr-TR"/>
+        </w:rPr>
+        <w:t xml:space="preserve">RUL reports </w:t>
+      </w:r>
+    </w:p>
+    <w:p>
+      <w:pPr>
+        <w:numPr>
+          <w:ilvl w:val="0"/>
+          <w:numId w:val="14"/>
+        </w:numPr>
+        <w:spacing w:after="0" w:line="240" w:lineRule="auto"/>
+        <w:rPr>
+          <w:noProof/>
+          <w:sz w:val="28"/>
+          <w:szCs w:val="28"/>
+          <w:lang w:val="tr-TR"/>
+        </w:rPr>
+      </w:pPr>
+      <w:r>
+        <w:rPr>
+          <w:noProof/>
+          <w:sz w:val="28"/>
+          <w:szCs w:val="28"/>
+          <w:lang w:val="tr-TR"/>
+        </w:rPr>
+        <w:t xml:space="preserve">RUL plots </w:t>
+      </w:r>
+    </w:p>
+    <w:p>
+      <w:pPr>
+        <w:numPr>
+          <w:ilvl w:val="0"/>
+          <w:numId w:val="14"/>
+        </w:numPr>
+        <w:spacing w:after="0" w:line="240" w:lineRule="auto"/>
+        <w:rPr>
+          <w:noProof/>
+          <w:sz w:val="28"/>
+          <w:szCs w:val="28"/>
+          <w:lang w:val="tr-TR"/>
+        </w:rPr>
+      </w:pPr>
+      <w:r>
+        <w:rPr>
+          <w:noProof/>
+          <w:sz w:val="28"/>
+          <w:szCs w:val="28"/>
+          <w:lang w:val="tr-TR"/>
+        </w:rPr>
+        <w:t>Confidence intervals</w:t>
+      </w:r>
+    </w:p>
+    <w:p>
+      <w:pPr>
+        <w:spacing w:after="0" w:line="240" w:lineRule="auto"/>
+        <w:rPr>
+          <w:noProof/>
+          <w:sz w:val="28"/>
+          <w:szCs w:val="28"/>
+          <w:lang w:val="tr-TR"/>
+        </w:rPr>
+      </w:pPr>
+    </w:p>
+    <w:p>
+      <w:pPr>
+        <w:spacing w:after="0" w:line="240" w:lineRule="auto"/>
+        <w:rPr>
+          <w:noProof/>
+          <w:sz w:val="28"/>
+          <w:szCs w:val="28"/>
+          <w:lang w:val="tr-TR"/>
+        </w:rPr>
+      </w:pPr>
+    </w:p>
+    <w:p>
+      <w:pPr>
+        <w:spacing w:after="0" w:line="240" w:lineRule="auto"/>
+        <w:rPr>
+          <w:b/>
+          <w:bCs/>
+          <w:noProof/>
+          <w:sz w:val="28"/>
+          <w:szCs w:val="28"/>
+        </w:rPr>
+      </w:pPr>
+      <w:r>
+        <w:rPr>
+          <w:b/>
+          <w:bCs/>
+          <w:noProof/>
+          <w:sz w:val="28"/>
+          <w:szCs w:val="28"/>
+        </w:rPr>
+        <w:t>Forecasting</w:t>
+      </w:r>
+    </w:p>
+    <w:p>
+      <w:pPr>
+        <w:spacing w:after="0" w:line="240" w:lineRule="auto"/>
+        <w:rPr>
+          <w:b/>
+          <w:bCs/>
+          <w:noProof/>
+          <w:sz w:val="28"/>
+          <w:szCs w:val="28"/>
+        </w:rPr>
+      </w:pPr>
+      <w:r>
+        <w:rPr>
+          <w:b/>
+          <w:bCs/>
+          <w:noProof/>
+          <w:sz w:val="28"/>
+          <w:szCs w:val="28"/>
+        </w:rPr>
+        <w:t>------------</w:t>
+      </w:r>
+    </w:p>
+    <w:p>
+      <w:pPr>
+        <w:spacing w:after="0" w:line="240" w:lineRule="auto"/>
+        <w:rPr>
+          <w:noProof/>
+          <w:sz w:val="28"/>
+          <w:szCs w:val="28"/>
+        </w:rPr>
+      </w:pPr>
+      <w:r>
+        <w:rPr>
+          <w:noProof/>
+          <w:sz w:val="28"/>
+          <w:szCs w:val="28"/>
+        </w:rPr>
+        <w:t>ForecastResult</w:t>
+      </w:r>
+    </w:p>
+    <w:p>
+      <w:pPr>
+        <w:spacing w:after="0" w:line="240" w:lineRule="auto"/>
+        <w:rPr>
+          <w:noProof/>
+          <w:sz w:val="28"/>
+          <w:szCs w:val="28"/>
+        </w:rPr>
+      </w:pPr>
+      <w:r>
+        <w:rPr>
+          <w:noProof/>
+          <w:sz w:val="28"/>
+          <w:szCs w:val="28"/>
+        </w:rPr>
+        <w:t>ARIMAForecaster</w:t>
+      </w:r>
+    </w:p>
+    <w:p>
+      <w:pPr>
+        <w:spacing w:after="0" w:line="240" w:lineRule="auto"/>
+        <w:rPr>
+          <w:noProof/>
+          <w:sz w:val="28"/>
+          <w:szCs w:val="28"/>
+        </w:rPr>
+      </w:pPr>
+      <w:r>
+        <w:rPr>
+          <w:noProof/>
+          <w:sz w:val="28"/>
+          <w:szCs w:val="28"/>
+        </w:rPr>
+        <w:t>KalmanForecaster</w:t>
+      </w:r>
+    </w:p>
+    <w:p>
+      <w:pPr>
+        <w:spacing w:after="0" w:line="240" w:lineRule="auto"/>
+        <w:rPr>
+          <w:noProof/>
+          <w:sz w:val="28"/>
+          <w:szCs w:val="28"/>
+        </w:rPr>
+      </w:pPr>
+    </w:p>
+    <w:p>
+      <w:pPr>
+        <w:spacing w:after="0" w:line="240" w:lineRule="auto"/>
+        <w:rPr>
+          <w:noProof/>
+          <w:sz w:val="28"/>
+          <w:szCs w:val="28"/>
+        </w:rPr>
+      </w:pPr>
+    </w:p>
+    <w:p>
+      <w:pPr>
+        <w:spacing w:after="0" w:line="240" w:lineRule="auto"/>
+        <w:rPr>
+          <w:b/>
+          <w:bCs/>
+          <w:noProof/>
+          <w:sz w:val="28"/>
+          <w:szCs w:val="28"/>
+        </w:rPr>
+      </w:pPr>
+      <w:r>
+        <w:rPr>
+          <w:b/>
+          <w:bCs/>
+          <w:noProof/>
+          <w:sz w:val="28"/>
+          <w:szCs w:val="28"/>
+        </w:rPr>
+        <w:t>Prognostics</w:t>
+      </w:r>
+    </w:p>
+    <w:p>
+      <w:pPr>
+        <w:spacing w:after="0" w:line="240" w:lineRule="auto"/>
+        <w:rPr>
+          <w:b/>
+          <w:bCs/>
+          <w:noProof/>
+          <w:sz w:val="28"/>
+          <w:szCs w:val="28"/>
+        </w:rPr>
+      </w:pPr>
+      <w:r>
+        <w:rPr>
+          <w:b/>
+          <w:bCs/>
+          <w:noProof/>
+          <w:sz w:val="28"/>
+          <w:szCs w:val="28"/>
+        </w:rPr>
+        <w:t>------------</w:t>
+      </w:r>
+    </w:p>
+    <w:p>
+      <w:pPr>
+        <w:spacing w:after="0" w:line="240" w:lineRule="auto"/>
+        <w:rPr>
+          <w:noProof/>
+          <w:sz w:val="28"/>
+          <w:szCs w:val="28"/>
+        </w:rPr>
+      </w:pPr>
+      <w:r>
+        <w:rPr>
+          <w:noProof/>
+          <w:sz w:val="28"/>
+          <w:szCs w:val="28"/>
+        </w:rPr>
+        <w:t>PrognosticResult</w:t>
+      </w:r>
+    </w:p>
+    <w:p>
+      <w:pPr>
+        <w:spacing w:after="0" w:line="240" w:lineRule="auto"/>
+        <w:rPr>
+          <w:noProof/>
+          <w:sz w:val="28"/>
+          <w:szCs w:val="28"/>
+        </w:rPr>
+      </w:pPr>
+      <w:r>
+        <w:rPr>
+          <w:noProof/>
+          <w:sz w:val="28"/>
+          <w:szCs w:val="28"/>
+        </w:rPr>
+        <w:t>ThresholdEstimator</w:t>
+      </w:r>
     </w:p>
     <w:p>
       <w:pPr>
@@ -10158,9 +11458,9 @@
     </w:lvl>
   </w:abstractNum>
   <w:abstractNum w:abstractNumId="1" w15:restartNumberingAfterBreak="0">
-    <w:nsid w:val="26B647B2"/>
+    <w:nsid w:val="0C944488"/>
     <w:multiLevelType w:val="multilevel"/>
-    <w:tmpl w:val="8342140A"/>
+    <w:tmpl w:val="A266BBA2"/>
     <w:lvl w:ilvl="0">
       <w:start w:val="1"/>
       <w:numFmt w:val="bullet"/>
@@ -10307,9 +11607,9 @@
     </w:lvl>
   </w:abstractNum>
   <w:abstractNum w:abstractNumId="2" w15:restartNumberingAfterBreak="0">
-    <w:nsid w:val="320E0B82"/>
+    <w:nsid w:val="16487725"/>
     <w:multiLevelType w:val="multilevel"/>
-    <w:tmpl w:val="67A0C5AE"/>
+    <w:tmpl w:val="25382BE4"/>
     <w:lvl w:ilvl="0">
       <w:start w:val="1"/>
       <w:numFmt w:val="bullet"/>
@@ -10456,9 +11756,9 @@
     </w:lvl>
   </w:abstractNum>
   <w:abstractNum w:abstractNumId="3" w15:restartNumberingAfterBreak="0">
-    <w:nsid w:val="3DB2253E"/>
+    <w:nsid w:val="24EF2950"/>
     <w:multiLevelType w:val="multilevel"/>
-    <w:tmpl w:val="F1E0B30A"/>
+    <w:tmpl w:val="411AD802"/>
     <w:lvl w:ilvl="0">
       <w:start w:val="1"/>
       <w:numFmt w:val="bullet"/>
@@ -10605,9 +11905,9 @@
     </w:lvl>
   </w:abstractNum>
   <w:abstractNum w:abstractNumId="4" w15:restartNumberingAfterBreak="0">
-    <w:nsid w:val="4CEF3128"/>
+    <w:nsid w:val="26B647B2"/>
     <w:multiLevelType w:val="multilevel"/>
-    <w:tmpl w:val="1DC22672"/>
+    <w:tmpl w:val="8342140A"/>
     <w:lvl w:ilvl="0">
       <w:start w:val="1"/>
       <w:numFmt w:val="bullet"/>
@@ -10754,9 +12054,9 @@
     </w:lvl>
   </w:abstractNum>
   <w:abstractNum w:abstractNumId="5" w15:restartNumberingAfterBreak="0">
-    <w:nsid w:val="5796578F"/>
+    <w:nsid w:val="320E0B82"/>
     <w:multiLevelType w:val="multilevel"/>
-    <w:tmpl w:val="970C4484"/>
+    <w:tmpl w:val="67A0C5AE"/>
     <w:lvl w:ilvl="0">
       <w:start w:val="1"/>
       <w:numFmt w:val="bullet"/>
@@ -10903,9 +12203,9 @@
     </w:lvl>
   </w:abstractNum>
   <w:abstractNum w:abstractNumId="6" w15:restartNumberingAfterBreak="0">
-    <w:nsid w:val="57AC2ADD"/>
+    <w:nsid w:val="3DB2253E"/>
     <w:multiLevelType w:val="multilevel"/>
-    <w:tmpl w:val="1716FFEE"/>
+    <w:tmpl w:val="F1E0B30A"/>
     <w:lvl w:ilvl="0">
       <w:start w:val="1"/>
       <w:numFmt w:val="bullet"/>
@@ -11052,9 +12352,9 @@
     </w:lvl>
   </w:abstractNum>
   <w:abstractNum w:abstractNumId="7" w15:restartNumberingAfterBreak="0">
-    <w:nsid w:val="69EF507F"/>
+    <w:nsid w:val="3DB627B7"/>
     <w:multiLevelType w:val="multilevel"/>
-    <w:tmpl w:val="DFAC709E"/>
+    <w:tmpl w:val="8F1C9D80"/>
     <w:lvl w:ilvl="0">
       <w:start w:val="1"/>
       <w:numFmt w:val="bullet"/>
@@ -11201,9 +12501,9 @@
     </w:lvl>
   </w:abstractNum>
   <w:abstractNum w:abstractNumId="8" w15:restartNumberingAfterBreak="0">
-    <w:nsid w:val="70007D95"/>
+    <w:nsid w:val="4CEF3128"/>
     <w:multiLevelType w:val="multilevel"/>
-    <w:tmpl w:val="385ED098"/>
+    <w:tmpl w:val="1DC22672"/>
     <w:lvl w:ilvl="0">
       <w:start w:val="1"/>
       <w:numFmt w:val="bullet"/>
@@ -11349,32 +12649,792 @@
       </w:rPr>
     </w:lvl>
   </w:abstractNum>
+  <w:abstractNum w:abstractNumId="9" w15:restartNumberingAfterBreak="0">
+    <w:nsid w:val="5796578F"/>
+    <w:multiLevelType w:val="multilevel"/>
+    <w:tmpl w:val="970C4484"/>
+    <w:lvl w:ilvl="0">
+      <w:start w:val="1"/>
+      <w:numFmt w:val="bullet"/>
+      <w:lvlText w:val=""/>
+      <w:lvlJc w:val="left"/>
+      <w:pPr>
+        <w:tabs>
+          <w:tab w:val="num" w:pos="720"/>
+        </w:tabs>
+        <w:ind w:left="720" w:hanging="360"/>
+      </w:pPr>
+      <w:rPr>
+        <w:rFonts w:ascii="Symbol" w:hAnsi="Symbol" w:hint="default"/>
+        <w:sz w:val="20"/>
+      </w:rPr>
+    </w:lvl>
+    <w:lvl w:ilvl="1" w:tentative="1">
+      <w:start w:val="1"/>
+      <w:numFmt w:val="bullet"/>
+      <w:lvlText w:val="o"/>
+      <w:lvlJc w:val="left"/>
+      <w:pPr>
+        <w:tabs>
+          <w:tab w:val="num" w:pos="1440"/>
+        </w:tabs>
+        <w:ind w:left="1440" w:hanging="360"/>
+      </w:pPr>
+      <w:rPr>
+        <w:rFonts w:ascii="Courier New" w:hAnsi="Courier New" w:hint="default"/>
+        <w:sz w:val="20"/>
+      </w:rPr>
+    </w:lvl>
+    <w:lvl w:ilvl="2" w:tentative="1">
+      <w:start w:val="1"/>
+      <w:numFmt w:val="bullet"/>
+      <w:lvlText w:val=""/>
+      <w:lvlJc w:val="left"/>
+      <w:pPr>
+        <w:tabs>
+          <w:tab w:val="num" w:pos="2160"/>
+        </w:tabs>
+        <w:ind w:left="2160" w:hanging="360"/>
+      </w:pPr>
+      <w:rPr>
+        <w:rFonts w:ascii="Wingdings" w:hAnsi="Wingdings" w:hint="default"/>
+        <w:sz w:val="20"/>
+      </w:rPr>
+    </w:lvl>
+    <w:lvl w:ilvl="3" w:tentative="1">
+      <w:start w:val="1"/>
+      <w:numFmt w:val="bullet"/>
+      <w:lvlText w:val=""/>
+      <w:lvlJc w:val="left"/>
+      <w:pPr>
+        <w:tabs>
+          <w:tab w:val="num" w:pos="2880"/>
+        </w:tabs>
+        <w:ind w:left="2880" w:hanging="360"/>
+      </w:pPr>
+      <w:rPr>
+        <w:rFonts w:ascii="Wingdings" w:hAnsi="Wingdings" w:hint="default"/>
+        <w:sz w:val="20"/>
+      </w:rPr>
+    </w:lvl>
+    <w:lvl w:ilvl="4" w:tentative="1">
+      <w:start w:val="1"/>
+      <w:numFmt w:val="bullet"/>
+      <w:lvlText w:val=""/>
+      <w:lvlJc w:val="left"/>
+      <w:pPr>
+        <w:tabs>
+          <w:tab w:val="num" w:pos="3600"/>
+        </w:tabs>
+        <w:ind w:left="3600" w:hanging="360"/>
+      </w:pPr>
+      <w:rPr>
+        <w:rFonts w:ascii="Wingdings" w:hAnsi="Wingdings" w:hint="default"/>
+        <w:sz w:val="20"/>
+      </w:rPr>
+    </w:lvl>
+    <w:lvl w:ilvl="5" w:tentative="1">
+      <w:start w:val="1"/>
+      <w:numFmt w:val="bullet"/>
+      <w:lvlText w:val=""/>
+      <w:lvlJc w:val="left"/>
+      <w:pPr>
+        <w:tabs>
+          <w:tab w:val="num" w:pos="4320"/>
+        </w:tabs>
+        <w:ind w:left="4320" w:hanging="360"/>
+      </w:pPr>
+      <w:rPr>
+        <w:rFonts w:ascii="Wingdings" w:hAnsi="Wingdings" w:hint="default"/>
+        <w:sz w:val="20"/>
+      </w:rPr>
+    </w:lvl>
+    <w:lvl w:ilvl="6" w:tentative="1">
+      <w:start w:val="1"/>
+      <w:numFmt w:val="bullet"/>
+      <w:lvlText w:val=""/>
+      <w:lvlJc w:val="left"/>
+      <w:pPr>
+        <w:tabs>
+          <w:tab w:val="num" w:pos="5040"/>
+        </w:tabs>
+        <w:ind w:left="5040" w:hanging="360"/>
+      </w:pPr>
+      <w:rPr>
+        <w:rFonts w:ascii="Wingdings" w:hAnsi="Wingdings" w:hint="default"/>
+        <w:sz w:val="20"/>
+      </w:rPr>
+    </w:lvl>
+    <w:lvl w:ilvl="7" w:tentative="1">
+      <w:start w:val="1"/>
+      <w:numFmt w:val="bullet"/>
+      <w:lvlText w:val=""/>
+      <w:lvlJc w:val="left"/>
+      <w:pPr>
+        <w:tabs>
+          <w:tab w:val="num" w:pos="5760"/>
+        </w:tabs>
+        <w:ind w:left="5760" w:hanging="360"/>
+      </w:pPr>
+      <w:rPr>
+        <w:rFonts w:ascii="Wingdings" w:hAnsi="Wingdings" w:hint="default"/>
+        <w:sz w:val="20"/>
+      </w:rPr>
+    </w:lvl>
+    <w:lvl w:ilvl="8" w:tentative="1">
+      <w:start w:val="1"/>
+      <w:numFmt w:val="bullet"/>
+      <w:lvlText w:val=""/>
+      <w:lvlJc w:val="left"/>
+      <w:pPr>
+        <w:tabs>
+          <w:tab w:val="num" w:pos="6480"/>
+        </w:tabs>
+        <w:ind w:left="6480" w:hanging="360"/>
+      </w:pPr>
+      <w:rPr>
+        <w:rFonts w:ascii="Wingdings" w:hAnsi="Wingdings" w:hint="default"/>
+        <w:sz w:val="20"/>
+      </w:rPr>
+    </w:lvl>
+  </w:abstractNum>
+  <w:abstractNum w:abstractNumId="10" w15:restartNumberingAfterBreak="0">
+    <w:nsid w:val="57AC2ADD"/>
+    <w:multiLevelType w:val="multilevel"/>
+    <w:tmpl w:val="1716FFEE"/>
+    <w:lvl w:ilvl="0">
+      <w:start w:val="1"/>
+      <w:numFmt w:val="bullet"/>
+      <w:lvlText w:val=""/>
+      <w:lvlJc w:val="left"/>
+      <w:pPr>
+        <w:tabs>
+          <w:tab w:val="num" w:pos="720"/>
+        </w:tabs>
+        <w:ind w:left="720" w:hanging="360"/>
+      </w:pPr>
+      <w:rPr>
+        <w:rFonts w:ascii="Symbol" w:hAnsi="Symbol" w:hint="default"/>
+        <w:sz w:val="20"/>
+      </w:rPr>
+    </w:lvl>
+    <w:lvl w:ilvl="1" w:tentative="1">
+      <w:start w:val="1"/>
+      <w:numFmt w:val="bullet"/>
+      <w:lvlText w:val="o"/>
+      <w:lvlJc w:val="left"/>
+      <w:pPr>
+        <w:tabs>
+          <w:tab w:val="num" w:pos="1440"/>
+        </w:tabs>
+        <w:ind w:left="1440" w:hanging="360"/>
+      </w:pPr>
+      <w:rPr>
+        <w:rFonts w:ascii="Courier New" w:hAnsi="Courier New" w:hint="default"/>
+        <w:sz w:val="20"/>
+      </w:rPr>
+    </w:lvl>
+    <w:lvl w:ilvl="2" w:tentative="1">
+      <w:start w:val="1"/>
+      <w:numFmt w:val="bullet"/>
+      <w:lvlText w:val=""/>
+      <w:lvlJc w:val="left"/>
+      <w:pPr>
+        <w:tabs>
+          <w:tab w:val="num" w:pos="2160"/>
+        </w:tabs>
+        <w:ind w:left="2160" w:hanging="360"/>
+      </w:pPr>
+      <w:rPr>
+        <w:rFonts w:ascii="Wingdings" w:hAnsi="Wingdings" w:hint="default"/>
+        <w:sz w:val="20"/>
+      </w:rPr>
+    </w:lvl>
+    <w:lvl w:ilvl="3" w:tentative="1">
+      <w:start w:val="1"/>
+      <w:numFmt w:val="bullet"/>
+      <w:lvlText w:val=""/>
+      <w:lvlJc w:val="left"/>
+      <w:pPr>
+        <w:tabs>
+          <w:tab w:val="num" w:pos="2880"/>
+        </w:tabs>
+        <w:ind w:left="2880" w:hanging="360"/>
+      </w:pPr>
+      <w:rPr>
+        <w:rFonts w:ascii="Wingdings" w:hAnsi="Wingdings" w:hint="default"/>
+        <w:sz w:val="20"/>
+      </w:rPr>
+    </w:lvl>
+    <w:lvl w:ilvl="4" w:tentative="1">
+      <w:start w:val="1"/>
+      <w:numFmt w:val="bullet"/>
+      <w:lvlText w:val=""/>
+      <w:lvlJc w:val="left"/>
+      <w:pPr>
+        <w:tabs>
+          <w:tab w:val="num" w:pos="3600"/>
+        </w:tabs>
+        <w:ind w:left="3600" w:hanging="360"/>
+      </w:pPr>
+      <w:rPr>
+        <w:rFonts w:ascii="Wingdings" w:hAnsi="Wingdings" w:hint="default"/>
+        <w:sz w:val="20"/>
+      </w:rPr>
+    </w:lvl>
+    <w:lvl w:ilvl="5" w:tentative="1">
+      <w:start w:val="1"/>
+      <w:numFmt w:val="bullet"/>
+      <w:lvlText w:val=""/>
+      <w:lvlJc w:val="left"/>
+      <w:pPr>
+        <w:tabs>
+          <w:tab w:val="num" w:pos="4320"/>
+        </w:tabs>
+        <w:ind w:left="4320" w:hanging="360"/>
+      </w:pPr>
+      <w:rPr>
+        <w:rFonts w:ascii="Wingdings" w:hAnsi="Wingdings" w:hint="default"/>
+        <w:sz w:val="20"/>
+      </w:rPr>
+    </w:lvl>
+    <w:lvl w:ilvl="6" w:tentative="1">
+      <w:start w:val="1"/>
+      <w:numFmt w:val="bullet"/>
+      <w:lvlText w:val=""/>
+      <w:lvlJc w:val="left"/>
+      <w:pPr>
+        <w:tabs>
+          <w:tab w:val="num" w:pos="5040"/>
+        </w:tabs>
+        <w:ind w:left="5040" w:hanging="360"/>
+      </w:pPr>
+      <w:rPr>
+        <w:rFonts w:ascii="Wingdings" w:hAnsi="Wingdings" w:hint="default"/>
+        <w:sz w:val="20"/>
+      </w:rPr>
+    </w:lvl>
+    <w:lvl w:ilvl="7" w:tentative="1">
+      <w:start w:val="1"/>
+      <w:numFmt w:val="bullet"/>
+      <w:lvlText w:val=""/>
+      <w:lvlJc w:val="left"/>
+      <w:pPr>
+        <w:tabs>
+          <w:tab w:val="num" w:pos="5760"/>
+        </w:tabs>
+        <w:ind w:left="5760" w:hanging="360"/>
+      </w:pPr>
+      <w:rPr>
+        <w:rFonts w:ascii="Wingdings" w:hAnsi="Wingdings" w:hint="default"/>
+        <w:sz w:val="20"/>
+      </w:rPr>
+    </w:lvl>
+    <w:lvl w:ilvl="8" w:tentative="1">
+      <w:start w:val="1"/>
+      <w:numFmt w:val="bullet"/>
+      <w:lvlText w:val=""/>
+      <w:lvlJc w:val="left"/>
+      <w:pPr>
+        <w:tabs>
+          <w:tab w:val="num" w:pos="6480"/>
+        </w:tabs>
+        <w:ind w:left="6480" w:hanging="360"/>
+      </w:pPr>
+      <w:rPr>
+        <w:rFonts w:ascii="Wingdings" w:hAnsi="Wingdings" w:hint="default"/>
+        <w:sz w:val="20"/>
+      </w:rPr>
+    </w:lvl>
+  </w:abstractNum>
+  <w:abstractNum w:abstractNumId="11" w15:restartNumberingAfterBreak="0">
+    <w:nsid w:val="69EF507F"/>
+    <w:multiLevelType w:val="multilevel"/>
+    <w:tmpl w:val="DFAC709E"/>
+    <w:lvl w:ilvl="0">
+      <w:start w:val="1"/>
+      <w:numFmt w:val="bullet"/>
+      <w:lvlText w:val=""/>
+      <w:lvlJc w:val="left"/>
+      <w:pPr>
+        <w:tabs>
+          <w:tab w:val="num" w:pos="720"/>
+        </w:tabs>
+        <w:ind w:left="720" w:hanging="360"/>
+      </w:pPr>
+      <w:rPr>
+        <w:rFonts w:ascii="Symbol" w:hAnsi="Symbol" w:hint="default"/>
+        <w:sz w:val="20"/>
+      </w:rPr>
+    </w:lvl>
+    <w:lvl w:ilvl="1" w:tentative="1">
+      <w:start w:val="1"/>
+      <w:numFmt w:val="bullet"/>
+      <w:lvlText w:val="o"/>
+      <w:lvlJc w:val="left"/>
+      <w:pPr>
+        <w:tabs>
+          <w:tab w:val="num" w:pos="1440"/>
+        </w:tabs>
+        <w:ind w:left="1440" w:hanging="360"/>
+      </w:pPr>
+      <w:rPr>
+        <w:rFonts w:ascii="Courier New" w:hAnsi="Courier New" w:hint="default"/>
+        <w:sz w:val="20"/>
+      </w:rPr>
+    </w:lvl>
+    <w:lvl w:ilvl="2" w:tentative="1">
+      <w:start w:val="1"/>
+      <w:numFmt w:val="bullet"/>
+      <w:lvlText w:val=""/>
+      <w:lvlJc w:val="left"/>
+      <w:pPr>
+        <w:tabs>
+          <w:tab w:val="num" w:pos="2160"/>
+        </w:tabs>
+        <w:ind w:left="2160" w:hanging="360"/>
+      </w:pPr>
+      <w:rPr>
+        <w:rFonts w:ascii="Wingdings" w:hAnsi="Wingdings" w:hint="default"/>
+        <w:sz w:val="20"/>
+      </w:rPr>
+    </w:lvl>
+    <w:lvl w:ilvl="3" w:tentative="1">
+      <w:start w:val="1"/>
+      <w:numFmt w:val="bullet"/>
+      <w:lvlText w:val=""/>
+      <w:lvlJc w:val="left"/>
+      <w:pPr>
+        <w:tabs>
+          <w:tab w:val="num" w:pos="2880"/>
+        </w:tabs>
+        <w:ind w:left="2880" w:hanging="360"/>
+      </w:pPr>
+      <w:rPr>
+        <w:rFonts w:ascii="Wingdings" w:hAnsi="Wingdings" w:hint="default"/>
+        <w:sz w:val="20"/>
+      </w:rPr>
+    </w:lvl>
+    <w:lvl w:ilvl="4" w:tentative="1">
+      <w:start w:val="1"/>
+      <w:numFmt w:val="bullet"/>
+      <w:lvlText w:val=""/>
+      <w:lvlJc w:val="left"/>
+      <w:pPr>
+        <w:tabs>
+          <w:tab w:val="num" w:pos="3600"/>
+        </w:tabs>
+        <w:ind w:left="3600" w:hanging="360"/>
+      </w:pPr>
+      <w:rPr>
+        <w:rFonts w:ascii="Wingdings" w:hAnsi="Wingdings" w:hint="default"/>
+        <w:sz w:val="20"/>
+      </w:rPr>
+    </w:lvl>
+    <w:lvl w:ilvl="5" w:tentative="1">
+      <w:start w:val="1"/>
+      <w:numFmt w:val="bullet"/>
+      <w:lvlText w:val=""/>
+      <w:lvlJc w:val="left"/>
+      <w:pPr>
+        <w:tabs>
+          <w:tab w:val="num" w:pos="4320"/>
+        </w:tabs>
+        <w:ind w:left="4320" w:hanging="360"/>
+      </w:pPr>
+      <w:rPr>
+        <w:rFonts w:ascii="Wingdings" w:hAnsi="Wingdings" w:hint="default"/>
+        <w:sz w:val="20"/>
+      </w:rPr>
+    </w:lvl>
+    <w:lvl w:ilvl="6" w:tentative="1">
+      <w:start w:val="1"/>
+      <w:numFmt w:val="bullet"/>
+      <w:lvlText w:val=""/>
+      <w:lvlJc w:val="left"/>
+      <w:pPr>
+        <w:tabs>
+          <w:tab w:val="num" w:pos="5040"/>
+        </w:tabs>
+        <w:ind w:left="5040" w:hanging="360"/>
+      </w:pPr>
+      <w:rPr>
+        <w:rFonts w:ascii="Wingdings" w:hAnsi="Wingdings" w:hint="default"/>
+        <w:sz w:val="20"/>
+      </w:rPr>
+    </w:lvl>
+    <w:lvl w:ilvl="7" w:tentative="1">
+      <w:start w:val="1"/>
+      <w:numFmt w:val="bullet"/>
+      <w:lvlText w:val=""/>
+      <w:lvlJc w:val="left"/>
+      <w:pPr>
+        <w:tabs>
+          <w:tab w:val="num" w:pos="5760"/>
+        </w:tabs>
+        <w:ind w:left="5760" w:hanging="360"/>
+      </w:pPr>
+      <w:rPr>
+        <w:rFonts w:ascii="Wingdings" w:hAnsi="Wingdings" w:hint="default"/>
+        <w:sz w:val="20"/>
+      </w:rPr>
+    </w:lvl>
+    <w:lvl w:ilvl="8" w:tentative="1">
+      <w:start w:val="1"/>
+      <w:numFmt w:val="bullet"/>
+      <w:lvlText w:val=""/>
+      <w:lvlJc w:val="left"/>
+      <w:pPr>
+        <w:tabs>
+          <w:tab w:val="num" w:pos="6480"/>
+        </w:tabs>
+        <w:ind w:left="6480" w:hanging="360"/>
+      </w:pPr>
+      <w:rPr>
+        <w:rFonts w:ascii="Wingdings" w:hAnsi="Wingdings" w:hint="default"/>
+        <w:sz w:val="20"/>
+      </w:rPr>
+    </w:lvl>
+  </w:abstractNum>
+  <w:abstractNum w:abstractNumId="12" w15:restartNumberingAfterBreak="0">
+    <w:nsid w:val="70007D95"/>
+    <w:multiLevelType w:val="multilevel"/>
+    <w:tmpl w:val="385ED098"/>
+    <w:lvl w:ilvl="0">
+      <w:start w:val="1"/>
+      <w:numFmt w:val="bullet"/>
+      <w:lvlText w:val=""/>
+      <w:lvlJc w:val="left"/>
+      <w:pPr>
+        <w:tabs>
+          <w:tab w:val="num" w:pos="720"/>
+        </w:tabs>
+        <w:ind w:left="720" w:hanging="360"/>
+      </w:pPr>
+      <w:rPr>
+        <w:rFonts w:ascii="Symbol" w:hAnsi="Symbol" w:hint="default"/>
+        <w:sz w:val="20"/>
+      </w:rPr>
+    </w:lvl>
+    <w:lvl w:ilvl="1" w:tentative="1">
+      <w:start w:val="1"/>
+      <w:numFmt w:val="bullet"/>
+      <w:lvlText w:val="o"/>
+      <w:lvlJc w:val="left"/>
+      <w:pPr>
+        <w:tabs>
+          <w:tab w:val="num" w:pos="1440"/>
+        </w:tabs>
+        <w:ind w:left="1440" w:hanging="360"/>
+      </w:pPr>
+      <w:rPr>
+        <w:rFonts w:ascii="Courier New" w:hAnsi="Courier New" w:hint="default"/>
+        <w:sz w:val="20"/>
+      </w:rPr>
+    </w:lvl>
+    <w:lvl w:ilvl="2" w:tentative="1">
+      <w:start w:val="1"/>
+      <w:numFmt w:val="bullet"/>
+      <w:lvlText w:val=""/>
+      <w:lvlJc w:val="left"/>
+      <w:pPr>
+        <w:tabs>
+          <w:tab w:val="num" w:pos="2160"/>
+        </w:tabs>
+        <w:ind w:left="2160" w:hanging="360"/>
+      </w:pPr>
+      <w:rPr>
+        <w:rFonts w:ascii="Wingdings" w:hAnsi="Wingdings" w:hint="default"/>
+        <w:sz w:val="20"/>
+      </w:rPr>
+    </w:lvl>
+    <w:lvl w:ilvl="3" w:tentative="1">
+      <w:start w:val="1"/>
+      <w:numFmt w:val="bullet"/>
+      <w:lvlText w:val=""/>
+      <w:lvlJc w:val="left"/>
+      <w:pPr>
+        <w:tabs>
+          <w:tab w:val="num" w:pos="2880"/>
+        </w:tabs>
+        <w:ind w:left="2880" w:hanging="360"/>
+      </w:pPr>
+      <w:rPr>
+        <w:rFonts w:ascii="Wingdings" w:hAnsi="Wingdings" w:hint="default"/>
+        <w:sz w:val="20"/>
+      </w:rPr>
+    </w:lvl>
+    <w:lvl w:ilvl="4" w:tentative="1">
+      <w:start w:val="1"/>
+      <w:numFmt w:val="bullet"/>
+      <w:lvlText w:val=""/>
+      <w:lvlJc w:val="left"/>
+      <w:pPr>
+        <w:tabs>
+          <w:tab w:val="num" w:pos="3600"/>
+        </w:tabs>
+        <w:ind w:left="3600" w:hanging="360"/>
+      </w:pPr>
+      <w:rPr>
+        <w:rFonts w:ascii="Wingdings" w:hAnsi="Wingdings" w:hint="default"/>
+        <w:sz w:val="20"/>
+      </w:rPr>
+    </w:lvl>
+    <w:lvl w:ilvl="5" w:tentative="1">
+      <w:start w:val="1"/>
+      <w:numFmt w:val="bullet"/>
+      <w:lvlText w:val=""/>
+      <w:lvlJc w:val="left"/>
+      <w:pPr>
+        <w:tabs>
+          <w:tab w:val="num" w:pos="4320"/>
+        </w:tabs>
+        <w:ind w:left="4320" w:hanging="360"/>
+      </w:pPr>
+      <w:rPr>
+        <w:rFonts w:ascii="Wingdings" w:hAnsi="Wingdings" w:hint="default"/>
+        <w:sz w:val="20"/>
+      </w:rPr>
+    </w:lvl>
+    <w:lvl w:ilvl="6" w:tentative="1">
+      <w:start w:val="1"/>
+      <w:numFmt w:val="bullet"/>
+      <w:lvlText w:val=""/>
+      <w:lvlJc w:val="left"/>
+      <w:pPr>
+        <w:tabs>
+          <w:tab w:val="num" w:pos="5040"/>
+        </w:tabs>
+        <w:ind w:left="5040" w:hanging="360"/>
+      </w:pPr>
+      <w:rPr>
+        <w:rFonts w:ascii="Wingdings" w:hAnsi="Wingdings" w:hint="default"/>
+        <w:sz w:val="20"/>
+      </w:rPr>
+    </w:lvl>
+    <w:lvl w:ilvl="7" w:tentative="1">
+      <w:start w:val="1"/>
+      <w:numFmt w:val="bullet"/>
+      <w:lvlText w:val=""/>
+      <w:lvlJc w:val="left"/>
+      <w:pPr>
+        <w:tabs>
+          <w:tab w:val="num" w:pos="5760"/>
+        </w:tabs>
+        <w:ind w:left="5760" w:hanging="360"/>
+      </w:pPr>
+      <w:rPr>
+        <w:rFonts w:ascii="Wingdings" w:hAnsi="Wingdings" w:hint="default"/>
+        <w:sz w:val="20"/>
+      </w:rPr>
+    </w:lvl>
+    <w:lvl w:ilvl="8" w:tentative="1">
+      <w:start w:val="1"/>
+      <w:numFmt w:val="bullet"/>
+      <w:lvlText w:val=""/>
+      <w:lvlJc w:val="left"/>
+      <w:pPr>
+        <w:tabs>
+          <w:tab w:val="num" w:pos="6480"/>
+        </w:tabs>
+        <w:ind w:left="6480" w:hanging="360"/>
+      </w:pPr>
+      <w:rPr>
+        <w:rFonts w:ascii="Wingdings" w:hAnsi="Wingdings" w:hint="default"/>
+        <w:sz w:val="20"/>
+      </w:rPr>
+    </w:lvl>
+  </w:abstractNum>
+  <w:abstractNum w:abstractNumId="13" w15:restartNumberingAfterBreak="0">
+    <w:nsid w:val="7B47185F"/>
+    <w:multiLevelType w:val="multilevel"/>
+    <w:tmpl w:val="607606C4"/>
+    <w:lvl w:ilvl="0">
+      <w:start w:val="1"/>
+      <w:numFmt w:val="bullet"/>
+      <w:lvlText w:val=""/>
+      <w:lvlJc w:val="left"/>
+      <w:pPr>
+        <w:tabs>
+          <w:tab w:val="num" w:pos="720"/>
+        </w:tabs>
+        <w:ind w:left="720" w:hanging="360"/>
+      </w:pPr>
+      <w:rPr>
+        <w:rFonts w:ascii="Symbol" w:hAnsi="Symbol" w:hint="default"/>
+        <w:sz w:val="20"/>
+      </w:rPr>
+    </w:lvl>
+    <w:lvl w:ilvl="1" w:tentative="1">
+      <w:start w:val="1"/>
+      <w:numFmt w:val="bullet"/>
+      <w:lvlText w:val="o"/>
+      <w:lvlJc w:val="left"/>
+      <w:pPr>
+        <w:tabs>
+          <w:tab w:val="num" w:pos="1440"/>
+        </w:tabs>
+        <w:ind w:left="1440" w:hanging="360"/>
+      </w:pPr>
+      <w:rPr>
+        <w:rFonts w:ascii="Courier New" w:hAnsi="Courier New" w:hint="default"/>
+        <w:sz w:val="20"/>
+      </w:rPr>
+    </w:lvl>
+    <w:lvl w:ilvl="2" w:tentative="1">
+      <w:start w:val="1"/>
+      <w:numFmt w:val="bullet"/>
+      <w:lvlText w:val=""/>
+      <w:lvlJc w:val="left"/>
+      <w:pPr>
+        <w:tabs>
+          <w:tab w:val="num" w:pos="2160"/>
+        </w:tabs>
+        <w:ind w:left="2160" w:hanging="360"/>
+      </w:pPr>
+      <w:rPr>
+        <w:rFonts w:ascii="Wingdings" w:hAnsi="Wingdings" w:hint="default"/>
+        <w:sz w:val="20"/>
+      </w:rPr>
+    </w:lvl>
+    <w:lvl w:ilvl="3" w:tentative="1">
+      <w:start w:val="1"/>
+      <w:numFmt w:val="bullet"/>
+      <w:lvlText w:val=""/>
+      <w:lvlJc w:val="left"/>
+      <w:pPr>
+        <w:tabs>
+          <w:tab w:val="num" w:pos="2880"/>
+        </w:tabs>
+        <w:ind w:left="2880" w:hanging="360"/>
+      </w:pPr>
+      <w:rPr>
+        <w:rFonts w:ascii="Wingdings" w:hAnsi="Wingdings" w:hint="default"/>
+        <w:sz w:val="20"/>
+      </w:rPr>
+    </w:lvl>
+    <w:lvl w:ilvl="4" w:tentative="1">
+      <w:start w:val="1"/>
+      <w:numFmt w:val="bullet"/>
+      <w:lvlText w:val=""/>
+      <w:lvlJc w:val="left"/>
+      <w:pPr>
+        <w:tabs>
+          <w:tab w:val="num" w:pos="3600"/>
+        </w:tabs>
+        <w:ind w:left="3600" w:hanging="360"/>
+      </w:pPr>
+      <w:rPr>
+        <w:rFonts w:ascii="Wingdings" w:hAnsi="Wingdings" w:hint="default"/>
+        <w:sz w:val="20"/>
+      </w:rPr>
+    </w:lvl>
+    <w:lvl w:ilvl="5" w:tentative="1">
+      <w:start w:val="1"/>
+      <w:numFmt w:val="bullet"/>
+      <w:lvlText w:val=""/>
+      <w:lvlJc w:val="left"/>
+      <w:pPr>
+        <w:tabs>
+          <w:tab w:val="num" w:pos="4320"/>
+        </w:tabs>
+        <w:ind w:left="4320" w:hanging="360"/>
+      </w:pPr>
+      <w:rPr>
+        <w:rFonts w:ascii="Wingdings" w:hAnsi="Wingdings" w:hint="default"/>
+        <w:sz w:val="20"/>
+      </w:rPr>
+    </w:lvl>
+    <w:lvl w:ilvl="6" w:tentative="1">
+      <w:start w:val="1"/>
+      <w:numFmt w:val="bullet"/>
+      <w:lvlText w:val=""/>
+      <w:lvlJc w:val="left"/>
+      <w:pPr>
+        <w:tabs>
+          <w:tab w:val="num" w:pos="5040"/>
+        </w:tabs>
+        <w:ind w:left="5040" w:hanging="360"/>
+      </w:pPr>
+      <w:rPr>
+        <w:rFonts w:ascii="Wingdings" w:hAnsi="Wingdings" w:hint="default"/>
+        <w:sz w:val="20"/>
+      </w:rPr>
+    </w:lvl>
+    <w:lvl w:ilvl="7" w:tentative="1">
+      <w:start w:val="1"/>
+      <w:numFmt w:val="bullet"/>
+      <w:lvlText w:val=""/>
+      <w:lvlJc w:val="left"/>
+      <w:pPr>
+        <w:tabs>
+          <w:tab w:val="num" w:pos="5760"/>
+        </w:tabs>
+        <w:ind w:left="5760" w:hanging="360"/>
+      </w:pPr>
+      <w:rPr>
+        <w:rFonts w:ascii="Wingdings" w:hAnsi="Wingdings" w:hint="default"/>
+        <w:sz w:val="20"/>
+      </w:rPr>
+    </w:lvl>
+    <w:lvl w:ilvl="8" w:tentative="1">
+      <w:start w:val="1"/>
+      <w:numFmt w:val="bullet"/>
+      <w:lvlText w:val=""/>
+      <w:lvlJc w:val="left"/>
+      <w:pPr>
+        <w:tabs>
+          <w:tab w:val="num" w:pos="6480"/>
+        </w:tabs>
+        <w:ind w:left="6480" w:hanging="360"/>
+      </w:pPr>
+      <w:rPr>
+        <w:rFonts w:ascii="Wingdings" w:hAnsi="Wingdings" w:hint="default"/>
+        <w:sz w:val="20"/>
+      </w:rPr>
+    </w:lvl>
+  </w:abstractNum>
   <w:num w:numId="1" w16cid:durableId="280691300">
-    <w:abstractNumId w:val="2"/>
+    <w:abstractNumId w:val="5"/>
   </w:num>
   <w:num w:numId="2" w16cid:durableId="172646460">
-    <w:abstractNumId w:val="8"/>
+    <w:abstractNumId w:val="12"/>
   </w:num>
   <w:num w:numId="3" w16cid:durableId="33846187">
-    <w:abstractNumId w:val="6"/>
+    <w:abstractNumId w:val="10"/>
   </w:num>
   <w:num w:numId="4" w16cid:durableId="512036652">
     <w:abstractNumId w:val="0"/>
   </w:num>
   <w:num w:numId="5" w16cid:durableId="500659820">
+    <w:abstractNumId w:val="6"/>
+  </w:num>
+  <w:num w:numId="6" w16cid:durableId="21175598">
+    <w:abstractNumId w:val="9"/>
+  </w:num>
+  <w:num w:numId="7" w16cid:durableId="507451992">
+    <w:abstractNumId w:val="4"/>
+  </w:num>
+  <w:num w:numId="8" w16cid:durableId="912929687">
+    <w:abstractNumId w:val="8"/>
+  </w:num>
+  <w:num w:numId="9" w16cid:durableId="2052532868">
+    <w:abstractNumId w:val="11"/>
+  </w:num>
+  <w:num w:numId="10" w16cid:durableId="632712616">
     <w:abstractNumId w:val="3"/>
   </w:num>
-  <w:num w:numId="6" w16cid:durableId="21175598">
-    <w:abstractNumId w:val="5"/>
-  </w:num>
-  <w:num w:numId="7" w16cid:durableId="507451992">
+  <w:num w:numId="11" w16cid:durableId="1696928692">
     <w:abstractNumId w:val="1"/>
   </w:num>
-  <w:num w:numId="8" w16cid:durableId="912929687">
-    <w:abstractNumId w:val="4"/>
+  <w:num w:numId="12" w16cid:durableId="1927298471">
+    <w:abstractNumId w:val="7"/>
   </w:num>
-  <w:num w:numId="9" w16cid:durableId="2052532868">
-    <w:abstractNumId w:val="7"/>
+  <w:num w:numId="13" w16cid:durableId="1724478748">
+    <w:abstractNumId w:val="13"/>
+  </w:num>
+  <w:num w:numId="14" w16cid:durableId="220411815">
+    <w:abstractNumId w:val="2"/>
   </w:num>
 </w:numbering>
 </file>
@@ -11983,7 +14043,6 @@
   <w:style w:type="character" w:default="1" w:styleId="VarsaylanParagrafYazTipi">
     <w:name w:val="Default Paragraph Font"/>
     <w:uiPriority w:val="1"/>
-    <w:semiHidden/>
     <w:unhideWhenUsed/>
   </w:style>
   <w:style w:type="table" w:default="1" w:styleId="NormalTablo">

--- a/docs/roadmap.docx
+++ b/docs/roadmap.docx
@@ -496,7 +496,6 @@
           <w:szCs w:val="32"/>
         </w:rPr>
       </w:pPr>
-      <w:proofErr w:type="spellStart"/>
       <w:r>
         <w:rPr>
           <w:sz w:val="32"/>
@@ -505,7 +504,6 @@
         </w:rPr>
         <w:t>ForecastPipeline</w:t>
       </w:r>
-      <w:proofErr w:type="spellEnd"/>
     </w:p>
     <w:p>
       <w:pPr>
@@ -10786,19 +10784,7 @@
           <w:u w:val="single"/>
           <w:lang w:val="tr-TR"/>
         </w:rPr>
-        <w:t>Sprint 7</w:t>
-      </w:r>
-      <w:r>
-        <w:rPr>
-          <w:b/>
-          <w:bCs/>
-          <w:noProof/>
-          <w:sz w:val="28"/>
-          <w:szCs w:val="28"/>
-          <w:u w:val="single"/>
-          <w:lang w:val="tr-TR"/>
-        </w:rPr>
-        <w:t xml:space="preserve"> :</w:t>
+        <w:t>Sprint 7 :</w:t>
       </w:r>
     </w:p>
     <w:p>
@@ -11290,6 +11276,1142 @@
       <w:pPr>
         <w:spacing w:after="0" w:line="240" w:lineRule="auto"/>
         <w:rPr>
+          <w:noProof/>
+          <w:sz w:val="28"/>
+          <w:szCs w:val="28"/>
+        </w:rPr>
+      </w:pPr>
+    </w:p>
+    <w:p>
+      <w:pPr>
+        <w:spacing w:after="0" w:line="240" w:lineRule="auto"/>
+        <w:rPr>
+          <w:noProof/>
+          <w:sz w:val="28"/>
+          <w:szCs w:val="28"/>
+        </w:rPr>
+      </w:pPr>
+    </w:p>
+    <w:p>
+      <w:pPr>
+        <w:spacing w:after="0" w:line="240" w:lineRule="auto"/>
+        <w:rPr>
+          <w:noProof/>
+          <w:sz w:val="28"/>
+          <w:szCs w:val="28"/>
+        </w:rPr>
+      </w:pPr>
+    </w:p>
+    <w:p>
+      <w:pPr>
+        <w:spacing w:after="0" w:line="240" w:lineRule="auto"/>
+        <w:rPr>
+          <w:noProof/>
+          <w:sz w:val="28"/>
+          <w:szCs w:val="28"/>
+        </w:rPr>
+      </w:pPr>
+    </w:p>
+    <w:p>
+      <w:pPr>
+        <w:spacing w:after="0" w:line="240" w:lineRule="auto"/>
+        <w:rPr>
+          <w:noProof/>
+          <w:sz w:val="28"/>
+          <w:szCs w:val="28"/>
+        </w:rPr>
+      </w:pPr>
+    </w:p>
+    <w:p>
+      <w:pPr>
+        <w:spacing w:after="0" w:line="240" w:lineRule="auto"/>
+        <w:rPr>
+          <w:noProof/>
+          <w:sz w:val="28"/>
+          <w:szCs w:val="28"/>
+        </w:rPr>
+      </w:pPr>
+    </w:p>
+    <w:p>
+      <w:pPr>
+        <w:spacing w:after="0" w:line="240" w:lineRule="auto"/>
+        <w:rPr>
+          <w:noProof/>
+          <w:sz w:val="28"/>
+          <w:szCs w:val="28"/>
+        </w:rPr>
+      </w:pPr>
+    </w:p>
+    <w:p>
+      <w:pPr>
+        <w:spacing w:after="0" w:line="240" w:lineRule="auto"/>
+        <w:rPr>
+          <w:noProof/>
+          <w:sz w:val="28"/>
+          <w:szCs w:val="28"/>
+        </w:rPr>
+      </w:pPr>
+    </w:p>
+    <w:p>
+      <w:pPr>
+        <w:spacing w:after="0" w:line="240" w:lineRule="auto"/>
+        <w:rPr>
+          <w:noProof/>
+          <w:sz w:val="28"/>
+          <w:szCs w:val="28"/>
+        </w:rPr>
+      </w:pPr>
+    </w:p>
+    <w:p>
+      <w:pPr>
+        <w:spacing w:after="0" w:line="240" w:lineRule="auto"/>
+        <w:rPr>
+          <w:noProof/>
+          <w:sz w:val="28"/>
+          <w:szCs w:val="28"/>
+        </w:rPr>
+      </w:pPr>
+    </w:p>
+    <w:p>
+      <w:pPr>
+        <w:spacing w:after="0" w:line="240" w:lineRule="auto"/>
+        <w:rPr>
+          <w:noProof/>
+          <w:sz w:val="28"/>
+          <w:szCs w:val="28"/>
+        </w:rPr>
+      </w:pPr>
+    </w:p>
+    <w:p>
+      <w:pPr>
+        <w:spacing w:after="0" w:line="240" w:lineRule="auto"/>
+        <w:rPr>
+          <w:noProof/>
+          <w:sz w:val="28"/>
+          <w:szCs w:val="28"/>
+        </w:rPr>
+      </w:pPr>
+    </w:p>
+    <w:p>
+      <w:pPr>
+        <w:spacing w:after="0" w:line="240" w:lineRule="auto"/>
+        <w:rPr>
+          <w:noProof/>
+          <w:sz w:val="28"/>
+          <w:szCs w:val="28"/>
+        </w:rPr>
+      </w:pPr>
+    </w:p>
+    <w:p>
+      <w:pPr>
+        <w:spacing w:after="0" w:line="240" w:lineRule="auto"/>
+        <w:rPr>
+          <w:b/>
+          <w:bCs/>
+          <w:noProof/>
+          <w:sz w:val="28"/>
+          <w:szCs w:val="28"/>
+        </w:rPr>
+      </w:pPr>
+      <w:r>
+        <w:rPr>
+          <w:b/>
+          <w:bCs/>
+          <w:noProof/>
+          <w:sz w:val="28"/>
+          <w:szCs w:val="28"/>
+        </w:rPr>
+        <w:lastRenderedPageBreak/>
+        <w:t>Sprint 5</w:t>
+      </w:r>
+    </w:p>
+    <w:p>
+      <w:pPr>
+        <w:spacing w:after="0" w:line="240" w:lineRule="auto"/>
+        <w:rPr>
+          <w:b/>
+          <w:bCs/>
+          <w:noProof/>
+          <w:sz w:val="28"/>
+          <w:szCs w:val="28"/>
+        </w:rPr>
+      </w:pPr>
+      <w:r>
+        <w:rPr>
+          <w:b/>
+          <w:bCs/>
+          <w:noProof/>
+          <w:sz w:val="28"/>
+          <w:szCs w:val="28"/>
+        </w:rPr>
+        <w:t>---------</w:t>
+      </w:r>
+    </w:p>
+    <w:p>
+      <w:pPr>
+        <w:spacing w:after="0" w:line="240" w:lineRule="auto"/>
+        <w:rPr>
+          <w:noProof/>
+          <w:sz w:val="28"/>
+          <w:szCs w:val="28"/>
+        </w:rPr>
+      </w:pPr>
+      <w:r>
+        <w:rPr>
+          <w:noProof/>
+          <w:sz w:val="28"/>
+          <w:szCs w:val="28"/>
+        </w:rPr>
+        <w:t>Forecasting Framework</w:t>
+      </w:r>
+    </w:p>
+    <w:p>
+      <w:pPr>
+        <w:spacing w:after="0" w:line="240" w:lineRule="auto"/>
+        <w:rPr>
+          <w:noProof/>
+          <w:sz w:val="28"/>
+          <w:szCs w:val="28"/>
+        </w:rPr>
+      </w:pPr>
+      <w:r>
+        <w:rPr>
+          <w:noProof/>
+          <w:sz w:val="28"/>
+          <w:szCs w:val="28"/>
+        </w:rPr>
+        <w:t xml:space="preserve">    ↓</w:t>
+      </w:r>
+    </w:p>
+    <w:p>
+      <w:pPr>
+        <w:spacing w:after="0" w:line="240" w:lineRule="auto"/>
+        <w:rPr>
+          <w:noProof/>
+          <w:sz w:val="28"/>
+          <w:szCs w:val="28"/>
+        </w:rPr>
+      </w:pPr>
+      <w:r>
+        <w:rPr>
+          <w:noProof/>
+          <w:sz w:val="28"/>
+          <w:szCs w:val="28"/>
+        </w:rPr>
+        <w:t>ForecastResult</w:t>
+      </w:r>
+    </w:p>
+    <w:p>
+      <w:pPr>
+        <w:spacing w:after="0" w:line="240" w:lineRule="auto"/>
+        <w:rPr>
+          <w:noProof/>
+          <w:sz w:val="28"/>
+          <w:szCs w:val="28"/>
+        </w:rPr>
+      </w:pPr>
+    </w:p>
+    <w:p>
+      <w:pPr>
+        <w:spacing w:after="0" w:line="240" w:lineRule="auto"/>
+        <w:rPr>
+          <w:noProof/>
+          <w:sz w:val="28"/>
+          <w:szCs w:val="28"/>
+        </w:rPr>
+      </w:pPr>
+    </w:p>
+    <w:p>
+      <w:pPr>
+        <w:spacing w:after="0" w:line="240" w:lineRule="auto"/>
+        <w:rPr>
+          <w:b/>
+          <w:bCs/>
+          <w:noProof/>
+          <w:sz w:val="28"/>
+          <w:szCs w:val="28"/>
+        </w:rPr>
+      </w:pPr>
+      <w:r>
+        <w:rPr>
+          <w:b/>
+          <w:bCs/>
+          <w:noProof/>
+          <w:sz w:val="28"/>
+          <w:szCs w:val="28"/>
+        </w:rPr>
+        <w:t>Sprint 6</w:t>
+      </w:r>
+    </w:p>
+    <w:p>
+      <w:pPr>
+        <w:spacing w:after="0" w:line="240" w:lineRule="auto"/>
+        <w:rPr>
+          <w:b/>
+          <w:bCs/>
+          <w:noProof/>
+          <w:sz w:val="28"/>
+          <w:szCs w:val="28"/>
+        </w:rPr>
+      </w:pPr>
+      <w:r>
+        <w:rPr>
+          <w:b/>
+          <w:bCs/>
+          <w:noProof/>
+          <w:sz w:val="28"/>
+          <w:szCs w:val="28"/>
+        </w:rPr>
+        <w:t>---------</w:t>
+      </w:r>
+    </w:p>
+    <w:p>
+      <w:pPr>
+        <w:spacing w:after="0" w:line="240" w:lineRule="auto"/>
+        <w:rPr>
+          <w:noProof/>
+          <w:sz w:val="28"/>
+          <w:szCs w:val="28"/>
+        </w:rPr>
+      </w:pPr>
+      <w:r>
+        <w:rPr>
+          <w:noProof/>
+          <w:sz w:val="28"/>
+          <w:szCs w:val="28"/>
+        </w:rPr>
+        <w:t>Kalman Forecaster</w:t>
+      </w:r>
+    </w:p>
+    <w:p>
+      <w:pPr>
+        <w:spacing w:after="0" w:line="240" w:lineRule="auto"/>
+        <w:rPr>
+          <w:noProof/>
+          <w:sz w:val="28"/>
+          <w:szCs w:val="28"/>
+        </w:rPr>
+      </w:pPr>
+      <w:r>
+        <w:rPr>
+          <w:noProof/>
+          <w:sz w:val="28"/>
+          <w:szCs w:val="28"/>
+        </w:rPr>
+        <w:t xml:space="preserve">    ↓</w:t>
+      </w:r>
+    </w:p>
+    <w:p>
+      <w:pPr>
+        <w:spacing w:after="0" w:line="240" w:lineRule="auto"/>
+        <w:rPr>
+          <w:noProof/>
+          <w:sz w:val="28"/>
+          <w:szCs w:val="28"/>
+        </w:rPr>
+      </w:pPr>
+      <w:r>
+        <w:rPr>
+          <w:noProof/>
+          <w:sz w:val="28"/>
+          <w:szCs w:val="28"/>
+        </w:rPr>
+        <w:t>ForecastResult</w:t>
+      </w:r>
+    </w:p>
+    <w:p>
+      <w:pPr>
+        <w:spacing w:after="0" w:line="240" w:lineRule="auto"/>
+        <w:rPr>
+          <w:noProof/>
+          <w:sz w:val="28"/>
+          <w:szCs w:val="28"/>
+        </w:rPr>
+      </w:pPr>
+    </w:p>
+    <w:p>
+      <w:pPr>
+        <w:spacing w:after="0" w:line="240" w:lineRule="auto"/>
+        <w:rPr>
+          <w:noProof/>
+          <w:sz w:val="28"/>
+          <w:szCs w:val="28"/>
+        </w:rPr>
+      </w:pPr>
+    </w:p>
+    <w:p>
+      <w:pPr>
+        <w:spacing w:after="0" w:line="240" w:lineRule="auto"/>
+        <w:rPr>
+          <w:b/>
+          <w:bCs/>
+          <w:noProof/>
+          <w:sz w:val="28"/>
+          <w:szCs w:val="28"/>
+          <w:u w:val="single"/>
+        </w:rPr>
+      </w:pPr>
+      <w:r>
+        <w:rPr>
+          <w:b/>
+          <w:bCs/>
+          <w:noProof/>
+          <w:sz w:val="28"/>
+          <w:szCs w:val="28"/>
+          <w:u w:val="single"/>
+        </w:rPr>
+        <w:t>Sprint 7</w:t>
+      </w:r>
+      <w:r>
+        <w:rPr>
+          <w:b/>
+          <w:bCs/>
+          <w:noProof/>
+          <w:sz w:val="28"/>
+          <w:szCs w:val="28"/>
+          <w:u w:val="single"/>
+        </w:rPr>
+        <w:t>:</w:t>
+      </w:r>
+    </w:p>
+    <w:p>
+      <w:pPr>
+        <w:spacing w:after="0" w:line="240" w:lineRule="auto"/>
+        <w:rPr>
+          <w:noProof/>
+          <w:sz w:val="28"/>
+          <w:szCs w:val="28"/>
+        </w:rPr>
+      </w:pPr>
+    </w:p>
+    <w:p>
+      <w:pPr>
+        <w:spacing w:after="0" w:line="240" w:lineRule="auto"/>
+        <w:rPr>
+          <w:b/>
+          <w:bCs/>
+          <w:noProof/>
+          <w:sz w:val="28"/>
+          <w:szCs w:val="28"/>
+          <w:lang w:val="tr-TR"/>
+        </w:rPr>
+      </w:pPr>
+      <w:r>
+        <w:rPr>
+          <w:b/>
+          <w:bCs/>
+          <w:noProof/>
+          <w:sz w:val="28"/>
+          <w:szCs w:val="28"/>
+          <w:lang w:val="tr-TR"/>
+        </w:rPr>
+        <w:t xml:space="preserve">Commit 1 </w:t>
+      </w:r>
+      <w:r>
+        <w:rPr>
+          <w:rFonts w:ascii="Segoe UI Emoji" w:hAnsi="Segoe UI Emoji" w:cs="Segoe UI Emoji"/>
+          <w:b/>
+          <w:bCs/>
+          <w:noProof/>
+          <w:sz w:val="28"/>
+          <w:szCs w:val="28"/>
+          <w:lang w:val="tr-TR"/>
+        </w:rPr>
+        <w:t>✅</w:t>
+      </w:r>
+    </w:p>
+    <w:p>
+      <w:pPr>
+        <w:numPr>
+          <w:ilvl w:val="0"/>
+          <w:numId w:val="15"/>
+        </w:numPr>
+        <w:spacing w:after="0" w:line="240" w:lineRule="auto"/>
+        <w:rPr>
+          <w:noProof/>
+          <w:sz w:val="28"/>
+          <w:szCs w:val="28"/>
+          <w:lang w:val="tr-TR"/>
+        </w:rPr>
+      </w:pPr>
+      <w:r>
+        <w:rPr>
+          <w:noProof/>
+          <w:sz w:val="28"/>
+          <w:szCs w:val="28"/>
+          <w:lang w:val="tr-TR"/>
+        </w:rPr>
+        <w:t xml:space="preserve">prognostics/ </w:t>
+      </w:r>
+    </w:p>
+    <w:p>
+      <w:pPr>
+        <w:numPr>
+          <w:ilvl w:val="0"/>
+          <w:numId w:val="15"/>
+        </w:numPr>
+        <w:spacing w:after="0" w:line="240" w:lineRule="auto"/>
+        <w:rPr>
+          <w:noProof/>
+          <w:sz w:val="28"/>
+          <w:szCs w:val="28"/>
+          <w:lang w:val="tr-TR"/>
+        </w:rPr>
+      </w:pPr>
+      <w:r>
+        <w:rPr>
+          <w:noProof/>
+          <w:sz w:val="28"/>
+          <w:szCs w:val="28"/>
+          <w:lang w:val="tr-TR"/>
+        </w:rPr>
+        <w:t xml:space="preserve">PrognosticResult </w:t>
+      </w:r>
+    </w:p>
+    <w:p>
+      <w:pPr>
+        <w:numPr>
+          <w:ilvl w:val="0"/>
+          <w:numId w:val="15"/>
+        </w:numPr>
+        <w:spacing w:after="0" w:line="240" w:lineRule="auto"/>
+        <w:rPr>
+          <w:noProof/>
+          <w:sz w:val="28"/>
+          <w:szCs w:val="28"/>
+          <w:lang w:val="tr-TR"/>
+        </w:rPr>
+      </w:pPr>
+      <w:r>
+        <w:rPr>
+          <w:noProof/>
+          <w:sz w:val="28"/>
+          <w:szCs w:val="28"/>
+          <w:lang w:val="tr-TR"/>
+        </w:rPr>
+        <w:t xml:space="preserve">ThresholdEstimator </w:t>
+      </w:r>
+    </w:p>
+    <w:p>
+      <w:pPr>
+        <w:numPr>
+          <w:ilvl w:val="0"/>
+          <w:numId w:val="15"/>
+        </w:numPr>
+        <w:spacing w:after="0" w:line="240" w:lineRule="auto"/>
+        <w:rPr>
+          <w:noProof/>
+          <w:sz w:val="28"/>
+          <w:szCs w:val="28"/>
+          <w:lang w:val="tr-TR"/>
+        </w:rPr>
+      </w:pPr>
+      <w:r>
+        <w:rPr>
+          <w:noProof/>
+          <w:sz w:val="28"/>
+          <w:szCs w:val="28"/>
+          <w:lang w:val="tr-TR"/>
+        </w:rPr>
+        <w:t xml:space="preserve">Unit tests </w:t>
+      </w:r>
+    </w:p>
+    <w:p>
+      <w:pPr>
+        <w:spacing w:after="0" w:line="240" w:lineRule="auto"/>
+        <w:rPr>
+          <w:b/>
+          <w:bCs/>
+          <w:noProof/>
+          <w:sz w:val="28"/>
+          <w:szCs w:val="28"/>
+          <w:lang w:val="tr-TR"/>
+        </w:rPr>
+      </w:pPr>
+      <w:r>
+        <w:rPr>
+          <w:b/>
+          <w:bCs/>
+          <w:noProof/>
+          <w:sz w:val="28"/>
+          <w:szCs w:val="28"/>
+          <w:lang w:val="tr-TR"/>
+        </w:rPr>
+        <w:t xml:space="preserve">Commit 2 </w:t>
+      </w:r>
+      <w:r>
+        <w:rPr>
+          <w:rFonts w:ascii="Segoe UI Emoji" w:hAnsi="Segoe UI Emoji" w:cs="Segoe UI Emoji"/>
+          <w:b/>
+          <w:bCs/>
+          <w:noProof/>
+          <w:sz w:val="28"/>
+          <w:szCs w:val="28"/>
+          <w:lang w:val="tr-TR"/>
+        </w:rPr>
+        <w:t>✅</w:t>
+      </w:r>
+    </w:p>
+    <w:p>
+      <w:pPr>
+        <w:numPr>
+          <w:ilvl w:val="0"/>
+          <w:numId w:val="16"/>
+        </w:numPr>
+        <w:spacing w:after="0" w:line="240" w:lineRule="auto"/>
+        <w:rPr>
+          <w:noProof/>
+          <w:sz w:val="28"/>
+          <w:szCs w:val="28"/>
+          <w:lang w:val="tr-TR"/>
+        </w:rPr>
+      </w:pPr>
+      <w:r>
+        <w:rPr>
+          <w:noProof/>
+          <w:sz w:val="28"/>
+          <w:szCs w:val="28"/>
+          <w:lang w:val="tr-TR"/>
+        </w:rPr>
+        <w:t xml:space="preserve">MonteCarloRUL </w:t>
+      </w:r>
+    </w:p>
+    <w:p>
+      <w:pPr>
+        <w:numPr>
+          <w:ilvl w:val="0"/>
+          <w:numId w:val="16"/>
+        </w:numPr>
+        <w:spacing w:after="0" w:line="240" w:lineRule="auto"/>
+        <w:rPr>
+          <w:noProof/>
+          <w:sz w:val="28"/>
+          <w:szCs w:val="28"/>
+          <w:lang w:val="tr-TR"/>
+        </w:rPr>
+      </w:pPr>
+      <w:r>
+        <w:rPr>
+          <w:noProof/>
+          <w:sz w:val="28"/>
+          <w:szCs w:val="28"/>
+          <w:lang w:val="tr-TR"/>
+        </w:rPr>
+        <w:t xml:space="preserve">Deterministic random seed support </w:t>
+      </w:r>
+    </w:p>
+    <w:p>
+      <w:pPr>
+        <w:numPr>
+          <w:ilvl w:val="0"/>
+          <w:numId w:val="16"/>
+        </w:numPr>
+        <w:spacing w:after="0" w:line="240" w:lineRule="auto"/>
+        <w:rPr>
+          <w:noProof/>
+          <w:sz w:val="28"/>
+          <w:szCs w:val="28"/>
+          <w:lang w:val="tr-TR"/>
+        </w:rPr>
+      </w:pPr>
+      <w:r>
+        <w:rPr>
+          <w:noProof/>
+          <w:sz w:val="28"/>
+          <w:szCs w:val="28"/>
+          <w:lang w:val="tr-TR"/>
+        </w:rPr>
+        <w:t xml:space="preserve">Generic API (independent of Kalman/ARIMA) </w:t>
+      </w:r>
+    </w:p>
+    <w:p>
+      <w:pPr>
+        <w:numPr>
+          <w:ilvl w:val="0"/>
+          <w:numId w:val="16"/>
+        </w:numPr>
+        <w:spacing w:after="0" w:line="240" w:lineRule="auto"/>
+        <w:rPr>
+          <w:noProof/>
+          <w:sz w:val="28"/>
+          <w:szCs w:val="28"/>
+          <w:lang w:val="tr-TR"/>
+        </w:rPr>
+      </w:pPr>
+      <w:r>
+        <w:rPr>
+          <w:noProof/>
+          <w:sz w:val="28"/>
+          <w:szCs w:val="28"/>
+          <w:lang w:val="tr-TR"/>
+        </w:rPr>
+        <w:t>Unit tests</w:t>
+      </w:r>
+    </w:p>
+    <w:p>
+      <w:pPr>
+        <w:spacing w:after="0" w:line="240" w:lineRule="auto"/>
+        <w:rPr>
+          <w:noProof/>
+          <w:sz w:val="28"/>
+          <w:szCs w:val="28"/>
+        </w:rPr>
+      </w:pPr>
+    </w:p>
+    <w:p>
+      <w:pPr>
+        <w:spacing w:after="0" w:line="240" w:lineRule="auto"/>
+        <w:rPr>
+          <w:noProof/>
+          <w:sz w:val="28"/>
+          <w:szCs w:val="28"/>
+        </w:rPr>
+      </w:pPr>
+    </w:p>
+    <w:p>
+      <w:pPr>
+        <w:spacing w:after="0" w:line="240" w:lineRule="auto"/>
+        <w:rPr>
+          <w:noProof/>
+          <w:sz w:val="28"/>
+          <w:szCs w:val="28"/>
+        </w:rPr>
+      </w:pPr>
+    </w:p>
+    <w:p>
+      <w:pPr>
+        <w:spacing w:after="0" w:line="240" w:lineRule="auto"/>
+        <w:rPr>
+          <w:noProof/>
+          <w:sz w:val="28"/>
+          <w:szCs w:val="28"/>
+        </w:rPr>
+      </w:pPr>
+    </w:p>
+    <w:p>
+      <w:pPr>
+        <w:spacing w:after="0" w:line="240" w:lineRule="auto"/>
+        <w:rPr>
+          <w:noProof/>
+          <w:sz w:val="28"/>
+          <w:szCs w:val="28"/>
+        </w:rPr>
+      </w:pPr>
+    </w:p>
+    <w:p>
+      <w:pPr>
+        <w:spacing w:after="0" w:line="240" w:lineRule="auto"/>
+        <w:rPr>
+          <w:noProof/>
+          <w:sz w:val="28"/>
+          <w:szCs w:val="28"/>
+        </w:rPr>
+      </w:pPr>
+    </w:p>
+    <w:p>
+      <w:pPr>
+        <w:spacing w:after="0" w:line="240" w:lineRule="auto"/>
+        <w:rPr>
+          <w:noProof/>
+          <w:sz w:val="28"/>
+          <w:szCs w:val="28"/>
+        </w:rPr>
+      </w:pPr>
+    </w:p>
+    <w:p>
+      <w:pPr>
+        <w:spacing w:after="0" w:line="240" w:lineRule="auto"/>
+        <w:rPr>
+          <w:noProof/>
+          <w:sz w:val="28"/>
+          <w:szCs w:val="28"/>
+        </w:rPr>
+      </w:pPr>
+    </w:p>
+    <w:p>
+      <w:pPr>
+        <w:spacing w:after="0" w:line="240" w:lineRule="auto"/>
+        <w:rPr>
+          <w:noProof/>
+          <w:sz w:val="28"/>
+          <w:szCs w:val="28"/>
+        </w:rPr>
+      </w:pPr>
+    </w:p>
+    <w:p>
+      <w:pPr>
+        <w:spacing w:after="0" w:line="240" w:lineRule="auto"/>
+        <w:rPr>
+          <w:noProof/>
+          <w:sz w:val="28"/>
+          <w:szCs w:val="28"/>
+        </w:rPr>
+      </w:pPr>
+    </w:p>
+    <w:p>
+      <w:pPr>
+        <w:spacing w:after="0" w:line="240" w:lineRule="auto"/>
+        <w:rPr>
+          <w:noProof/>
+          <w:sz w:val="28"/>
+          <w:szCs w:val="28"/>
+        </w:rPr>
+      </w:pPr>
+    </w:p>
+    <w:p>
+      <w:pPr>
+        <w:spacing w:after="0" w:line="240" w:lineRule="auto"/>
+        <w:rPr>
+          <w:noProof/>
+          <w:sz w:val="28"/>
+          <w:szCs w:val="28"/>
+        </w:rPr>
+      </w:pPr>
+    </w:p>
+    <w:p>
+      <w:pPr>
+        <w:spacing w:after="0" w:line="240" w:lineRule="auto"/>
+        <w:rPr>
+          <w:b/>
+          <w:bCs/>
+          <w:noProof/>
+          <w:sz w:val="28"/>
+          <w:szCs w:val="28"/>
+        </w:rPr>
+      </w:pPr>
+      <w:r>
+        <w:rPr>
+          <w:b/>
+          <w:bCs/>
+          <w:noProof/>
+          <w:sz w:val="28"/>
+          <w:szCs w:val="28"/>
+        </w:rPr>
+        <w:t>Forecasting</w:t>
+      </w:r>
+    </w:p>
+    <w:p>
+      <w:pPr>
+        <w:spacing w:after="0" w:line="240" w:lineRule="auto"/>
+        <w:rPr>
+          <w:b/>
+          <w:bCs/>
+          <w:noProof/>
+          <w:sz w:val="28"/>
+          <w:szCs w:val="28"/>
+        </w:rPr>
+      </w:pPr>
+      <w:r>
+        <w:rPr>
+          <w:b/>
+          <w:bCs/>
+          <w:noProof/>
+          <w:sz w:val="28"/>
+          <w:szCs w:val="28"/>
+        </w:rPr>
+        <w:t xml:space="preserve">      ↓</w:t>
+      </w:r>
+    </w:p>
+    <w:p>
+      <w:pPr>
+        <w:spacing w:after="0" w:line="240" w:lineRule="auto"/>
+        <w:rPr>
+          <w:b/>
+          <w:bCs/>
+          <w:noProof/>
+          <w:sz w:val="28"/>
+          <w:szCs w:val="28"/>
+        </w:rPr>
+      </w:pPr>
+      <w:r>
+        <w:rPr>
+          <w:b/>
+          <w:bCs/>
+          <w:noProof/>
+          <w:sz w:val="28"/>
+          <w:szCs w:val="28"/>
+        </w:rPr>
+        <w:t>ForecastResult</w:t>
+      </w:r>
+    </w:p>
+    <w:p>
+      <w:pPr>
+        <w:spacing w:after="0" w:line="240" w:lineRule="auto"/>
+        <w:rPr>
+          <w:b/>
+          <w:bCs/>
+          <w:noProof/>
+          <w:sz w:val="28"/>
+          <w:szCs w:val="28"/>
+        </w:rPr>
+      </w:pPr>
+    </w:p>
+    <w:p>
+      <w:pPr>
+        <w:spacing w:after="0" w:line="240" w:lineRule="auto"/>
+        <w:rPr>
+          <w:b/>
+          <w:bCs/>
+          <w:noProof/>
+          <w:sz w:val="28"/>
+          <w:szCs w:val="28"/>
+        </w:rPr>
+      </w:pPr>
+      <w:r>
+        <w:rPr>
+          <w:b/>
+          <w:bCs/>
+          <w:noProof/>
+          <w:sz w:val="28"/>
+          <w:szCs w:val="28"/>
+        </w:rPr>
+        <w:t>Prognostics</w:t>
+      </w:r>
+    </w:p>
+    <w:p>
+      <w:pPr>
+        <w:spacing w:after="0" w:line="240" w:lineRule="auto"/>
+        <w:rPr>
+          <w:b/>
+          <w:bCs/>
+          <w:noProof/>
+          <w:sz w:val="28"/>
+          <w:szCs w:val="28"/>
+        </w:rPr>
+      </w:pPr>
+      <w:r>
+        <w:rPr>
+          <w:b/>
+          <w:bCs/>
+          <w:noProof/>
+          <w:sz w:val="28"/>
+          <w:szCs w:val="28"/>
+        </w:rPr>
+        <w:t xml:space="preserve">      ↓</w:t>
+      </w:r>
+    </w:p>
+    <w:p>
+      <w:pPr>
+        <w:spacing w:after="0" w:line="240" w:lineRule="auto"/>
+        <w:rPr>
+          <w:b/>
+          <w:bCs/>
+          <w:noProof/>
+          <w:sz w:val="28"/>
+          <w:szCs w:val="28"/>
+        </w:rPr>
+      </w:pPr>
+      <w:r>
+        <w:rPr>
+          <w:b/>
+          <w:bCs/>
+          <w:noProof/>
+          <w:sz w:val="28"/>
+          <w:szCs w:val="28"/>
+        </w:rPr>
+        <w:t>PrognosticResult</w:t>
+      </w:r>
+    </w:p>
+    <w:p>
+      <w:pPr>
+        <w:spacing w:after="0" w:line="240" w:lineRule="auto"/>
+        <w:rPr>
+          <w:b/>
+          <w:bCs/>
+          <w:noProof/>
+          <w:sz w:val="28"/>
+          <w:szCs w:val="28"/>
+        </w:rPr>
+      </w:pPr>
+    </w:p>
+    <w:p>
+      <w:pPr>
+        <w:spacing w:after="0" w:line="240" w:lineRule="auto"/>
+        <w:rPr>
+          <w:b/>
+          <w:bCs/>
+          <w:noProof/>
+          <w:sz w:val="28"/>
+          <w:szCs w:val="28"/>
+        </w:rPr>
+      </w:pPr>
+      <w:r>
+        <w:rPr>
+          <w:b/>
+          <w:bCs/>
+          <w:noProof/>
+          <w:sz w:val="28"/>
+          <w:szCs w:val="28"/>
+        </w:rPr>
+        <w:t>Visualization</w:t>
+      </w:r>
+    </w:p>
+    <w:p>
+      <w:pPr>
+        <w:spacing w:after="0" w:line="240" w:lineRule="auto"/>
+        <w:rPr>
+          <w:b/>
+          <w:bCs/>
+          <w:noProof/>
+          <w:sz w:val="28"/>
+          <w:szCs w:val="28"/>
+        </w:rPr>
+      </w:pPr>
+    </w:p>
+    <w:p>
+      <w:pPr>
+        <w:spacing w:after="0" w:line="240" w:lineRule="auto"/>
+        <w:rPr>
+          <w:b/>
+          <w:bCs/>
+          <w:noProof/>
+          <w:sz w:val="28"/>
+          <w:szCs w:val="28"/>
+        </w:rPr>
+      </w:pPr>
+      <w:r>
+        <w:rPr>
+          <w:b/>
+          <w:bCs/>
+          <w:noProof/>
+          <w:sz w:val="28"/>
+          <w:szCs w:val="28"/>
+        </w:rPr>
+        <w:t>Experiments</w:t>
+      </w:r>
+    </w:p>
+    <w:p>
+      <w:pPr>
+        <w:spacing w:after="0" w:line="240" w:lineRule="auto"/>
+        <w:rPr>
+          <w:b/>
+          <w:bCs/>
+          <w:noProof/>
+          <w:sz w:val="28"/>
+          <w:szCs w:val="28"/>
+        </w:rPr>
+      </w:pPr>
+    </w:p>
+    <w:p>
+      <w:pPr>
+        <w:spacing w:after="0" w:line="240" w:lineRule="auto"/>
+        <w:rPr>
+          <w:b/>
+          <w:bCs/>
+          <w:noProof/>
+          <w:sz w:val="28"/>
+          <w:szCs w:val="28"/>
+        </w:rPr>
+      </w:pPr>
+      <w:r>
+        <w:rPr>
+          <w:b/>
+          <w:bCs/>
+          <w:noProof/>
+          <w:sz w:val="28"/>
+          <w:szCs w:val="28"/>
+        </w:rPr>
+        <w:t>Registry</w:t>
+      </w:r>
+    </w:p>
+    <w:p>
+      <w:pPr>
+        <w:spacing w:after="0" w:line="240" w:lineRule="auto"/>
+        <w:rPr>
+          <w:b/>
+          <w:bCs/>
+          <w:noProof/>
+          <w:sz w:val="28"/>
+          <w:szCs w:val="28"/>
+        </w:rPr>
+      </w:pPr>
+    </w:p>
+    <w:p>
+      <w:pPr>
+        <w:spacing w:after="0" w:line="240" w:lineRule="auto"/>
+        <w:rPr>
+          <w:b/>
+          <w:bCs/>
+          <w:noProof/>
+          <w:sz w:val="28"/>
+          <w:szCs w:val="28"/>
+        </w:rPr>
+      </w:pPr>
+      <w:r>
+        <w:rPr>
+          <w:b/>
+          <w:bCs/>
+          <w:noProof/>
+          <w:sz w:val="28"/>
+          <w:szCs w:val="28"/>
+        </w:rPr>
+        <w:t>Reports</w:t>
+      </w:r>
+    </w:p>
+    <w:p>
+      <w:pPr>
+        <w:spacing w:after="0" w:line="240" w:lineRule="auto"/>
+        <w:rPr>
+          <w:b/>
+          <w:bCs/>
+          <w:noProof/>
+          <w:sz w:val="28"/>
+          <w:szCs w:val="28"/>
+        </w:rPr>
+      </w:pPr>
+    </w:p>
+    <w:p>
+      <w:pPr>
+        <w:spacing w:after="0" w:line="240" w:lineRule="auto"/>
+        <w:rPr>
+          <w:b/>
+          <w:bCs/>
+          <w:noProof/>
+          <w:sz w:val="28"/>
+          <w:szCs w:val="28"/>
+        </w:rPr>
+      </w:pPr>
+      <w:r>
+        <w:rPr>
+          <w:b/>
+          <w:bCs/>
+          <w:noProof/>
+          <w:sz w:val="28"/>
+          <w:szCs w:val="28"/>
+        </w:rPr>
+        <w:t>Datasets</w:t>
+      </w:r>
+    </w:p>
+    <w:p>
+      <w:pPr>
+        <w:spacing w:after="0" w:line="240" w:lineRule="auto"/>
+        <w:rPr>
+          <w:b/>
+          <w:bCs/>
+          <w:noProof/>
+          <w:sz w:val="28"/>
+          <w:szCs w:val="28"/>
+        </w:rPr>
+      </w:pPr>
+    </w:p>
+    <w:p>
+      <w:pPr>
+        <w:spacing w:after="0" w:line="240" w:lineRule="auto"/>
+        <w:rPr>
+          <w:b/>
+          <w:bCs/>
+          <w:noProof/>
+          <w:sz w:val="28"/>
+          <w:szCs w:val="28"/>
+        </w:rPr>
+      </w:pPr>
+    </w:p>
+    <w:p>
+      <w:pPr>
+        <w:spacing w:after="0" w:line="240" w:lineRule="auto"/>
+        <w:rPr>
+          <w:b/>
+          <w:bCs/>
           <w:noProof/>
           <w:sz w:val="28"/>
           <w:szCs w:val="28"/>
@@ -11756,9 +12878,9 @@
     </w:lvl>
   </w:abstractNum>
   <w:abstractNum w:abstractNumId="3" w15:restartNumberingAfterBreak="0">
-    <w:nsid w:val="24EF2950"/>
+    <w:nsid w:val="1FD56E5D"/>
     <w:multiLevelType w:val="multilevel"/>
-    <w:tmpl w:val="411AD802"/>
+    <w:tmpl w:val="746832B6"/>
     <w:lvl w:ilvl="0">
       <w:start w:val="1"/>
       <w:numFmt w:val="bullet"/>
@@ -11905,9 +13027,9 @@
     </w:lvl>
   </w:abstractNum>
   <w:abstractNum w:abstractNumId="4" w15:restartNumberingAfterBreak="0">
-    <w:nsid w:val="26B647B2"/>
+    <w:nsid w:val="24EF2950"/>
     <w:multiLevelType w:val="multilevel"/>
-    <w:tmpl w:val="8342140A"/>
+    <w:tmpl w:val="411AD802"/>
     <w:lvl w:ilvl="0">
       <w:start w:val="1"/>
       <w:numFmt w:val="bullet"/>
@@ -12054,9 +13176,9 @@
     </w:lvl>
   </w:abstractNum>
   <w:abstractNum w:abstractNumId="5" w15:restartNumberingAfterBreak="0">
-    <w:nsid w:val="320E0B82"/>
+    <w:nsid w:val="26B647B2"/>
     <w:multiLevelType w:val="multilevel"/>
-    <w:tmpl w:val="67A0C5AE"/>
+    <w:tmpl w:val="8342140A"/>
     <w:lvl w:ilvl="0">
       <w:start w:val="1"/>
       <w:numFmt w:val="bullet"/>
@@ -12203,9 +13325,9 @@
     </w:lvl>
   </w:abstractNum>
   <w:abstractNum w:abstractNumId="6" w15:restartNumberingAfterBreak="0">
-    <w:nsid w:val="3DB2253E"/>
+    <w:nsid w:val="320E0B82"/>
     <w:multiLevelType w:val="multilevel"/>
-    <w:tmpl w:val="F1E0B30A"/>
+    <w:tmpl w:val="67A0C5AE"/>
     <w:lvl w:ilvl="0">
       <w:start w:val="1"/>
       <w:numFmt w:val="bullet"/>
@@ -12352,9 +13474,9 @@
     </w:lvl>
   </w:abstractNum>
   <w:abstractNum w:abstractNumId="7" w15:restartNumberingAfterBreak="0">
-    <w:nsid w:val="3DB627B7"/>
+    <w:nsid w:val="3DB2253E"/>
     <w:multiLevelType w:val="multilevel"/>
-    <w:tmpl w:val="8F1C9D80"/>
+    <w:tmpl w:val="F1E0B30A"/>
     <w:lvl w:ilvl="0">
       <w:start w:val="1"/>
       <w:numFmt w:val="bullet"/>
@@ -12501,9 +13623,9 @@
     </w:lvl>
   </w:abstractNum>
   <w:abstractNum w:abstractNumId="8" w15:restartNumberingAfterBreak="0">
-    <w:nsid w:val="4CEF3128"/>
+    <w:nsid w:val="3DB627B7"/>
     <w:multiLevelType w:val="multilevel"/>
-    <w:tmpl w:val="1DC22672"/>
+    <w:tmpl w:val="8F1C9D80"/>
     <w:lvl w:ilvl="0">
       <w:start w:val="1"/>
       <w:numFmt w:val="bullet"/>
@@ -12650,9 +13772,9 @@
     </w:lvl>
   </w:abstractNum>
   <w:abstractNum w:abstractNumId="9" w15:restartNumberingAfterBreak="0">
-    <w:nsid w:val="5796578F"/>
+    <w:nsid w:val="4CEF3128"/>
     <w:multiLevelType w:val="multilevel"/>
-    <w:tmpl w:val="970C4484"/>
+    <w:tmpl w:val="1DC22672"/>
     <w:lvl w:ilvl="0">
       <w:start w:val="1"/>
       <w:numFmt w:val="bullet"/>
@@ -12799,9 +13921,9 @@
     </w:lvl>
   </w:abstractNum>
   <w:abstractNum w:abstractNumId="10" w15:restartNumberingAfterBreak="0">
-    <w:nsid w:val="57AC2ADD"/>
+    <w:nsid w:val="5796578F"/>
     <w:multiLevelType w:val="multilevel"/>
-    <w:tmpl w:val="1716FFEE"/>
+    <w:tmpl w:val="970C4484"/>
     <w:lvl w:ilvl="0">
       <w:start w:val="1"/>
       <w:numFmt w:val="bullet"/>
@@ -12948,9 +14070,9 @@
     </w:lvl>
   </w:abstractNum>
   <w:abstractNum w:abstractNumId="11" w15:restartNumberingAfterBreak="0">
-    <w:nsid w:val="69EF507F"/>
+    <w:nsid w:val="57AC2ADD"/>
     <w:multiLevelType w:val="multilevel"/>
-    <w:tmpl w:val="DFAC709E"/>
+    <w:tmpl w:val="1716FFEE"/>
     <w:lvl w:ilvl="0">
       <w:start w:val="1"/>
       <w:numFmt w:val="bullet"/>
@@ -13097,9 +14219,9 @@
     </w:lvl>
   </w:abstractNum>
   <w:abstractNum w:abstractNumId="12" w15:restartNumberingAfterBreak="0">
-    <w:nsid w:val="70007D95"/>
+    <w:nsid w:val="69EF507F"/>
     <w:multiLevelType w:val="multilevel"/>
-    <w:tmpl w:val="385ED098"/>
+    <w:tmpl w:val="DFAC709E"/>
     <w:lvl w:ilvl="0">
       <w:start w:val="1"/>
       <w:numFmt w:val="bullet"/>
@@ -13246,9 +14368,9 @@
     </w:lvl>
   </w:abstractNum>
   <w:abstractNum w:abstractNumId="13" w15:restartNumberingAfterBreak="0">
-    <w:nsid w:val="7B47185F"/>
+    <w:nsid w:val="70007D95"/>
     <w:multiLevelType w:val="multilevel"/>
-    <w:tmpl w:val="607606C4"/>
+    <w:tmpl w:val="385ED098"/>
     <w:lvl w:ilvl="0">
       <w:start w:val="1"/>
       <w:numFmt w:val="bullet"/>
@@ -13394,47 +14516,351 @@
       </w:rPr>
     </w:lvl>
   </w:abstractNum>
+  <w:abstractNum w:abstractNumId="14" w15:restartNumberingAfterBreak="0">
+    <w:nsid w:val="7B47185F"/>
+    <w:multiLevelType w:val="multilevel"/>
+    <w:tmpl w:val="607606C4"/>
+    <w:lvl w:ilvl="0">
+      <w:start w:val="1"/>
+      <w:numFmt w:val="bullet"/>
+      <w:lvlText w:val=""/>
+      <w:lvlJc w:val="left"/>
+      <w:pPr>
+        <w:tabs>
+          <w:tab w:val="num" w:pos="720"/>
+        </w:tabs>
+        <w:ind w:left="720" w:hanging="360"/>
+      </w:pPr>
+      <w:rPr>
+        <w:rFonts w:ascii="Symbol" w:hAnsi="Symbol" w:hint="default"/>
+        <w:sz w:val="20"/>
+      </w:rPr>
+    </w:lvl>
+    <w:lvl w:ilvl="1" w:tentative="1">
+      <w:start w:val="1"/>
+      <w:numFmt w:val="bullet"/>
+      <w:lvlText w:val="o"/>
+      <w:lvlJc w:val="left"/>
+      <w:pPr>
+        <w:tabs>
+          <w:tab w:val="num" w:pos="1440"/>
+        </w:tabs>
+        <w:ind w:left="1440" w:hanging="360"/>
+      </w:pPr>
+      <w:rPr>
+        <w:rFonts w:ascii="Courier New" w:hAnsi="Courier New" w:hint="default"/>
+        <w:sz w:val="20"/>
+      </w:rPr>
+    </w:lvl>
+    <w:lvl w:ilvl="2" w:tentative="1">
+      <w:start w:val="1"/>
+      <w:numFmt w:val="bullet"/>
+      <w:lvlText w:val=""/>
+      <w:lvlJc w:val="left"/>
+      <w:pPr>
+        <w:tabs>
+          <w:tab w:val="num" w:pos="2160"/>
+        </w:tabs>
+        <w:ind w:left="2160" w:hanging="360"/>
+      </w:pPr>
+      <w:rPr>
+        <w:rFonts w:ascii="Wingdings" w:hAnsi="Wingdings" w:hint="default"/>
+        <w:sz w:val="20"/>
+      </w:rPr>
+    </w:lvl>
+    <w:lvl w:ilvl="3" w:tentative="1">
+      <w:start w:val="1"/>
+      <w:numFmt w:val="bullet"/>
+      <w:lvlText w:val=""/>
+      <w:lvlJc w:val="left"/>
+      <w:pPr>
+        <w:tabs>
+          <w:tab w:val="num" w:pos="2880"/>
+        </w:tabs>
+        <w:ind w:left="2880" w:hanging="360"/>
+      </w:pPr>
+      <w:rPr>
+        <w:rFonts w:ascii="Wingdings" w:hAnsi="Wingdings" w:hint="default"/>
+        <w:sz w:val="20"/>
+      </w:rPr>
+    </w:lvl>
+    <w:lvl w:ilvl="4" w:tentative="1">
+      <w:start w:val="1"/>
+      <w:numFmt w:val="bullet"/>
+      <w:lvlText w:val=""/>
+      <w:lvlJc w:val="left"/>
+      <w:pPr>
+        <w:tabs>
+          <w:tab w:val="num" w:pos="3600"/>
+        </w:tabs>
+        <w:ind w:left="3600" w:hanging="360"/>
+      </w:pPr>
+      <w:rPr>
+        <w:rFonts w:ascii="Wingdings" w:hAnsi="Wingdings" w:hint="default"/>
+        <w:sz w:val="20"/>
+      </w:rPr>
+    </w:lvl>
+    <w:lvl w:ilvl="5" w:tentative="1">
+      <w:start w:val="1"/>
+      <w:numFmt w:val="bullet"/>
+      <w:lvlText w:val=""/>
+      <w:lvlJc w:val="left"/>
+      <w:pPr>
+        <w:tabs>
+          <w:tab w:val="num" w:pos="4320"/>
+        </w:tabs>
+        <w:ind w:left="4320" w:hanging="360"/>
+      </w:pPr>
+      <w:rPr>
+        <w:rFonts w:ascii="Wingdings" w:hAnsi="Wingdings" w:hint="default"/>
+        <w:sz w:val="20"/>
+      </w:rPr>
+    </w:lvl>
+    <w:lvl w:ilvl="6" w:tentative="1">
+      <w:start w:val="1"/>
+      <w:numFmt w:val="bullet"/>
+      <w:lvlText w:val=""/>
+      <w:lvlJc w:val="left"/>
+      <w:pPr>
+        <w:tabs>
+          <w:tab w:val="num" w:pos="5040"/>
+        </w:tabs>
+        <w:ind w:left="5040" w:hanging="360"/>
+      </w:pPr>
+      <w:rPr>
+        <w:rFonts w:ascii="Wingdings" w:hAnsi="Wingdings" w:hint="default"/>
+        <w:sz w:val="20"/>
+      </w:rPr>
+    </w:lvl>
+    <w:lvl w:ilvl="7" w:tentative="1">
+      <w:start w:val="1"/>
+      <w:numFmt w:val="bullet"/>
+      <w:lvlText w:val=""/>
+      <w:lvlJc w:val="left"/>
+      <w:pPr>
+        <w:tabs>
+          <w:tab w:val="num" w:pos="5760"/>
+        </w:tabs>
+        <w:ind w:left="5760" w:hanging="360"/>
+      </w:pPr>
+      <w:rPr>
+        <w:rFonts w:ascii="Wingdings" w:hAnsi="Wingdings" w:hint="default"/>
+        <w:sz w:val="20"/>
+      </w:rPr>
+    </w:lvl>
+    <w:lvl w:ilvl="8" w:tentative="1">
+      <w:start w:val="1"/>
+      <w:numFmt w:val="bullet"/>
+      <w:lvlText w:val=""/>
+      <w:lvlJc w:val="left"/>
+      <w:pPr>
+        <w:tabs>
+          <w:tab w:val="num" w:pos="6480"/>
+        </w:tabs>
+        <w:ind w:left="6480" w:hanging="360"/>
+      </w:pPr>
+      <w:rPr>
+        <w:rFonts w:ascii="Wingdings" w:hAnsi="Wingdings" w:hint="default"/>
+        <w:sz w:val="20"/>
+      </w:rPr>
+    </w:lvl>
+  </w:abstractNum>
+  <w:abstractNum w:abstractNumId="15" w15:restartNumberingAfterBreak="0">
+    <w:nsid w:val="7B7A380E"/>
+    <w:multiLevelType w:val="multilevel"/>
+    <w:tmpl w:val="66A43B4E"/>
+    <w:lvl w:ilvl="0">
+      <w:start w:val="1"/>
+      <w:numFmt w:val="bullet"/>
+      <w:lvlText w:val=""/>
+      <w:lvlJc w:val="left"/>
+      <w:pPr>
+        <w:tabs>
+          <w:tab w:val="num" w:pos="720"/>
+        </w:tabs>
+        <w:ind w:left="720" w:hanging="360"/>
+      </w:pPr>
+      <w:rPr>
+        <w:rFonts w:ascii="Symbol" w:hAnsi="Symbol" w:hint="default"/>
+        <w:sz w:val="20"/>
+      </w:rPr>
+    </w:lvl>
+    <w:lvl w:ilvl="1" w:tentative="1">
+      <w:start w:val="1"/>
+      <w:numFmt w:val="bullet"/>
+      <w:lvlText w:val="o"/>
+      <w:lvlJc w:val="left"/>
+      <w:pPr>
+        <w:tabs>
+          <w:tab w:val="num" w:pos="1440"/>
+        </w:tabs>
+        <w:ind w:left="1440" w:hanging="360"/>
+      </w:pPr>
+      <w:rPr>
+        <w:rFonts w:ascii="Courier New" w:hAnsi="Courier New" w:hint="default"/>
+        <w:sz w:val="20"/>
+      </w:rPr>
+    </w:lvl>
+    <w:lvl w:ilvl="2" w:tentative="1">
+      <w:start w:val="1"/>
+      <w:numFmt w:val="bullet"/>
+      <w:lvlText w:val=""/>
+      <w:lvlJc w:val="left"/>
+      <w:pPr>
+        <w:tabs>
+          <w:tab w:val="num" w:pos="2160"/>
+        </w:tabs>
+        <w:ind w:left="2160" w:hanging="360"/>
+      </w:pPr>
+      <w:rPr>
+        <w:rFonts w:ascii="Wingdings" w:hAnsi="Wingdings" w:hint="default"/>
+        <w:sz w:val="20"/>
+      </w:rPr>
+    </w:lvl>
+    <w:lvl w:ilvl="3" w:tentative="1">
+      <w:start w:val="1"/>
+      <w:numFmt w:val="bullet"/>
+      <w:lvlText w:val=""/>
+      <w:lvlJc w:val="left"/>
+      <w:pPr>
+        <w:tabs>
+          <w:tab w:val="num" w:pos="2880"/>
+        </w:tabs>
+        <w:ind w:left="2880" w:hanging="360"/>
+      </w:pPr>
+      <w:rPr>
+        <w:rFonts w:ascii="Wingdings" w:hAnsi="Wingdings" w:hint="default"/>
+        <w:sz w:val="20"/>
+      </w:rPr>
+    </w:lvl>
+    <w:lvl w:ilvl="4" w:tentative="1">
+      <w:start w:val="1"/>
+      <w:numFmt w:val="bullet"/>
+      <w:lvlText w:val=""/>
+      <w:lvlJc w:val="left"/>
+      <w:pPr>
+        <w:tabs>
+          <w:tab w:val="num" w:pos="3600"/>
+        </w:tabs>
+        <w:ind w:left="3600" w:hanging="360"/>
+      </w:pPr>
+      <w:rPr>
+        <w:rFonts w:ascii="Wingdings" w:hAnsi="Wingdings" w:hint="default"/>
+        <w:sz w:val="20"/>
+      </w:rPr>
+    </w:lvl>
+    <w:lvl w:ilvl="5" w:tentative="1">
+      <w:start w:val="1"/>
+      <w:numFmt w:val="bullet"/>
+      <w:lvlText w:val=""/>
+      <w:lvlJc w:val="left"/>
+      <w:pPr>
+        <w:tabs>
+          <w:tab w:val="num" w:pos="4320"/>
+        </w:tabs>
+        <w:ind w:left="4320" w:hanging="360"/>
+      </w:pPr>
+      <w:rPr>
+        <w:rFonts w:ascii="Wingdings" w:hAnsi="Wingdings" w:hint="default"/>
+        <w:sz w:val="20"/>
+      </w:rPr>
+    </w:lvl>
+    <w:lvl w:ilvl="6" w:tentative="1">
+      <w:start w:val="1"/>
+      <w:numFmt w:val="bullet"/>
+      <w:lvlText w:val=""/>
+      <w:lvlJc w:val="left"/>
+      <w:pPr>
+        <w:tabs>
+          <w:tab w:val="num" w:pos="5040"/>
+        </w:tabs>
+        <w:ind w:left="5040" w:hanging="360"/>
+      </w:pPr>
+      <w:rPr>
+        <w:rFonts w:ascii="Wingdings" w:hAnsi="Wingdings" w:hint="default"/>
+        <w:sz w:val="20"/>
+      </w:rPr>
+    </w:lvl>
+    <w:lvl w:ilvl="7" w:tentative="1">
+      <w:start w:val="1"/>
+      <w:numFmt w:val="bullet"/>
+      <w:lvlText w:val=""/>
+      <w:lvlJc w:val="left"/>
+      <w:pPr>
+        <w:tabs>
+          <w:tab w:val="num" w:pos="5760"/>
+        </w:tabs>
+        <w:ind w:left="5760" w:hanging="360"/>
+      </w:pPr>
+      <w:rPr>
+        <w:rFonts w:ascii="Wingdings" w:hAnsi="Wingdings" w:hint="default"/>
+        <w:sz w:val="20"/>
+      </w:rPr>
+    </w:lvl>
+    <w:lvl w:ilvl="8" w:tentative="1">
+      <w:start w:val="1"/>
+      <w:numFmt w:val="bullet"/>
+      <w:lvlText w:val=""/>
+      <w:lvlJc w:val="left"/>
+      <w:pPr>
+        <w:tabs>
+          <w:tab w:val="num" w:pos="6480"/>
+        </w:tabs>
+        <w:ind w:left="6480" w:hanging="360"/>
+      </w:pPr>
+      <w:rPr>
+        <w:rFonts w:ascii="Wingdings" w:hAnsi="Wingdings" w:hint="default"/>
+        <w:sz w:val="20"/>
+      </w:rPr>
+    </w:lvl>
+  </w:abstractNum>
   <w:num w:numId="1" w16cid:durableId="280691300">
-    <w:abstractNumId w:val="5"/>
+    <w:abstractNumId w:val="6"/>
   </w:num>
   <w:num w:numId="2" w16cid:durableId="172646460">
-    <w:abstractNumId w:val="12"/>
+    <w:abstractNumId w:val="13"/>
   </w:num>
   <w:num w:numId="3" w16cid:durableId="33846187">
-    <w:abstractNumId w:val="10"/>
+    <w:abstractNumId w:val="11"/>
   </w:num>
   <w:num w:numId="4" w16cid:durableId="512036652">
     <w:abstractNumId w:val="0"/>
   </w:num>
   <w:num w:numId="5" w16cid:durableId="500659820">
-    <w:abstractNumId w:val="6"/>
+    <w:abstractNumId w:val="7"/>
   </w:num>
   <w:num w:numId="6" w16cid:durableId="21175598">
+    <w:abstractNumId w:val="10"/>
+  </w:num>
+  <w:num w:numId="7" w16cid:durableId="507451992">
+    <w:abstractNumId w:val="5"/>
+  </w:num>
+  <w:num w:numId="8" w16cid:durableId="912929687">
     <w:abstractNumId w:val="9"/>
   </w:num>
-  <w:num w:numId="7" w16cid:durableId="507451992">
-    <w:abstractNumId w:val="4"/>
-  </w:num>
-  <w:num w:numId="8" w16cid:durableId="912929687">
-    <w:abstractNumId w:val="8"/>
-  </w:num>
   <w:num w:numId="9" w16cid:durableId="2052532868">
-    <w:abstractNumId w:val="11"/>
+    <w:abstractNumId w:val="12"/>
   </w:num>
   <w:num w:numId="10" w16cid:durableId="632712616">
-    <w:abstractNumId w:val="3"/>
+    <w:abstractNumId w:val="4"/>
   </w:num>
   <w:num w:numId="11" w16cid:durableId="1696928692">
     <w:abstractNumId w:val="1"/>
   </w:num>
   <w:num w:numId="12" w16cid:durableId="1927298471">
-    <w:abstractNumId w:val="7"/>
+    <w:abstractNumId w:val="8"/>
   </w:num>
   <w:num w:numId="13" w16cid:durableId="1724478748">
-    <w:abstractNumId w:val="13"/>
+    <w:abstractNumId w:val="14"/>
   </w:num>
   <w:num w:numId="14" w16cid:durableId="220411815">
     <w:abstractNumId w:val="2"/>
+  </w:num>
+  <w:num w:numId="15" w16cid:durableId="1304039725">
+    <w:abstractNumId w:val="15"/>
+  </w:num>
+  <w:num w:numId="16" w16cid:durableId="1646934699">
+    <w:abstractNumId w:val="3"/>
   </w:num>
 </w:numbering>
 </file>

--- a/docs/roadmap.docx
+++ b/docs/roadmap.docx
@@ -496,6 +496,7 @@
           <w:szCs w:val="32"/>
         </w:rPr>
       </w:pPr>
+      <w:proofErr w:type="spellStart"/>
       <w:r>
         <w:rPr>
           <w:sz w:val="32"/>
@@ -504,6 +505,7 @@
         </w:rPr>
         <w:t>ForecastPipeline</w:t>
       </w:r>
+      <w:proofErr w:type="spellEnd"/>
     </w:p>
     <w:p>
       <w:pPr>
@@ -12412,6 +12414,990 @@
         <w:rPr>
           <w:b/>
           <w:bCs/>
+          <w:noProof/>
+          <w:sz w:val="28"/>
+          <w:szCs w:val="28"/>
+          <w:u w:val="single"/>
+        </w:rPr>
+      </w:pPr>
+      <w:r>
+        <w:rPr>
+          <w:b/>
+          <w:bCs/>
+          <w:noProof/>
+          <w:sz w:val="28"/>
+          <w:szCs w:val="28"/>
+          <w:u w:val="single"/>
+        </w:rPr>
+        <w:t>Commit 3:</w:t>
+      </w:r>
+    </w:p>
+    <w:p>
+      <w:pPr>
+        <w:spacing w:after="0" w:line="240" w:lineRule="auto"/>
+        <w:rPr>
+          <w:b/>
+          <w:bCs/>
+          <w:noProof/>
+          <w:sz w:val="28"/>
+          <w:szCs w:val="28"/>
+        </w:rPr>
+      </w:pPr>
+    </w:p>
+    <w:p>
+      <w:pPr>
+        <w:spacing w:after="0" w:line="240" w:lineRule="auto"/>
+        <w:rPr>
+          <w:noProof/>
+          <w:sz w:val="28"/>
+          <w:szCs w:val="28"/>
+        </w:rPr>
+      </w:pPr>
+      <w:r>
+        <w:rPr>
+          <w:noProof/>
+          <w:sz w:val="28"/>
+          <w:szCs w:val="28"/>
+        </w:rPr>
+        <w:t>KalmanForecaster</w:t>
+      </w:r>
+    </w:p>
+    <w:p>
+      <w:pPr>
+        <w:spacing w:after="0" w:line="240" w:lineRule="auto"/>
+        <w:rPr>
+          <w:noProof/>
+          <w:sz w:val="28"/>
+          <w:szCs w:val="28"/>
+        </w:rPr>
+      </w:pPr>
+      <w:r>
+        <w:rPr>
+          <w:noProof/>
+          <w:sz w:val="28"/>
+          <w:szCs w:val="28"/>
+        </w:rPr>
+        <w:t xml:space="preserve">        │</w:t>
+      </w:r>
+    </w:p>
+    <w:p>
+      <w:pPr>
+        <w:spacing w:after="0" w:line="240" w:lineRule="auto"/>
+        <w:rPr>
+          <w:noProof/>
+          <w:sz w:val="28"/>
+          <w:szCs w:val="28"/>
+        </w:rPr>
+      </w:pPr>
+      <w:r>
+        <w:rPr>
+          <w:noProof/>
+          <w:sz w:val="28"/>
+          <w:szCs w:val="28"/>
+        </w:rPr>
+        <w:t xml:space="preserve">        </w:t>
+      </w:r>
+      <w:r>
+        <w:rPr>
+          <w:rFonts w:ascii="Arial" w:hAnsi="Arial" w:cs="Arial"/>
+          <w:noProof/>
+          <w:sz w:val="28"/>
+          <w:szCs w:val="28"/>
+        </w:rPr>
+        <w:t>▼</w:t>
+      </w:r>
+    </w:p>
+    <w:p>
+      <w:pPr>
+        <w:spacing w:after="0" w:line="240" w:lineRule="auto"/>
+        <w:rPr>
+          <w:noProof/>
+          <w:sz w:val="28"/>
+          <w:szCs w:val="28"/>
+        </w:rPr>
+      </w:pPr>
+      <w:r>
+        <w:rPr>
+          <w:noProof/>
+          <w:sz w:val="28"/>
+          <w:szCs w:val="28"/>
+        </w:rPr>
+        <w:t>ThresholdEstimator</w:t>
+      </w:r>
+    </w:p>
+    <w:p>
+      <w:pPr>
+        <w:spacing w:after="0" w:line="240" w:lineRule="auto"/>
+        <w:rPr>
+          <w:noProof/>
+          <w:sz w:val="28"/>
+          <w:szCs w:val="28"/>
+        </w:rPr>
+      </w:pPr>
+      <w:r>
+        <w:rPr>
+          <w:noProof/>
+          <w:sz w:val="28"/>
+          <w:szCs w:val="28"/>
+        </w:rPr>
+        <w:t xml:space="preserve">        │</w:t>
+      </w:r>
+    </w:p>
+    <w:p>
+      <w:pPr>
+        <w:spacing w:after="0" w:line="240" w:lineRule="auto"/>
+        <w:rPr>
+          <w:noProof/>
+          <w:sz w:val="28"/>
+          <w:szCs w:val="28"/>
+        </w:rPr>
+      </w:pPr>
+      <w:r>
+        <w:rPr>
+          <w:noProof/>
+          <w:sz w:val="28"/>
+          <w:szCs w:val="28"/>
+        </w:rPr>
+        <w:t xml:space="preserve">        </w:t>
+      </w:r>
+      <w:r>
+        <w:rPr>
+          <w:rFonts w:ascii="Arial" w:hAnsi="Arial" w:cs="Arial"/>
+          <w:noProof/>
+          <w:sz w:val="28"/>
+          <w:szCs w:val="28"/>
+        </w:rPr>
+        <w:t>▼</w:t>
+      </w:r>
+    </w:p>
+    <w:p>
+      <w:pPr>
+        <w:spacing w:after="0" w:line="240" w:lineRule="auto"/>
+        <w:rPr>
+          <w:noProof/>
+          <w:sz w:val="28"/>
+          <w:szCs w:val="28"/>
+        </w:rPr>
+      </w:pPr>
+      <w:r>
+        <w:rPr>
+          <w:noProof/>
+          <w:sz w:val="28"/>
+          <w:szCs w:val="28"/>
+        </w:rPr>
+        <w:t>MonteCarloRUL</w:t>
+      </w:r>
+    </w:p>
+    <w:p>
+      <w:pPr>
+        <w:spacing w:after="0" w:line="240" w:lineRule="auto"/>
+        <w:rPr>
+          <w:noProof/>
+          <w:sz w:val="28"/>
+          <w:szCs w:val="28"/>
+        </w:rPr>
+      </w:pPr>
+      <w:r>
+        <w:rPr>
+          <w:noProof/>
+          <w:sz w:val="28"/>
+          <w:szCs w:val="28"/>
+        </w:rPr>
+        <w:t xml:space="preserve">        │</w:t>
+      </w:r>
+    </w:p>
+    <w:p>
+      <w:pPr>
+        <w:spacing w:after="0" w:line="240" w:lineRule="auto"/>
+        <w:rPr>
+          <w:noProof/>
+          <w:sz w:val="28"/>
+          <w:szCs w:val="28"/>
+        </w:rPr>
+      </w:pPr>
+      <w:r>
+        <w:rPr>
+          <w:noProof/>
+          <w:sz w:val="28"/>
+          <w:szCs w:val="28"/>
+        </w:rPr>
+        <w:t xml:space="preserve">        </w:t>
+      </w:r>
+      <w:r>
+        <w:rPr>
+          <w:rFonts w:ascii="Arial" w:hAnsi="Arial" w:cs="Arial"/>
+          <w:noProof/>
+          <w:sz w:val="28"/>
+          <w:szCs w:val="28"/>
+        </w:rPr>
+        <w:t>▼</w:t>
+      </w:r>
+    </w:p>
+    <w:p>
+      <w:pPr>
+        <w:spacing w:after="0" w:line="240" w:lineRule="auto"/>
+        <w:rPr>
+          <w:noProof/>
+          <w:sz w:val="28"/>
+          <w:szCs w:val="28"/>
+        </w:rPr>
+      </w:pPr>
+      <w:r>
+        <w:rPr>
+          <w:noProof/>
+          <w:sz w:val="28"/>
+          <w:szCs w:val="28"/>
+        </w:rPr>
+        <w:t>PrognosticResult</w:t>
+      </w:r>
+    </w:p>
+    <w:p>
+      <w:pPr>
+        <w:spacing w:after="0" w:line="240" w:lineRule="auto"/>
+        <w:rPr>
+          <w:noProof/>
+          <w:sz w:val="28"/>
+          <w:szCs w:val="28"/>
+        </w:rPr>
+      </w:pPr>
+      <w:r>
+        <w:rPr>
+          <w:noProof/>
+          <w:sz w:val="28"/>
+          <w:szCs w:val="28"/>
+        </w:rPr>
+        <w:t xml:space="preserve">        │</w:t>
+      </w:r>
+    </w:p>
+    <w:p>
+      <w:pPr>
+        <w:spacing w:after="0" w:line="240" w:lineRule="auto"/>
+        <w:rPr>
+          <w:noProof/>
+          <w:sz w:val="28"/>
+          <w:szCs w:val="28"/>
+        </w:rPr>
+      </w:pPr>
+      <w:r>
+        <w:rPr>
+          <w:noProof/>
+          <w:sz w:val="28"/>
+          <w:szCs w:val="28"/>
+        </w:rPr>
+        <w:t xml:space="preserve">        </w:t>
+      </w:r>
+      <w:r>
+        <w:rPr>
+          <w:rFonts w:ascii="Arial" w:hAnsi="Arial" w:cs="Arial"/>
+          <w:noProof/>
+          <w:sz w:val="28"/>
+          <w:szCs w:val="28"/>
+        </w:rPr>
+        <w:t>▼</w:t>
+      </w:r>
+    </w:p>
+    <w:p>
+      <w:pPr>
+        <w:spacing w:after="0" w:line="240" w:lineRule="auto"/>
+        <w:rPr>
+          <w:noProof/>
+          <w:sz w:val="28"/>
+          <w:szCs w:val="28"/>
+        </w:rPr>
+      </w:pPr>
+      <w:r>
+        <w:rPr>
+          <w:noProof/>
+          <w:sz w:val="28"/>
+          <w:szCs w:val="28"/>
+        </w:rPr>
+        <w:t>demo_rul.py</w:t>
+      </w:r>
+    </w:p>
+    <w:p>
+      <w:pPr>
+        <w:spacing w:after="0" w:line="240" w:lineRule="auto"/>
+        <w:rPr>
+          <w:noProof/>
+          <w:sz w:val="28"/>
+          <w:szCs w:val="28"/>
+        </w:rPr>
+      </w:pPr>
+    </w:p>
+    <w:p>
+      <w:pPr>
+        <w:spacing w:after="0" w:line="240" w:lineRule="auto"/>
+        <w:rPr>
+          <w:noProof/>
+          <w:sz w:val="28"/>
+          <w:szCs w:val="28"/>
+        </w:rPr>
+      </w:pPr>
+    </w:p>
+    <w:p>
+      <w:pPr>
+        <w:spacing w:after="0" w:line="240" w:lineRule="auto"/>
+        <w:rPr>
+          <w:noProof/>
+          <w:sz w:val="28"/>
+          <w:szCs w:val="28"/>
+        </w:rPr>
+      </w:pPr>
+    </w:p>
+    <w:p>
+      <w:pPr>
+        <w:spacing w:after="0" w:line="240" w:lineRule="auto"/>
+        <w:rPr>
+          <w:noProof/>
+          <w:sz w:val="28"/>
+          <w:szCs w:val="28"/>
+        </w:rPr>
+      </w:pPr>
+    </w:p>
+    <w:p>
+      <w:pPr>
+        <w:spacing w:after="0" w:line="240" w:lineRule="auto"/>
+        <w:rPr>
+          <w:noProof/>
+          <w:sz w:val="28"/>
+          <w:szCs w:val="28"/>
+        </w:rPr>
+      </w:pPr>
+    </w:p>
+    <w:p>
+      <w:pPr>
+        <w:spacing w:after="0" w:line="240" w:lineRule="auto"/>
+        <w:rPr>
+          <w:noProof/>
+          <w:sz w:val="28"/>
+          <w:szCs w:val="28"/>
+        </w:rPr>
+      </w:pPr>
+    </w:p>
+    <w:p>
+      <w:pPr>
+        <w:spacing w:after="0" w:line="240" w:lineRule="auto"/>
+        <w:rPr>
+          <w:noProof/>
+          <w:sz w:val="28"/>
+          <w:szCs w:val="28"/>
+        </w:rPr>
+      </w:pPr>
+    </w:p>
+    <w:p>
+      <w:pPr>
+        <w:spacing w:after="0" w:line="240" w:lineRule="auto"/>
+        <w:rPr>
+          <w:b/>
+          <w:bCs/>
+          <w:noProof/>
+          <w:sz w:val="32"/>
+          <w:szCs w:val="32"/>
+          <w:u w:val="single"/>
+          <w:lang w:val="tr-TR"/>
+        </w:rPr>
+      </w:pPr>
+      <w:r>
+        <w:rPr>
+          <w:b/>
+          <w:bCs/>
+          <w:noProof/>
+          <w:sz w:val="32"/>
+          <w:szCs w:val="32"/>
+          <w:u w:val="single"/>
+          <w:lang w:val="tr-TR"/>
+        </w:rPr>
+        <w:lastRenderedPageBreak/>
+        <w:t>Sprint 7</w:t>
+      </w:r>
+      <w:r>
+        <w:rPr>
+          <w:b/>
+          <w:bCs/>
+          <w:noProof/>
+          <w:sz w:val="32"/>
+          <w:szCs w:val="32"/>
+          <w:u w:val="single"/>
+          <w:lang w:val="tr-TR"/>
+        </w:rPr>
+        <w:t>:</w:t>
+      </w:r>
+    </w:p>
+    <w:p>
+      <w:pPr>
+        <w:spacing w:after="0" w:line="240" w:lineRule="auto"/>
+        <w:rPr>
+          <w:b/>
+          <w:bCs/>
+          <w:noProof/>
+          <w:sz w:val="28"/>
+          <w:szCs w:val="28"/>
+          <w:lang w:val="tr-TR"/>
+        </w:rPr>
+      </w:pPr>
+    </w:p>
+    <w:p>
+      <w:pPr>
+        <w:spacing w:after="0" w:line="240" w:lineRule="auto"/>
+        <w:rPr>
+          <w:b/>
+          <w:bCs/>
+          <w:noProof/>
+          <w:sz w:val="28"/>
+          <w:szCs w:val="28"/>
+          <w:lang w:val="tr-TR"/>
+        </w:rPr>
+      </w:pPr>
+      <w:r>
+        <w:rPr>
+          <w:b/>
+          <w:bCs/>
+          <w:noProof/>
+          <w:sz w:val="28"/>
+          <w:szCs w:val="28"/>
+          <w:lang w:val="tr-TR"/>
+        </w:rPr>
+        <w:t>Commit 1</w:t>
+      </w:r>
+    </w:p>
+    <w:p>
+      <w:pPr>
+        <w:numPr>
+          <w:ilvl w:val="0"/>
+          <w:numId w:val="17"/>
+        </w:numPr>
+        <w:spacing w:after="0" w:line="240" w:lineRule="auto"/>
+        <w:rPr>
+          <w:noProof/>
+          <w:sz w:val="28"/>
+          <w:szCs w:val="28"/>
+          <w:lang w:val="tr-TR"/>
+        </w:rPr>
+      </w:pPr>
+      <w:r>
+        <w:rPr>
+          <w:rFonts w:ascii="Segoe UI Emoji" w:hAnsi="Segoe UI Emoji" w:cs="Segoe UI Emoji"/>
+          <w:noProof/>
+          <w:sz w:val="28"/>
+          <w:szCs w:val="28"/>
+          <w:lang w:val="tr-TR"/>
+        </w:rPr>
+        <w:t>✅</w:t>
+      </w:r>
+      <w:r>
+        <w:rPr>
+          <w:noProof/>
+          <w:sz w:val="28"/>
+          <w:szCs w:val="28"/>
+          <w:lang w:val="tr-TR"/>
+        </w:rPr>
+        <w:t xml:space="preserve"> PrognosticResult </w:t>
+      </w:r>
+    </w:p>
+    <w:p>
+      <w:pPr>
+        <w:numPr>
+          <w:ilvl w:val="0"/>
+          <w:numId w:val="17"/>
+        </w:numPr>
+        <w:spacing w:after="0" w:line="240" w:lineRule="auto"/>
+        <w:rPr>
+          <w:noProof/>
+          <w:sz w:val="28"/>
+          <w:szCs w:val="28"/>
+          <w:lang w:val="tr-TR"/>
+        </w:rPr>
+      </w:pPr>
+      <w:r>
+        <w:rPr>
+          <w:rFonts w:ascii="Segoe UI Emoji" w:hAnsi="Segoe UI Emoji" w:cs="Segoe UI Emoji"/>
+          <w:noProof/>
+          <w:sz w:val="28"/>
+          <w:szCs w:val="28"/>
+          <w:lang w:val="tr-TR"/>
+        </w:rPr>
+        <w:t>✅</w:t>
+      </w:r>
+      <w:r>
+        <w:rPr>
+          <w:noProof/>
+          <w:sz w:val="28"/>
+          <w:szCs w:val="28"/>
+          <w:lang w:val="tr-TR"/>
+        </w:rPr>
+        <w:t xml:space="preserve"> ThresholdEstimator </w:t>
+      </w:r>
+    </w:p>
+    <w:p>
+      <w:pPr>
+        <w:numPr>
+          <w:ilvl w:val="0"/>
+          <w:numId w:val="17"/>
+        </w:numPr>
+        <w:spacing w:after="0" w:line="240" w:lineRule="auto"/>
+        <w:rPr>
+          <w:noProof/>
+          <w:sz w:val="28"/>
+          <w:szCs w:val="28"/>
+          <w:lang w:val="tr-TR"/>
+        </w:rPr>
+      </w:pPr>
+      <w:r>
+        <w:rPr>
+          <w:rFonts w:ascii="Segoe UI Emoji" w:hAnsi="Segoe UI Emoji" w:cs="Segoe UI Emoji"/>
+          <w:noProof/>
+          <w:sz w:val="28"/>
+          <w:szCs w:val="28"/>
+          <w:lang w:val="tr-TR"/>
+        </w:rPr>
+        <w:t>✅</w:t>
+      </w:r>
+      <w:r>
+        <w:rPr>
+          <w:noProof/>
+          <w:sz w:val="28"/>
+          <w:szCs w:val="28"/>
+          <w:lang w:val="tr-TR"/>
+        </w:rPr>
+        <w:t xml:space="preserve"> Initial prognostics package </w:t>
+      </w:r>
+    </w:p>
+    <w:p>
+      <w:pPr>
+        <w:numPr>
+          <w:ilvl w:val="0"/>
+          <w:numId w:val="17"/>
+        </w:numPr>
+        <w:spacing w:after="0" w:line="240" w:lineRule="auto"/>
+        <w:rPr>
+          <w:noProof/>
+          <w:sz w:val="28"/>
+          <w:szCs w:val="28"/>
+          <w:lang w:val="tr-TR"/>
+        </w:rPr>
+      </w:pPr>
+      <w:r>
+        <w:rPr>
+          <w:rFonts w:ascii="Segoe UI Emoji" w:hAnsi="Segoe UI Emoji" w:cs="Segoe UI Emoji"/>
+          <w:noProof/>
+          <w:sz w:val="28"/>
+          <w:szCs w:val="28"/>
+          <w:lang w:val="tr-TR"/>
+        </w:rPr>
+        <w:t>✅</w:t>
+      </w:r>
+      <w:r>
+        <w:rPr>
+          <w:noProof/>
+          <w:sz w:val="28"/>
+          <w:szCs w:val="28"/>
+          <w:lang w:val="tr-TR"/>
+        </w:rPr>
+        <w:t xml:space="preserve"> Unit tests </w:t>
+      </w:r>
+    </w:p>
+    <w:p>
+      <w:pPr>
+        <w:spacing w:after="0" w:line="240" w:lineRule="auto"/>
+        <w:rPr>
+          <w:b/>
+          <w:bCs/>
+          <w:noProof/>
+          <w:sz w:val="28"/>
+          <w:szCs w:val="28"/>
+          <w:lang w:val="tr-TR"/>
+        </w:rPr>
+      </w:pPr>
+      <w:r>
+        <w:rPr>
+          <w:b/>
+          <w:bCs/>
+          <w:noProof/>
+          <w:sz w:val="28"/>
+          <w:szCs w:val="28"/>
+          <w:lang w:val="tr-TR"/>
+        </w:rPr>
+        <w:t>Commit 2</w:t>
+      </w:r>
+    </w:p>
+    <w:p>
+      <w:pPr>
+        <w:numPr>
+          <w:ilvl w:val="0"/>
+          <w:numId w:val="18"/>
+        </w:numPr>
+        <w:spacing w:after="0" w:line="240" w:lineRule="auto"/>
+        <w:rPr>
+          <w:noProof/>
+          <w:sz w:val="28"/>
+          <w:szCs w:val="28"/>
+          <w:lang w:val="tr-TR"/>
+        </w:rPr>
+      </w:pPr>
+      <w:r>
+        <w:rPr>
+          <w:rFonts w:ascii="Segoe UI Emoji" w:hAnsi="Segoe UI Emoji" w:cs="Segoe UI Emoji"/>
+          <w:noProof/>
+          <w:sz w:val="28"/>
+          <w:szCs w:val="28"/>
+          <w:lang w:val="tr-TR"/>
+        </w:rPr>
+        <w:t>✅</w:t>
+      </w:r>
+      <w:r>
+        <w:rPr>
+          <w:noProof/>
+          <w:sz w:val="28"/>
+          <w:szCs w:val="28"/>
+          <w:lang w:val="tr-TR"/>
+        </w:rPr>
+        <w:t xml:space="preserve"> MonteCarloRUL </w:t>
+      </w:r>
+    </w:p>
+    <w:p>
+      <w:pPr>
+        <w:numPr>
+          <w:ilvl w:val="0"/>
+          <w:numId w:val="18"/>
+        </w:numPr>
+        <w:spacing w:after="0" w:line="240" w:lineRule="auto"/>
+        <w:rPr>
+          <w:noProof/>
+          <w:sz w:val="28"/>
+          <w:szCs w:val="28"/>
+          <w:lang w:val="tr-TR"/>
+        </w:rPr>
+      </w:pPr>
+      <w:r>
+        <w:rPr>
+          <w:rFonts w:ascii="Segoe UI Emoji" w:hAnsi="Segoe UI Emoji" w:cs="Segoe UI Emoji"/>
+          <w:noProof/>
+          <w:sz w:val="28"/>
+          <w:szCs w:val="28"/>
+          <w:lang w:val="tr-TR"/>
+        </w:rPr>
+        <w:t>✅</w:t>
+      </w:r>
+      <w:r>
+        <w:rPr>
+          <w:noProof/>
+          <w:sz w:val="28"/>
+          <w:szCs w:val="28"/>
+          <w:lang w:val="tr-TR"/>
+        </w:rPr>
+        <w:t xml:space="preserve"> Generic Monte Carlo engine </w:t>
+      </w:r>
+    </w:p>
+    <w:p>
+      <w:pPr>
+        <w:numPr>
+          <w:ilvl w:val="0"/>
+          <w:numId w:val="18"/>
+        </w:numPr>
+        <w:spacing w:after="0" w:line="240" w:lineRule="auto"/>
+        <w:rPr>
+          <w:noProof/>
+          <w:sz w:val="28"/>
+          <w:szCs w:val="28"/>
+          <w:lang w:val="tr-TR"/>
+        </w:rPr>
+      </w:pPr>
+      <w:r>
+        <w:rPr>
+          <w:rFonts w:ascii="Segoe UI Emoji" w:hAnsi="Segoe UI Emoji" w:cs="Segoe UI Emoji"/>
+          <w:noProof/>
+          <w:sz w:val="28"/>
+          <w:szCs w:val="28"/>
+          <w:lang w:val="tr-TR"/>
+        </w:rPr>
+        <w:t>✅</w:t>
+      </w:r>
+      <w:r>
+        <w:rPr>
+          <w:noProof/>
+          <w:sz w:val="28"/>
+          <w:szCs w:val="28"/>
+          <w:lang w:val="tr-TR"/>
+        </w:rPr>
+        <w:t xml:space="preserve"> Reproducible simulations </w:t>
+      </w:r>
+    </w:p>
+    <w:p>
+      <w:pPr>
+        <w:numPr>
+          <w:ilvl w:val="0"/>
+          <w:numId w:val="18"/>
+        </w:numPr>
+        <w:spacing w:after="0" w:line="240" w:lineRule="auto"/>
+        <w:rPr>
+          <w:noProof/>
+          <w:sz w:val="28"/>
+          <w:szCs w:val="28"/>
+          <w:lang w:val="tr-TR"/>
+        </w:rPr>
+      </w:pPr>
+      <w:r>
+        <w:rPr>
+          <w:rFonts w:ascii="Segoe UI Emoji" w:hAnsi="Segoe UI Emoji" w:cs="Segoe UI Emoji"/>
+          <w:noProof/>
+          <w:sz w:val="28"/>
+          <w:szCs w:val="28"/>
+          <w:lang w:val="tr-TR"/>
+        </w:rPr>
+        <w:t>✅</w:t>
+      </w:r>
+      <w:r>
+        <w:rPr>
+          <w:noProof/>
+          <w:sz w:val="28"/>
+          <w:szCs w:val="28"/>
+          <w:lang w:val="tr-TR"/>
+        </w:rPr>
+        <w:t xml:space="preserve"> Unit tests </w:t>
+      </w:r>
+    </w:p>
+    <w:p>
+      <w:pPr>
+        <w:spacing w:after="0" w:line="240" w:lineRule="auto"/>
+        <w:rPr>
+          <w:b/>
+          <w:bCs/>
+          <w:noProof/>
+          <w:sz w:val="28"/>
+          <w:szCs w:val="28"/>
+          <w:lang w:val="tr-TR"/>
+        </w:rPr>
+      </w:pPr>
+      <w:r>
+        <w:rPr>
+          <w:b/>
+          <w:bCs/>
+          <w:noProof/>
+          <w:sz w:val="28"/>
+          <w:szCs w:val="28"/>
+          <w:lang w:val="tr-TR"/>
+        </w:rPr>
+        <w:t>Commit 3</w:t>
+      </w:r>
+    </w:p>
+    <w:p>
+      <w:pPr>
+        <w:numPr>
+          <w:ilvl w:val="0"/>
+          <w:numId w:val="19"/>
+        </w:numPr>
+        <w:spacing w:after="0" w:line="240" w:lineRule="auto"/>
+        <w:rPr>
+          <w:noProof/>
+          <w:sz w:val="28"/>
+          <w:szCs w:val="28"/>
+          <w:lang w:val="tr-TR"/>
+        </w:rPr>
+      </w:pPr>
+      <w:r>
+        <w:rPr>
+          <w:rFonts w:ascii="Segoe UI Emoji" w:hAnsi="Segoe UI Emoji" w:cs="Segoe UI Emoji"/>
+          <w:noProof/>
+          <w:sz w:val="28"/>
+          <w:szCs w:val="28"/>
+          <w:lang w:val="tr-TR"/>
+        </w:rPr>
+        <w:t>✅</w:t>
+      </w:r>
+      <w:r>
+        <w:rPr>
+          <w:noProof/>
+          <w:sz w:val="28"/>
+          <w:szCs w:val="28"/>
+          <w:lang w:val="tr-TR"/>
+        </w:rPr>
+        <w:t xml:space="preserve"> RULAnalyzer </w:t>
+      </w:r>
+    </w:p>
+    <w:p>
+      <w:pPr>
+        <w:numPr>
+          <w:ilvl w:val="0"/>
+          <w:numId w:val="19"/>
+        </w:numPr>
+        <w:spacing w:after="0" w:line="240" w:lineRule="auto"/>
+        <w:rPr>
+          <w:noProof/>
+          <w:sz w:val="28"/>
+          <w:szCs w:val="28"/>
+          <w:lang w:val="tr-TR"/>
+        </w:rPr>
+      </w:pPr>
+      <w:r>
+        <w:rPr>
+          <w:rFonts w:ascii="Segoe UI Emoji" w:hAnsi="Segoe UI Emoji" w:cs="Segoe UI Emoji"/>
+          <w:noProof/>
+          <w:sz w:val="28"/>
+          <w:szCs w:val="28"/>
+          <w:lang w:val="tr-TR"/>
+        </w:rPr>
+        <w:t>✅</w:t>
+      </w:r>
+      <w:r>
+        <w:rPr>
+          <w:noProof/>
+          <w:sz w:val="28"/>
+          <w:szCs w:val="28"/>
+          <w:lang w:val="tr-TR"/>
+        </w:rPr>
+        <w:t xml:space="preserve"> KalmanForecaster.rul() </w:t>
+      </w:r>
+    </w:p>
+    <w:p>
+      <w:pPr>
+        <w:numPr>
+          <w:ilvl w:val="0"/>
+          <w:numId w:val="19"/>
+        </w:numPr>
+        <w:spacing w:after="0" w:line="240" w:lineRule="auto"/>
+        <w:rPr>
+          <w:noProof/>
+          <w:sz w:val="28"/>
+          <w:szCs w:val="28"/>
+          <w:lang w:val="tr-TR"/>
+        </w:rPr>
+      </w:pPr>
+      <w:r>
+        <w:rPr>
+          <w:rFonts w:ascii="Segoe UI Emoji" w:hAnsi="Segoe UI Emoji" w:cs="Segoe UI Emoji"/>
+          <w:noProof/>
+          <w:sz w:val="28"/>
+          <w:szCs w:val="28"/>
+          <w:lang w:val="tr-TR"/>
+        </w:rPr>
+        <w:t>✅</w:t>
+      </w:r>
+      <w:r>
+        <w:rPr>
+          <w:noProof/>
+          <w:sz w:val="28"/>
+          <w:szCs w:val="28"/>
+          <w:lang w:val="tr-TR"/>
+        </w:rPr>
+        <w:t xml:space="preserve"> Improved PrognosticResult </w:t>
+      </w:r>
+    </w:p>
+    <w:p>
+      <w:pPr>
+        <w:numPr>
+          <w:ilvl w:val="0"/>
+          <w:numId w:val="19"/>
+        </w:numPr>
+        <w:spacing w:after="0" w:line="240" w:lineRule="auto"/>
+        <w:rPr>
+          <w:noProof/>
+          <w:sz w:val="28"/>
+          <w:szCs w:val="28"/>
+          <w:lang w:val="tr-TR"/>
+        </w:rPr>
+      </w:pPr>
+      <w:r>
+        <w:rPr>
+          <w:rFonts w:ascii="Segoe UI Emoji" w:hAnsi="Segoe UI Emoji" w:cs="Segoe UI Emoji"/>
+          <w:noProof/>
+          <w:sz w:val="28"/>
+          <w:szCs w:val="28"/>
+          <w:lang w:val="tr-TR"/>
+        </w:rPr>
+        <w:t>✅</w:t>
+      </w:r>
+      <w:r>
+        <w:rPr>
+          <w:noProof/>
+          <w:sz w:val="28"/>
+          <w:szCs w:val="28"/>
+          <w:lang w:val="tr-TR"/>
+        </w:rPr>
+        <w:t xml:space="preserve"> demo_rul.py </w:t>
+      </w:r>
+    </w:p>
+    <w:p>
+      <w:pPr>
+        <w:numPr>
+          <w:ilvl w:val="0"/>
+          <w:numId w:val="19"/>
+        </w:numPr>
+        <w:spacing w:after="0" w:line="240" w:lineRule="auto"/>
+        <w:rPr>
+          <w:noProof/>
+          <w:sz w:val="28"/>
+          <w:szCs w:val="28"/>
+          <w:lang w:val="tr-TR"/>
+        </w:rPr>
+      </w:pPr>
+      <w:r>
+        <w:rPr>
+          <w:rFonts w:ascii="Segoe UI Emoji" w:hAnsi="Segoe UI Emoji" w:cs="Segoe UI Emoji"/>
+          <w:noProof/>
+          <w:sz w:val="28"/>
+          <w:szCs w:val="28"/>
+          <w:lang w:val="tr-TR"/>
+        </w:rPr>
+        <w:t>✅</w:t>
+      </w:r>
+      <w:r>
+        <w:rPr>
+          <w:noProof/>
+          <w:sz w:val="28"/>
+          <w:szCs w:val="28"/>
+          <w:lang w:val="tr-TR"/>
+        </w:rPr>
+        <w:t xml:space="preserve"> Cleaner console output </w:t>
+      </w:r>
+    </w:p>
+    <w:p>
+      <w:pPr>
+        <w:numPr>
+          <w:ilvl w:val="0"/>
+          <w:numId w:val="19"/>
+        </w:numPr>
+        <w:spacing w:after="0" w:line="240" w:lineRule="auto"/>
+        <w:rPr>
+          <w:noProof/>
+          <w:sz w:val="28"/>
+          <w:szCs w:val="28"/>
+          <w:lang w:val="tr-TR"/>
+        </w:rPr>
+      </w:pPr>
+      <w:r>
+        <w:rPr>
+          <w:rFonts w:ascii="Segoe UI Emoji" w:hAnsi="Segoe UI Emoji" w:cs="Segoe UI Emoji"/>
+          <w:noProof/>
+          <w:sz w:val="28"/>
+          <w:szCs w:val="28"/>
+          <w:lang w:val="tr-TR"/>
+        </w:rPr>
+        <w:t>✅</w:t>
+      </w:r>
+      <w:r>
+        <w:rPr>
+          <w:noProof/>
+          <w:sz w:val="28"/>
+          <w:szCs w:val="28"/>
+          <w:lang w:val="tr-TR"/>
+        </w:rPr>
+        <w:t xml:space="preserve"> Generic RUL API</w:t>
+      </w:r>
+    </w:p>
+    <w:p>
+      <w:pPr>
+        <w:spacing w:after="0" w:line="240" w:lineRule="auto"/>
+        <w:rPr>
+          <w:noProof/>
+          <w:sz w:val="28"/>
+          <w:szCs w:val="28"/>
+        </w:rPr>
+      </w:pPr>
+    </w:p>
+    <w:p>
+      <w:pPr>
+        <w:spacing w:after="0" w:line="240" w:lineRule="auto"/>
+        <w:rPr>
           <w:noProof/>
           <w:sz w:val="28"/>
           <w:szCs w:val="28"/>
@@ -13921,9 +14907,9 @@
     </w:lvl>
   </w:abstractNum>
   <w:abstractNum w:abstractNumId="10" w15:restartNumberingAfterBreak="0">
-    <w:nsid w:val="5796578F"/>
+    <w:nsid w:val="55237A16"/>
     <w:multiLevelType w:val="multilevel"/>
-    <w:tmpl w:val="970C4484"/>
+    <w:tmpl w:val="CEA42798"/>
     <w:lvl w:ilvl="0">
       <w:start w:val="1"/>
       <w:numFmt w:val="bullet"/>
@@ -14070,9 +15056,9 @@
     </w:lvl>
   </w:abstractNum>
   <w:abstractNum w:abstractNumId="11" w15:restartNumberingAfterBreak="0">
-    <w:nsid w:val="57AC2ADD"/>
+    <w:nsid w:val="5796578F"/>
     <w:multiLevelType w:val="multilevel"/>
-    <w:tmpl w:val="1716FFEE"/>
+    <w:tmpl w:val="970C4484"/>
     <w:lvl w:ilvl="0">
       <w:start w:val="1"/>
       <w:numFmt w:val="bullet"/>
@@ -14219,9 +15205,9 @@
     </w:lvl>
   </w:abstractNum>
   <w:abstractNum w:abstractNumId="12" w15:restartNumberingAfterBreak="0">
-    <w:nsid w:val="69EF507F"/>
+    <w:nsid w:val="57AC2ADD"/>
     <w:multiLevelType w:val="multilevel"/>
-    <w:tmpl w:val="DFAC709E"/>
+    <w:tmpl w:val="1716FFEE"/>
     <w:lvl w:ilvl="0">
       <w:start w:val="1"/>
       <w:numFmt w:val="bullet"/>
@@ -14368,9 +15354,9 @@
     </w:lvl>
   </w:abstractNum>
   <w:abstractNum w:abstractNumId="13" w15:restartNumberingAfterBreak="0">
-    <w:nsid w:val="70007D95"/>
+    <w:nsid w:val="5A302146"/>
     <w:multiLevelType w:val="multilevel"/>
-    <w:tmpl w:val="385ED098"/>
+    <w:tmpl w:val="7A825692"/>
     <w:lvl w:ilvl="0">
       <w:start w:val="1"/>
       <w:numFmt w:val="bullet"/>
@@ -14517,9 +15503,9 @@
     </w:lvl>
   </w:abstractNum>
   <w:abstractNum w:abstractNumId="14" w15:restartNumberingAfterBreak="0">
-    <w:nsid w:val="7B47185F"/>
+    <w:nsid w:val="69EF507F"/>
     <w:multiLevelType w:val="multilevel"/>
-    <w:tmpl w:val="607606C4"/>
+    <w:tmpl w:val="DFAC709E"/>
     <w:lvl w:ilvl="0">
       <w:start w:val="1"/>
       <w:numFmt w:val="bullet"/>
@@ -14666,9 +15652,9 @@
     </w:lvl>
   </w:abstractNum>
   <w:abstractNum w:abstractNumId="15" w15:restartNumberingAfterBreak="0">
-    <w:nsid w:val="7B7A380E"/>
+    <w:nsid w:val="70007D95"/>
     <w:multiLevelType w:val="multilevel"/>
-    <w:tmpl w:val="66A43B4E"/>
+    <w:tmpl w:val="385ED098"/>
     <w:lvl w:ilvl="0">
       <w:start w:val="1"/>
       <w:numFmt w:val="bullet"/>
@@ -14814,14 +15800,461 @@
       </w:rPr>
     </w:lvl>
   </w:abstractNum>
+  <w:abstractNum w:abstractNumId="16" w15:restartNumberingAfterBreak="0">
+    <w:nsid w:val="7B47185F"/>
+    <w:multiLevelType w:val="multilevel"/>
+    <w:tmpl w:val="607606C4"/>
+    <w:lvl w:ilvl="0">
+      <w:start w:val="1"/>
+      <w:numFmt w:val="bullet"/>
+      <w:lvlText w:val=""/>
+      <w:lvlJc w:val="left"/>
+      <w:pPr>
+        <w:tabs>
+          <w:tab w:val="num" w:pos="720"/>
+        </w:tabs>
+        <w:ind w:left="720" w:hanging="360"/>
+      </w:pPr>
+      <w:rPr>
+        <w:rFonts w:ascii="Symbol" w:hAnsi="Symbol" w:hint="default"/>
+        <w:sz w:val="20"/>
+      </w:rPr>
+    </w:lvl>
+    <w:lvl w:ilvl="1" w:tentative="1">
+      <w:start w:val="1"/>
+      <w:numFmt w:val="bullet"/>
+      <w:lvlText w:val="o"/>
+      <w:lvlJc w:val="left"/>
+      <w:pPr>
+        <w:tabs>
+          <w:tab w:val="num" w:pos="1440"/>
+        </w:tabs>
+        <w:ind w:left="1440" w:hanging="360"/>
+      </w:pPr>
+      <w:rPr>
+        <w:rFonts w:ascii="Courier New" w:hAnsi="Courier New" w:hint="default"/>
+        <w:sz w:val="20"/>
+      </w:rPr>
+    </w:lvl>
+    <w:lvl w:ilvl="2" w:tentative="1">
+      <w:start w:val="1"/>
+      <w:numFmt w:val="bullet"/>
+      <w:lvlText w:val=""/>
+      <w:lvlJc w:val="left"/>
+      <w:pPr>
+        <w:tabs>
+          <w:tab w:val="num" w:pos="2160"/>
+        </w:tabs>
+        <w:ind w:left="2160" w:hanging="360"/>
+      </w:pPr>
+      <w:rPr>
+        <w:rFonts w:ascii="Wingdings" w:hAnsi="Wingdings" w:hint="default"/>
+        <w:sz w:val="20"/>
+      </w:rPr>
+    </w:lvl>
+    <w:lvl w:ilvl="3" w:tentative="1">
+      <w:start w:val="1"/>
+      <w:numFmt w:val="bullet"/>
+      <w:lvlText w:val=""/>
+      <w:lvlJc w:val="left"/>
+      <w:pPr>
+        <w:tabs>
+          <w:tab w:val="num" w:pos="2880"/>
+        </w:tabs>
+        <w:ind w:left="2880" w:hanging="360"/>
+      </w:pPr>
+      <w:rPr>
+        <w:rFonts w:ascii="Wingdings" w:hAnsi="Wingdings" w:hint="default"/>
+        <w:sz w:val="20"/>
+      </w:rPr>
+    </w:lvl>
+    <w:lvl w:ilvl="4" w:tentative="1">
+      <w:start w:val="1"/>
+      <w:numFmt w:val="bullet"/>
+      <w:lvlText w:val=""/>
+      <w:lvlJc w:val="left"/>
+      <w:pPr>
+        <w:tabs>
+          <w:tab w:val="num" w:pos="3600"/>
+        </w:tabs>
+        <w:ind w:left="3600" w:hanging="360"/>
+      </w:pPr>
+      <w:rPr>
+        <w:rFonts w:ascii="Wingdings" w:hAnsi="Wingdings" w:hint="default"/>
+        <w:sz w:val="20"/>
+      </w:rPr>
+    </w:lvl>
+    <w:lvl w:ilvl="5" w:tentative="1">
+      <w:start w:val="1"/>
+      <w:numFmt w:val="bullet"/>
+      <w:lvlText w:val=""/>
+      <w:lvlJc w:val="left"/>
+      <w:pPr>
+        <w:tabs>
+          <w:tab w:val="num" w:pos="4320"/>
+        </w:tabs>
+        <w:ind w:left="4320" w:hanging="360"/>
+      </w:pPr>
+      <w:rPr>
+        <w:rFonts w:ascii="Wingdings" w:hAnsi="Wingdings" w:hint="default"/>
+        <w:sz w:val="20"/>
+      </w:rPr>
+    </w:lvl>
+    <w:lvl w:ilvl="6" w:tentative="1">
+      <w:start w:val="1"/>
+      <w:numFmt w:val="bullet"/>
+      <w:lvlText w:val=""/>
+      <w:lvlJc w:val="left"/>
+      <w:pPr>
+        <w:tabs>
+          <w:tab w:val="num" w:pos="5040"/>
+        </w:tabs>
+        <w:ind w:left="5040" w:hanging="360"/>
+      </w:pPr>
+      <w:rPr>
+        <w:rFonts w:ascii="Wingdings" w:hAnsi="Wingdings" w:hint="default"/>
+        <w:sz w:val="20"/>
+      </w:rPr>
+    </w:lvl>
+    <w:lvl w:ilvl="7" w:tentative="1">
+      <w:start w:val="1"/>
+      <w:numFmt w:val="bullet"/>
+      <w:lvlText w:val=""/>
+      <w:lvlJc w:val="left"/>
+      <w:pPr>
+        <w:tabs>
+          <w:tab w:val="num" w:pos="5760"/>
+        </w:tabs>
+        <w:ind w:left="5760" w:hanging="360"/>
+      </w:pPr>
+      <w:rPr>
+        <w:rFonts w:ascii="Wingdings" w:hAnsi="Wingdings" w:hint="default"/>
+        <w:sz w:val="20"/>
+      </w:rPr>
+    </w:lvl>
+    <w:lvl w:ilvl="8" w:tentative="1">
+      <w:start w:val="1"/>
+      <w:numFmt w:val="bullet"/>
+      <w:lvlText w:val=""/>
+      <w:lvlJc w:val="left"/>
+      <w:pPr>
+        <w:tabs>
+          <w:tab w:val="num" w:pos="6480"/>
+        </w:tabs>
+        <w:ind w:left="6480" w:hanging="360"/>
+      </w:pPr>
+      <w:rPr>
+        <w:rFonts w:ascii="Wingdings" w:hAnsi="Wingdings" w:hint="default"/>
+        <w:sz w:val="20"/>
+      </w:rPr>
+    </w:lvl>
+  </w:abstractNum>
+  <w:abstractNum w:abstractNumId="17" w15:restartNumberingAfterBreak="0">
+    <w:nsid w:val="7B7A380E"/>
+    <w:multiLevelType w:val="multilevel"/>
+    <w:tmpl w:val="66A43B4E"/>
+    <w:lvl w:ilvl="0">
+      <w:start w:val="1"/>
+      <w:numFmt w:val="bullet"/>
+      <w:lvlText w:val=""/>
+      <w:lvlJc w:val="left"/>
+      <w:pPr>
+        <w:tabs>
+          <w:tab w:val="num" w:pos="720"/>
+        </w:tabs>
+        <w:ind w:left="720" w:hanging="360"/>
+      </w:pPr>
+      <w:rPr>
+        <w:rFonts w:ascii="Symbol" w:hAnsi="Symbol" w:hint="default"/>
+        <w:sz w:val="20"/>
+      </w:rPr>
+    </w:lvl>
+    <w:lvl w:ilvl="1" w:tentative="1">
+      <w:start w:val="1"/>
+      <w:numFmt w:val="bullet"/>
+      <w:lvlText w:val="o"/>
+      <w:lvlJc w:val="left"/>
+      <w:pPr>
+        <w:tabs>
+          <w:tab w:val="num" w:pos="1440"/>
+        </w:tabs>
+        <w:ind w:left="1440" w:hanging="360"/>
+      </w:pPr>
+      <w:rPr>
+        <w:rFonts w:ascii="Courier New" w:hAnsi="Courier New" w:hint="default"/>
+        <w:sz w:val="20"/>
+      </w:rPr>
+    </w:lvl>
+    <w:lvl w:ilvl="2" w:tentative="1">
+      <w:start w:val="1"/>
+      <w:numFmt w:val="bullet"/>
+      <w:lvlText w:val=""/>
+      <w:lvlJc w:val="left"/>
+      <w:pPr>
+        <w:tabs>
+          <w:tab w:val="num" w:pos="2160"/>
+        </w:tabs>
+        <w:ind w:left="2160" w:hanging="360"/>
+      </w:pPr>
+      <w:rPr>
+        <w:rFonts w:ascii="Wingdings" w:hAnsi="Wingdings" w:hint="default"/>
+        <w:sz w:val="20"/>
+      </w:rPr>
+    </w:lvl>
+    <w:lvl w:ilvl="3" w:tentative="1">
+      <w:start w:val="1"/>
+      <w:numFmt w:val="bullet"/>
+      <w:lvlText w:val=""/>
+      <w:lvlJc w:val="left"/>
+      <w:pPr>
+        <w:tabs>
+          <w:tab w:val="num" w:pos="2880"/>
+        </w:tabs>
+        <w:ind w:left="2880" w:hanging="360"/>
+      </w:pPr>
+      <w:rPr>
+        <w:rFonts w:ascii="Wingdings" w:hAnsi="Wingdings" w:hint="default"/>
+        <w:sz w:val="20"/>
+      </w:rPr>
+    </w:lvl>
+    <w:lvl w:ilvl="4" w:tentative="1">
+      <w:start w:val="1"/>
+      <w:numFmt w:val="bullet"/>
+      <w:lvlText w:val=""/>
+      <w:lvlJc w:val="left"/>
+      <w:pPr>
+        <w:tabs>
+          <w:tab w:val="num" w:pos="3600"/>
+        </w:tabs>
+        <w:ind w:left="3600" w:hanging="360"/>
+      </w:pPr>
+      <w:rPr>
+        <w:rFonts w:ascii="Wingdings" w:hAnsi="Wingdings" w:hint="default"/>
+        <w:sz w:val="20"/>
+      </w:rPr>
+    </w:lvl>
+    <w:lvl w:ilvl="5" w:tentative="1">
+      <w:start w:val="1"/>
+      <w:numFmt w:val="bullet"/>
+      <w:lvlText w:val=""/>
+      <w:lvlJc w:val="left"/>
+      <w:pPr>
+        <w:tabs>
+          <w:tab w:val="num" w:pos="4320"/>
+        </w:tabs>
+        <w:ind w:left="4320" w:hanging="360"/>
+      </w:pPr>
+      <w:rPr>
+        <w:rFonts w:ascii="Wingdings" w:hAnsi="Wingdings" w:hint="default"/>
+        <w:sz w:val="20"/>
+      </w:rPr>
+    </w:lvl>
+    <w:lvl w:ilvl="6" w:tentative="1">
+      <w:start w:val="1"/>
+      <w:numFmt w:val="bullet"/>
+      <w:lvlText w:val=""/>
+      <w:lvlJc w:val="left"/>
+      <w:pPr>
+        <w:tabs>
+          <w:tab w:val="num" w:pos="5040"/>
+        </w:tabs>
+        <w:ind w:left="5040" w:hanging="360"/>
+      </w:pPr>
+      <w:rPr>
+        <w:rFonts w:ascii="Wingdings" w:hAnsi="Wingdings" w:hint="default"/>
+        <w:sz w:val="20"/>
+      </w:rPr>
+    </w:lvl>
+    <w:lvl w:ilvl="7" w:tentative="1">
+      <w:start w:val="1"/>
+      <w:numFmt w:val="bullet"/>
+      <w:lvlText w:val=""/>
+      <w:lvlJc w:val="left"/>
+      <w:pPr>
+        <w:tabs>
+          <w:tab w:val="num" w:pos="5760"/>
+        </w:tabs>
+        <w:ind w:left="5760" w:hanging="360"/>
+      </w:pPr>
+      <w:rPr>
+        <w:rFonts w:ascii="Wingdings" w:hAnsi="Wingdings" w:hint="default"/>
+        <w:sz w:val="20"/>
+      </w:rPr>
+    </w:lvl>
+    <w:lvl w:ilvl="8" w:tentative="1">
+      <w:start w:val="1"/>
+      <w:numFmt w:val="bullet"/>
+      <w:lvlText w:val=""/>
+      <w:lvlJc w:val="left"/>
+      <w:pPr>
+        <w:tabs>
+          <w:tab w:val="num" w:pos="6480"/>
+        </w:tabs>
+        <w:ind w:left="6480" w:hanging="360"/>
+      </w:pPr>
+      <w:rPr>
+        <w:rFonts w:ascii="Wingdings" w:hAnsi="Wingdings" w:hint="default"/>
+        <w:sz w:val="20"/>
+      </w:rPr>
+    </w:lvl>
+  </w:abstractNum>
+  <w:abstractNum w:abstractNumId="18" w15:restartNumberingAfterBreak="0">
+    <w:nsid w:val="7EE97763"/>
+    <w:multiLevelType w:val="multilevel"/>
+    <w:tmpl w:val="B0D0A6B0"/>
+    <w:lvl w:ilvl="0">
+      <w:start w:val="1"/>
+      <w:numFmt w:val="bullet"/>
+      <w:lvlText w:val=""/>
+      <w:lvlJc w:val="left"/>
+      <w:pPr>
+        <w:tabs>
+          <w:tab w:val="num" w:pos="720"/>
+        </w:tabs>
+        <w:ind w:left="720" w:hanging="360"/>
+      </w:pPr>
+      <w:rPr>
+        <w:rFonts w:ascii="Symbol" w:hAnsi="Symbol" w:hint="default"/>
+        <w:sz w:val="20"/>
+      </w:rPr>
+    </w:lvl>
+    <w:lvl w:ilvl="1" w:tentative="1">
+      <w:start w:val="1"/>
+      <w:numFmt w:val="bullet"/>
+      <w:lvlText w:val="o"/>
+      <w:lvlJc w:val="left"/>
+      <w:pPr>
+        <w:tabs>
+          <w:tab w:val="num" w:pos="1440"/>
+        </w:tabs>
+        <w:ind w:left="1440" w:hanging="360"/>
+      </w:pPr>
+      <w:rPr>
+        <w:rFonts w:ascii="Courier New" w:hAnsi="Courier New" w:hint="default"/>
+        <w:sz w:val="20"/>
+      </w:rPr>
+    </w:lvl>
+    <w:lvl w:ilvl="2" w:tentative="1">
+      <w:start w:val="1"/>
+      <w:numFmt w:val="bullet"/>
+      <w:lvlText w:val=""/>
+      <w:lvlJc w:val="left"/>
+      <w:pPr>
+        <w:tabs>
+          <w:tab w:val="num" w:pos="2160"/>
+        </w:tabs>
+        <w:ind w:left="2160" w:hanging="360"/>
+      </w:pPr>
+      <w:rPr>
+        <w:rFonts w:ascii="Wingdings" w:hAnsi="Wingdings" w:hint="default"/>
+        <w:sz w:val="20"/>
+      </w:rPr>
+    </w:lvl>
+    <w:lvl w:ilvl="3" w:tentative="1">
+      <w:start w:val="1"/>
+      <w:numFmt w:val="bullet"/>
+      <w:lvlText w:val=""/>
+      <w:lvlJc w:val="left"/>
+      <w:pPr>
+        <w:tabs>
+          <w:tab w:val="num" w:pos="2880"/>
+        </w:tabs>
+        <w:ind w:left="2880" w:hanging="360"/>
+      </w:pPr>
+      <w:rPr>
+        <w:rFonts w:ascii="Wingdings" w:hAnsi="Wingdings" w:hint="default"/>
+        <w:sz w:val="20"/>
+      </w:rPr>
+    </w:lvl>
+    <w:lvl w:ilvl="4" w:tentative="1">
+      <w:start w:val="1"/>
+      <w:numFmt w:val="bullet"/>
+      <w:lvlText w:val=""/>
+      <w:lvlJc w:val="left"/>
+      <w:pPr>
+        <w:tabs>
+          <w:tab w:val="num" w:pos="3600"/>
+        </w:tabs>
+        <w:ind w:left="3600" w:hanging="360"/>
+      </w:pPr>
+      <w:rPr>
+        <w:rFonts w:ascii="Wingdings" w:hAnsi="Wingdings" w:hint="default"/>
+        <w:sz w:val="20"/>
+      </w:rPr>
+    </w:lvl>
+    <w:lvl w:ilvl="5" w:tentative="1">
+      <w:start w:val="1"/>
+      <w:numFmt w:val="bullet"/>
+      <w:lvlText w:val=""/>
+      <w:lvlJc w:val="left"/>
+      <w:pPr>
+        <w:tabs>
+          <w:tab w:val="num" w:pos="4320"/>
+        </w:tabs>
+        <w:ind w:left="4320" w:hanging="360"/>
+      </w:pPr>
+      <w:rPr>
+        <w:rFonts w:ascii="Wingdings" w:hAnsi="Wingdings" w:hint="default"/>
+        <w:sz w:val="20"/>
+      </w:rPr>
+    </w:lvl>
+    <w:lvl w:ilvl="6" w:tentative="1">
+      <w:start w:val="1"/>
+      <w:numFmt w:val="bullet"/>
+      <w:lvlText w:val=""/>
+      <w:lvlJc w:val="left"/>
+      <w:pPr>
+        <w:tabs>
+          <w:tab w:val="num" w:pos="5040"/>
+        </w:tabs>
+        <w:ind w:left="5040" w:hanging="360"/>
+      </w:pPr>
+      <w:rPr>
+        <w:rFonts w:ascii="Wingdings" w:hAnsi="Wingdings" w:hint="default"/>
+        <w:sz w:val="20"/>
+      </w:rPr>
+    </w:lvl>
+    <w:lvl w:ilvl="7" w:tentative="1">
+      <w:start w:val="1"/>
+      <w:numFmt w:val="bullet"/>
+      <w:lvlText w:val=""/>
+      <w:lvlJc w:val="left"/>
+      <w:pPr>
+        <w:tabs>
+          <w:tab w:val="num" w:pos="5760"/>
+        </w:tabs>
+        <w:ind w:left="5760" w:hanging="360"/>
+      </w:pPr>
+      <w:rPr>
+        <w:rFonts w:ascii="Wingdings" w:hAnsi="Wingdings" w:hint="default"/>
+        <w:sz w:val="20"/>
+      </w:rPr>
+    </w:lvl>
+    <w:lvl w:ilvl="8" w:tentative="1">
+      <w:start w:val="1"/>
+      <w:numFmt w:val="bullet"/>
+      <w:lvlText w:val=""/>
+      <w:lvlJc w:val="left"/>
+      <w:pPr>
+        <w:tabs>
+          <w:tab w:val="num" w:pos="6480"/>
+        </w:tabs>
+        <w:ind w:left="6480" w:hanging="360"/>
+      </w:pPr>
+      <w:rPr>
+        <w:rFonts w:ascii="Wingdings" w:hAnsi="Wingdings" w:hint="default"/>
+        <w:sz w:val="20"/>
+      </w:rPr>
+    </w:lvl>
+  </w:abstractNum>
   <w:num w:numId="1" w16cid:durableId="280691300">
     <w:abstractNumId w:val="6"/>
   </w:num>
   <w:num w:numId="2" w16cid:durableId="172646460">
-    <w:abstractNumId w:val="13"/>
+    <w:abstractNumId w:val="15"/>
   </w:num>
   <w:num w:numId="3" w16cid:durableId="33846187">
-    <w:abstractNumId w:val="11"/>
+    <w:abstractNumId w:val="12"/>
   </w:num>
   <w:num w:numId="4" w16cid:durableId="512036652">
     <w:abstractNumId w:val="0"/>
@@ -14830,7 +16263,7 @@
     <w:abstractNumId w:val="7"/>
   </w:num>
   <w:num w:numId="6" w16cid:durableId="21175598">
-    <w:abstractNumId w:val="10"/>
+    <w:abstractNumId w:val="11"/>
   </w:num>
   <w:num w:numId="7" w16cid:durableId="507451992">
     <w:abstractNumId w:val="5"/>
@@ -14839,7 +16272,7 @@
     <w:abstractNumId w:val="9"/>
   </w:num>
   <w:num w:numId="9" w16cid:durableId="2052532868">
-    <w:abstractNumId w:val="12"/>
+    <w:abstractNumId w:val="14"/>
   </w:num>
   <w:num w:numId="10" w16cid:durableId="632712616">
     <w:abstractNumId w:val="4"/>
@@ -14851,16 +16284,25 @@
     <w:abstractNumId w:val="8"/>
   </w:num>
   <w:num w:numId="13" w16cid:durableId="1724478748">
-    <w:abstractNumId w:val="14"/>
+    <w:abstractNumId w:val="16"/>
   </w:num>
   <w:num w:numId="14" w16cid:durableId="220411815">
     <w:abstractNumId w:val="2"/>
   </w:num>
   <w:num w:numId="15" w16cid:durableId="1304039725">
-    <w:abstractNumId w:val="15"/>
+    <w:abstractNumId w:val="17"/>
   </w:num>
   <w:num w:numId="16" w16cid:durableId="1646934699">
     <w:abstractNumId w:val="3"/>
+  </w:num>
+  <w:num w:numId="17" w16cid:durableId="620844904">
+    <w:abstractNumId w:val="10"/>
+  </w:num>
+  <w:num w:numId="18" w16cid:durableId="241456839">
+    <w:abstractNumId w:val="18"/>
+  </w:num>
+  <w:num w:numId="19" w16cid:durableId="1055858826">
+    <w:abstractNumId w:val="13"/>
   </w:num>
 </w:numbering>
 </file>
